--- a/Progettazione Database Porto.docx
+++ b/Progettazione Database Porto.docx
@@ -145,7 +145,7 @@
           <w:sz w:val="28"/>
           <w:szCs w:val="28"/>
         </w:rPr>
-        <w:t xml:space="preserve"> le coordinate (definite da latitudine e longitudine), la</w:t>
+        <w:t xml:space="preserve"> le coordinate (definite da latitudine e longitudine),</w:t>
       </w:r>
       <w:r>
         <w:rPr>
@@ -153,6 +153,22 @@
           <w:sz w:val="28"/>
           <w:szCs w:val="28"/>
         </w:rPr>
+        <w:t xml:space="preserve"> la direzione in cui sta viaggiando,</w:t>
+      </w:r>
+      <w:r>
+        <w:rPr>
+          <w:rFonts w:asciiTheme="minorHAnsi" w:eastAsia="Georgia" w:hAnsiTheme="minorHAnsi" w:cs="Georgia"/>
+          <w:sz w:val="28"/>
+          <w:szCs w:val="28"/>
+        </w:rPr>
+        <w:t xml:space="preserve"> la</w:t>
+      </w:r>
+      <w:r>
+        <w:rPr>
+          <w:rFonts w:asciiTheme="minorHAnsi" w:eastAsia="Georgia" w:hAnsiTheme="minorHAnsi" w:cs="Georgia"/>
+          <w:sz w:val="28"/>
+          <w:szCs w:val="28"/>
+        </w:rPr>
         <w:t xml:space="preserve"> nazionalità di registrazione e compagnia navale. </w:t>
       </w:r>
     </w:p>
@@ -279,6 +295,7 @@
           <w:sz w:val="28"/>
           <w:szCs w:val="28"/>
         </w:rPr>
+        <w:lastRenderedPageBreak/>
         <w:t>Delle navi da crociera si tiene invece traccia della capienza massima di passeggeri.</w:t>
       </w:r>
     </w:p>
@@ -297,7 +314,6 @@
           <w:sz w:val="28"/>
           <w:szCs w:val="28"/>
         </w:rPr>
-        <w:lastRenderedPageBreak/>
         <w:t>Ogni crociera può seguire un solo itinerario prestabilito, i quali riportano ID univoco per essere identificati, data di inizio e fine viaggio, tutte le tappe previste, il nome dell’itinerario ed il suo prezzo per singolo biglietto. Ogni itinerario è supervisionato da 6 guide.</w:t>
       </w:r>
     </w:p>
@@ -521,7 +537,16 @@
           <w:sz w:val="28"/>
           <w:szCs w:val="28"/>
         </w:rPr>
-        <w:t>Il gestore navi cargo deve essere in grado di aggiungere, modificare, eliminare, e visualizzare le navi cargo che gestisce, aggiungere, modificare, eliminare, e visualizzare i container sulle navi che gestire, aggiungere, modificare, eliminare, e visualizzare le merci all’interno dei container sulle navi che gestisce.</w:t>
+        <w:t xml:space="preserve">Il gestore navi cargo deve essere in grado di aggiungere, modificare, eliminare, e visualizzare le navi cargo che gestisce, aggiungere, modificare, eliminare, e visualizzare i container sulle navi che </w:t>
+      </w:r>
+      <w:r>
+        <w:rPr>
+          <w:rFonts w:asciiTheme="minorHAnsi" w:eastAsia="Georgia" w:hAnsiTheme="minorHAnsi" w:cs="Georgia"/>
+          <w:sz w:val="28"/>
+          <w:szCs w:val="28"/>
+        </w:rPr>
+        <w:lastRenderedPageBreak/>
+        <w:t>gestire, aggiungere, modificare, eliminare, e visualizzare le merci all’interno dei container sulle navi che gestisce.</w:t>
       </w:r>
     </w:p>
     <w:p>
@@ -544,7 +569,6 @@
           <w:sz w:val="28"/>
           <w:szCs w:val="28"/>
         </w:rPr>
-        <w:lastRenderedPageBreak/>
         <w:t>Il gestore navi da crociera deve essere in grado di aggiungere, modificare, eliminare, e visualizzare le navi da crociera che gestisce, aggiungere, modificare, eliminare gli itinerari che gestisce e visualizzare gli itinerari gestiti anche da altri gestor</w:t>
       </w:r>
       <w:r>
@@ -699,16 +723,15 @@
       <w:r>
         <w:rPr>
           <w:rFonts w:ascii="Georgia" w:hAnsi="Georgia"/>
-          <w:noProof/>
           <w:sz w:val="28"/>
           <w:szCs w:val="28"/>
         </w:rPr>
         <w:lastRenderedPageBreak/>
         <w:drawing>
-          <wp:inline distT="0" distB="0" distL="0" distR="0" wp14:anchorId="4026C19B" wp14:editId="2B36E362">
-            <wp:extent cx="5731510" cy="4515485"/>
-            <wp:effectExtent l="0" t="0" r="2540" b="0"/>
-            <wp:docPr id="47151032" name="Picture 1"/>
+          <wp:inline distT="0" distB="0" distL="0" distR="0" wp14:anchorId="7AACE75C" wp14:editId="0FA1FB77">
+            <wp:extent cx="5731510" cy="4170680"/>
+            <wp:effectExtent l="0" t="0" r="2540" b="1270"/>
+            <wp:docPr id="1827298773" name="Picture 1"/>
             <wp:cNvGraphicFramePr>
               <a:graphicFrameLocks xmlns:a="http://schemas.openxmlformats.org/drawingml/2006/main" noChangeAspect="1"/>
             </wp:cNvGraphicFramePr>
@@ -716,7 +739,7 @@
               <a:graphicData uri="http://schemas.openxmlformats.org/drawingml/2006/picture">
                 <pic:pic xmlns:pic="http://schemas.openxmlformats.org/drawingml/2006/picture">
                   <pic:nvPicPr>
-                    <pic:cNvPr id="47151032" name=""/>
+                    <pic:cNvPr id="1827298773" name=""/>
                     <pic:cNvPicPr/>
                   </pic:nvPicPr>
                   <pic:blipFill>
@@ -728,7 +751,7 @@
                   <pic:spPr>
                     <a:xfrm>
                       <a:off x="0" y="0"/>
-                      <a:ext cx="5731510" cy="4515485"/>
+                      <a:ext cx="5731510" cy="4170680"/>
                     </a:xfrm>
                     <a:prstGeom prst="rect">
                       <a:avLst/>
@@ -4500,15 +4523,14 @@
       </w:pPr>
       <w:r>
         <w:rPr>
-          <w:noProof/>
           <w:sz w:val="28"/>
           <w:szCs w:val="28"/>
         </w:rPr>
         <w:drawing>
-          <wp:inline distT="0" distB="0" distL="0" distR="0" wp14:anchorId="524E5266" wp14:editId="0279F1D4">
-            <wp:extent cx="5731510" cy="3401060"/>
-            <wp:effectExtent l="0" t="0" r="2540" b="8890"/>
-            <wp:docPr id="1429103920" name="Picture 1"/>
+          <wp:inline distT="0" distB="0" distL="0" distR="0" wp14:anchorId="203B904B" wp14:editId="4A0BDC26">
+            <wp:extent cx="5731510" cy="3331845"/>
+            <wp:effectExtent l="0" t="0" r="2540" b="1905"/>
+            <wp:docPr id="551404055" name="Picture 1"/>
             <wp:cNvGraphicFramePr>
               <a:graphicFrameLocks xmlns:a="http://schemas.openxmlformats.org/drawingml/2006/main" noChangeAspect="1"/>
             </wp:cNvGraphicFramePr>
@@ -4516,7 +4538,7 @@
               <a:graphicData uri="http://schemas.openxmlformats.org/drawingml/2006/picture">
                 <pic:pic xmlns:pic="http://schemas.openxmlformats.org/drawingml/2006/picture">
                   <pic:nvPicPr>
-                    <pic:cNvPr id="1429103920" name=""/>
+                    <pic:cNvPr id="551404055" name=""/>
                     <pic:cNvPicPr/>
                   </pic:nvPicPr>
                   <pic:blipFill>
@@ -4528,7 +4550,7 @@
                   <pic:spPr>
                     <a:xfrm>
                       <a:off x="0" y="0"/>
-                      <a:ext cx="5731510" cy="3401060"/>
+                      <a:ext cx="5731510" cy="3331845"/>
                     </a:xfrm>
                     <a:prstGeom prst="rect">
                       <a:avLst/>
@@ -4678,7 +4700,21 @@
           <w:sz w:val="28"/>
           <w:szCs w:val="28"/>
         </w:rPr>
-        <w:t xml:space="preserve"> altezza, lunghezza, larghezza, peso_massimo, capacita, peso_occupato, volume_occupato, capienza, tipo, numero_banchina: BANCHINA(numero), settore_banchina: BANCHINA(settore), ID_itinerario: ITINERARIO)</w:t>
+        <w:t xml:space="preserve"> </w:t>
+      </w:r>
+      <w:r>
+        <w:rPr>
+          <w:sz w:val="28"/>
+          <w:szCs w:val="28"/>
+        </w:rPr>
+        <w:t xml:space="preserve">direzione, </w:t>
+      </w:r>
+      <w:r>
+        <w:rPr>
+          <w:sz w:val="28"/>
+          <w:szCs w:val="28"/>
+        </w:rPr>
+        <w:t>altezza, lunghezza, larghezza, peso_massimo, capacita, peso_occupato, volume_occupato, capienza, tipo, numero_banchina: BANCHINA(numero), settore_banchina: BANCHINA(settore), ID_itinerario: ITINERARIO)</w:t>
       </w:r>
     </w:p>
     <w:p>
@@ -8004,7 +8040,27 @@
                 <w:szCs w:val="28"/>
                 <w:lang w:val="en-GB"/>
               </w:rPr>
-              <w:t xml:space="preserve"> ON D</w:t>
+              <w:t xml:space="preserve"> </w:t>
+            </w:r>
+          </w:p>
+          <w:p>
+            <w:pPr>
+              <w:tabs>
+                <w:tab w:val="left" w:pos="3934"/>
+              </w:tabs>
+              <w:rPr>
+                <w:sz w:val="28"/>
+                <w:szCs w:val="28"/>
+                <w:lang w:val="en-GB"/>
+              </w:rPr>
+            </w:pPr>
+            <w:r>
+              <w:rPr>
+                <w:sz w:val="28"/>
+                <w:szCs w:val="28"/>
+                <w:lang w:val="en-GB"/>
+              </w:rPr>
+              <w:t>ON D</w:t>
             </w:r>
             <w:r>
               <w:rPr>
@@ -8701,6 +8757,7 @@
                 <w:sz w:val="28"/>
                 <w:szCs w:val="28"/>
               </w:rPr>
+              <w:lastRenderedPageBreak/>
               <w:t>Nome attributo</w:t>
             </w:r>
           </w:p>
@@ -8801,7 +8858,6 @@
                 <w:sz w:val="28"/>
                 <w:szCs w:val="28"/>
               </w:rPr>
-              <w:lastRenderedPageBreak/>
               <w:t>Codice_fiscale</w:t>
             </w:r>
           </w:p>
@@ -10431,6 +10487,7 @@
           <w:sz w:val="28"/>
           <w:szCs w:val="28"/>
         </w:rPr>
+        <w:lastRenderedPageBreak/>
         <w:t>Nave</w:t>
       </w:r>
     </w:p>
@@ -10469,7 +10526,6 @@
                 <w:sz w:val="28"/>
                 <w:szCs w:val="28"/>
               </w:rPr>
-              <w:lastRenderedPageBreak/>
               <w:t>Nome attributo</w:t>
             </w:r>
           </w:p>
@@ -10639,7 +10695,21 @@
                 <w:sz w:val="28"/>
                 <w:szCs w:val="28"/>
               </w:rPr>
-              <w:t>Deve essere costituita da 7 cifre. REGEXP: ^[0-9]{7}$</w:t>
+              <w:t>Deve essere costituit</w:t>
+            </w:r>
+            <w:r>
+              <w:rPr>
+                <w:sz w:val="28"/>
+                <w:szCs w:val="28"/>
+              </w:rPr>
+              <w:t>o</w:t>
+            </w:r>
+            <w:r>
+              <w:rPr>
+                <w:sz w:val="28"/>
+                <w:szCs w:val="28"/>
+              </w:rPr>
+              <w:t xml:space="preserve"> da 7 cifre. REGEXP: ^[0-9]{7}$</w:t>
             </w:r>
           </w:p>
         </w:tc>
@@ -10989,6 +11059,31 @@
               </w:rPr>
               <w:t>NOT NULL</w:t>
             </w:r>
+            <w:r>
+              <w:rPr>
+                <w:sz w:val="28"/>
+                <w:szCs w:val="28"/>
+              </w:rPr>
+              <w:t xml:space="preserve"> </w:t>
+            </w:r>
+          </w:p>
+          <w:p>
+            <w:pPr>
+              <w:tabs>
+                <w:tab w:val="left" w:pos="3934"/>
+              </w:tabs>
+              <w:rPr>
+                <w:sz w:val="28"/>
+                <w:szCs w:val="28"/>
+              </w:rPr>
+            </w:pPr>
+            <w:r>
+              <w:rPr>
+                <w:sz w:val="28"/>
+                <w:szCs w:val="28"/>
+              </w:rPr>
+              <w:t>DEFAULT 0</w:t>
+            </w:r>
           </w:p>
           <w:p>
             <w:pPr>
@@ -11110,6 +11205,24 @@
                 <w:sz w:val="28"/>
                 <w:szCs w:val="28"/>
               </w:rPr>
+              <w:t>DEFAULT 0</w:t>
+            </w:r>
+          </w:p>
+          <w:p>
+            <w:pPr>
+              <w:tabs>
+                <w:tab w:val="left" w:pos="3934"/>
+              </w:tabs>
+              <w:rPr>
+                <w:sz w:val="28"/>
+                <w:szCs w:val="28"/>
+              </w:rPr>
+            </w:pPr>
+            <w:r>
+              <w:rPr>
+                <w:sz w:val="28"/>
+                <w:szCs w:val="28"/>
+              </w:rPr>
               <w:t>Compresa tra -180 e 180</w:t>
             </w:r>
           </w:p>
@@ -11135,6 +11248,129 @@
                 <w:sz w:val="28"/>
                 <w:szCs w:val="28"/>
               </w:rPr>
+              <w:t>Direzione</w:t>
+            </w:r>
+          </w:p>
+        </w:tc>
+        <w:tc>
+          <w:tcPr>
+            <w:tcW w:w="2066" w:type="dxa"/>
+          </w:tcPr>
+          <w:p>
+            <w:pPr>
+              <w:tabs>
+                <w:tab w:val="left" w:pos="3934"/>
+              </w:tabs>
+              <w:rPr>
+                <w:sz w:val="28"/>
+                <w:szCs w:val="28"/>
+              </w:rPr>
+            </w:pPr>
+            <w:r>
+              <w:rPr>
+                <w:sz w:val="28"/>
+                <w:szCs w:val="28"/>
+              </w:rPr>
+              <w:t>DOUBLE</w:t>
+            </w:r>
+          </w:p>
+        </w:tc>
+        <w:tc>
+          <w:tcPr>
+            <w:tcW w:w="2694" w:type="dxa"/>
+          </w:tcPr>
+          <w:p>
+            <w:pPr>
+              <w:tabs>
+                <w:tab w:val="left" w:pos="3934"/>
+              </w:tabs>
+              <w:rPr>
+                <w:sz w:val="28"/>
+                <w:szCs w:val="28"/>
+              </w:rPr>
+            </w:pPr>
+          </w:p>
+        </w:tc>
+        <w:tc>
+          <w:tcPr>
+            <w:tcW w:w="2835" w:type="dxa"/>
+          </w:tcPr>
+          <w:p>
+            <w:pPr>
+              <w:tabs>
+                <w:tab w:val="left" w:pos="3934"/>
+              </w:tabs>
+              <w:rPr>
+                <w:sz w:val="28"/>
+                <w:szCs w:val="28"/>
+              </w:rPr>
+            </w:pPr>
+            <w:r>
+              <w:rPr>
+                <w:sz w:val="28"/>
+                <w:szCs w:val="28"/>
+              </w:rPr>
+              <w:t>NOT NULL</w:t>
+            </w:r>
+          </w:p>
+          <w:p>
+            <w:pPr>
+              <w:tabs>
+                <w:tab w:val="left" w:pos="3934"/>
+              </w:tabs>
+              <w:rPr>
+                <w:sz w:val="28"/>
+                <w:szCs w:val="28"/>
+              </w:rPr>
+            </w:pPr>
+            <w:r>
+              <w:rPr>
+                <w:sz w:val="28"/>
+                <w:szCs w:val="28"/>
+              </w:rPr>
+              <w:t>DEFAULT 0</w:t>
+            </w:r>
+          </w:p>
+          <w:p>
+            <w:pPr>
+              <w:tabs>
+                <w:tab w:val="left" w:pos="3934"/>
+              </w:tabs>
+              <w:rPr>
+                <w:sz w:val="28"/>
+                <w:szCs w:val="28"/>
+              </w:rPr>
+            </w:pPr>
+            <w:r>
+              <w:rPr>
+                <w:sz w:val="28"/>
+                <w:szCs w:val="28"/>
+              </w:rPr>
+              <w:t>Compresa tra 0 e 360</w:t>
+            </w:r>
+          </w:p>
+        </w:tc>
+      </w:tr>
+      <w:tr>
+        <w:tc>
+          <w:tcPr>
+            <w:tcW w:w="2465" w:type="dxa"/>
+          </w:tcPr>
+          <w:p>
+            <w:pPr>
+              <w:tabs>
+                <w:tab w:val="left" w:pos="3934"/>
+              </w:tabs>
+              <w:rPr>
+                <w:sz w:val="28"/>
+                <w:szCs w:val="28"/>
+              </w:rPr>
+            </w:pPr>
+            <w:r>
+              <w:rPr>
+                <w:sz w:val="28"/>
+                <w:szCs w:val="28"/>
+              </w:rPr>
               <w:t>Altezza</w:t>
             </w:r>
           </w:p>
@@ -12008,7 +12244,15 @@
                 <w:sz w:val="28"/>
                 <w:szCs w:val="28"/>
               </w:rPr>
-              <w:t>Esterna (composta) (riferimento a Numero di Banchina)</w:t>
+              <w:t xml:space="preserve">Esterna (composta) (riferimento a </w:t>
+            </w:r>
+            <w:r>
+              <w:rPr>
+                <w:sz w:val="28"/>
+                <w:szCs w:val="28"/>
+              </w:rPr>
+              <w:lastRenderedPageBreak/>
+              <w:t>Numero di Banchina)</w:t>
             </w:r>
           </w:p>
         </w:tc>
@@ -12033,6 +12277,7 @@
                 <w:szCs w:val="28"/>
                 <w:lang w:val="en-GB"/>
               </w:rPr>
+              <w:lastRenderedPageBreak/>
               <w:t>ON UPDATE CASCADE</w:t>
             </w:r>
           </w:p>
@@ -12053,7 +12298,16 @@
                 <w:szCs w:val="28"/>
                 <w:lang w:val="en-GB"/>
               </w:rPr>
-              <w:t>ON DELETE SET NULL</w:t>
+              <w:lastRenderedPageBreak/>
+              <w:t xml:space="preserve">ON DELETE </w:t>
+            </w:r>
+            <w:r>
+              <w:rPr>
+                <w:sz w:val="28"/>
+                <w:szCs w:val="28"/>
+                <w:lang w:val="en-GB"/>
+              </w:rPr>
+              <w:t>RESTRICT</w:t>
             </w:r>
           </w:p>
         </w:tc>
@@ -12078,6 +12332,7 @@
                 <w:sz w:val="28"/>
                 <w:szCs w:val="28"/>
               </w:rPr>
+              <w:lastRenderedPageBreak/>
               <w:t>Settore_banchina</w:t>
             </w:r>
           </w:p>
@@ -12169,7 +12424,15 @@
                 <w:szCs w:val="28"/>
                 <w:lang w:val="en-GB"/>
               </w:rPr>
-              <w:t>ON DELETE SET NULL</w:t>
+              <w:t xml:space="preserve">ON DELETE </w:t>
+            </w:r>
+            <w:r>
+              <w:rPr>
+                <w:sz w:val="28"/>
+                <w:szCs w:val="28"/>
+                <w:lang w:val="en-GB"/>
+              </w:rPr>
+              <w:t>RESTRICT</w:t>
             </w:r>
           </w:p>
         </w:tc>
@@ -12194,7 +12457,6 @@
                 <w:sz w:val="28"/>
                 <w:szCs w:val="28"/>
               </w:rPr>
-              <w:lastRenderedPageBreak/>
               <w:t>ID_itinerario</w:t>
             </w:r>
           </w:p>
@@ -12265,6 +12527,42 @@
                 <w:szCs w:val="28"/>
               </w:rPr>
               <w:t>NULL se Tipo=’Cargo’</w:t>
+            </w:r>
+          </w:p>
+          <w:p>
+            <w:pPr>
+              <w:tabs>
+                <w:tab w:val="left" w:pos="3934"/>
+              </w:tabs>
+              <w:rPr>
+                <w:sz w:val="28"/>
+                <w:szCs w:val="28"/>
+              </w:rPr>
+            </w:pPr>
+            <w:r>
+              <w:rPr>
+                <w:sz w:val="28"/>
+                <w:szCs w:val="28"/>
+              </w:rPr>
+              <w:t>ON UPDATE CASCADE</w:t>
+            </w:r>
+          </w:p>
+          <w:p>
+            <w:pPr>
+              <w:tabs>
+                <w:tab w:val="left" w:pos="3934"/>
+              </w:tabs>
+              <w:rPr>
+                <w:sz w:val="28"/>
+                <w:szCs w:val="28"/>
+              </w:rPr>
+            </w:pPr>
+            <w:r>
+              <w:rPr>
+                <w:sz w:val="28"/>
+                <w:szCs w:val="28"/>
+              </w:rPr>
+              <w:t>ON DELETE SET NULL</w:t>
             </w:r>
           </w:p>
         </w:tc>
@@ -13177,6 +13475,7 @@
                 <w:sz w:val="28"/>
                 <w:szCs w:val="28"/>
               </w:rPr>
+              <w:lastRenderedPageBreak/>
               <w:t>Servizio_guida</w:t>
             </w:r>
           </w:p>
@@ -13483,6 +13782,31 @@
                 <w:szCs w:val="28"/>
               </w:rPr>
             </w:pPr>
+            <w:r>
+              <w:rPr>
+                <w:sz w:val="28"/>
+                <w:szCs w:val="28"/>
+              </w:rPr>
+              <w:t>ON UPDATE CASCADE</w:t>
+            </w:r>
+          </w:p>
+          <w:p>
+            <w:pPr>
+              <w:tabs>
+                <w:tab w:val="left" w:pos="3934"/>
+              </w:tabs>
+              <w:rPr>
+                <w:sz w:val="28"/>
+                <w:szCs w:val="28"/>
+              </w:rPr>
+            </w:pPr>
+            <w:r>
+              <w:rPr>
+                <w:sz w:val="28"/>
+                <w:szCs w:val="28"/>
+              </w:rPr>
+              <w:t>ON DELETE CASCADE</w:t>
+            </w:r>
           </w:p>
         </w:tc>
       </w:tr>
@@ -13600,7 +13924,6 @@
                 <w:sz w:val="28"/>
                 <w:szCs w:val="28"/>
               </w:rPr>
-              <w:lastRenderedPageBreak/>
               <w:t>Classe</w:t>
             </w:r>
           </w:p>
@@ -14198,7 +14521,15 @@
                 <w:szCs w:val="28"/>
                 <w:lang w:val="en-GB"/>
               </w:rPr>
-              <w:t>ON DELETE CASCADE</w:t>
+              <w:t xml:space="preserve">ON DELETE </w:t>
+            </w:r>
+            <w:r>
+              <w:rPr>
+                <w:sz w:val="28"/>
+                <w:szCs w:val="28"/>
+                <w:lang w:val="en-GB"/>
+              </w:rPr>
+              <w:t>RESTRICT</w:t>
             </w:r>
           </w:p>
         </w:tc>
@@ -14334,7 +14665,15 @@
                 <w:szCs w:val="28"/>
                 <w:lang w:val="en-GB"/>
               </w:rPr>
-              <w:t>ON DELETE CASCADE</w:t>
+              <w:t xml:space="preserve">ON DELETE </w:t>
+            </w:r>
+            <w:r>
+              <w:rPr>
+                <w:sz w:val="28"/>
+                <w:szCs w:val="28"/>
+                <w:lang w:val="en-GB"/>
+              </w:rPr>
+              <w:t>RESTRICT</w:t>
             </w:r>
           </w:p>
         </w:tc>
@@ -14496,6 +14835,7 @@
                 <w:sz w:val="28"/>
                 <w:szCs w:val="28"/>
               </w:rPr>
+              <w:lastRenderedPageBreak/>
               <w:t>ID_itinerario</w:t>
             </w:r>
           </w:p>
@@ -14751,7 +15091,6 @@
           <w:sz w:val="28"/>
           <w:szCs w:val="28"/>
         </w:rPr>
-        <w:lastRenderedPageBreak/>
         <w:t xml:space="preserve">Di seguito si riportano tutti i vincoli </w:t>
       </w:r>
       <w:r>

--- a/Progettazione Database Porto.docx
+++ b/Progettazione Database Porto.docx
@@ -723,6 +723,7 @@
       <w:r>
         <w:rPr>
           <w:rFonts w:ascii="Georgia" w:hAnsi="Georgia"/>
+          <w:noProof/>
           <w:sz w:val="28"/>
           <w:szCs w:val="28"/>
         </w:rPr>
@@ -1524,7 +1525,6 @@
           <w:lang w:val="en-GB"/>
         </w:rPr>
       </w:pPr>
-      <w:proofErr w:type="gramStart"/>
       <w:r>
         <w:rPr>
           <w:sz w:val="28"/>
@@ -1533,7 +1533,6 @@
         </w:rPr>
         <w:t>CHECK(</w:t>
       </w:r>
-      <w:proofErr w:type="gramEnd"/>
       <w:r>
         <w:rPr>
           <w:sz w:val="28"/>
@@ -1548,51 +1547,48 @@
           <w:szCs w:val="28"/>
           <w:lang w:val="en-GB"/>
         </w:rPr>
-        <w:t>Tipo=’</w:t>
-      </w:r>
-      <w:proofErr w:type="spellStart"/>
+        <w:t>Tipo=’Crociera’</w:t>
+      </w:r>
       <w:r>
         <w:rPr>
           <w:sz w:val="28"/>
           <w:szCs w:val="28"/>
           <w:lang w:val="en-GB"/>
         </w:rPr>
-        <w:t>Crociera</w:t>
-      </w:r>
-      <w:proofErr w:type="spellEnd"/>
+        <w:t xml:space="preserve"> and Capienza is not null) or (</w:t>
+      </w:r>
       <w:r>
         <w:rPr>
           <w:sz w:val="28"/>
           <w:szCs w:val="28"/>
           <w:lang w:val="en-GB"/>
         </w:rPr>
-        <w:t>’</w:t>
-      </w:r>
-      <w:r>
+        <w:t>Tipo=’Cargo’ and Capienza is null))</w:t>
+      </w:r>
+    </w:p>
+    <w:p>
+      <w:pPr>
         <w:rPr>
           <w:sz w:val="28"/>
           <w:szCs w:val="28"/>
           <w:lang w:val="en-GB"/>
         </w:rPr>
-        <w:t xml:space="preserve"> and </w:t>
-      </w:r>
-      <w:proofErr w:type="spellStart"/>
+      </w:pPr>
       <w:r>
         <w:rPr>
           <w:sz w:val="28"/>
           <w:szCs w:val="28"/>
           <w:lang w:val="en-GB"/>
         </w:rPr>
-        <w:t>Capienza</w:t>
-      </w:r>
-      <w:proofErr w:type="spellEnd"/>
+        <w:t>CHECK</w:t>
+      </w:r>
       <w:r>
         <w:rPr>
           <w:sz w:val="28"/>
           <w:szCs w:val="28"/>
           <w:lang w:val="en-GB"/>
         </w:rPr>
-        <w:t xml:space="preserve"> is not null) or (</w:t>
+        <w:t>((Tipo=’Cargo’ and Peso_massimo is not nu</w:t>
       </w:r>
       <w:r>
         <w:rPr>
@@ -1600,158 +1596,15 @@
           <w:szCs w:val="28"/>
           <w:lang w:val="en-GB"/>
         </w:rPr>
-        <w:t xml:space="preserve">Tipo=’Cargo’ and </w:t>
-      </w:r>
-      <w:proofErr w:type="spellStart"/>
+        <w:t xml:space="preserve">ll and Capacita is not null) or (Tipo=’Crociera’ and </w:t>
+      </w:r>
       <w:r>
         <w:rPr>
           <w:sz w:val="28"/>
           <w:szCs w:val="28"/>
           <w:lang w:val="en-GB"/>
         </w:rPr>
-        <w:t>Capienza</w:t>
-      </w:r>
-      <w:proofErr w:type="spellEnd"/>
-      <w:r>
-        <w:rPr>
-          <w:sz w:val="28"/>
-          <w:szCs w:val="28"/>
-          <w:lang w:val="en-GB"/>
-        </w:rPr>
-        <w:t xml:space="preserve"> is null))</w:t>
-      </w:r>
-    </w:p>
-    <w:p>
-      <w:pPr>
-        <w:rPr>
-          <w:sz w:val="28"/>
-          <w:szCs w:val="28"/>
-          <w:lang w:val="en-GB"/>
-        </w:rPr>
-      </w:pPr>
-      <w:proofErr w:type="gramStart"/>
-      <w:r>
-        <w:rPr>
-          <w:sz w:val="28"/>
-          <w:szCs w:val="28"/>
-          <w:lang w:val="en-GB"/>
-        </w:rPr>
-        <w:t>CHECK</w:t>
-      </w:r>
-      <w:r>
-        <w:rPr>
-          <w:sz w:val="28"/>
-          <w:szCs w:val="28"/>
-          <w:lang w:val="en-GB"/>
-        </w:rPr>
-        <w:t>(</w:t>
-      </w:r>
-      <w:proofErr w:type="gramEnd"/>
-      <w:r>
-        <w:rPr>
-          <w:sz w:val="28"/>
-          <w:szCs w:val="28"/>
-          <w:lang w:val="en-GB"/>
-        </w:rPr>
-        <w:t xml:space="preserve">(Tipo=’Cargo’ and </w:t>
-      </w:r>
-      <w:proofErr w:type="spellStart"/>
-      <w:r>
-        <w:rPr>
-          <w:sz w:val="28"/>
-          <w:szCs w:val="28"/>
-          <w:lang w:val="en-GB"/>
-        </w:rPr>
-        <w:t>Peso_massimo</w:t>
-      </w:r>
-      <w:proofErr w:type="spellEnd"/>
-      <w:r>
-        <w:rPr>
-          <w:sz w:val="28"/>
-          <w:szCs w:val="28"/>
-          <w:lang w:val="en-GB"/>
-        </w:rPr>
-        <w:t xml:space="preserve"> is not nu</w:t>
-      </w:r>
-      <w:r>
-        <w:rPr>
-          <w:sz w:val="28"/>
-          <w:szCs w:val="28"/>
-          <w:lang w:val="en-GB"/>
-        </w:rPr>
-        <w:t xml:space="preserve">ll and </w:t>
-      </w:r>
-      <w:proofErr w:type="spellStart"/>
-      <w:r>
-        <w:rPr>
-          <w:sz w:val="28"/>
-          <w:szCs w:val="28"/>
-          <w:lang w:val="en-GB"/>
-        </w:rPr>
-        <w:t>Capacita</w:t>
-      </w:r>
-      <w:proofErr w:type="spellEnd"/>
-      <w:r>
-        <w:rPr>
-          <w:sz w:val="28"/>
-          <w:szCs w:val="28"/>
-          <w:lang w:val="en-GB"/>
-        </w:rPr>
-        <w:t xml:space="preserve"> is not null) or (Tipo=’</w:t>
-      </w:r>
-      <w:proofErr w:type="spellStart"/>
-      <w:r>
-        <w:rPr>
-          <w:sz w:val="28"/>
-          <w:szCs w:val="28"/>
-          <w:lang w:val="en-GB"/>
-        </w:rPr>
-        <w:t>Crociera</w:t>
-      </w:r>
-      <w:proofErr w:type="spellEnd"/>
-      <w:r>
-        <w:rPr>
-          <w:sz w:val="28"/>
-          <w:szCs w:val="28"/>
-          <w:lang w:val="en-GB"/>
-        </w:rPr>
-        <w:t xml:space="preserve">’ and </w:t>
-      </w:r>
-      <w:proofErr w:type="spellStart"/>
-      <w:r>
-        <w:rPr>
-          <w:sz w:val="28"/>
-          <w:szCs w:val="28"/>
-          <w:lang w:val="en-GB"/>
-        </w:rPr>
-        <w:t>Peso_massimo</w:t>
-      </w:r>
-      <w:proofErr w:type="spellEnd"/>
-      <w:r>
-        <w:rPr>
-          <w:sz w:val="28"/>
-          <w:szCs w:val="28"/>
-          <w:lang w:val="en-GB"/>
-        </w:rPr>
-        <w:t xml:space="preserve"> is null and </w:t>
-      </w:r>
-      <w:proofErr w:type="spellStart"/>
-      <w:r>
-        <w:rPr>
-          <w:sz w:val="28"/>
-          <w:szCs w:val="28"/>
-          <w:lang w:val="en-GB"/>
-        </w:rPr>
-        <w:t>Capacita</w:t>
-      </w:r>
-      <w:proofErr w:type="spellEnd"/>
-      <w:r>
-        <w:rPr>
-          <w:sz w:val="28"/>
-          <w:szCs w:val="28"/>
-          <w:lang w:val="en-GB"/>
-        </w:rPr>
-        <w:t xml:space="preserve"> is null))</w:t>
+        <w:t>Peso_massimo is null and Capacita is null))</w:t>
       </w:r>
     </w:p>
     <w:p>
@@ -1926,25 +1779,39 @@
           <w:szCs w:val="28"/>
           <w:lang w:val="en-GB"/>
         </w:rPr>
-        <w:t xml:space="preserve">IF </w:t>
-      </w:r>
-      <w:proofErr w:type="spellStart"/>
-      <w:r>
+        <w:t>IF tipo_nave &lt;&gt; 'Cargo' THEN</w:t>
+      </w:r>
+    </w:p>
+    <w:p>
+      <w:pPr>
         <w:rPr>
           <w:sz w:val="28"/>
           <w:szCs w:val="28"/>
           <w:lang w:val="en-GB"/>
         </w:rPr>
-        <w:t>tipo_nave</w:t>
-      </w:r>
-      <w:proofErr w:type="spellEnd"/>
+      </w:pPr>
       <w:r>
         <w:rPr>
           <w:sz w:val="28"/>
           <w:szCs w:val="28"/>
           <w:lang w:val="en-GB"/>
         </w:rPr>
-        <w:t xml:space="preserve"> &lt;&gt; 'Cargo' THEN</w:t>
+        <w:t>SIGNAL SQLSTATE '45000'</w:t>
+      </w:r>
+    </w:p>
+    <w:p>
+      <w:pPr>
+        <w:rPr>
+          <w:sz w:val="28"/>
+          <w:szCs w:val="28"/>
+        </w:rPr>
+      </w:pPr>
+      <w:r>
+        <w:rPr>
+          <w:sz w:val="28"/>
+          <w:szCs w:val="28"/>
+        </w:rPr>
+        <w:t>SET MESSAGE_TEXT='Questo tipo di nave non trasporta container';</w:t>
       </w:r>
     </w:p>
     <w:p>
@@ -1961,6 +1828,131 @@
           <w:szCs w:val="28"/>
           <w:lang w:val="en-GB"/>
         </w:rPr>
+        <w:t>END IF;</w:t>
+      </w:r>
+    </w:p>
+    <w:p>
+      <w:pPr>
+        <w:rPr>
+          <w:sz w:val="28"/>
+          <w:szCs w:val="28"/>
+          <w:lang w:val="en-GB"/>
+        </w:rPr>
+      </w:pPr>
+      <w:r>
+        <w:rPr>
+          <w:sz w:val="28"/>
+          <w:szCs w:val="28"/>
+          <w:lang w:val="en-GB"/>
+        </w:rPr>
+        <w:t>END //</w:t>
+      </w:r>
+    </w:p>
+    <w:p>
+      <w:pPr>
+        <w:rPr>
+          <w:sz w:val="28"/>
+          <w:szCs w:val="28"/>
+          <w:lang w:val="en-GB"/>
+        </w:rPr>
+      </w:pPr>
+      <w:r>
+        <w:rPr>
+          <w:sz w:val="28"/>
+          <w:szCs w:val="28"/>
+          <w:lang w:val="en-GB"/>
+        </w:rPr>
+        <w:t>CREATE TRIGGER controllo_tipo_nave_itinerario</w:t>
+      </w:r>
+    </w:p>
+    <w:p>
+      <w:pPr>
+        <w:rPr>
+          <w:sz w:val="28"/>
+          <w:szCs w:val="28"/>
+          <w:lang w:val="en-GB"/>
+        </w:rPr>
+      </w:pPr>
+      <w:r>
+        <w:rPr>
+          <w:sz w:val="28"/>
+          <w:szCs w:val="28"/>
+          <w:lang w:val="en-GB"/>
+        </w:rPr>
+        <w:t>BEFORE INSERT ON Nave</w:t>
+      </w:r>
+    </w:p>
+    <w:p>
+      <w:pPr>
+        <w:rPr>
+          <w:sz w:val="28"/>
+          <w:szCs w:val="28"/>
+          <w:lang w:val="en-GB"/>
+        </w:rPr>
+      </w:pPr>
+      <w:r>
+        <w:rPr>
+          <w:sz w:val="28"/>
+          <w:szCs w:val="28"/>
+          <w:lang w:val="en-GB"/>
+        </w:rPr>
+        <w:t xml:space="preserve">FOR EACH ROW </w:t>
+      </w:r>
+    </w:p>
+    <w:p>
+      <w:pPr>
+        <w:rPr>
+          <w:sz w:val="28"/>
+          <w:szCs w:val="28"/>
+          <w:lang w:val="en-GB"/>
+        </w:rPr>
+      </w:pPr>
+      <w:r>
+        <w:rPr>
+          <w:sz w:val="28"/>
+          <w:szCs w:val="28"/>
+          <w:lang w:val="en-GB"/>
+        </w:rPr>
+        <w:t>BEGIN</w:t>
+      </w:r>
+    </w:p>
+    <w:p>
+      <w:pPr>
+        <w:rPr>
+          <w:sz w:val="28"/>
+          <w:szCs w:val="28"/>
+          <w:lang w:val="en-GB"/>
+        </w:rPr>
+      </w:pPr>
+      <w:r>
+        <w:rPr>
+          <w:sz w:val="28"/>
+          <w:szCs w:val="28"/>
+          <w:lang w:val="en-GB"/>
+        </w:rPr>
+        <w:t xml:space="preserve">    IF NEW.Tipo = 'Cargo' AND NEW.ID_itinerario IS NOT NULL THEN</w:t>
+      </w:r>
+    </w:p>
+    <w:p>
+      <w:pPr>
+        <w:rPr>
+          <w:sz w:val="28"/>
+          <w:szCs w:val="28"/>
+        </w:rPr>
+      </w:pPr>
+      <w:r>
+        <w:rPr>
+          <w:sz w:val="28"/>
+          <w:szCs w:val="28"/>
+          <w:lang w:val="en-GB"/>
+        </w:rPr>
+        <w:t xml:space="preserve">        </w:t>
+      </w:r>
+      <w:r>
+        <w:rPr>
+          <w:sz w:val="28"/>
+          <w:szCs w:val="28"/>
+        </w:rPr>
         <w:t>SIGNAL SQLSTATE '45000'</w:t>
       </w:r>
     </w:p>
@@ -1976,7 +1968,7 @@
           <w:sz w:val="28"/>
           <w:szCs w:val="28"/>
         </w:rPr>
-        <w:t>SET MESSAGE_TEXT='Questo tipo di nave non trasporta container';</w:t>
+        <w:t xml:space="preserve">        SET MESSAGE_TEXT = 'Gli itinerari non possono essere assegnati alle navi cargo';</w:t>
       </w:r>
     </w:p>
     <w:p>
@@ -1991,6 +1983,13 @@
         <w:rPr>
           <w:sz w:val="28"/>
           <w:szCs w:val="28"/>
+        </w:rPr>
+        <w:t xml:space="preserve">    </w:t>
+      </w:r>
+      <w:r>
+        <w:rPr>
+          <w:sz w:val="28"/>
+          <w:szCs w:val="28"/>
           <w:lang w:val="en-GB"/>
         </w:rPr>
         <w:t>END IF;</w:t>
@@ -2027,34 +2026,32 @@
           <w:szCs w:val="28"/>
           <w:lang w:val="en-GB"/>
         </w:rPr>
-        <w:t xml:space="preserve">CREATE TRIGGER </w:t>
-      </w:r>
-      <w:proofErr w:type="spellStart"/>
-      <w:r>
+        <w:t>CREATE TRIGGER controllo_tipo_nave_stanza</w:t>
+      </w:r>
+    </w:p>
+    <w:p>
+      <w:pPr>
         <w:rPr>
           <w:sz w:val="28"/>
           <w:szCs w:val="28"/>
           <w:lang w:val="en-GB"/>
         </w:rPr>
-        <w:t>controllo_tipo_nave_itinerario</w:t>
-      </w:r>
-      <w:proofErr w:type="spellEnd"/>
-    </w:p>
-    <w:p>
-      <w:pPr>
+      </w:pPr>
+      <w:r>
         <w:rPr>
           <w:sz w:val="28"/>
           <w:szCs w:val="28"/>
           <w:lang w:val="en-GB"/>
         </w:rPr>
-      </w:pPr>
+        <w:t>BEFORE INSERT ON St</w:t>
+      </w:r>
       <w:r>
         <w:rPr>
           <w:sz w:val="28"/>
           <w:szCs w:val="28"/>
           <w:lang w:val="en-GB"/>
         </w:rPr>
-        <w:t>BEFORE INSERT ON Nave</w:t>
+        <w:t>anza</w:t>
       </w:r>
     </w:p>
     <w:p>
@@ -2071,7 +2068,52 @@
           <w:szCs w:val="28"/>
           <w:lang w:val="en-GB"/>
         </w:rPr>
-        <w:t xml:space="preserve">FOR EACH ROW </w:t>
+        <w:t>FOR EACH ROW BEGIN</w:t>
+      </w:r>
+    </w:p>
+    <w:p>
+      <w:pPr>
+        <w:rPr>
+          <w:sz w:val="28"/>
+          <w:szCs w:val="28"/>
+        </w:rPr>
+      </w:pPr>
+      <w:r>
+        <w:rPr>
+          <w:sz w:val="28"/>
+          <w:szCs w:val="28"/>
+        </w:rPr>
+        <w:t>DECLARE tipo_nave VARCHAR(10);</w:t>
+      </w:r>
+    </w:p>
+    <w:p>
+      <w:pPr>
+        <w:rPr>
+          <w:sz w:val="28"/>
+          <w:szCs w:val="28"/>
+        </w:rPr>
+      </w:pPr>
+      <w:r>
+        <w:rPr>
+          <w:sz w:val="28"/>
+          <w:szCs w:val="28"/>
+        </w:rPr>
+        <w:t>SELECT Tipo</w:t>
+      </w:r>
+    </w:p>
+    <w:p>
+      <w:pPr>
+        <w:rPr>
+          <w:sz w:val="28"/>
+          <w:szCs w:val="28"/>
+        </w:rPr>
+      </w:pPr>
+      <w:r>
+        <w:rPr>
+          <w:sz w:val="28"/>
+          <w:szCs w:val="28"/>
+        </w:rPr>
+        <w:t>INTO tipo_nave</w:t>
       </w:r>
     </w:p>
     <w:p>
@@ -2088,7 +2130,7 @@
           <w:szCs w:val="28"/>
           <w:lang w:val="en-GB"/>
         </w:rPr>
-        <w:t>BEGIN</w:t>
+        <w:t>FROM Nave</w:t>
       </w:r>
     </w:p>
     <w:p>
@@ -2105,288 +2147,7 @@
           <w:szCs w:val="28"/>
           <w:lang w:val="en-GB"/>
         </w:rPr>
-        <w:t xml:space="preserve">    IF </w:t>
-      </w:r>
-      <w:proofErr w:type="spellStart"/>
-      <w:r>
-        <w:rPr>
-          <w:sz w:val="28"/>
-          <w:szCs w:val="28"/>
-          <w:lang w:val="en-GB"/>
-        </w:rPr>
-        <w:t>NEW.Tipo</w:t>
-      </w:r>
-      <w:proofErr w:type="spellEnd"/>
-      <w:r>
-        <w:rPr>
-          <w:sz w:val="28"/>
-          <w:szCs w:val="28"/>
-          <w:lang w:val="en-GB"/>
-        </w:rPr>
-        <w:t xml:space="preserve"> = 'Cargo' AND </w:t>
-      </w:r>
-      <w:proofErr w:type="spellStart"/>
-      <w:r>
-        <w:rPr>
-          <w:sz w:val="28"/>
-          <w:szCs w:val="28"/>
-          <w:lang w:val="en-GB"/>
-        </w:rPr>
-        <w:t>NEW.ID_itinerario</w:t>
-      </w:r>
-      <w:proofErr w:type="spellEnd"/>
-      <w:r>
-        <w:rPr>
-          <w:sz w:val="28"/>
-          <w:szCs w:val="28"/>
-          <w:lang w:val="en-GB"/>
-        </w:rPr>
-        <w:t xml:space="preserve"> IS NOT NULL THEN</w:t>
-      </w:r>
-    </w:p>
-    <w:p>
-      <w:pPr>
-        <w:rPr>
-          <w:sz w:val="28"/>
-          <w:szCs w:val="28"/>
-        </w:rPr>
-      </w:pPr>
-      <w:r>
-        <w:rPr>
-          <w:sz w:val="28"/>
-          <w:szCs w:val="28"/>
-          <w:lang w:val="en-GB"/>
-        </w:rPr>
-        <w:t xml:space="preserve">        </w:t>
-      </w:r>
-      <w:r>
-        <w:rPr>
-          <w:sz w:val="28"/>
-          <w:szCs w:val="28"/>
-        </w:rPr>
-        <w:t>SIGNAL SQLSTATE '45000'</w:t>
-      </w:r>
-    </w:p>
-    <w:p>
-      <w:pPr>
-        <w:rPr>
-          <w:sz w:val="28"/>
-          <w:szCs w:val="28"/>
-        </w:rPr>
-      </w:pPr>
-      <w:r>
-        <w:rPr>
-          <w:sz w:val="28"/>
-          <w:szCs w:val="28"/>
-        </w:rPr>
-        <w:t xml:space="preserve">        SET MESSAGE_TEXT = 'Gli itinerari non possono essere assegnati alle navi cargo';</w:t>
-      </w:r>
-    </w:p>
-    <w:p>
-      <w:pPr>
-        <w:rPr>
-          <w:sz w:val="28"/>
-          <w:szCs w:val="28"/>
-          <w:lang w:val="en-GB"/>
-        </w:rPr>
-      </w:pPr>
-      <w:r>
-        <w:rPr>
-          <w:sz w:val="28"/>
-          <w:szCs w:val="28"/>
-        </w:rPr>
-        <w:t xml:space="preserve">    </w:t>
-      </w:r>
-      <w:r>
-        <w:rPr>
-          <w:sz w:val="28"/>
-          <w:szCs w:val="28"/>
-          <w:lang w:val="en-GB"/>
-        </w:rPr>
-        <w:t>END IF;</w:t>
-      </w:r>
-    </w:p>
-    <w:p>
-      <w:pPr>
-        <w:rPr>
-          <w:sz w:val="28"/>
-          <w:szCs w:val="28"/>
-          <w:lang w:val="en-GB"/>
-        </w:rPr>
-      </w:pPr>
-      <w:r>
-        <w:rPr>
-          <w:sz w:val="28"/>
-          <w:szCs w:val="28"/>
-          <w:lang w:val="en-GB"/>
-        </w:rPr>
-        <w:t>END //</w:t>
-      </w:r>
-    </w:p>
-    <w:p>
-      <w:pPr>
-        <w:rPr>
-          <w:sz w:val="28"/>
-          <w:szCs w:val="28"/>
-          <w:lang w:val="en-GB"/>
-        </w:rPr>
-      </w:pPr>
-      <w:r>
-        <w:rPr>
-          <w:sz w:val="28"/>
-          <w:szCs w:val="28"/>
-          <w:lang w:val="en-GB"/>
-        </w:rPr>
-        <w:t xml:space="preserve">CREATE TRIGGER </w:t>
-      </w:r>
-      <w:proofErr w:type="spellStart"/>
-      <w:r>
-        <w:rPr>
-          <w:sz w:val="28"/>
-          <w:szCs w:val="28"/>
-          <w:lang w:val="en-GB"/>
-        </w:rPr>
-        <w:t>controllo_tipo_nave_stanza</w:t>
-      </w:r>
-      <w:proofErr w:type="spellEnd"/>
-    </w:p>
-    <w:p>
-      <w:pPr>
-        <w:rPr>
-          <w:sz w:val="28"/>
-          <w:szCs w:val="28"/>
-          <w:lang w:val="en-GB"/>
-        </w:rPr>
-      </w:pPr>
-      <w:r>
-        <w:rPr>
-          <w:sz w:val="28"/>
-          <w:szCs w:val="28"/>
-          <w:lang w:val="en-GB"/>
-        </w:rPr>
-        <w:t>BEFORE INSERT ON St</w:t>
-      </w:r>
-      <w:r>
-        <w:rPr>
-          <w:sz w:val="28"/>
-          <w:szCs w:val="28"/>
-          <w:lang w:val="en-GB"/>
-        </w:rPr>
-        <w:t>anza</w:t>
-      </w:r>
-    </w:p>
-    <w:p>
-      <w:pPr>
-        <w:rPr>
-          <w:sz w:val="28"/>
-          <w:szCs w:val="28"/>
-          <w:lang w:val="en-GB"/>
-        </w:rPr>
-      </w:pPr>
-      <w:r>
-        <w:rPr>
-          <w:sz w:val="28"/>
-          <w:szCs w:val="28"/>
-          <w:lang w:val="en-GB"/>
-        </w:rPr>
-        <w:t>FOR EACH ROW BEGIN</w:t>
-      </w:r>
-    </w:p>
-    <w:p>
-      <w:pPr>
-        <w:rPr>
-          <w:sz w:val="28"/>
-          <w:szCs w:val="28"/>
-        </w:rPr>
-      </w:pPr>
-      <w:r>
-        <w:rPr>
-          <w:sz w:val="28"/>
-          <w:szCs w:val="28"/>
-        </w:rPr>
-        <w:t>DECLARE tipo_nave VARCHAR(10);</w:t>
-      </w:r>
-    </w:p>
-    <w:p>
-      <w:pPr>
-        <w:rPr>
-          <w:sz w:val="28"/>
-          <w:szCs w:val="28"/>
-        </w:rPr>
-      </w:pPr>
-      <w:r>
-        <w:rPr>
-          <w:sz w:val="28"/>
-          <w:szCs w:val="28"/>
-        </w:rPr>
-        <w:t>SELECT Tipo</w:t>
-      </w:r>
-    </w:p>
-    <w:p>
-      <w:pPr>
-        <w:rPr>
-          <w:sz w:val="28"/>
-          <w:szCs w:val="28"/>
-        </w:rPr>
-      </w:pPr>
-      <w:r>
-        <w:rPr>
-          <w:sz w:val="28"/>
-          <w:szCs w:val="28"/>
-        </w:rPr>
-        <w:t>INTO tipo_nave</w:t>
-      </w:r>
-    </w:p>
-    <w:p>
-      <w:pPr>
-        <w:rPr>
-          <w:sz w:val="28"/>
-          <w:szCs w:val="28"/>
-          <w:lang w:val="en-GB"/>
-        </w:rPr>
-      </w:pPr>
-      <w:r>
-        <w:rPr>
-          <w:sz w:val="28"/>
-          <w:szCs w:val="28"/>
-          <w:lang w:val="en-GB"/>
-        </w:rPr>
-        <w:t>FROM Nave</w:t>
-      </w:r>
-    </w:p>
-    <w:p>
-      <w:pPr>
-        <w:rPr>
-          <w:sz w:val="28"/>
-          <w:szCs w:val="28"/>
-          <w:lang w:val="en-GB"/>
-        </w:rPr>
-      </w:pPr>
-      <w:r>
-        <w:rPr>
-          <w:sz w:val="28"/>
-          <w:szCs w:val="28"/>
-          <w:lang w:val="en-GB"/>
-        </w:rPr>
-        <w:t xml:space="preserve">WHERE </w:t>
-      </w:r>
-      <w:proofErr w:type="spellStart"/>
-      <w:r>
-        <w:rPr>
-          <w:sz w:val="28"/>
-          <w:szCs w:val="28"/>
-          <w:lang w:val="en-GB"/>
-        </w:rPr>
-        <w:t>Nave.IMO</w:t>
-      </w:r>
-      <w:proofErr w:type="spellEnd"/>
-      <w:r>
-        <w:rPr>
-          <w:sz w:val="28"/>
-          <w:szCs w:val="28"/>
-          <w:lang w:val="en-GB"/>
-        </w:rPr>
-        <w:t>=NEW.IMO;</w:t>
+        <w:t>WHERE Nave.IMO=NEW.IMO;</w:t>
       </w:r>
     </w:p>
     <w:p>
@@ -3228,26 +2989,32 @@
           <w:szCs w:val="28"/>
           <w:lang w:val="en-GB"/>
         </w:rPr>
-        <w:t xml:space="preserve">BEFORE INSERT ON </w:t>
-      </w:r>
-      <w:proofErr w:type="spellStart"/>
-      <w:r>
+        <w:t>BEFORE INSERT ON Cliente</w:t>
+      </w:r>
+    </w:p>
+    <w:p>
+      <w:pPr>
         <w:rPr>
           <w:sz w:val="28"/>
           <w:szCs w:val="28"/>
           <w:lang w:val="en-GB"/>
         </w:rPr>
-        <w:t>Cliente</w:t>
-      </w:r>
-      <w:proofErr w:type="spellEnd"/>
-    </w:p>
-    <w:p>
-      <w:pPr>
+      </w:pPr>
+      <w:r>
         <w:rPr>
           <w:sz w:val="28"/>
           <w:szCs w:val="28"/>
           <w:lang w:val="en-GB"/>
         </w:rPr>
+        <w:t>    FOR EACH ROW BEGIN</w:t>
+      </w:r>
+    </w:p>
+    <w:p>
+      <w:pPr>
+        <w:rPr>
+          <w:sz w:val="28"/>
+          <w:szCs w:val="28"/>
+        </w:rPr>
       </w:pPr>
       <w:r>
         <w:rPr>
@@ -3255,129 +3022,120 @@
           <w:szCs w:val="28"/>
           <w:lang w:val="en-GB"/>
         </w:rPr>
-        <w:t>    FOR EACH ROW BEGIN</w:t>
-      </w:r>
-    </w:p>
-    <w:p>
-      <w:pPr>
-        <w:rPr>
-          <w:sz w:val="28"/>
-          <w:szCs w:val="28"/>
-        </w:rPr>
-      </w:pPr>
-      <w:r>
+        <w:t xml:space="preserve">    </w:t>
+      </w:r>
+      <w:r>
+        <w:rPr>
+          <w:sz w:val="28"/>
+          <w:szCs w:val="28"/>
+        </w:rPr>
+        <w:t>IF NEW.Codice_fiscale IN (SELECT Codice_fiscale FROM Guida) THEN</w:t>
+      </w:r>
+    </w:p>
+    <w:p>
+      <w:pPr>
+        <w:rPr>
+          <w:sz w:val="28"/>
+          <w:szCs w:val="28"/>
+        </w:rPr>
+      </w:pPr>
+      <w:r>
+        <w:rPr>
+          <w:sz w:val="28"/>
+          <w:szCs w:val="28"/>
+        </w:rPr>
+        <w:t>    SIGNAL SQLSTATE '45000'</w:t>
+      </w:r>
+    </w:p>
+    <w:p>
+      <w:pPr>
+        <w:rPr>
+          <w:sz w:val="28"/>
+          <w:szCs w:val="28"/>
+        </w:rPr>
+      </w:pPr>
+      <w:r>
+        <w:rPr>
+          <w:sz w:val="28"/>
+          <w:szCs w:val="28"/>
+        </w:rPr>
+        <w:t>    SET MESSAGE_TEXT="Questo codice fiscale appartiene ad una guida";</w:t>
+      </w:r>
+    </w:p>
+    <w:p>
+      <w:pPr>
         <w:rPr>
           <w:sz w:val="28"/>
           <w:szCs w:val="28"/>
           <w:lang w:val="en-GB"/>
         </w:rPr>
+      </w:pPr>
+      <w:r>
+        <w:rPr>
+          <w:sz w:val="28"/>
+          <w:szCs w:val="28"/>
+        </w:rPr>
         <w:t xml:space="preserve">    </w:t>
       </w:r>
       <w:r>
         <w:rPr>
           <w:sz w:val="28"/>
           <w:szCs w:val="28"/>
-        </w:rPr>
-        <w:t>IF NEW.Codice_fiscale IN (SELECT Codice_fiscale FROM Guida) THEN</w:t>
-      </w:r>
-    </w:p>
-    <w:p>
-      <w:pPr>
-        <w:rPr>
-          <w:sz w:val="28"/>
-          <w:szCs w:val="28"/>
-        </w:rPr>
-      </w:pPr>
-      <w:r>
-        <w:rPr>
-          <w:sz w:val="28"/>
-          <w:szCs w:val="28"/>
-        </w:rPr>
-        <w:t>    SIGNAL SQLSTATE '45000'</w:t>
-      </w:r>
-    </w:p>
-    <w:p>
-      <w:pPr>
-        <w:rPr>
-          <w:sz w:val="28"/>
-          <w:szCs w:val="28"/>
-        </w:rPr>
-      </w:pPr>
-      <w:r>
-        <w:rPr>
-          <w:sz w:val="28"/>
-          <w:szCs w:val="28"/>
-        </w:rPr>
-        <w:t>    SET MESSAGE_TEXT="Questo codice fiscale appartiene ad una guida";</w:t>
-      </w:r>
-    </w:p>
-    <w:p>
-      <w:pPr>
-        <w:rPr>
-          <w:sz w:val="28"/>
-          <w:szCs w:val="28"/>
           <w:lang w:val="en-GB"/>
         </w:rPr>
-      </w:pPr>
-      <w:r>
-        <w:rPr>
-          <w:sz w:val="28"/>
-          <w:szCs w:val="28"/>
-        </w:rPr>
-        <w:t xml:space="preserve">    </w:t>
-      </w:r>
-      <w:r>
+        <w:t>END IF;</w:t>
+      </w:r>
+    </w:p>
+    <w:p>
+      <w:pPr>
         <w:rPr>
           <w:sz w:val="28"/>
           <w:szCs w:val="28"/>
           <w:lang w:val="en-GB"/>
         </w:rPr>
-        <w:t>END IF;</w:t>
-      </w:r>
-    </w:p>
-    <w:p>
-      <w:pPr>
+      </w:pPr>
+      <w:r>
         <w:rPr>
           <w:sz w:val="28"/>
           <w:szCs w:val="28"/>
           <w:lang w:val="en-GB"/>
         </w:rPr>
-      </w:pPr>
-      <w:r>
+        <w:t>    END //</w:t>
+      </w:r>
+    </w:p>
+    <w:p>
+      <w:pPr>
         <w:rPr>
           <w:sz w:val="28"/>
           <w:szCs w:val="28"/>
           <w:lang w:val="en-GB"/>
         </w:rPr>
-        <w:t>    END //</w:t>
-      </w:r>
-    </w:p>
-    <w:p>
-      <w:pPr>
+      </w:pPr>
+      <w:r>
         <w:rPr>
           <w:sz w:val="28"/>
           <w:szCs w:val="28"/>
           <w:lang w:val="en-GB"/>
         </w:rPr>
-      </w:pPr>
-      <w:r>
+        <w:t>CREATE TRIGGER controllo_codice_fiscale_guida</w:t>
+      </w:r>
+    </w:p>
+    <w:p>
+      <w:pPr>
         <w:rPr>
           <w:sz w:val="28"/>
           <w:szCs w:val="28"/>
           <w:lang w:val="en-GB"/>
         </w:rPr>
-        <w:t xml:space="preserve">CREATE TRIGGER </w:t>
-      </w:r>
-      <w:proofErr w:type="spellStart"/>
+      </w:pPr>
       <w:r>
         <w:rPr>
           <w:sz w:val="28"/>
           <w:szCs w:val="28"/>
           <w:lang w:val="en-GB"/>
         </w:rPr>
-        <w:t>controllo_codice_fiscale_guida</w:t>
-      </w:r>
-      <w:proofErr w:type="spellEnd"/>
+        <w:t>BEFORE INSERT ON Guida</w:t>
+      </w:r>
     </w:p>
     <w:p>
       <w:pPr>
@@ -3393,7 +3151,7 @@
           <w:szCs w:val="28"/>
           <w:lang w:val="en-GB"/>
         </w:rPr>
-        <w:t>BEFORE INSERT ON Guida</w:t>
+        <w:t>FOR EACH ROW BEGIN</w:t>
       </w:r>
     </w:p>
     <w:p>
@@ -3410,78 +3168,7 @@
           <w:szCs w:val="28"/>
           <w:lang w:val="en-GB"/>
         </w:rPr>
-        <w:t>FOR EACH ROW BEGIN</w:t>
-      </w:r>
-    </w:p>
-    <w:p>
-      <w:pPr>
-        <w:rPr>
-          <w:sz w:val="28"/>
-          <w:szCs w:val="28"/>
-          <w:lang w:val="en-GB"/>
-        </w:rPr>
-      </w:pPr>
-      <w:r>
-        <w:rPr>
-          <w:sz w:val="28"/>
-          <w:szCs w:val="28"/>
-          <w:lang w:val="en-GB"/>
-        </w:rPr>
-        <w:t xml:space="preserve">IF </w:t>
-      </w:r>
-      <w:proofErr w:type="spellStart"/>
-      <w:r>
-        <w:rPr>
-          <w:sz w:val="28"/>
-          <w:szCs w:val="28"/>
-          <w:lang w:val="en-GB"/>
-        </w:rPr>
-        <w:t>NEW.Codice_fiscale</w:t>
-      </w:r>
-      <w:proofErr w:type="spellEnd"/>
-      <w:r>
-        <w:rPr>
-          <w:sz w:val="28"/>
-          <w:szCs w:val="28"/>
-          <w:lang w:val="en-GB"/>
-        </w:rPr>
-        <w:t xml:space="preserve"> IN (SELECT </w:t>
-      </w:r>
-      <w:proofErr w:type="spellStart"/>
-      <w:r>
-        <w:rPr>
-          <w:sz w:val="28"/>
-          <w:szCs w:val="28"/>
-          <w:lang w:val="en-GB"/>
-        </w:rPr>
-        <w:t>Codice_fiscale</w:t>
-      </w:r>
-      <w:proofErr w:type="spellEnd"/>
-      <w:r>
-        <w:rPr>
-          <w:sz w:val="28"/>
-          <w:szCs w:val="28"/>
-          <w:lang w:val="en-GB"/>
-        </w:rPr>
-        <w:t xml:space="preserve"> FROM </w:t>
-      </w:r>
-      <w:proofErr w:type="spellStart"/>
-      <w:r>
-        <w:rPr>
-          <w:sz w:val="28"/>
-          <w:szCs w:val="28"/>
-          <w:lang w:val="en-GB"/>
-        </w:rPr>
-        <w:t>Cliente</w:t>
-      </w:r>
-      <w:proofErr w:type="spellEnd"/>
-      <w:r>
-        <w:rPr>
-          <w:sz w:val="28"/>
-          <w:szCs w:val="28"/>
-          <w:lang w:val="en-GB"/>
-        </w:rPr>
-        <w:t>) THEN</w:t>
+        <w:t>IF NEW.Codice_fiscale IN (SELECT Codice_fiscale FROM Cliente) THEN</w:t>
       </w:r>
     </w:p>
     <w:p>
@@ -4523,6 +4210,7 @@
       </w:pPr>
       <w:r>
         <w:rPr>
+          <w:noProof/>
           <w:sz w:val="28"/>
           <w:szCs w:val="28"/>
         </w:rPr>
@@ -9161,7 +8849,6 @@
           <w:lang w:val="en-GB"/>
         </w:rPr>
       </w:pPr>
-      <w:proofErr w:type="spellStart"/>
       <w:r>
         <w:rPr>
           <w:b/>
@@ -9172,7 +8859,6 @@
         </w:rPr>
         <w:t>Magazzino</w:t>
       </w:r>
-      <w:proofErr w:type="spellEnd"/>
     </w:p>
     <w:tbl>
       <w:tblPr>
@@ -9333,66 +9019,38 @@
                 <w:lang w:val="en-GB"/>
               </w:rPr>
             </w:pPr>
-            <w:proofErr w:type="gramStart"/>
             <w:r>
               <w:rPr>
                 <w:sz w:val="28"/>
                 <w:szCs w:val="28"/>
                 <w:lang w:val="en-GB"/>
               </w:rPr>
-              <w:t>VARCHAR(</w:t>
-            </w:r>
-            <w:proofErr w:type="gramEnd"/>
-            <w:r>
+              <w:t>VARCHAR(100)</w:t>
+            </w:r>
+          </w:p>
+        </w:tc>
+        <w:tc>
+          <w:tcPr>
+            <w:tcW w:w="2254" w:type="dxa"/>
+          </w:tcPr>
+          <w:p>
+            <w:pPr>
+              <w:tabs>
+                <w:tab w:val="left" w:pos="3934"/>
+              </w:tabs>
               <w:rPr>
                 <w:sz w:val="28"/>
                 <w:szCs w:val="28"/>
                 <w:lang w:val="en-GB"/>
               </w:rPr>
-              <w:t>100)</w:t>
-            </w:r>
-          </w:p>
-        </w:tc>
-        <w:tc>
-          <w:tcPr>
-            <w:tcW w:w="2254" w:type="dxa"/>
-          </w:tcPr>
-          <w:p>
-            <w:pPr>
-              <w:tabs>
-                <w:tab w:val="left" w:pos="3934"/>
-              </w:tabs>
+            </w:pPr>
+            <w:r>
               <w:rPr>
                 <w:sz w:val="28"/>
                 <w:szCs w:val="28"/>
                 <w:lang w:val="en-GB"/>
               </w:rPr>
-            </w:pPr>
-            <w:r>
-              <w:rPr>
-                <w:sz w:val="28"/>
-                <w:szCs w:val="28"/>
-                <w:lang w:val="en-GB"/>
-              </w:rPr>
-              <w:t>Primaria (</w:t>
-            </w:r>
-            <w:proofErr w:type="spellStart"/>
-            <w:r>
-              <w:rPr>
-                <w:sz w:val="28"/>
-                <w:szCs w:val="28"/>
-                <w:lang w:val="en-GB"/>
-              </w:rPr>
-              <w:t>composta</w:t>
-            </w:r>
-            <w:proofErr w:type="spellEnd"/>
-            <w:r>
-              <w:rPr>
-                <w:sz w:val="28"/>
-                <w:szCs w:val="28"/>
-                <w:lang w:val="en-GB"/>
-              </w:rPr>
-              <w:t>)</w:t>
+              <w:t>Primaria (composta)</w:t>
             </w:r>
           </w:p>
         </w:tc>
@@ -9430,7 +9088,6 @@
                 <w:lang w:val="en-GB"/>
               </w:rPr>
             </w:pPr>
-            <w:proofErr w:type="spellStart"/>
             <w:r>
               <w:rPr>
                 <w:sz w:val="28"/>
@@ -9439,7 +9096,6 @@
               </w:rPr>
               <w:t>Localita</w:t>
             </w:r>
-            <w:proofErr w:type="spellEnd"/>
           </w:p>
         </w:tc>
         <w:tc>
@@ -9457,66 +9113,38 @@
                 <w:lang w:val="en-GB"/>
               </w:rPr>
             </w:pPr>
-            <w:proofErr w:type="gramStart"/>
             <w:r>
               <w:rPr>
                 <w:sz w:val="28"/>
                 <w:szCs w:val="28"/>
                 <w:lang w:val="en-GB"/>
               </w:rPr>
-              <w:t>VARCHAR(</w:t>
-            </w:r>
-            <w:proofErr w:type="gramEnd"/>
-            <w:r>
+              <w:t>VARCHAR(100)</w:t>
+            </w:r>
+          </w:p>
+        </w:tc>
+        <w:tc>
+          <w:tcPr>
+            <w:tcW w:w="2254" w:type="dxa"/>
+          </w:tcPr>
+          <w:p>
+            <w:pPr>
+              <w:tabs>
+                <w:tab w:val="left" w:pos="3934"/>
+              </w:tabs>
               <w:rPr>
                 <w:sz w:val="28"/>
                 <w:szCs w:val="28"/>
                 <w:lang w:val="en-GB"/>
               </w:rPr>
-              <w:t>100)</w:t>
-            </w:r>
-          </w:p>
-        </w:tc>
-        <w:tc>
-          <w:tcPr>
-            <w:tcW w:w="2254" w:type="dxa"/>
-          </w:tcPr>
-          <w:p>
-            <w:pPr>
-              <w:tabs>
-                <w:tab w:val="left" w:pos="3934"/>
-              </w:tabs>
+            </w:pPr>
+            <w:r>
               <w:rPr>
                 <w:sz w:val="28"/>
                 <w:szCs w:val="28"/>
                 <w:lang w:val="en-GB"/>
               </w:rPr>
-            </w:pPr>
-            <w:r>
-              <w:rPr>
-                <w:sz w:val="28"/>
-                <w:szCs w:val="28"/>
-                <w:lang w:val="en-GB"/>
-              </w:rPr>
-              <w:t>Primaria (</w:t>
-            </w:r>
-            <w:proofErr w:type="spellStart"/>
-            <w:r>
-              <w:rPr>
-                <w:sz w:val="28"/>
-                <w:szCs w:val="28"/>
-                <w:lang w:val="en-GB"/>
-              </w:rPr>
-              <w:t>composta</w:t>
-            </w:r>
-            <w:proofErr w:type="spellEnd"/>
-            <w:r>
-              <w:rPr>
-                <w:sz w:val="28"/>
-                <w:szCs w:val="28"/>
-                <w:lang w:val="en-GB"/>
-              </w:rPr>
-              <w:t>)</w:t>
+              <w:t>Primaria (composta)</w:t>
             </w:r>
           </w:p>
         </w:tc>
@@ -9579,23 +9207,13 @@
                 <w:lang w:val="en-GB"/>
               </w:rPr>
             </w:pPr>
-            <w:proofErr w:type="gramStart"/>
             <w:r>
               <w:rPr>
                 <w:sz w:val="28"/>
                 <w:szCs w:val="28"/>
                 <w:lang w:val="en-GB"/>
               </w:rPr>
-              <w:t>VARCHAR(</w:t>
-            </w:r>
-            <w:proofErr w:type="gramEnd"/>
-            <w:r>
-              <w:rPr>
-                <w:sz w:val="28"/>
-                <w:szCs w:val="28"/>
-                <w:lang w:val="en-GB"/>
-              </w:rPr>
-              <w:t>100)</w:t>
+              <w:t>VARCHAR(100)</w:t>
             </w:r>
           </w:p>
         </w:tc>
@@ -9658,7 +9276,6 @@
                 <w:lang w:val="en-GB"/>
               </w:rPr>
             </w:pPr>
-            <w:proofErr w:type="spellStart"/>
             <w:r>
               <w:rPr>
                 <w:sz w:val="28"/>
@@ -9667,7 +9284,6 @@
               </w:rPr>
               <w:t>Capacita</w:t>
             </w:r>
-            <w:proofErr w:type="spellEnd"/>
           </w:p>
         </w:tc>
         <w:tc>
@@ -9940,23 +9556,13 @@
                 <w:lang w:val="en-GB"/>
               </w:rPr>
             </w:pPr>
-            <w:proofErr w:type="gramStart"/>
             <w:r>
               <w:rPr>
                 <w:sz w:val="28"/>
                 <w:szCs w:val="28"/>
                 <w:lang w:val="en-GB"/>
               </w:rPr>
-              <w:t>CHAR(</w:t>
-            </w:r>
-            <w:proofErr w:type="gramEnd"/>
-            <w:r>
-              <w:rPr>
-                <w:sz w:val="28"/>
-                <w:szCs w:val="28"/>
-                <w:lang w:val="en-GB"/>
-              </w:rPr>
-              <w:t>18)</w:t>
+              <w:t>CHAR(18)</w:t>
             </w:r>
           </w:p>
         </w:tc>
@@ -15330,55 +14936,1505 @@
     </w:p>
     <w:p>
       <w:pPr>
+        <w:rPr>
+          <w:sz w:val="28"/>
+          <w:szCs w:val="28"/>
+        </w:rPr>
+      </w:pPr>
+    </w:p>
+    <w:p>
+      <w:pPr>
+        <w:rPr>
+          <w:sz w:val="28"/>
+          <w:szCs w:val="28"/>
+        </w:rPr>
+      </w:pPr>
+    </w:p>
+    <w:p>
+      <w:pPr>
+        <w:rPr>
+          <w:sz w:val="28"/>
+          <w:szCs w:val="28"/>
+        </w:rPr>
+      </w:pPr>
+    </w:p>
+    <w:p>
+      <w:pPr>
+        <w:rPr>
+          <w:sz w:val="28"/>
+          <w:szCs w:val="28"/>
+        </w:rPr>
+      </w:pPr>
+    </w:p>
+    <w:p>
+      <w:pPr>
+        <w:tabs>
+          <w:tab w:val="left" w:pos="3934"/>
+        </w:tabs>
+        <w:rPr>
+          <w:b/>
+          <w:bCs/>
+          <w:color w:val="1155CC"/>
+          <w:sz w:val="30"/>
+          <w:szCs w:val="30"/>
+        </w:rPr>
+      </w:pPr>
+      <w:r>
+        <w:rPr>
+          <w:b/>
+          <w:bCs/>
+          <w:color w:val="1155CC"/>
+          <w:sz w:val="30"/>
+          <w:szCs w:val="30"/>
+        </w:rPr>
+        <w:lastRenderedPageBreak/>
+        <w:t>Attacco a Dizionario</w:t>
+      </w:r>
+    </w:p>
+    <w:p>
+      <w:pPr>
+        <w:rPr>
+          <w:sz w:val="28"/>
+          <w:szCs w:val="28"/>
+        </w:rPr>
+      </w:pPr>
+      <w:r>
+        <w:rPr>
+          <w:sz w:val="28"/>
+          <w:szCs w:val="28"/>
+        </w:rPr>
+        <w:t>Un attacco a dizionario è una tecnica di cracking delle credenziali in cui un attaccante tenta di indovinare una password testando in modo automatizzato un elenco predefinito di parole. Questo elenco, chiamato appunto "dizionario"</w:t>
+      </w:r>
+      <w:r>
+        <w:rPr>
+          <w:sz w:val="28"/>
+          <w:szCs w:val="28"/>
+        </w:rPr>
+        <w:t xml:space="preserve">, </w:t>
+      </w:r>
+      <w:r>
+        <w:rPr>
+          <w:sz w:val="28"/>
+          <w:szCs w:val="28"/>
+        </w:rPr>
+        <w:t xml:space="preserve">non contiene combinazioni casuali di caratteri, ma si basa su parole reali, password precedentemente trapelate in </w:t>
+      </w:r>
+      <w:r>
+        <w:rPr>
+          <w:sz w:val="28"/>
+          <w:szCs w:val="28"/>
+        </w:rPr>
+        <w:t xml:space="preserve">data breach, </w:t>
+      </w:r>
+      <w:r>
+        <w:rPr>
+          <w:sz w:val="28"/>
+          <w:szCs w:val="28"/>
+        </w:rPr>
+        <w:t xml:space="preserve">termini </w:t>
+      </w:r>
+      <w:r>
+        <w:rPr>
+          <w:sz w:val="28"/>
+          <w:szCs w:val="28"/>
+        </w:rPr>
+        <w:t>comuni</w:t>
+      </w:r>
+      <w:r>
+        <w:rPr>
+          <w:sz w:val="28"/>
+          <w:szCs w:val="28"/>
+        </w:rPr>
+        <w:t>, nomi propri o combinazioni prevedibili (come numeri sequenziali o sostituzioni di lettere comuni).</w:t>
+      </w:r>
+    </w:p>
+    <w:p>
+      <w:pPr>
+        <w:rPr>
+          <w:sz w:val="28"/>
+          <w:szCs w:val="28"/>
+        </w:rPr>
+      </w:pPr>
+      <w:r>
+        <w:rPr>
+          <w:sz w:val="28"/>
+          <w:szCs w:val="28"/>
+        </w:rPr>
+        <w:t>A differenza di un attacco brute force puro</w:t>
+      </w:r>
+      <w:r>
+        <w:rPr>
+          <w:sz w:val="28"/>
+          <w:szCs w:val="28"/>
+        </w:rPr>
+        <w:t xml:space="preserve">, </w:t>
+      </w:r>
+      <w:r>
+        <w:rPr>
+          <w:sz w:val="28"/>
+          <w:szCs w:val="28"/>
+        </w:rPr>
+        <w:t>che genera matematicamente ogni singola combinazione possibile impiegando tempi potenzialmente</w:t>
+      </w:r>
+      <w:r>
+        <w:rPr>
+          <w:sz w:val="28"/>
+          <w:szCs w:val="28"/>
+        </w:rPr>
+        <w:t xml:space="preserve"> improponibili</w:t>
+      </w:r>
+      <w:r>
+        <w:rPr>
+          <w:sz w:val="28"/>
+          <w:szCs w:val="28"/>
+        </w:rPr>
+        <w:t>,</w:t>
+      </w:r>
+      <w:r>
+        <w:rPr>
+          <w:sz w:val="28"/>
+          <w:szCs w:val="28"/>
+        </w:rPr>
+        <w:t xml:space="preserve"> l'attacco a dizionario punta sulla prevedibilità umana. Poiché gli utenti tendono a scegliere password facili da ricordare, un dizionario ben mirato e ottimizzato (magari focalizzato su una specifica lingua o cultura) ha un'altissima probabilità di successo in una frazione minima del tempo.</w:t>
+      </w:r>
+    </w:p>
+    <w:p>
+      <w:pPr>
+        <w:rPr>
+          <w:sz w:val="28"/>
+          <w:szCs w:val="28"/>
+        </w:rPr>
+      </w:pPr>
+      <w:r>
+        <w:rPr>
+          <w:noProof/>
+          <w:sz w:val="28"/>
+          <w:szCs w:val="28"/>
+        </w:rPr>
+        <w:drawing>
+          <wp:inline distT="0" distB="0" distL="0" distR="0" wp14:anchorId="2E206B7C" wp14:editId="0C785D82">
+            <wp:extent cx="5731510" cy="3746500"/>
+            <wp:effectExtent l="0" t="0" r="2540" b="6350"/>
+            <wp:docPr id="592565280" name="Picture 1"/>
+            <wp:cNvGraphicFramePr>
+              <a:graphicFrameLocks xmlns:a="http://schemas.openxmlformats.org/drawingml/2006/main" noChangeAspect="1"/>
+            </wp:cNvGraphicFramePr>
+            <a:graphic xmlns:a="http://schemas.openxmlformats.org/drawingml/2006/main">
+              <a:graphicData uri="http://schemas.openxmlformats.org/drawingml/2006/picture">
+                <pic:pic xmlns:pic="http://schemas.openxmlformats.org/drawingml/2006/picture">
+                  <pic:nvPicPr>
+                    <pic:cNvPr id="592565280" name=""/>
+                    <pic:cNvPicPr/>
+                  </pic:nvPicPr>
+                  <pic:blipFill>
+                    <a:blip r:embed="rId7"/>
+                    <a:stretch>
+                      <a:fillRect/>
+                    </a:stretch>
+                  </pic:blipFill>
+                  <pic:spPr>
+                    <a:xfrm>
+                      <a:off x="0" y="0"/>
+                      <a:ext cx="5731510" cy="3746500"/>
+                    </a:xfrm>
+                    <a:prstGeom prst="rect">
+                      <a:avLst/>
+                    </a:prstGeom>
+                  </pic:spPr>
+                </pic:pic>
+              </a:graphicData>
+            </a:graphic>
+          </wp:inline>
+        </w:drawing>
+      </w:r>
+    </w:p>
+    <w:p>
+      <w:pPr>
+        <w:rPr>
+          <w:sz w:val="28"/>
+          <w:szCs w:val="28"/>
+        </w:rPr>
+      </w:pPr>
+      <w:r>
+        <w:rPr>
+          <w:noProof/>
+          <w:sz w:val="28"/>
+          <w:szCs w:val="28"/>
+        </w:rPr>
+        <w:lastRenderedPageBreak/>
+        <w:drawing>
+          <wp:inline distT="0" distB="0" distL="0" distR="0" wp14:anchorId="6136AA29" wp14:editId="709CEBF3">
+            <wp:extent cx="5731510" cy="4209415"/>
+            <wp:effectExtent l="0" t="0" r="2540" b="635"/>
+            <wp:docPr id="1081110729" name="Picture 1"/>
+            <wp:cNvGraphicFramePr>
+              <a:graphicFrameLocks xmlns:a="http://schemas.openxmlformats.org/drawingml/2006/main" noChangeAspect="1"/>
+            </wp:cNvGraphicFramePr>
+            <a:graphic xmlns:a="http://schemas.openxmlformats.org/drawingml/2006/main">
+              <a:graphicData uri="http://schemas.openxmlformats.org/drawingml/2006/picture">
+                <pic:pic xmlns:pic="http://schemas.openxmlformats.org/drawingml/2006/picture">
+                  <pic:nvPicPr>
+                    <pic:cNvPr id="1081110729" name=""/>
+                    <pic:cNvPicPr/>
+                  </pic:nvPicPr>
+                  <pic:blipFill>
+                    <a:blip r:embed="rId8"/>
+                    <a:stretch>
+                      <a:fillRect/>
+                    </a:stretch>
+                  </pic:blipFill>
+                  <pic:spPr>
+                    <a:xfrm>
+                      <a:off x="0" y="0"/>
+                      <a:ext cx="5731510" cy="4209415"/>
+                    </a:xfrm>
+                    <a:prstGeom prst="rect">
+                      <a:avLst/>
+                    </a:prstGeom>
+                  </pic:spPr>
+                </pic:pic>
+              </a:graphicData>
+            </a:graphic>
+          </wp:inline>
+        </w:drawing>
+      </w:r>
+    </w:p>
+    <w:p>
+      <w:pPr>
+        <w:rPr>
+          <w:sz w:val="28"/>
+          <w:szCs w:val="28"/>
+        </w:rPr>
+      </w:pPr>
+      <w:r>
+        <w:rPr>
+          <w:sz w:val="28"/>
+          <w:szCs w:val="28"/>
+        </w:rPr>
+        <w:t>Spiegazione del codice:</w:t>
+      </w:r>
+    </w:p>
+    <w:p>
+      <w:pPr>
+        <w:rPr>
+          <w:sz w:val="28"/>
+          <w:szCs w:val="28"/>
+        </w:rPr>
+      </w:pPr>
+      <w:r>
+        <w:rPr>
+          <w:sz w:val="28"/>
+          <w:szCs w:val="28"/>
+        </w:rPr>
+        <w:t xml:space="preserve">Il programma </w:t>
+      </w:r>
+      <w:r>
+        <w:rPr>
+          <w:sz w:val="28"/>
+          <w:szCs w:val="28"/>
+        </w:rPr>
+        <w:t>richiede di inserire lo username della vittima di cui proverà a recuperare la password</w:t>
+      </w:r>
+      <w:r>
+        <w:rPr>
+          <w:sz w:val="28"/>
+          <w:szCs w:val="28"/>
+        </w:rPr>
+        <w:t>.</w:t>
+      </w:r>
+      <w:r>
+        <w:rPr>
+          <w:sz w:val="28"/>
+          <w:szCs w:val="28"/>
+        </w:rPr>
+        <w:t xml:space="preserve"> </w:t>
+      </w:r>
+    </w:p>
+    <w:p>
+      <w:pPr>
+        <w:rPr>
+          <w:sz w:val="28"/>
+          <w:szCs w:val="28"/>
+        </w:rPr>
+      </w:pPr>
+      <w:r>
+        <w:rPr>
+          <w:sz w:val="28"/>
+          <w:szCs w:val="28"/>
+        </w:rPr>
+        <w:t xml:space="preserve">Successivamente, </w:t>
+      </w:r>
+      <w:r>
+        <w:rPr>
+          <w:sz w:val="28"/>
+          <w:szCs w:val="28"/>
+        </w:rPr>
+        <w:t>i</w:t>
+      </w:r>
+      <w:r>
+        <w:rPr>
+          <w:sz w:val="28"/>
+          <w:szCs w:val="28"/>
+        </w:rPr>
+        <w:t>nizializza una sessione persistente. Questo è fondamentale perché permette al codice di conservare i cookie inviati dal server</w:t>
+      </w:r>
+      <w:r>
+        <w:rPr>
+          <w:sz w:val="28"/>
+          <w:szCs w:val="28"/>
+        </w:rPr>
+        <w:t xml:space="preserve">, </w:t>
+      </w:r>
+      <w:r>
+        <w:rPr>
+          <w:sz w:val="28"/>
+          <w:szCs w:val="28"/>
+        </w:rPr>
+        <w:t>mantenendo lo stato tra le varie richieste.</w:t>
+      </w:r>
+    </w:p>
+    <w:p>
+      <w:pPr>
+        <w:rPr>
+          <w:sz w:val="28"/>
+          <w:szCs w:val="28"/>
+        </w:rPr>
+      </w:pPr>
+      <w:r>
+        <w:rPr>
+          <w:sz w:val="28"/>
+          <w:szCs w:val="28"/>
+        </w:rPr>
+        <w:t>Django richiede che in ogni richiesta POST ci sia un Cross Site</w:t>
+      </w:r>
+      <w:r>
+        <w:rPr>
+          <w:sz w:val="28"/>
+          <w:szCs w:val="28"/>
+        </w:rPr>
+        <w:t xml:space="preserve"> Request</w:t>
+      </w:r>
+      <w:r>
+        <w:rPr>
+          <w:sz w:val="28"/>
+          <w:szCs w:val="28"/>
+        </w:rPr>
+        <w:t xml:space="preserve"> Forger</w:t>
+      </w:r>
+      <w:r>
+        <w:rPr>
+          <w:sz w:val="28"/>
+          <w:szCs w:val="28"/>
+        </w:rPr>
+        <w:t>y</w:t>
+      </w:r>
+      <w:r>
+        <w:rPr>
+          <w:sz w:val="28"/>
+          <w:szCs w:val="28"/>
+        </w:rPr>
+        <w:t xml:space="preserve"> token</w:t>
+      </w:r>
+      <w:r>
+        <w:rPr>
+          <w:sz w:val="28"/>
+          <w:szCs w:val="28"/>
+        </w:rPr>
+        <w:t xml:space="preserve">. </w:t>
+      </w:r>
+      <w:r>
+        <w:rPr>
+          <w:sz w:val="28"/>
+          <w:szCs w:val="28"/>
+        </w:rPr>
+        <w:t>Prima di poter inviare i dati di login, il programma effettua una richiesta GET alla home page del sito, scarica l'HTML e, usando la libreria BeautifulSoup, cerca un campo nascosto chiamato csrfmiddlewaretoken. Senza recuperare ed estrarre questo token univoco, il server rifiuterebbe a priori qualsiasi tentativo di login successivo con un errore di sicurezza (HTTP 403).</w:t>
+      </w:r>
+    </w:p>
+    <w:p>
+      <w:pPr>
+        <w:rPr>
+          <w:sz w:val="28"/>
+          <w:szCs w:val="28"/>
+        </w:rPr>
+      </w:pPr>
+      <w:r>
+        <w:rPr>
+          <w:sz w:val="28"/>
+          <w:szCs w:val="28"/>
+        </w:rPr>
+        <w:t>Una volta ottenuto il token</w:t>
+      </w:r>
+      <w:r>
+        <w:rPr>
+          <w:sz w:val="28"/>
+          <w:szCs w:val="28"/>
+        </w:rPr>
+        <w:t>, v</w:t>
+      </w:r>
+      <w:r>
+        <w:rPr>
+          <w:sz w:val="28"/>
+          <w:szCs w:val="28"/>
+        </w:rPr>
+        <w:t>iene aperto in modalità di sola lettura il file di testo contenente le password potenziali</w:t>
+      </w:r>
+      <w:r>
+        <w:rPr>
+          <w:sz w:val="28"/>
+          <w:szCs w:val="28"/>
+        </w:rPr>
+        <w:t xml:space="preserve"> (il dizionario).</w:t>
+      </w:r>
+      <w:r>
+        <w:rPr>
+          <w:sz w:val="28"/>
+          <w:szCs w:val="28"/>
+        </w:rPr>
+        <w:t xml:space="preserve"> Attraverso un ciclo for </w:t>
+      </w:r>
+      <w:r>
+        <w:rPr>
+          <w:sz w:val="28"/>
+          <w:szCs w:val="28"/>
+        </w:rPr>
+        <w:t xml:space="preserve">il codice legge il dizionario riga per riga. Il metodo .strip() pulisce ogni </w:t>
+      </w:r>
+      <w:r>
+        <w:rPr>
+          <w:sz w:val="28"/>
+          <w:szCs w:val="28"/>
+        </w:rPr>
+        <w:lastRenderedPageBreak/>
+        <w:t>riga eliminando gli spazi bianchi e il carattere di</w:t>
+      </w:r>
+      <w:r>
+        <w:rPr>
+          <w:sz w:val="28"/>
+          <w:szCs w:val="28"/>
+        </w:rPr>
+        <w:t xml:space="preserve"> invio a capo </w:t>
+      </w:r>
+      <w:r>
+        <w:rPr>
+          <w:sz w:val="28"/>
+          <w:szCs w:val="28"/>
+        </w:rPr>
+        <w:t>(\n), isolando la password pura.</w:t>
+      </w:r>
+    </w:p>
+    <w:p>
+      <w:pPr>
+        <w:rPr>
+          <w:sz w:val="28"/>
+          <w:szCs w:val="28"/>
+        </w:rPr>
+      </w:pPr>
+      <w:r>
+        <w:rPr>
+          <w:sz w:val="28"/>
+          <w:szCs w:val="28"/>
+        </w:rPr>
+        <w:t>Per ogni password estratta dal file, viene invocata la funzione try_password</w:t>
+      </w:r>
+      <w:r>
+        <w:rPr>
+          <w:sz w:val="28"/>
+          <w:szCs w:val="28"/>
+        </w:rPr>
+        <w:t>. Questa spedisce una richiesta POST all’url /login</w:t>
+      </w:r>
+      <w:r>
+        <w:rPr>
+          <w:sz w:val="28"/>
+          <w:szCs w:val="28"/>
+        </w:rPr>
+        <w:t xml:space="preserve"> contenente come dati lo username della vittima, la password tentata, e il cs</w:t>
+      </w:r>
+      <w:r>
+        <w:rPr>
+          <w:sz w:val="28"/>
+          <w:szCs w:val="28"/>
+        </w:rPr>
+        <w:t>rf token ottenuto nella fase precedente.</w:t>
+      </w:r>
+      <w:r>
+        <w:rPr>
+          <w:sz w:val="28"/>
+          <w:szCs w:val="28"/>
+        </w:rPr>
+        <w:t xml:space="preserve"> </w:t>
+      </w:r>
+      <w:r>
+        <w:rPr>
+          <w:sz w:val="28"/>
+          <w:szCs w:val="28"/>
+        </w:rPr>
+        <w:t>La funzione restituisce il risultato dell'espressione "login" not in r.url</w:t>
+      </w:r>
+      <w:r>
+        <w:rPr>
+          <w:sz w:val="28"/>
+          <w:szCs w:val="28"/>
+        </w:rPr>
+        <w:t>. Ossia, si controlla se è presente la parola login nell</w:t>
+      </w:r>
+      <w:r>
+        <w:rPr>
+          <w:sz w:val="28"/>
+          <w:szCs w:val="28"/>
+        </w:rPr>
+        <w:t>’</w:t>
+      </w:r>
+      <w:r>
+        <w:rPr>
+          <w:sz w:val="28"/>
+          <w:szCs w:val="28"/>
+        </w:rPr>
+        <w:t xml:space="preserve">url </w:t>
+      </w:r>
+      <w:r>
+        <w:rPr>
+          <w:sz w:val="28"/>
+          <w:szCs w:val="28"/>
+        </w:rPr>
+        <w:t>restituito d</w:t>
+      </w:r>
+      <w:r>
+        <w:rPr>
+          <w:sz w:val="28"/>
+          <w:szCs w:val="28"/>
+        </w:rPr>
+        <w:t>opo la</w:t>
+      </w:r>
+      <w:r>
+        <w:rPr>
+          <w:sz w:val="28"/>
+          <w:szCs w:val="28"/>
+        </w:rPr>
+        <w:t xml:space="preserve"> richiesta</w:t>
+      </w:r>
+      <w:r>
+        <w:rPr>
+          <w:sz w:val="28"/>
+          <w:szCs w:val="28"/>
+        </w:rPr>
+        <w:t>. La logica della funzione sfrutta il fatto che se le credenziali risultano invalide</w:t>
+      </w:r>
+      <w:r>
+        <w:rPr>
+          <w:sz w:val="28"/>
+          <w:szCs w:val="28"/>
+        </w:rPr>
+        <w:t xml:space="preserve">, il server restituisce nuovamente la pagina di login con un messaggio di errore. Invece se </w:t>
+      </w:r>
+      <w:r>
+        <w:rPr>
+          <w:sz w:val="28"/>
+          <w:szCs w:val="28"/>
+        </w:rPr>
+        <w:t>le credenziali sono corrette, il server ridirezion</w:t>
+      </w:r>
+      <w:r>
+        <w:rPr>
+          <w:sz w:val="28"/>
+          <w:szCs w:val="28"/>
+        </w:rPr>
+        <w:t>a</w:t>
+      </w:r>
+      <w:r>
+        <w:rPr>
+          <w:sz w:val="28"/>
+          <w:szCs w:val="28"/>
+        </w:rPr>
+        <w:t xml:space="preserve"> l’utente alla </w:t>
+      </w:r>
+      <w:r>
+        <w:rPr>
+          <w:sz w:val="28"/>
+          <w:szCs w:val="28"/>
+        </w:rPr>
+        <w:t xml:space="preserve">sua dashboard in base al ruolo. </w:t>
+      </w:r>
+      <w:r>
+        <w:rPr>
+          <w:sz w:val="28"/>
+          <w:szCs w:val="28"/>
+        </w:rPr>
+        <w:t>Quindi se</w:t>
+      </w:r>
+      <w:r>
+        <w:rPr>
+          <w:sz w:val="28"/>
+          <w:szCs w:val="28"/>
+        </w:rPr>
+        <w:t xml:space="preserve"> questa condizione risulta vera, la password tentata è corretta.</w:t>
+      </w:r>
+    </w:p>
+    <w:p>
+      <w:pPr>
+        <w:rPr>
+          <w:sz w:val="28"/>
+          <w:szCs w:val="28"/>
+        </w:rPr>
+      </w:pPr>
+      <w:r>
+        <w:rPr>
+          <w:sz w:val="28"/>
+          <w:szCs w:val="28"/>
+        </w:rPr>
+        <w:t>A questo punto il p</w:t>
+      </w:r>
+      <w:r>
+        <w:rPr>
+          <w:sz w:val="28"/>
+          <w:szCs w:val="28"/>
+        </w:rPr>
+        <w:t xml:space="preserve">rogramma stampa la password, il numero di tentativi effettuati, e il tempo di esecuzione misurato usando la libreria time per ottenere il tempo di sistema </w:t>
+      </w:r>
+      <w:r>
+        <w:rPr>
+          <w:sz w:val="28"/>
+          <w:szCs w:val="28"/>
+        </w:rPr>
+        <w:t>dopo che è stato inserito lo username della vittima e dopo che la funzione try</w:t>
+      </w:r>
+      <w:r>
+        <w:rPr>
+          <w:sz w:val="28"/>
+          <w:szCs w:val="28"/>
+        </w:rPr>
+        <w:t>_</w:t>
+      </w:r>
+      <w:r>
+        <w:rPr>
+          <w:sz w:val="28"/>
+          <w:szCs w:val="28"/>
+        </w:rPr>
+        <w:t>password restituisce valore True.</w:t>
+      </w:r>
+      <w:r>
+        <w:rPr>
+          <w:sz w:val="28"/>
+          <w:szCs w:val="28"/>
+        </w:rPr>
+        <w:t xml:space="preserve"> Se invece si esce dal ciclo for, significa che la password non è stata</w:t>
+      </w:r>
+      <w:r>
+        <w:rPr>
+          <w:sz w:val="28"/>
+          <w:szCs w:val="28"/>
+        </w:rPr>
+        <w:t xml:space="preserve"> trovata oppure che lo username inserito non esiste nel database del sito web.</w:t>
+      </w:r>
+    </w:p>
+    <w:p>
+      <w:pPr>
+        <w:rPr>
+          <w:sz w:val="28"/>
+          <w:szCs w:val="28"/>
+        </w:rPr>
+      </w:pPr>
+    </w:p>
+    <w:p>
+      <w:pPr>
+        <w:rPr>
+          <w:sz w:val="28"/>
+          <w:szCs w:val="28"/>
+        </w:rPr>
+      </w:pPr>
+      <w:r>
+        <w:rPr>
+          <w:sz w:val="28"/>
+          <w:szCs w:val="28"/>
+        </w:rPr>
+        <w:t>Esempi di attacco su u</w:t>
+      </w:r>
+      <w:r>
+        <w:rPr>
+          <w:sz w:val="28"/>
+          <w:szCs w:val="28"/>
+        </w:rPr>
+        <w:t>tenti registrati:</w:t>
+      </w:r>
+    </w:p>
+    <w:p>
+      <w:pPr>
+        <w:rPr>
+          <w:sz w:val="28"/>
+          <w:szCs w:val="28"/>
+        </w:rPr>
+      </w:pPr>
+      <w:r>
+        <w:rPr>
+          <w:noProof/>
+          <w:sz w:val="28"/>
+          <w:szCs w:val="28"/>
+        </w:rPr>
+        <w:drawing>
+          <wp:inline distT="0" distB="0" distL="0" distR="0" wp14:anchorId="46328819" wp14:editId="2C9340EF">
+            <wp:extent cx="5731510" cy="711200"/>
+            <wp:effectExtent l="0" t="0" r="2540" b="0"/>
+            <wp:docPr id="1443922973" name="Picture 1"/>
+            <wp:cNvGraphicFramePr>
+              <a:graphicFrameLocks xmlns:a="http://schemas.openxmlformats.org/drawingml/2006/main" noChangeAspect="1"/>
+            </wp:cNvGraphicFramePr>
+            <a:graphic xmlns:a="http://schemas.openxmlformats.org/drawingml/2006/main">
+              <a:graphicData uri="http://schemas.openxmlformats.org/drawingml/2006/picture">
+                <pic:pic xmlns:pic="http://schemas.openxmlformats.org/drawingml/2006/picture">
+                  <pic:nvPicPr>
+                    <pic:cNvPr id="1443922973" name=""/>
+                    <pic:cNvPicPr/>
+                  </pic:nvPicPr>
+                  <pic:blipFill>
+                    <a:blip r:embed="rId9"/>
+                    <a:stretch>
+                      <a:fillRect/>
+                    </a:stretch>
+                  </pic:blipFill>
+                  <pic:spPr>
+                    <a:xfrm>
+                      <a:off x="0" y="0"/>
+                      <a:ext cx="5731510" cy="711200"/>
+                    </a:xfrm>
+                    <a:prstGeom prst="rect">
+                      <a:avLst/>
+                    </a:prstGeom>
+                  </pic:spPr>
+                </pic:pic>
+              </a:graphicData>
+            </a:graphic>
+          </wp:inline>
+        </w:drawing>
+      </w:r>
+    </w:p>
+    <w:p>
+      <w:pPr>
+        <w:rPr>
+          <w:sz w:val="28"/>
+          <w:szCs w:val="28"/>
+        </w:rPr>
+      </w:pPr>
+      <w:r>
+        <w:rPr>
+          <w:noProof/>
+          <w:sz w:val="28"/>
+          <w:szCs w:val="28"/>
+        </w:rPr>
+        <w:drawing>
+          <wp:inline distT="0" distB="0" distL="0" distR="0" wp14:anchorId="63D29EEA" wp14:editId="50BCC0BE">
+            <wp:extent cx="5731510" cy="733425"/>
+            <wp:effectExtent l="0" t="0" r="2540" b="9525"/>
+            <wp:docPr id="1086014180" name="Picture 1"/>
+            <wp:cNvGraphicFramePr>
+              <a:graphicFrameLocks xmlns:a="http://schemas.openxmlformats.org/drawingml/2006/main" noChangeAspect="1"/>
+            </wp:cNvGraphicFramePr>
+            <a:graphic xmlns:a="http://schemas.openxmlformats.org/drawingml/2006/main">
+              <a:graphicData uri="http://schemas.openxmlformats.org/drawingml/2006/picture">
+                <pic:pic xmlns:pic="http://schemas.openxmlformats.org/drawingml/2006/picture">
+                  <pic:nvPicPr>
+                    <pic:cNvPr id="1086014180" name=""/>
+                    <pic:cNvPicPr/>
+                  </pic:nvPicPr>
+                  <pic:blipFill>
+                    <a:blip r:embed="rId10"/>
+                    <a:stretch>
+                      <a:fillRect/>
+                    </a:stretch>
+                  </pic:blipFill>
+                  <pic:spPr>
+                    <a:xfrm>
+                      <a:off x="0" y="0"/>
+                      <a:ext cx="5731510" cy="733425"/>
+                    </a:xfrm>
+                    <a:prstGeom prst="rect">
+                      <a:avLst/>
+                    </a:prstGeom>
+                  </pic:spPr>
+                </pic:pic>
+              </a:graphicData>
+            </a:graphic>
+          </wp:inline>
+        </w:drawing>
+      </w:r>
+    </w:p>
+    <w:p>
+      <w:pPr>
+        <w:rPr>
+          <w:sz w:val="28"/>
+          <w:szCs w:val="28"/>
+        </w:rPr>
+      </w:pPr>
+      <w:r>
+        <w:rPr>
+          <w:noProof/>
+          <w:sz w:val="28"/>
+          <w:szCs w:val="28"/>
+        </w:rPr>
+        <w:drawing>
+          <wp:inline distT="0" distB="0" distL="0" distR="0" wp14:anchorId="4B2A2584" wp14:editId="6BF80269">
+            <wp:extent cx="5731510" cy="720725"/>
+            <wp:effectExtent l="0" t="0" r="2540" b="3175"/>
+            <wp:docPr id="191919686" name="Picture 1"/>
+            <wp:cNvGraphicFramePr>
+              <a:graphicFrameLocks xmlns:a="http://schemas.openxmlformats.org/drawingml/2006/main" noChangeAspect="1"/>
+            </wp:cNvGraphicFramePr>
+            <a:graphic xmlns:a="http://schemas.openxmlformats.org/drawingml/2006/main">
+              <a:graphicData uri="http://schemas.openxmlformats.org/drawingml/2006/picture">
+                <pic:pic xmlns:pic="http://schemas.openxmlformats.org/drawingml/2006/picture">
+                  <pic:nvPicPr>
+                    <pic:cNvPr id="191919686" name=""/>
+                    <pic:cNvPicPr/>
+                  </pic:nvPicPr>
+                  <pic:blipFill>
+                    <a:blip r:embed="rId11"/>
+                    <a:stretch>
+                      <a:fillRect/>
+                    </a:stretch>
+                  </pic:blipFill>
+                  <pic:spPr>
+                    <a:xfrm>
+                      <a:off x="0" y="0"/>
+                      <a:ext cx="5731510" cy="720725"/>
+                    </a:xfrm>
+                    <a:prstGeom prst="rect">
+                      <a:avLst/>
+                    </a:prstGeom>
+                  </pic:spPr>
+                </pic:pic>
+              </a:graphicData>
+            </a:graphic>
+          </wp:inline>
+        </w:drawing>
+      </w:r>
+    </w:p>
+    <w:p>
+      <w:pPr>
+        <w:rPr>
+          <w:sz w:val="28"/>
+          <w:szCs w:val="28"/>
+        </w:rPr>
+      </w:pPr>
+      <w:r>
+        <w:rPr>
+          <w:noProof/>
+          <w:sz w:val="28"/>
+          <w:szCs w:val="28"/>
+        </w:rPr>
+        <w:drawing>
+          <wp:inline distT="0" distB="0" distL="0" distR="0" wp14:anchorId="31A6CF3B" wp14:editId="21624758">
+            <wp:extent cx="5731510" cy="709930"/>
+            <wp:effectExtent l="0" t="0" r="2540" b="0"/>
+            <wp:docPr id="1270972615" name="Picture 1"/>
+            <wp:cNvGraphicFramePr>
+              <a:graphicFrameLocks xmlns:a="http://schemas.openxmlformats.org/drawingml/2006/main" noChangeAspect="1"/>
+            </wp:cNvGraphicFramePr>
+            <a:graphic xmlns:a="http://schemas.openxmlformats.org/drawingml/2006/main">
+              <a:graphicData uri="http://schemas.openxmlformats.org/drawingml/2006/picture">
+                <pic:pic xmlns:pic="http://schemas.openxmlformats.org/drawingml/2006/picture">
+                  <pic:nvPicPr>
+                    <pic:cNvPr id="1270972615" name=""/>
+                    <pic:cNvPicPr/>
+                  </pic:nvPicPr>
+                  <pic:blipFill>
+                    <a:blip r:embed="rId12"/>
+                    <a:stretch>
+                      <a:fillRect/>
+                    </a:stretch>
+                  </pic:blipFill>
+                  <pic:spPr>
+                    <a:xfrm>
+                      <a:off x="0" y="0"/>
+                      <a:ext cx="5731510" cy="709930"/>
+                    </a:xfrm>
+                    <a:prstGeom prst="rect">
+                      <a:avLst/>
+                    </a:prstGeom>
+                  </pic:spPr>
+                </pic:pic>
+              </a:graphicData>
+            </a:graphic>
+          </wp:inline>
+        </w:drawing>
+      </w:r>
+    </w:p>
+    <w:p>
+      <w:pPr>
+        <w:tabs>
+          <w:tab w:val="left" w:pos="3934"/>
+        </w:tabs>
+        <w:rPr>
+          <w:color w:val="1155CC"/>
+          <w:sz w:val="30"/>
+          <w:szCs w:val="30"/>
+        </w:rPr>
+      </w:pPr>
+      <w:r>
+        <w:rPr>
+          <w:b/>
+          <w:bCs/>
+          <w:color w:val="1155CC"/>
+          <w:sz w:val="30"/>
+          <w:szCs w:val="30"/>
+        </w:rPr>
+        <w:lastRenderedPageBreak/>
+        <w:t>Mitigazioni</w:t>
+      </w:r>
+    </w:p>
+    <w:p>
+      <w:pPr>
+        <w:tabs>
+          <w:tab w:val="left" w:pos="3934"/>
+        </w:tabs>
+        <w:rPr>
+          <w:sz w:val="28"/>
+          <w:szCs w:val="28"/>
+        </w:rPr>
+      </w:pPr>
+      <w:r>
+        <w:rPr>
+          <w:sz w:val="28"/>
+          <w:szCs w:val="28"/>
+        </w:rPr>
+        <w:t>Le</w:t>
+      </w:r>
+      <w:r>
+        <w:rPr>
+          <w:sz w:val="28"/>
+          <w:szCs w:val="28"/>
+        </w:rPr>
+        <w:t xml:space="preserve"> mitigazioni adottate includono rate limiting per il login e un validatore per controllare le password utilizzate dagli utenti. </w:t>
+      </w:r>
+    </w:p>
+    <w:p>
+      <w:pPr>
+        <w:tabs>
+          <w:tab w:val="left" w:pos="3934"/>
+        </w:tabs>
+        <w:rPr>
+          <w:sz w:val="28"/>
+          <w:szCs w:val="28"/>
+        </w:rPr>
+      </w:pPr>
+      <w:r>
+        <w:rPr>
+          <w:sz w:val="28"/>
+          <w:szCs w:val="28"/>
+        </w:rPr>
+        <w:t xml:space="preserve">Il rate limiting impedisce di effettuare più </w:t>
+      </w:r>
+      <w:r>
+        <w:rPr>
+          <w:sz w:val="28"/>
+          <w:szCs w:val="28"/>
+        </w:rPr>
+        <w:t>d</w:t>
+      </w:r>
+      <w:r>
+        <w:rPr>
+          <w:sz w:val="28"/>
+          <w:szCs w:val="28"/>
+        </w:rPr>
+        <w:t xml:space="preserve">i 5 tentativi di login in 5 minuti </w:t>
+      </w:r>
+      <w:r>
+        <w:rPr>
+          <w:sz w:val="28"/>
+          <w:szCs w:val="28"/>
+        </w:rPr>
+        <w:t>da parte di uno stesso indirizzo IP e per conto di uno stesso username.</w:t>
+      </w:r>
+    </w:p>
+    <w:p>
+      <w:pPr>
+        <w:tabs>
+          <w:tab w:val="left" w:pos="3934"/>
+        </w:tabs>
+        <w:rPr>
+          <w:color w:val="1155CC"/>
+          <w:sz w:val="30"/>
+          <w:szCs w:val="30"/>
+        </w:rPr>
+      </w:pPr>
+      <w:r>
+        <w:rPr>
+          <w:color w:val="1155CC"/>
+          <w:sz w:val="30"/>
+          <w:szCs w:val="30"/>
+        </w:rPr>
+        <w:drawing>
+          <wp:inline distT="0" distB="0" distL="0" distR="0" wp14:anchorId="46C18D2C" wp14:editId="0C2D6CA5">
+            <wp:extent cx="5731510" cy="2207895"/>
+            <wp:effectExtent l="0" t="0" r="2540" b="1905"/>
+            <wp:docPr id="582619863" name="Picture 1"/>
+            <wp:cNvGraphicFramePr>
+              <a:graphicFrameLocks xmlns:a="http://schemas.openxmlformats.org/drawingml/2006/main" noChangeAspect="1"/>
+            </wp:cNvGraphicFramePr>
+            <a:graphic xmlns:a="http://schemas.openxmlformats.org/drawingml/2006/main">
+              <a:graphicData uri="http://schemas.openxmlformats.org/drawingml/2006/picture">
+                <pic:pic xmlns:pic="http://schemas.openxmlformats.org/drawingml/2006/picture">
+                  <pic:nvPicPr>
+                    <pic:cNvPr id="582619863" name=""/>
+                    <pic:cNvPicPr/>
+                  </pic:nvPicPr>
+                  <pic:blipFill>
+                    <a:blip r:embed="rId13"/>
+                    <a:stretch>
+                      <a:fillRect/>
+                    </a:stretch>
+                  </pic:blipFill>
+                  <pic:spPr>
+                    <a:xfrm>
+                      <a:off x="0" y="0"/>
+                      <a:ext cx="5731510" cy="2207895"/>
+                    </a:xfrm>
+                    <a:prstGeom prst="rect">
+                      <a:avLst/>
+                    </a:prstGeom>
+                  </pic:spPr>
+                </pic:pic>
+              </a:graphicData>
+            </a:graphic>
+          </wp:inline>
+        </w:drawing>
+      </w:r>
+    </w:p>
+    <w:p>
+      <w:pPr>
+        <w:tabs>
+          <w:tab w:val="left" w:pos="3934"/>
+        </w:tabs>
+        <w:rPr>
+          <w:sz w:val="28"/>
+          <w:szCs w:val="28"/>
+        </w:rPr>
+      </w:pPr>
+      <w:r>
+        <w:rPr>
+          <w:sz w:val="28"/>
+          <w:szCs w:val="28"/>
+        </w:rPr>
+        <w:t xml:space="preserve">Il </w:t>
+      </w:r>
+      <w:r>
+        <w:rPr>
+          <w:sz w:val="28"/>
+          <w:szCs w:val="28"/>
+        </w:rPr>
+        <w:t xml:space="preserve">codice </w:t>
+      </w:r>
+      <w:r>
+        <w:rPr>
+          <w:sz w:val="28"/>
+          <w:szCs w:val="28"/>
+        </w:rPr>
+        <w:t>utilizza la funzione is_ratelimited per controllare se l’indirizzo IP o lo username hanno superato i 5 tentativi in 5 minuti</w:t>
+      </w:r>
+      <w:r>
+        <w:rPr>
+          <w:sz w:val="28"/>
+          <w:szCs w:val="28"/>
+        </w:rPr>
+        <w:t>.</w:t>
+      </w:r>
+      <w:r>
+        <w:rPr>
+          <w:sz w:val="28"/>
+          <w:szCs w:val="28"/>
+        </w:rPr>
+        <w:t xml:space="preserve"> </w:t>
+      </w:r>
+    </w:p>
+    <w:p>
+      <w:pPr>
+        <w:tabs>
+          <w:tab w:val="left" w:pos="3934"/>
+        </w:tabs>
+        <w:rPr>
+          <w:sz w:val="28"/>
+          <w:szCs w:val="28"/>
+        </w:rPr>
+      </w:pPr>
+      <w:r>
+        <w:rPr>
+          <w:sz w:val="28"/>
+          <w:szCs w:val="28"/>
+        </w:rPr>
+        <w:t xml:space="preserve">Il numero di tentativi che vengono considerati per il rate limiting vengono incrementati solo quando l’autenticazione fallisce, per fare in modo che un’autenticazione riuscita non vada a triggerare accidentalmente il rate limiting (ad esempio se l’utente </w:t>
+      </w:r>
+      <w:r>
+        <w:rPr>
+          <w:sz w:val="28"/>
+          <w:szCs w:val="28"/>
+        </w:rPr>
+        <w:t>riesce a ricordarsi la password dopo 4 tentativi falliti).</w:t>
+      </w:r>
+    </w:p>
+    <w:p>
+      <w:pPr>
+        <w:tabs>
+          <w:tab w:val="left" w:pos="3934"/>
+        </w:tabs>
+        <w:rPr>
+          <w:sz w:val="28"/>
+          <w:szCs w:val="28"/>
+        </w:rPr>
+      </w:pPr>
+      <w:r>
+        <w:rPr>
+          <w:sz w:val="28"/>
+          <w:szCs w:val="28"/>
+        </w:rPr>
+        <w:t>Nel file settings.py sono stati inseriti i seguenti validator</w:t>
+      </w:r>
+    </w:p>
+    <w:p>
+      <w:pPr>
+        <w:tabs>
+          <w:tab w:val="left" w:pos="3934"/>
+        </w:tabs>
+        <w:rPr>
+          <w:sz w:val="28"/>
+          <w:szCs w:val="28"/>
+        </w:rPr>
+      </w:pPr>
+      <w:r>
+        <w:rPr>
+          <w:sz w:val="28"/>
+          <w:szCs w:val="28"/>
+        </w:rPr>
+        <w:drawing>
+          <wp:inline distT="0" distB="0" distL="0" distR="0" wp14:anchorId="689C731B" wp14:editId="2CC5E3D7">
+            <wp:extent cx="5731510" cy="2435860"/>
+            <wp:effectExtent l="0" t="0" r="2540" b="2540"/>
+            <wp:docPr id="1744222827" name="Picture 1"/>
+            <wp:cNvGraphicFramePr>
+              <a:graphicFrameLocks xmlns:a="http://schemas.openxmlformats.org/drawingml/2006/main" noChangeAspect="1"/>
+            </wp:cNvGraphicFramePr>
+            <a:graphic xmlns:a="http://schemas.openxmlformats.org/drawingml/2006/main">
+              <a:graphicData uri="http://schemas.openxmlformats.org/drawingml/2006/picture">
+                <pic:pic xmlns:pic="http://schemas.openxmlformats.org/drawingml/2006/picture">
+                  <pic:nvPicPr>
+                    <pic:cNvPr id="1744222827" name=""/>
+                    <pic:cNvPicPr/>
+                  </pic:nvPicPr>
+                  <pic:blipFill>
+                    <a:blip r:embed="rId14"/>
+                    <a:stretch>
+                      <a:fillRect/>
+                    </a:stretch>
+                  </pic:blipFill>
+                  <pic:spPr>
+                    <a:xfrm>
+                      <a:off x="0" y="0"/>
+                      <a:ext cx="5731510" cy="2435860"/>
+                    </a:xfrm>
+                    <a:prstGeom prst="rect">
+                      <a:avLst/>
+                    </a:prstGeom>
+                  </pic:spPr>
+                </pic:pic>
+              </a:graphicData>
+            </a:graphic>
+          </wp:inline>
+        </w:drawing>
+      </w:r>
+    </w:p>
+    <w:p>
+      <w:pPr>
+        <w:tabs>
+          <w:tab w:val="left" w:pos="3934"/>
+        </w:tabs>
+        <w:rPr>
+          <w:sz w:val="28"/>
+          <w:szCs w:val="28"/>
+        </w:rPr>
+      </w:pPr>
+      <w:r>
+        <w:rPr>
+          <w:sz w:val="28"/>
+          <w:szCs w:val="28"/>
+        </w:rPr>
+        <w:t>Controllano rispettivamente che la password:</w:t>
+      </w:r>
+    </w:p>
+    <w:p>
+      <w:pPr>
         <w:pStyle w:val="ListParagraph"/>
         <w:numPr>
           <w:ilvl w:val="0"/>
-          <w:numId w:val="17"/>
+          <w:numId w:val="9"/>
         </w:numPr>
-        <w:rPr>
-          <w:sz w:val="28"/>
-          <w:szCs w:val="28"/>
-        </w:rPr>
-      </w:pPr>
-      <w:r>
-        <w:rPr>
-          <w:sz w:val="28"/>
-          <w:szCs w:val="28"/>
-        </w:rPr>
-        <w:t xml:space="preserve">Bisogna prima eliminare tutte le prenotazioni associate alla nave </w:t>
-      </w:r>
-      <w:r>
-        <w:rPr>
-          <w:sz w:val="28"/>
-          <w:szCs w:val="28"/>
-        </w:rPr>
-        <w:t>da crociera per poter cambiare itinerario</w:t>
-      </w:r>
-    </w:p>
-    <w:p>
-      <w:pPr>
         <w:tabs>
           <w:tab w:val="left" w:pos="3934"/>
         </w:tabs>
         <w:rPr>
-          <w:color w:val="1155CC"/>
-          <w:sz w:val="28"/>
-          <w:szCs w:val="28"/>
-        </w:rPr>
-      </w:pPr>
-    </w:p>
-    <w:p>
-      <w:pPr>
-        <w:rPr>
-          <w:sz w:val="28"/>
-          <w:szCs w:val="28"/>
-        </w:rPr>
-      </w:pPr>
-    </w:p>
-    <w:p>
-      <w:pPr>
-        <w:rPr>
-          <w:rFonts w:ascii="Georgia" w:hAnsi="Georgia"/>
+          <w:sz w:val="28"/>
+          <w:szCs w:val="28"/>
+        </w:rPr>
+      </w:pPr>
+      <w:r>
+        <w:rPr>
+          <w:sz w:val="28"/>
+          <w:szCs w:val="28"/>
+        </w:rPr>
+        <w:lastRenderedPageBreak/>
+        <w:t>Non sia troppo simile al nome utente</w:t>
+      </w:r>
+    </w:p>
+    <w:p>
+      <w:pPr>
+        <w:pStyle w:val="ListParagraph"/>
+        <w:numPr>
+          <w:ilvl w:val="0"/>
+          <w:numId w:val="9"/>
+        </w:numPr>
+        <w:tabs>
+          <w:tab w:val="left" w:pos="3934"/>
+        </w:tabs>
+        <w:rPr>
+          <w:sz w:val="28"/>
+          <w:szCs w:val="28"/>
+        </w:rPr>
+      </w:pPr>
+      <w:r>
+        <w:rPr>
+          <w:sz w:val="28"/>
+          <w:szCs w:val="28"/>
+        </w:rPr>
+        <w:t xml:space="preserve">Sia </w:t>
+      </w:r>
+      <w:r>
+        <w:rPr>
+          <w:sz w:val="28"/>
+          <w:szCs w:val="28"/>
+        </w:rPr>
+        <w:t xml:space="preserve">lunga almeno </w:t>
+      </w:r>
+      <w:r>
+        <w:rPr>
+          <w:sz w:val="28"/>
+          <w:szCs w:val="28"/>
+        </w:rPr>
+        <w:t>8 caratteri</w:t>
+      </w:r>
+    </w:p>
+    <w:p>
+      <w:pPr>
+        <w:pStyle w:val="ListParagraph"/>
+        <w:numPr>
+          <w:ilvl w:val="0"/>
+          <w:numId w:val="9"/>
+        </w:numPr>
+        <w:tabs>
+          <w:tab w:val="left" w:pos="3934"/>
+        </w:tabs>
+        <w:rPr>
+          <w:sz w:val="28"/>
+          <w:szCs w:val="28"/>
+        </w:rPr>
+      </w:pPr>
+      <w:r>
+        <w:rPr>
+          <w:sz w:val="28"/>
+          <w:szCs w:val="28"/>
+        </w:rPr>
+        <w:t>Non sia troppo comune</w:t>
+      </w:r>
+    </w:p>
+    <w:p>
+      <w:pPr>
+        <w:pStyle w:val="ListParagraph"/>
+        <w:numPr>
+          <w:ilvl w:val="0"/>
+          <w:numId w:val="9"/>
+        </w:numPr>
+        <w:tabs>
+          <w:tab w:val="left" w:pos="3934"/>
+        </w:tabs>
+        <w:rPr>
+          <w:sz w:val="28"/>
+          <w:szCs w:val="28"/>
+        </w:rPr>
+      </w:pPr>
+      <w:r>
+        <w:rPr>
+          <w:sz w:val="28"/>
+          <w:szCs w:val="28"/>
+        </w:rPr>
+        <w:t>Non sia composta solo da numeri</w:t>
+      </w:r>
+    </w:p>
+    <w:p>
+      <w:pPr>
+        <w:tabs>
+          <w:tab w:val="left" w:pos="3934"/>
+        </w:tabs>
+        <w:rPr>
+          <w:sz w:val="28"/>
+          <w:szCs w:val="28"/>
+        </w:rPr>
+      </w:pPr>
+      <w:r>
+        <w:rPr>
+          <w:sz w:val="28"/>
+          <w:szCs w:val="28"/>
+        </w:rPr>
+        <w:t>Questi controlli sono effettuati sia al momento della registrazione sia al momento della modifica della password tramite la funzione validate_password che prende come argomenti la password e il nome utente</w:t>
+      </w:r>
+      <w:r>
+        <w:rPr>
+          <w:sz w:val="28"/>
+          <w:szCs w:val="28"/>
+        </w:rPr>
+        <w:t>.</w:t>
+      </w:r>
+    </w:p>
+    <w:p>
+      <w:pPr>
+        <w:tabs>
+          <w:tab w:val="left" w:pos="3934"/>
+        </w:tabs>
+        <w:rPr>
+          <w:sz w:val="28"/>
+          <w:szCs w:val="28"/>
+        </w:rPr>
+      </w:pPr>
+      <w:r>
+        <w:rPr>
+          <w:sz w:val="28"/>
+          <w:szCs w:val="28"/>
+        </w:rPr>
+        <w:t>Controllo in registrazione</w:t>
+      </w:r>
+    </w:p>
+    <w:p>
+      <w:pPr>
+        <w:tabs>
+          <w:tab w:val="left" w:pos="3934"/>
+        </w:tabs>
+        <w:rPr>
+          <w:sz w:val="28"/>
+          <w:szCs w:val="28"/>
+        </w:rPr>
+      </w:pPr>
+      <w:r>
+        <w:rPr>
+          <w:sz w:val="28"/>
+          <w:szCs w:val="28"/>
+        </w:rPr>
+        <w:drawing>
+          <wp:inline distT="0" distB="0" distL="0" distR="0" wp14:anchorId="5B9120D4" wp14:editId="2B09E21F">
+            <wp:extent cx="5731510" cy="683895"/>
+            <wp:effectExtent l="0" t="0" r="2540" b="1905"/>
+            <wp:docPr id="919346010" name="Picture 1"/>
+            <wp:cNvGraphicFramePr>
+              <a:graphicFrameLocks xmlns:a="http://schemas.openxmlformats.org/drawingml/2006/main" noChangeAspect="1"/>
+            </wp:cNvGraphicFramePr>
+            <a:graphic xmlns:a="http://schemas.openxmlformats.org/drawingml/2006/main">
+              <a:graphicData uri="http://schemas.openxmlformats.org/drawingml/2006/picture">
+                <pic:pic xmlns:pic="http://schemas.openxmlformats.org/drawingml/2006/picture">
+                  <pic:nvPicPr>
+                    <pic:cNvPr id="919346010" name=""/>
+                    <pic:cNvPicPr/>
+                  </pic:nvPicPr>
+                  <pic:blipFill>
+                    <a:blip r:embed="rId15"/>
+                    <a:stretch>
+                      <a:fillRect/>
+                    </a:stretch>
+                  </pic:blipFill>
+                  <pic:spPr>
+                    <a:xfrm>
+                      <a:off x="0" y="0"/>
+                      <a:ext cx="5731510" cy="683895"/>
+                    </a:xfrm>
+                    <a:prstGeom prst="rect">
+                      <a:avLst/>
+                    </a:prstGeom>
+                  </pic:spPr>
+                </pic:pic>
+              </a:graphicData>
+            </a:graphic>
+          </wp:inline>
+        </w:drawing>
+      </w:r>
+    </w:p>
+    <w:p>
+      <w:pPr>
+        <w:tabs>
+          <w:tab w:val="left" w:pos="3934"/>
+        </w:tabs>
+        <w:rPr>
+          <w:sz w:val="28"/>
+          <w:szCs w:val="28"/>
+        </w:rPr>
+      </w:pPr>
+      <w:r>
+        <w:rPr>
+          <w:sz w:val="28"/>
+          <w:szCs w:val="28"/>
+        </w:rPr>
+        <w:t>Controllo in modifica</w:t>
+      </w:r>
+    </w:p>
+    <w:p>
+      <w:pPr>
+        <w:tabs>
+          <w:tab w:val="left" w:pos="3934"/>
+        </w:tabs>
+        <w:rPr>
+          <w:sz w:val="28"/>
+          <w:szCs w:val="28"/>
+        </w:rPr>
+      </w:pPr>
+      <w:r>
+        <w:rPr>
+          <w:sz w:val="28"/>
+          <w:szCs w:val="28"/>
+        </w:rPr>
+        <w:drawing>
+          <wp:inline distT="0" distB="0" distL="0" distR="0" wp14:anchorId="537DB45E" wp14:editId="283BBAF6">
+            <wp:extent cx="5731510" cy="546100"/>
+            <wp:effectExtent l="0" t="0" r="2540" b="6350"/>
+            <wp:docPr id="1985696137" name="Picture 1"/>
+            <wp:cNvGraphicFramePr>
+              <a:graphicFrameLocks xmlns:a="http://schemas.openxmlformats.org/drawingml/2006/main" noChangeAspect="1"/>
+            </wp:cNvGraphicFramePr>
+            <a:graphic xmlns:a="http://schemas.openxmlformats.org/drawingml/2006/main">
+              <a:graphicData uri="http://schemas.openxmlformats.org/drawingml/2006/picture">
+                <pic:pic xmlns:pic="http://schemas.openxmlformats.org/drawingml/2006/picture">
+                  <pic:nvPicPr>
+                    <pic:cNvPr id="1985696137" name=""/>
+                    <pic:cNvPicPr/>
+                  </pic:nvPicPr>
+                  <pic:blipFill>
+                    <a:blip r:embed="rId16"/>
+                    <a:stretch>
+                      <a:fillRect/>
+                    </a:stretch>
+                  </pic:blipFill>
+                  <pic:spPr>
+                    <a:xfrm>
+                      <a:off x="0" y="0"/>
+                      <a:ext cx="5731510" cy="546100"/>
+                    </a:xfrm>
+                    <a:prstGeom prst="rect">
+                      <a:avLst/>
+                    </a:prstGeom>
+                  </pic:spPr>
+                </pic:pic>
+              </a:graphicData>
+            </a:graphic>
+          </wp:inline>
+        </w:drawing>
+      </w:r>
+    </w:p>
+    <w:p>
+      <w:pPr>
+        <w:tabs>
+          <w:tab w:val="left" w:pos="3934"/>
+        </w:tabs>
+        <w:rPr>
           <w:sz w:val="28"/>
           <w:szCs w:val="28"/>
         </w:rPr>

--- a/Progettazione Database Porto.docx
+++ b/Progettazione Database Porto.docx
@@ -1005,7 +1005,35 @@
           <w:sz w:val="28"/>
           <w:szCs w:val="28"/>
         </w:rPr>
-        <w:t xml:space="preserve"> SUDDIVISIONE (originariamente attestata su CROCIERA)</w:t>
+        <w:t xml:space="preserve"> SUDDIVISIONE</w:t>
+      </w:r>
+      <w:r>
+        <w:rPr>
+          <w:sz w:val="28"/>
+          <w:szCs w:val="28"/>
+        </w:rPr>
+        <w:t xml:space="preserve"> e COMPIMENTO</w:t>
+      </w:r>
+      <w:r>
+        <w:rPr>
+          <w:sz w:val="28"/>
+          <w:szCs w:val="28"/>
+        </w:rPr>
+        <w:t xml:space="preserve"> (originariamente attestat</w:t>
+      </w:r>
+      <w:r>
+        <w:rPr>
+          <w:sz w:val="28"/>
+          <w:szCs w:val="28"/>
+        </w:rPr>
+        <w:t>e</w:t>
+      </w:r>
+      <w:r>
+        <w:rPr>
+          <w:sz w:val="28"/>
+          <w:szCs w:val="28"/>
+        </w:rPr>
+        <w:t xml:space="preserve"> su CROCIERA)</w:t>
       </w:r>
       <w:r>
         <w:rPr>
@@ -1048,6 +1076,55 @@
           <w:szCs w:val="28"/>
         </w:rPr>
         <w:t xml:space="preserve"> direttamente a NAVE.</w:t>
+      </w:r>
+    </w:p>
+    <w:p>
+      <w:pPr>
+        <w:rPr>
+          <w:sz w:val="28"/>
+          <w:szCs w:val="28"/>
+        </w:rPr>
+      </w:pPr>
+      <w:r>
+        <w:rPr>
+          <w:sz w:val="28"/>
+          <w:szCs w:val="28"/>
+        </w:rPr>
+        <w:drawing>
+          <wp:inline distT="0" distB="0" distL="0" distR="0" wp14:anchorId="79598F38" wp14:editId="43129808">
+            <wp:extent cx="5731510" cy="2629535"/>
+            <wp:effectExtent l="0" t="0" r="2540" b="0"/>
+            <wp:docPr id="2060552027" name="Picture 1"/>
+            <wp:cNvGraphicFramePr>
+              <a:graphicFrameLocks xmlns:a="http://schemas.openxmlformats.org/drawingml/2006/main" noChangeAspect="1"/>
+            </wp:cNvGraphicFramePr>
+            <a:graphic xmlns:a="http://schemas.openxmlformats.org/drawingml/2006/main">
+              <a:graphicData uri="http://schemas.openxmlformats.org/drawingml/2006/picture">
+                <pic:pic xmlns:pic="http://schemas.openxmlformats.org/drawingml/2006/picture">
+                  <pic:nvPicPr>
+                    <pic:cNvPr id="2060552027" name=""/>
+                    <pic:cNvPicPr/>
+                  </pic:nvPicPr>
+                  <pic:blipFill>
+                    <a:blip r:embed="rId6"/>
+                    <a:stretch>
+                      <a:fillRect/>
+                    </a:stretch>
+                  </pic:blipFill>
+                  <pic:spPr>
+                    <a:xfrm>
+                      <a:off x="0" y="0"/>
+                      <a:ext cx="5731510" cy="2629535"/>
+                    </a:xfrm>
+                    <a:prstGeom prst="rect">
+                      <a:avLst/>
+                    </a:prstGeom>
+                  </pic:spPr>
+                </pic:pic>
+              </a:graphicData>
+            </a:graphic>
+          </wp:inline>
+        </w:drawing>
       </w:r>
     </w:p>
     <w:p>
@@ -1185,7 +1262,15 @@
           <w:sz w:val="28"/>
           <w:szCs w:val="28"/>
         </w:rPr>
-        <w:t>Indebolimento dei vincoli strutturali nativi: Non è possibile applicare il vincolo di chiave esterna (FOREIGN KEY) o di obbligatorietà (NOT NULL) in modo diretto sugli attributi e sulle relazioni ereditate dai figli.</w:t>
+        <w:t xml:space="preserve">Indebolimento dei vincoli strutturali nativi: Non è possibile applicare il vincolo di chiave esterna (FOREIGN KEY) o di </w:t>
+      </w:r>
+      <w:r>
+        <w:rPr>
+          <w:sz w:val="28"/>
+          <w:szCs w:val="28"/>
+        </w:rPr>
+        <w:lastRenderedPageBreak/>
+        <w:t>obbligatorietà (NOT NULL) in modo diretto sugli attributi e sulle relazioni ereditate dai figli.</w:t>
       </w:r>
     </w:p>
     <w:p>
@@ -1282,15 +1367,7 @@
           <w:sz w:val="28"/>
           <w:szCs w:val="28"/>
         </w:rPr>
-        <w:t xml:space="preserve">Vincoli di Integrità Condizionali sui Campi Specifici (CHECK Constraints): La tabella unica NAVE contiene sia gli attributi </w:t>
-      </w:r>
-      <w:r>
-        <w:rPr>
-          <w:sz w:val="28"/>
-          <w:szCs w:val="28"/>
-        </w:rPr>
-        <w:lastRenderedPageBreak/>
-        <w:t>esclusivi dei Cargo sia quelli delle navi da Crociera. Non è possibile impostare un semplice vincolo NOT NULL su colonne come Capienza o Volume_occupato, perché questo bloccherebbe l'inserimento dei record dell'altra categoria.</w:t>
+        <w:t>Vincoli di Integrità Condizionali sui Campi Specifici (CHECK Constraints): La tabella unica NAVE contiene sia gli attributi esclusivi dei Cargo sia quelli delle navi da Crociera. Non è possibile impostare un semplice vincolo NOT NULL su colonne come Capienza o Volume_occupato, perché questo bloccherebbe l'inserimento dei record dell'altra categoria.</w:t>
       </w:r>
       <w:r>
         <w:rPr>
@@ -1525,6 +1602,7 @@
           <w:lang w:val="en-GB"/>
         </w:rPr>
       </w:pPr>
+      <w:proofErr w:type="gramStart"/>
       <w:r>
         <w:rPr>
           <w:sz w:val="28"/>
@@ -1533,6 +1611,7 @@
         </w:rPr>
         <w:t>CHECK(</w:t>
       </w:r>
+      <w:proofErr w:type="gramEnd"/>
       <w:r>
         <w:rPr>
           <w:sz w:val="28"/>
@@ -1574,12 +1653,14 @@
           <w:lang w:val="en-GB"/>
         </w:rPr>
       </w:pPr>
+      <w:proofErr w:type="gramStart"/>
       <w:r>
         <w:rPr>
           <w:sz w:val="28"/>
           <w:szCs w:val="28"/>
           <w:lang w:val="en-GB"/>
         </w:rPr>
+        <w:lastRenderedPageBreak/>
         <w:t>CHECK</w:t>
       </w:r>
       <w:r>
@@ -1588,14 +1669,23 @@
           <w:szCs w:val="28"/>
           <w:lang w:val="en-GB"/>
         </w:rPr>
-        <w:t>((Tipo=’Cargo’ and Peso_massimo is not nu</w:t>
-      </w:r>
+        <w:t>(</w:t>
+      </w:r>
+      <w:proofErr w:type="gramEnd"/>
       <w:r>
         <w:rPr>
           <w:sz w:val="28"/>
           <w:szCs w:val="28"/>
           <w:lang w:val="en-GB"/>
         </w:rPr>
+        <w:t>(Tipo=’Cargo’ and Peso_massimo is not nu</w:t>
+      </w:r>
+      <w:r>
+        <w:rPr>
+          <w:sz w:val="28"/>
+          <w:szCs w:val="28"/>
+          <w:lang w:val="en-GB"/>
+        </w:rPr>
         <w:t xml:space="preserve">ll and Capacita is not null) or (Tipo=’Crociera’ and </w:t>
       </w:r>
       <w:r>
@@ -1744,7 +1834,392 @@
           <w:szCs w:val="28"/>
           <w:lang w:val="en-GB"/>
         </w:rPr>
+        <w:t>FROM Nave</w:t>
+      </w:r>
+    </w:p>
+    <w:p>
+      <w:pPr>
+        <w:rPr>
+          <w:sz w:val="28"/>
+          <w:szCs w:val="28"/>
+          <w:lang w:val="en-GB"/>
+        </w:rPr>
+      </w:pPr>
+      <w:r>
+        <w:rPr>
+          <w:sz w:val="28"/>
+          <w:szCs w:val="28"/>
+          <w:lang w:val="en-GB"/>
+        </w:rPr>
+        <w:t>WHERE IMO = NEW.IMO;</w:t>
+      </w:r>
+    </w:p>
+    <w:p>
+      <w:pPr>
+        <w:rPr>
+          <w:sz w:val="28"/>
+          <w:szCs w:val="28"/>
+          <w:lang w:val="en-GB"/>
+        </w:rPr>
+      </w:pPr>
+      <w:r>
+        <w:rPr>
+          <w:sz w:val="28"/>
+          <w:szCs w:val="28"/>
+          <w:lang w:val="en-GB"/>
+        </w:rPr>
+        <w:t>IF tipo_nave &lt;&gt; 'Cargo' THEN</w:t>
+      </w:r>
+    </w:p>
+    <w:p>
+      <w:pPr>
+        <w:rPr>
+          <w:sz w:val="28"/>
+          <w:szCs w:val="28"/>
+          <w:lang w:val="en-GB"/>
+        </w:rPr>
+      </w:pPr>
+      <w:r>
+        <w:rPr>
+          <w:sz w:val="28"/>
+          <w:szCs w:val="28"/>
+          <w:lang w:val="en-GB"/>
+        </w:rPr>
+        <w:t>SIGNAL SQLSTATE '45000'</w:t>
+      </w:r>
+    </w:p>
+    <w:p>
+      <w:pPr>
+        <w:rPr>
+          <w:sz w:val="28"/>
+          <w:szCs w:val="28"/>
+        </w:rPr>
+      </w:pPr>
+      <w:r>
+        <w:rPr>
+          <w:sz w:val="28"/>
+          <w:szCs w:val="28"/>
+        </w:rPr>
+        <w:t>SET MESSAGE_TEXT='Questo tipo di nave non trasporta container';</w:t>
+      </w:r>
+    </w:p>
+    <w:p>
+      <w:pPr>
+        <w:rPr>
+          <w:sz w:val="28"/>
+          <w:szCs w:val="28"/>
+          <w:lang w:val="en-GB"/>
+        </w:rPr>
+      </w:pPr>
+      <w:r>
+        <w:rPr>
+          <w:sz w:val="28"/>
+          <w:szCs w:val="28"/>
+          <w:lang w:val="en-GB"/>
+        </w:rPr>
+        <w:t>END IF;</w:t>
+      </w:r>
+    </w:p>
+    <w:p>
+      <w:pPr>
+        <w:rPr>
+          <w:sz w:val="28"/>
+          <w:szCs w:val="28"/>
+          <w:lang w:val="en-GB"/>
+        </w:rPr>
+      </w:pPr>
+      <w:r>
+        <w:rPr>
+          <w:sz w:val="28"/>
+          <w:szCs w:val="28"/>
+          <w:lang w:val="en-GB"/>
+        </w:rPr>
+        <w:t>END //</w:t>
+      </w:r>
+    </w:p>
+    <w:p>
+      <w:pPr>
+        <w:rPr>
+          <w:sz w:val="28"/>
+          <w:szCs w:val="28"/>
+          <w:lang w:val="en-GB"/>
+        </w:rPr>
+      </w:pPr>
+      <w:r>
+        <w:rPr>
+          <w:sz w:val="28"/>
+          <w:szCs w:val="28"/>
+          <w:lang w:val="en-GB"/>
+        </w:rPr>
+        <w:t>CREATE TRIGGER controllo_tipo_nave_itinerario</w:t>
+      </w:r>
+    </w:p>
+    <w:p>
+      <w:pPr>
+        <w:rPr>
+          <w:sz w:val="28"/>
+          <w:szCs w:val="28"/>
+          <w:lang w:val="en-GB"/>
+        </w:rPr>
+      </w:pPr>
+      <w:r>
+        <w:rPr>
+          <w:sz w:val="28"/>
+          <w:szCs w:val="28"/>
+          <w:lang w:val="en-GB"/>
+        </w:rPr>
+        <w:t>BEFORE INSERT ON Nave</w:t>
+      </w:r>
+    </w:p>
+    <w:p>
+      <w:pPr>
+        <w:rPr>
+          <w:sz w:val="28"/>
+          <w:szCs w:val="28"/>
+          <w:lang w:val="en-GB"/>
+        </w:rPr>
+      </w:pPr>
+      <w:r>
+        <w:rPr>
+          <w:sz w:val="28"/>
+          <w:szCs w:val="28"/>
+          <w:lang w:val="en-GB"/>
+        </w:rPr>
+        <w:t xml:space="preserve">FOR EACH ROW </w:t>
+      </w:r>
+    </w:p>
+    <w:p>
+      <w:pPr>
+        <w:rPr>
+          <w:sz w:val="28"/>
+          <w:szCs w:val="28"/>
+          <w:lang w:val="en-GB"/>
+        </w:rPr>
+      </w:pPr>
+      <w:r>
+        <w:rPr>
+          <w:sz w:val="28"/>
+          <w:szCs w:val="28"/>
+          <w:lang w:val="en-GB"/>
+        </w:rPr>
+        <w:t>BEGIN</w:t>
+      </w:r>
+    </w:p>
+    <w:p>
+      <w:pPr>
+        <w:rPr>
+          <w:sz w:val="28"/>
+          <w:szCs w:val="28"/>
+          <w:lang w:val="en-GB"/>
+        </w:rPr>
+      </w:pPr>
+      <w:r>
+        <w:rPr>
+          <w:sz w:val="28"/>
+          <w:szCs w:val="28"/>
+          <w:lang w:val="en-GB"/>
+        </w:rPr>
+        <w:t xml:space="preserve">    IF NEW.Tipo = 'Cargo' AND NEW.ID_itinerario IS NOT NULL THEN</w:t>
+      </w:r>
+    </w:p>
+    <w:p>
+      <w:pPr>
+        <w:rPr>
+          <w:sz w:val="28"/>
+          <w:szCs w:val="28"/>
+        </w:rPr>
+      </w:pPr>
+      <w:r>
+        <w:rPr>
+          <w:sz w:val="28"/>
+          <w:szCs w:val="28"/>
+          <w:lang w:val="en-GB"/>
+        </w:rPr>
+        <w:t xml:space="preserve">        </w:t>
+      </w:r>
+      <w:r>
+        <w:rPr>
+          <w:sz w:val="28"/>
+          <w:szCs w:val="28"/>
+        </w:rPr>
+        <w:t>SIGNAL SQLSTATE '45000'</w:t>
+      </w:r>
+    </w:p>
+    <w:p>
+      <w:pPr>
+        <w:rPr>
+          <w:sz w:val="28"/>
+          <w:szCs w:val="28"/>
+        </w:rPr>
+      </w:pPr>
+      <w:r>
+        <w:rPr>
+          <w:sz w:val="28"/>
+          <w:szCs w:val="28"/>
+        </w:rPr>
+        <w:t xml:space="preserve">        SET MESSAGE_TEXT = 'Gli itinerari non possono essere assegnati alle navi cargo';</w:t>
+      </w:r>
+    </w:p>
+    <w:p>
+      <w:pPr>
+        <w:rPr>
+          <w:sz w:val="28"/>
+          <w:szCs w:val="28"/>
+          <w:lang w:val="en-GB"/>
+        </w:rPr>
+      </w:pPr>
+      <w:r>
+        <w:rPr>
+          <w:sz w:val="28"/>
+          <w:szCs w:val="28"/>
+        </w:rPr>
+        <w:t xml:space="preserve">    </w:t>
+      </w:r>
+      <w:r>
+        <w:rPr>
+          <w:sz w:val="28"/>
+          <w:szCs w:val="28"/>
+          <w:lang w:val="en-GB"/>
+        </w:rPr>
+        <w:t>END IF;</w:t>
+      </w:r>
+    </w:p>
+    <w:p>
+      <w:pPr>
+        <w:rPr>
+          <w:sz w:val="28"/>
+          <w:szCs w:val="28"/>
+          <w:lang w:val="en-GB"/>
+        </w:rPr>
+      </w:pPr>
+      <w:r>
+        <w:rPr>
+          <w:sz w:val="28"/>
+          <w:szCs w:val="28"/>
+          <w:lang w:val="en-GB"/>
+        </w:rPr>
+        <w:t>END //</w:t>
+      </w:r>
+    </w:p>
+    <w:p>
+      <w:pPr>
+        <w:rPr>
+          <w:sz w:val="28"/>
+          <w:szCs w:val="28"/>
+          <w:lang w:val="en-GB"/>
+        </w:rPr>
+      </w:pPr>
+      <w:r>
+        <w:rPr>
+          <w:sz w:val="28"/>
+          <w:szCs w:val="28"/>
+          <w:lang w:val="en-GB"/>
+        </w:rPr>
+        <w:t>CREATE TRIGGER controllo_tipo_nave_stanza</w:t>
+      </w:r>
+    </w:p>
+    <w:p>
+      <w:pPr>
+        <w:rPr>
+          <w:sz w:val="28"/>
+          <w:szCs w:val="28"/>
+          <w:lang w:val="en-GB"/>
+        </w:rPr>
+      </w:pPr>
+      <w:r>
+        <w:rPr>
+          <w:sz w:val="28"/>
+          <w:szCs w:val="28"/>
+          <w:lang w:val="en-GB"/>
+        </w:rPr>
         <w:lastRenderedPageBreak/>
+        <w:t>BEFORE INSERT ON St</w:t>
+      </w:r>
+      <w:r>
+        <w:rPr>
+          <w:sz w:val="28"/>
+          <w:szCs w:val="28"/>
+          <w:lang w:val="en-GB"/>
+        </w:rPr>
+        <w:t>anza</w:t>
+      </w:r>
+    </w:p>
+    <w:p>
+      <w:pPr>
+        <w:rPr>
+          <w:sz w:val="28"/>
+          <w:szCs w:val="28"/>
+          <w:lang w:val="en-GB"/>
+        </w:rPr>
+      </w:pPr>
+      <w:r>
+        <w:rPr>
+          <w:sz w:val="28"/>
+          <w:szCs w:val="28"/>
+          <w:lang w:val="en-GB"/>
+        </w:rPr>
+        <w:t>FOR EACH ROW BEGIN</w:t>
+      </w:r>
+    </w:p>
+    <w:p>
+      <w:pPr>
+        <w:rPr>
+          <w:sz w:val="28"/>
+          <w:szCs w:val="28"/>
+        </w:rPr>
+      </w:pPr>
+      <w:r>
+        <w:rPr>
+          <w:sz w:val="28"/>
+          <w:szCs w:val="28"/>
+        </w:rPr>
+        <w:t>DECLARE tipo_nave VARCHAR(10);</w:t>
+      </w:r>
+    </w:p>
+    <w:p>
+      <w:pPr>
+        <w:rPr>
+          <w:sz w:val="28"/>
+          <w:szCs w:val="28"/>
+        </w:rPr>
+      </w:pPr>
+      <w:r>
+        <w:rPr>
+          <w:sz w:val="28"/>
+          <w:szCs w:val="28"/>
+        </w:rPr>
+        <w:t>SELECT Tipo</w:t>
+      </w:r>
+    </w:p>
+    <w:p>
+      <w:pPr>
+        <w:rPr>
+          <w:sz w:val="28"/>
+          <w:szCs w:val="28"/>
+        </w:rPr>
+      </w:pPr>
+      <w:r>
+        <w:rPr>
+          <w:sz w:val="28"/>
+          <w:szCs w:val="28"/>
+        </w:rPr>
+        <w:t>INTO tipo_nave</w:t>
+      </w:r>
+    </w:p>
+    <w:p>
+      <w:pPr>
+        <w:rPr>
+          <w:sz w:val="28"/>
+          <w:szCs w:val="28"/>
+          <w:lang w:val="en-GB"/>
+        </w:rPr>
+      </w:pPr>
+      <w:r>
+        <w:rPr>
+          <w:sz w:val="28"/>
+          <w:szCs w:val="28"/>
+          <w:lang w:val="en-GB"/>
+        </w:rPr>
         <w:t>FROM Nave</w:t>
       </w:r>
     </w:p>
@@ -1762,39 +2237,35 @@
           <w:szCs w:val="28"/>
           <w:lang w:val="en-GB"/>
         </w:rPr>
-        <w:t>WHERE IMO = NEW.IMO;</w:t>
-      </w:r>
-    </w:p>
-    <w:p>
-      <w:pPr>
-        <w:rPr>
-          <w:sz w:val="28"/>
-          <w:szCs w:val="28"/>
-          <w:lang w:val="en-GB"/>
-        </w:rPr>
-      </w:pPr>
-      <w:r>
-        <w:rPr>
-          <w:sz w:val="28"/>
-          <w:szCs w:val="28"/>
-          <w:lang w:val="en-GB"/>
-        </w:rPr>
-        <w:t>IF tipo_nave &lt;&gt; 'Cargo' THEN</w:t>
-      </w:r>
-    </w:p>
-    <w:p>
-      <w:pPr>
-        <w:rPr>
-          <w:sz w:val="28"/>
-          <w:szCs w:val="28"/>
-          <w:lang w:val="en-GB"/>
-        </w:rPr>
-      </w:pPr>
-      <w:r>
-        <w:rPr>
-          <w:sz w:val="28"/>
-          <w:szCs w:val="28"/>
-          <w:lang w:val="en-GB"/>
+        <w:t>WHERE Nave.IMO=NEW.IMO;</w:t>
+      </w:r>
+    </w:p>
+    <w:p>
+      <w:pPr>
+        <w:rPr>
+          <w:sz w:val="28"/>
+          <w:szCs w:val="28"/>
+        </w:rPr>
+      </w:pPr>
+      <w:r>
+        <w:rPr>
+          <w:sz w:val="28"/>
+          <w:szCs w:val="28"/>
+        </w:rPr>
+        <w:t>IF tipo_nave &lt;&gt; 'Crociera' THEN</w:t>
+      </w:r>
+    </w:p>
+    <w:p>
+      <w:pPr>
+        <w:rPr>
+          <w:sz w:val="28"/>
+          <w:szCs w:val="28"/>
+        </w:rPr>
+      </w:pPr>
+      <w:r>
+        <w:rPr>
+          <w:sz w:val="28"/>
+          <w:szCs w:val="28"/>
         </w:rPr>
         <w:t>SIGNAL SQLSTATE '45000'</w:t>
       </w:r>
@@ -1811,388 +2282,6 @@
           <w:sz w:val="28"/>
           <w:szCs w:val="28"/>
         </w:rPr>
-        <w:t>SET MESSAGE_TEXT='Questo tipo di nave non trasporta container';</w:t>
-      </w:r>
-    </w:p>
-    <w:p>
-      <w:pPr>
-        <w:rPr>
-          <w:sz w:val="28"/>
-          <w:szCs w:val="28"/>
-          <w:lang w:val="en-GB"/>
-        </w:rPr>
-      </w:pPr>
-      <w:r>
-        <w:rPr>
-          <w:sz w:val="28"/>
-          <w:szCs w:val="28"/>
-          <w:lang w:val="en-GB"/>
-        </w:rPr>
-        <w:t>END IF;</w:t>
-      </w:r>
-    </w:p>
-    <w:p>
-      <w:pPr>
-        <w:rPr>
-          <w:sz w:val="28"/>
-          <w:szCs w:val="28"/>
-          <w:lang w:val="en-GB"/>
-        </w:rPr>
-      </w:pPr>
-      <w:r>
-        <w:rPr>
-          <w:sz w:val="28"/>
-          <w:szCs w:val="28"/>
-          <w:lang w:val="en-GB"/>
-        </w:rPr>
-        <w:t>END //</w:t>
-      </w:r>
-    </w:p>
-    <w:p>
-      <w:pPr>
-        <w:rPr>
-          <w:sz w:val="28"/>
-          <w:szCs w:val="28"/>
-          <w:lang w:val="en-GB"/>
-        </w:rPr>
-      </w:pPr>
-      <w:r>
-        <w:rPr>
-          <w:sz w:val="28"/>
-          <w:szCs w:val="28"/>
-          <w:lang w:val="en-GB"/>
-        </w:rPr>
-        <w:t>CREATE TRIGGER controllo_tipo_nave_itinerario</w:t>
-      </w:r>
-    </w:p>
-    <w:p>
-      <w:pPr>
-        <w:rPr>
-          <w:sz w:val="28"/>
-          <w:szCs w:val="28"/>
-          <w:lang w:val="en-GB"/>
-        </w:rPr>
-      </w:pPr>
-      <w:r>
-        <w:rPr>
-          <w:sz w:val="28"/>
-          <w:szCs w:val="28"/>
-          <w:lang w:val="en-GB"/>
-        </w:rPr>
-        <w:t>BEFORE INSERT ON Nave</w:t>
-      </w:r>
-    </w:p>
-    <w:p>
-      <w:pPr>
-        <w:rPr>
-          <w:sz w:val="28"/>
-          <w:szCs w:val="28"/>
-          <w:lang w:val="en-GB"/>
-        </w:rPr>
-      </w:pPr>
-      <w:r>
-        <w:rPr>
-          <w:sz w:val="28"/>
-          <w:szCs w:val="28"/>
-          <w:lang w:val="en-GB"/>
-        </w:rPr>
-        <w:t xml:space="preserve">FOR EACH ROW </w:t>
-      </w:r>
-    </w:p>
-    <w:p>
-      <w:pPr>
-        <w:rPr>
-          <w:sz w:val="28"/>
-          <w:szCs w:val="28"/>
-          <w:lang w:val="en-GB"/>
-        </w:rPr>
-      </w:pPr>
-      <w:r>
-        <w:rPr>
-          <w:sz w:val="28"/>
-          <w:szCs w:val="28"/>
-          <w:lang w:val="en-GB"/>
-        </w:rPr>
-        <w:t>BEGIN</w:t>
-      </w:r>
-    </w:p>
-    <w:p>
-      <w:pPr>
-        <w:rPr>
-          <w:sz w:val="28"/>
-          <w:szCs w:val="28"/>
-          <w:lang w:val="en-GB"/>
-        </w:rPr>
-      </w:pPr>
-      <w:r>
-        <w:rPr>
-          <w:sz w:val="28"/>
-          <w:szCs w:val="28"/>
-          <w:lang w:val="en-GB"/>
-        </w:rPr>
-        <w:t xml:space="preserve">    IF NEW.Tipo = 'Cargo' AND NEW.ID_itinerario IS NOT NULL THEN</w:t>
-      </w:r>
-    </w:p>
-    <w:p>
-      <w:pPr>
-        <w:rPr>
-          <w:sz w:val="28"/>
-          <w:szCs w:val="28"/>
-        </w:rPr>
-      </w:pPr>
-      <w:r>
-        <w:rPr>
-          <w:sz w:val="28"/>
-          <w:szCs w:val="28"/>
-          <w:lang w:val="en-GB"/>
-        </w:rPr>
-        <w:t xml:space="preserve">        </w:t>
-      </w:r>
-      <w:r>
-        <w:rPr>
-          <w:sz w:val="28"/>
-          <w:szCs w:val="28"/>
-        </w:rPr>
-        <w:t>SIGNAL SQLSTATE '45000'</w:t>
-      </w:r>
-    </w:p>
-    <w:p>
-      <w:pPr>
-        <w:rPr>
-          <w:sz w:val="28"/>
-          <w:szCs w:val="28"/>
-        </w:rPr>
-      </w:pPr>
-      <w:r>
-        <w:rPr>
-          <w:sz w:val="28"/>
-          <w:szCs w:val="28"/>
-        </w:rPr>
-        <w:t xml:space="preserve">        SET MESSAGE_TEXT = 'Gli itinerari non possono essere assegnati alle navi cargo';</w:t>
-      </w:r>
-    </w:p>
-    <w:p>
-      <w:pPr>
-        <w:rPr>
-          <w:sz w:val="28"/>
-          <w:szCs w:val="28"/>
-          <w:lang w:val="en-GB"/>
-        </w:rPr>
-      </w:pPr>
-      <w:r>
-        <w:rPr>
-          <w:sz w:val="28"/>
-          <w:szCs w:val="28"/>
-        </w:rPr>
-        <w:t xml:space="preserve">    </w:t>
-      </w:r>
-      <w:r>
-        <w:rPr>
-          <w:sz w:val="28"/>
-          <w:szCs w:val="28"/>
-          <w:lang w:val="en-GB"/>
-        </w:rPr>
-        <w:t>END IF;</w:t>
-      </w:r>
-    </w:p>
-    <w:p>
-      <w:pPr>
-        <w:rPr>
-          <w:sz w:val="28"/>
-          <w:szCs w:val="28"/>
-          <w:lang w:val="en-GB"/>
-        </w:rPr>
-      </w:pPr>
-      <w:r>
-        <w:rPr>
-          <w:sz w:val="28"/>
-          <w:szCs w:val="28"/>
-          <w:lang w:val="en-GB"/>
-        </w:rPr>
-        <w:t>END //</w:t>
-      </w:r>
-    </w:p>
-    <w:p>
-      <w:pPr>
-        <w:rPr>
-          <w:sz w:val="28"/>
-          <w:szCs w:val="28"/>
-          <w:lang w:val="en-GB"/>
-        </w:rPr>
-      </w:pPr>
-      <w:r>
-        <w:rPr>
-          <w:sz w:val="28"/>
-          <w:szCs w:val="28"/>
-          <w:lang w:val="en-GB"/>
-        </w:rPr>
-        <w:t>CREATE TRIGGER controllo_tipo_nave_stanza</w:t>
-      </w:r>
-    </w:p>
-    <w:p>
-      <w:pPr>
-        <w:rPr>
-          <w:sz w:val="28"/>
-          <w:szCs w:val="28"/>
-          <w:lang w:val="en-GB"/>
-        </w:rPr>
-      </w:pPr>
-      <w:r>
-        <w:rPr>
-          <w:sz w:val="28"/>
-          <w:szCs w:val="28"/>
-          <w:lang w:val="en-GB"/>
-        </w:rPr>
-        <w:t>BEFORE INSERT ON St</w:t>
-      </w:r>
-      <w:r>
-        <w:rPr>
-          <w:sz w:val="28"/>
-          <w:szCs w:val="28"/>
-          <w:lang w:val="en-GB"/>
-        </w:rPr>
-        <w:t>anza</w:t>
-      </w:r>
-    </w:p>
-    <w:p>
-      <w:pPr>
-        <w:rPr>
-          <w:sz w:val="28"/>
-          <w:szCs w:val="28"/>
-          <w:lang w:val="en-GB"/>
-        </w:rPr>
-      </w:pPr>
-      <w:r>
-        <w:rPr>
-          <w:sz w:val="28"/>
-          <w:szCs w:val="28"/>
-          <w:lang w:val="en-GB"/>
-        </w:rPr>
-        <w:t>FOR EACH ROW BEGIN</w:t>
-      </w:r>
-    </w:p>
-    <w:p>
-      <w:pPr>
-        <w:rPr>
-          <w:sz w:val="28"/>
-          <w:szCs w:val="28"/>
-        </w:rPr>
-      </w:pPr>
-      <w:r>
-        <w:rPr>
-          <w:sz w:val="28"/>
-          <w:szCs w:val="28"/>
-        </w:rPr>
-        <w:t>DECLARE tipo_nave VARCHAR(10);</w:t>
-      </w:r>
-    </w:p>
-    <w:p>
-      <w:pPr>
-        <w:rPr>
-          <w:sz w:val="28"/>
-          <w:szCs w:val="28"/>
-        </w:rPr>
-      </w:pPr>
-      <w:r>
-        <w:rPr>
-          <w:sz w:val="28"/>
-          <w:szCs w:val="28"/>
-        </w:rPr>
-        <w:t>SELECT Tipo</w:t>
-      </w:r>
-    </w:p>
-    <w:p>
-      <w:pPr>
-        <w:rPr>
-          <w:sz w:val="28"/>
-          <w:szCs w:val="28"/>
-        </w:rPr>
-      </w:pPr>
-      <w:r>
-        <w:rPr>
-          <w:sz w:val="28"/>
-          <w:szCs w:val="28"/>
-        </w:rPr>
-        <w:t>INTO tipo_nave</w:t>
-      </w:r>
-    </w:p>
-    <w:p>
-      <w:pPr>
-        <w:rPr>
-          <w:sz w:val="28"/>
-          <w:szCs w:val="28"/>
-          <w:lang w:val="en-GB"/>
-        </w:rPr>
-      </w:pPr>
-      <w:r>
-        <w:rPr>
-          <w:sz w:val="28"/>
-          <w:szCs w:val="28"/>
-          <w:lang w:val="en-GB"/>
-        </w:rPr>
-        <w:t>FROM Nave</w:t>
-      </w:r>
-    </w:p>
-    <w:p>
-      <w:pPr>
-        <w:rPr>
-          <w:sz w:val="28"/>
-          <w:szCs w:val="28"/>
-          <w:lang w:val="en-GB"/>
-        </w:rPr>
-      </w:pPr>
-      <w:r>
-        <w:rPr>
-          <w:sz w:val="28"/>
-          <w:szCs w:val="28"/>
-          <w:lang w:val="en-GB"/>
-        </w:rPr>
-        <w:t>WHERE Nave.IMO=NEW.IMO;</w:t>
-      </w:r>
-    </w:p>
-    <w:p>
-      <w:pPr>
-        <w:rPr>
-          <w:sz w:val="28"/>
-          <w:szCs w:val="28"/>
-        </w:rPr>
-      </w:pPr>
-      <w:r>
-        <w:rPr>
-          <w:sz w:val="28"/>
-          <w:szCs w:val="28"/>
-        </w:rPr>
-        <w:t>IF tipo_nave &lt;&gt; 'Crociera' THEN</w:t>
-      </w:r>
-    </w:p>
-    <w:p>
-      <w:pPr>
-        <w:rPr>
-          <w:sz w:val="28"/>
-          <w:szCs w:val="28"/>
-        </w:rPr>
-      </w:pPr>
-      <w:r>
-        <w:rPr>
-          <w:sz w:val="28"/>
-          <w:szCs w:val="28"/>
-        </w:rPr>
-        <w:t>SIGNAL SQLSTATE '45000'</w:t>
-      </w:r>
-    </w:p>
-    <w:p>
-      <w:pPr>
-        <w:rPr>
-          <w:sz w:val="28"/>
-          <w:szCs w:val="28"/>
-        </w:rPr>
-      </w:pPr>
-      <w:r>
-        <w:rPr>
-          <w:sz w:val="28"/>
-          <w:szCs w:val="28"/>
-        </w:rPr>
-        <w:lastRenderedPageBreak/>
         <w:t>SET MESSAGE_TEXT='Questo tipo di nave non viene suddiviso in stanze';</w:t>
       </w:r>
     </w:p>
@@ -2289,6 +2378,55 @@
           <w:sz w:val="28"/>
           <w:szCs w:val="28"/>
         </w:rPr>
+        <w:drawing>
+          <wp:inline distT="0" distB="0" distL="0" distR="0" wp14:anchorId="3CED94E2" wp14:editId="20B67126">
+            <wp:extent cx="5731510" cy="2470150"/>
+            <wp:effectExtent l="0" t="0" r="2540" b="6350"/>
+            <wp:docPr id="2045136797" name="Picture 1"/>
+            <wp:cNvGraphicFramePr>
+              <a:graphicFrameLocks xmlns:a="http://schemas.openxmlformats.org/drawingml/2006/main" noChangeAspect="1"/>
+            </wp:cNvGraphicFramePr>
+            <a:graphic xmlns:a="http://schemas.openxmlformats.org/drawingml/2006/main">
+              <a:graphicData uri="http://schemas.openxmlformats.org/drawingml/2006/picture">
+                <pic:pic xmlns:pic="http://schemas.openxmlformats.org/drawingml/2006/picture">
+                  <pic:nvPicPr>
+                    <pic:cNvPr id="2045136797" name=""/>
+                    <pic:cNvPicPr/>
+                  </pic:nvPicPr>
+                  <pic:blipFill>
+                    <a:blip r:embed="rId7"/>
+                    <a:stretch>
+                      <a:fillRect/>
+                    </a:stretch>
+                  </pic:blipFill>
+                  <pic:spPr>
+                    <a:xfrm>
+                      <a:off x="0" y="0"/>
+                      <a:ext cx="5731510" cy="2470150"/>
+                    </a:xfrm>
+                    <a:prstGeom prst="rect">
+                      <a:avLst/>
+                    </a:prstGeom>
+                  </pic:spPr>
+                </pic:pic>
+              </a:graphicData>
+            </a:graphic>
+          </wp:inline>
+        </w:drawing>
+      </w:r>
+    </w:p>
+    <w:p>
+      <w:pPr>
+        <w:rPr>
+          <w:sz w:val="28"/>
+          <w:szCs w:val="28"/>
+        </w:rPr>
+      </w:pPr>
+      <w:r>
+        <w:rPr>
+          <w:sz w:val="28"/>
+          <w:szCs w:val="28"/>
+        </w:rPr>
         <w:t>Vantaggi:</w:t>
       </w:r>
     </w:p>
@@ -2309,6 +2447,7 @@
           <w:sz w:val="28"/>
           <w:szCs w:val="28"/>
         </w:rPr>
+        <w:lastRenderedPageBreak/>
         <w:t>Assenza di valori nulli: Ogni tabella avrebbe contenuto esclusivamente i dati pertinenti alla propria categoria, permettendo l'uso sistematico del vincolo NOT NULL.</w:t>
       </w:r>
     </w:p>
@@ -2471,15 +2610,7 @@
           <w:sz w:val="28"/>
           <w:szCs w:val="28"/>
         </w:rPr>
-        <w:t xml:space="preserve">Poiché la relazione ATTRACCO faceva capo all'entità padre, con questa strategia si è costretti a sdoppiarla in due relazioni distinte: una </w:t>
-      </w:r>
-      <w:r>
-        <w:rPr>
-          <w:sz w:val="28"/>
-          <w:szCs w:val="28"/>
-        </w:rPr>
-        <w:lastRenderedPageBreak/>
-        <w:t>tra CARGO e BANCHINA, e una tra CROCIERA e BANCHINA.</w:t>
+        <w:t>Poiché la relazione ATTRACCO faceva capo all'entità padre, con questa strategia si è costretti a sdoppiarla in due relazioni distinte: una tra CARGO e BANCHINA, e una tra CROCIERA e BANCHINA.</w:t>
       </w:r>
       <w:r>
         <w:rPr>
@@ -2563,7 +2694,15 @@
           <w:sz w:val="28"/>
           <w:szCs w:val="28"/>
         </w:rPr>
-        <w:t>L'operazione più frequente e critica in un database portuale è la gestione degli attracchi e la disponibilità delle banchine. La relazione ATTRACCO unisce NAVE a BANCHINA.</w:t>
+        <w:t xml:space="preserve">L'operazione più frequente e critica in un database portuale è la gestione degli attracchi e la disponibilità delle banchine. La relazione ATTRACCO </w:t>
+      </w:r>
+      <w:r>
+        <w:rPr>
+          <w:sz w:val="28"/>
+          <w:szCs w:val="28"/>
+        </w:rPr>
+        <w:lastRenderedPageBreak/>
+        <w:t>unisce NAVE a BANCHINA.</w:t>
       </w:r>
       <w:r>
         <w:rPr>
@@ -2688,7 +2827,6 @@
           <w:sz w:val="28"/>
           <w:szCs w:val="28"/>
         </w:rPr>
-        <w:lastRenderedPageBreak/>
         <w:t xml:space="preserve">La gerarchia presenta il costrutto padre PERSONA e le entità figlie CLIENTE e GUIDA. La scelta implementata nel </w:t>
       </w:r>
       <w:r>
@@ -2754,6 +2892,56 @@
           <w:sz w:val="28"/>
           <w:szCs w:val="28"/>
         </w:rPr>
+        <w:lastRenderedPageBreak/>
+        <w:drawing>
+          <wp:inline distT="0" distB="0" distL="0" distR="0" wp14:anchorId="0337507C" wp14:editId="1E813E28">
+            <wp:extent cx="5731510" cy="4145280"/>
+            <wp:effectExtent l="0" t="0" r="2540" b="7620"/>
+            <wp:docPr id="2063490787" name="Picture 1"/>
+            <wp:cNvGraphicFramePr>
+              <a:graphicFrameLocks xmlns:a="http://schemas.openxmlformats.org/drawingml/2006/main" noChangeAspect="1"/>
+            </wp:cNvGraphicFramePr>
+            <a:graphic xmlns:a="http://schemas.openxmlformats.org/drawingml/2006/main">
+              <a:graphicData uri="http://schemas.openxmlformats.org/drawingml/2006/picture">
+                <pic:pic xmlns:pic="http://schemas.openxmlformats.org/drawingml/2006/picture">
+                  <pic:nvPicPr>
+                    <pic:cNvPr id="2063490787" name=""/>
+                    <pic:cNvPicPr/>
+                  </pic:nvPicPr>
+                  <pic:blipFill>
+                    <a:blip r:embed="rId8"/>
+                    <a:stretch>
+                      <a:fillRect/>
+                    </a:stretch>
+                  </pic:blipFill>
+                  <pic:spPr>
+                    <a:xfrm>
+                      <a:off x="0" y="0"/>
+                      <a:ext cx="5731510" cy="4145280"/>
+                    </a:xfrm>
+                    <a:prstGeom prst="rect">
+                      <a:avLst/>
+                    </a:prstGeom>
+                  </pic:spPr>
+                </pic:pic>
+              </a:graphicData>
+            </a:graphic>
+          </wp:inline>
+        </w:drawing>
+      </w:r>
+    </w:p>
+    <w:p>
+      <w:pPr>
+        <w:rPr>
+          <w:sz w:val="28"/>
+          <w:szCs w:val="28"/>
+        </w:rPr>
+      </w:pPr>
+      <w:r>
+        <w:rPr>
+          <w:sz w:val="28"/>
+          <w:szCs w:val="28"/>
+        </w:rPr>
         <w:t>Vantaggi:</w:t>
       </w:r>
     </w:p>
@@ -2864,6 +3052,7 @@
           <w:sz w:val="28"/>
           <w:szCs w:val="28"/>
         </w:rPr>
+        <w:lastRenderedPageBreak/>
         <w:t>Vincoli associati:</w:t>
       </w:r>
     </w:p>
@@ -2949,7 +3138,6 @@
           <w:sz w:val="28"/>
           <w:szCs w:val="28"/>
         </w:rPr>
-        <w:lastRenderedPageBreak/>
         <w:t>DELIMITER //</w:t>
       </w:r>
     </w:p>
@@ -3264,7 +3452,59 @@
           <w:sz w:val="28"/>
           <w:szCs w:val="28"/>
         </w:rPr>
+        <w:lastRenderedPageBreak/>
         <w:t>Qualora si fosse scelto di mantenere unicamente la tabella PERSONA, tutti gli attributi di clienti e guide sarebbero confluiti in essa, unitamente alle relazioni PRENOTAZIONE e SUPERVISIONE.</w:t>
+      </w:r>
+    </w:p>
+    <w:p>
+      <w:pPr>
+        <w:rPr>
+          <w:sz w:val="28"/>
+          <w:szCs w:val="28"/>
+          <w:lang w:val="en-GB"/>
+        </w:rPr>
+      </w:pPr>
+      <w:r>
+        <w:rPr>
+          <w:sz w:val="28"/>
+          <w:szCs w:val="28"/>
+          <w:lang w:val="en-GB"/>
+        </w:rPr>
+        <w:drawing>
+          <wp:inline distT="0" distB="0" distL="0" distR="0" wp14:anchorId="5A3B997D" wp14:editId="5F709E62">
+            <wp:extent cx="5731510" cy="3716655"/>
+            <wp:effectExtent l="0" t="0" r="2540" b="0"/>
+            <wp:docPr id="1758041390" name="Picture 1"/>
+            <wp:cNvGraphicFramePr>
+              <a:graphicFrameLocks xmlns:a="http://schemas.openxmlformats.org/drawingml/2006/main" noChangeAspect="1"/>
+            </wp:cNvGraphicFramePr>
+            <a:graphic xmlns:a="http://schemas.openxmlformats.org/drawingml/2006/main">
+              <a:graphicData uri="http://schemas.openxmlformats.org/drawingml/2006/picture">
+                <pic:pic xmlns:pic="http://schemas.openxmlformats.org/drawingml/2006/picture">
+                  <pic:nvPicPr>
+                    <pic:cNvPr id="1758041390" name=""/>
+                    <pic:cNvPicPr/>
+                  </pic:nvPicPr>
+                  <pic:blipFill>
+                    <a:blip r:embed="rId9"/>
+                    <a:stretch>
+                      <a:fillRect/>
+                    </a:stretch>
+                  </pic:blipFill>
+                  <pic:spPr>
+                    <a:xfrm>
+                      <a:off x="0" y="0"/>
+                      <a:ext cx="5731510" cy="3716655"/>
+                    </a:xfrm>
+                    <a:prstGeom prst="rect">
+                      <a:avLst/>
+                    </a:prstGeom>
+                  </pic:spPr>
+                </pic:pic>
+              </a:graphicData>
+            </a:graphic>
+          </wp:inline>
+        </w:drawing>
       </w:r>
     </w:p>
     <w:p>
@@ -3334,15 +3574,7 @@
           <w:sz w:val="28"/>
           <w:szCs w:val="28"/>
         </w:rPr>
-        <w:t xml:space="preserve">Saturazione di valori nulli: Poiché i clienti sono numericamente superiori rispetto alle guide, la stragrande maggioranza dei record </w:t>
-      </w:r>
-      <w:r>
-        <w:rPr>
-          <w:sz w:val="28"/>
-          <w:szCs w:val="28"/>
-        </w:rPr>
-        <w:lastRenderedPageBreak/>
-        <w:t xml:space="preserve">avrebbe presentato i campi lavorativi (Stipendio, Data_assunzione, Numero_licenza, Valutazione) </w:t>
+        <w:t xml:space="preserve">Saturazione di valori nulli: Poiché i clienti sono numericamente superiori rispetto alle guide, la stragrande maggioranza dei record avrebbe presentato i campi lavorativi (Stipendio, Data_assunzione, Numero_licenza, Valutazione) </w:t>
       </w:r>
       <w:r>
         <w:rPr>
@@ -3398,7 +3630,15 @@
           <w:sz w:val="28"/>
           <w:szCs w:val="28"/>
         </w:rPr>
-        <w:t>Per mappare correttamente la gerarchia, è obbligatorio introdurre una colonna aggiuntiva che funga da "indicatore di tipo"</w:t>
+        <w:t xml:space="preserve">Per mappare correttamente la gerarchia, è obbligatorio introdurre una colonna aggiuntiva che </w:t>
+      </w:r>
+      <w:r>
+        <w:rPr>
+          <w:sz w:val="28"/>
+          <w:szCs w:val="28"/>
+        </w:rPr>
+        <w:lastRenderedPageBreak/>
+        <w:t>funga da "indicatore di tipo"</w:t>
       </w:r>
       <w:r>
         <w:rPr>
@@ -3648,15 +3888,7 @@
           <w:sz w:val="28"/>
           <w:szCs w:val="28"/>
         </w:rPr>
-        <w:t xml:space="preserve">Nel dominio applicativo in esame, un cliente e una guida non condividono alcuna operazione di </w:t>
-      </w:r>
-      <w:r>
-        <w:rPr>
-          <w:sz w:val="28"/>
-          <w:szCs w:val="28"/>
-        </w:rPr>
-        <w:lastRenderedPageBreak/>
-        <w:t>business, se non il fatto di possedere dei dati anagrafici (Nome, Cognome, ecc.).</w:t>
+        <w:t>Nel dominio applicativo in esame, un cliente e una guida non condividono alcuna operazione di business, se non il fatto di possedere dei dati anagrafici (Nome, Cognome, ecc.).</w:t>
       </w:r>
       <w:r>
         <w:rPr>
@@ -3698,7 +3930,15 @@
           <w:sz w:val="28"/>
           <w:szCs w:val="28"/>
         </w:rPr>
-        <w:t>Non esiste quasi mai uno scenario operativo in cui il sistema debba trattare clienti e guide come un insieme omogeneo. Di conseguenza, separare le tabelle permette di avere indici e strutture dati ottimizzati specificamente per le prenotazioni da un lato, e per i calendari lavorativi dall'altro.</w:t>
+        <w:t xml:space="preserve">Non esiste quasi mai uno scenario operativo in cui il sistema debba trattare clienti e guide come un insieme omogeneo. Di conseguenza, separare le tabelle permette di avere indici e </w:t>
+      </w:r>
+      <w:r>
+        <w:rPr>
+          <w:sz w:val="28"/>
+          <w:szCs w:val="28"/>
+        </w:rPr>
+        <w:lastRenderedPageBreak/>
+        <w:t>strutture dati ottimizzati specificamente per le prenotazioni da un lato, e per i calendari lavorativi dall'altro.</w:t>
       </w:r>
     </w:p>
     <w:p>
@@ -3814,14 +4054,6 @@
     <w:p>
       <w:pPr>
         <w:rPr>
-          <w:sz w:val="28"/>
-          <w:szCs w:val="28"/>
-        </w:rPr>
-      </w:pPr>
-    </w:p>
-    <w:p>
-      <w:pPr>
-        <w:rPr>
           <w:b/>
           <w:bCs/>
           <w:color w:val="1155CC"/>
@@ -3829,9 +4061,7 @@
           <w:szCs w:val="30"/>
         </w:rPr>
       </w:pPr>
-    </w:p>
-    <w:p>
-      <w:pPr>
+      <w:r>
         <w:rPr>
           <w:b/>
           <w:bCs/>
@@ -3839,8 +4069,108 @@
           <w:sz w:val="30"/>
           <w:szCs w:val="30"/>
         </w:rPr>
-      </w:pPr>
-      <w:r>
+        <w:t>Eliminazione degli attributi multivalore</w:t>
+      </w:r>
+    </w:p>
+    <w:p>
+      <w:pPr>
+        <w:rPr>
+          <w:sz w:val="28"/>
+          <w:szCs w:val="28"/>
+        </w:rPr>
+      </w:pPr>
+      <w:r>
+        <w:rPr>
+          <w:sz w:val="28"/>
+          <w:szCs w:val="28"/>
+        </w:rPr>
+        <w:t xml:space="preserve">Nello schema </w:t>
+      </w:r>
+      <w:r>
+        <w:rPr>
+          <w:sz w:val="28"/>
+          <w:szCs w:val="28"/>
+        </w:rPr>
+        <w:t xml:space="preserve">concettuale </w:t>
+      </w:r>
+      <w:r>
+        <w:rPr>
+          <w:sz w:val="28"/>
+          <w:szCs w:val="28"/>
+        </w:rPr>
+        <w:t xml:space="preserve">vi </w:t>
+      </w:r>
+      <w:r>
+        <w:rPr>
+          <w:sz w:val="28"/>
+          <w:szCs w:val="28"/>
+        </w:rPr>
+        <w:t>sono</w:t>
+      </w:r>
+      <w:r>
+        <w:rPr>
+          <w:sz w:val="28"/>
+          <w:szCs w:val="28"/>
+        </w:rPr>
+        <w:t xml:space="preserve"> due attributi multivalore, in due entità differenti:</w:t>
+      </w:r>
+    </w:p>
+    <w:p>
+      <w:pPr>
+        <w:numPr>
+          <w:ilvl w:val="0"/>
+          <w:numId w:val="5"/>
+        </w:numPr>
+        <w:spacing w:after="0"/>
+        <w:rPr>
+          <w:sz w:val="28"/>
+          <w:szCs w:val="28"/>
+        </w:rPr>
+      </w:pPr>
+      <w:r>
+        <w:rPr>
+          <w:sz w:val="28"/>
+          <w:szCs w:val="28"/>
+        </w:rPr>
+        <w:t>“Tappe” in Itinerario</w:t>
+      </w:r>
+    </w:p>
+    <w:p>
+      <w:pPr>
+        <w:numPr>
+          <w:ilvl w:val="0"/>
+          <w:numId w:val="5"/>
+        </w:numPr>
+        <w:rPr>
+          <w:sz w:val="28"/>
+          <w:szCs w:val="28"/>
+        </w:rPr>
+      </w:pPr>
+      <w:r>
+        <w:rPr>
+          <w:sz w:val="28"/>
+          <w:szCs w:val="28"/>
+        </w:rPr>
+        <w:t>“Lingua” in Guida</w:t>
+      </w:r>
+    </w:p>
+    <w:p>
+      <w:pPr>
+        <w:rPr>
+          <w:sz w:val="28"/>
+          <w:szCs w:val="28"/>
+        </w:rPr>
+      </w:pPr>
+      <w:r>
+        <w:rPr>
+          <w:sz w:val="28"/>
+          <w:szCs w:val="28"/>
+        </w:rPr>
+        <w:t>Questi attributi vengono eliminati definendo due nuove entità deboli “Tappe Itinerario” e “Lingue Guida”, in relazione 1:N con le rispettive entità forti.</w:t>
+      </w:r>
+    </w:p>
+    <w:p>
+      <w:pPr>
         <w:rPr>
           <w:b/>
           <w:bCs/>
@@ -3848,109 +4178,8 @@
           <w:sz w:val="30"/>
           <w:szCs w:val="30"/>
         </w:rPr>
-        <w:t>Eliminazione degli attributi multivalore</w:t>
-      </w:r>
-    </w:p>
-    <w:p>
-      <w:pPr>
-        <w:rPr>
-          <w:sz w:val="28"/>
-          <w:szCs w:val="28"/>
-        </w:rPr>
-      </w:pPr>
-      <w:r>
-        <w:rPr>
-          <w:sz w:val="28"/>
-          <w:szCs w:val="28"/>
-        </w:rPr>
-        <w:t xml:space="preserve">Nello schema </w:t>
-      </w:r>
-      <w:r>
-        <w:rPr>
-          <w:sz w:val="28"/>
-          <w:szCs w:val="28"/>
-        </w:rPr>
-        <w:t xml:space="preserve">concettuale </w:t>
-      </w:r>
-      <w:r>
-        <w:rPr>
-          <w:sz w:val="28"/>
-          <w:szCs w:val="28"/>
-        </w:rPr>
-        <w:t xml:space="preserve">vi </w:t>
-      </w:r>
-      <w:r>
-        <w:rPr>
-          <w:sz w:val="28"/>
-          <w:szCs w:val="28"/>
-        </w:rPr>
-        <w:t>sono</w:t>
-      </w:r>
-      <w:r>
-        <w:rPr>
-          <w:sz w:val="28"/>
-          <w:szCs w:val="28"/>
-        </w:rPr>
-        <w:t xml:space="preserve"> due attributi multivalore, in due entità differenti:</w:t>
-      </w:r>
-    </w:p>
-    <w:p>
-      <w:pPr>
-        <w:numPr>
-          <w:ilvl w:val="0"/>
-          <w:numId w:val="5"/>
-        </w:numPr>
-        <w:spacing w:after="0"/>
-        <w:rPr>
-          <w:sz w:val="28"/>
-          <w:szCs w:val="28"/>
-        </w:rPr>
-      </w:pPr>
-      <w:r>
-        <w:rPr>
-          <w:sz w:val="28"/>
-          <w:szCs w:val="28"/>
-        </w:rPr>
-        <w:t>“Tappe” in Itinerario</w:t>
-      </w:r>
-    </w:p>
-    <w:p>
-      <w:pPr>
-        <w:numPr>
-          <w:ilvl w:val="0"/>
-          <w:numId w:val="5"/>
-        </w:numPr>
-        <w:rPr>
-          <w:sz w:val="28"/>
-          <w:szCs w:val="28"/>
-        </w:rPr>
-      </w:pPr>
-      <w:r>
-        <w:rPr>
-          <w:sz w:val="28"/>
-          <w:szCs w:val="28"/>
-        </w:rPr>
-        <w:t>“Lingua” in Guida</w:t>
-      </w:r>
-    </w:p>
-    <w:p>
-      <w:pPr>
-        <w:rPr>
-          <w:sz w:val="28"/>
-          <w:szCs w:val="28"/>
-        </w:rPr>
-      </w:pPr>
-      <w:r>
-        <w:rPr>
-          <w:sz w:val="28"/>
-          <w:szCs w:val="28"/>
-        </w:rPr>
-        <w:lastRenderedPageBreak/>
-        <w:t>Questi attributi vengono eliminati definendo due nuove entità deboli “Tappe Itinerario” e “Lingue Guida”, in relazione 1:N con le rispettive entità forti.</w:t>
-      </w:r>
-    </w:p>
-    <w:p>
-      <w:pPr>
+      </w:pPr>
+      <w:r>
         <w:rPr>
           <w:b/>
           <w:bCs/>
@@ -3958,7 +4187,8 @@
           <w:sz w:val="30"/>
           <w:szCs w:val="30"/>
         </w:rPr>
-      </w:pPr>
+        <w:t>Eliminazione de</w:t>
+      </w:r>
       <w:r>
         <w:rPr>
           <w:b/>
@@ -3967,7 +4197,7 @@
           <w:sz w:val="30"/>
           <w:szCs w:val="30"/>
         </w:rPr>
-        <w:t>Eliminazione de</w:t>
+        <w:t xml:space="preserve">gli </w:t>
       </w:r>
       <w:r>
         <w:rPr>
@@ -3977,7 +4207,7 @@
           <w:sz w:val="30"/>
           <w:szCs w:val="30"/>
         </w:rPr>
-        <w:t xml:space="preserve">gli </w:t>
+        <w:t>attribut</w:t>
       </w:r>
       <w:r>
         <w:rPr>
@@ -3987,7 +4217,7 @@
           <w:sz w:val="30"/>
           <w:szCs w:val="30"/>
         </w:rPr>
-        <w:t>attribut</w:t>
+        <w:t>i</w:t>
       </w:r>
       <w:r>
         <w:rPr>
@@ -3997,7 +4227,7 @@
           <w:sz w:val="30"/>
           <w:szCs w:val="30"/>
         </w:rPr>
-        <w:t>i</w:t>
+        <w:t xml:space="preserve"> compost</w:t>
       </w:r>
       <w:r>
         <w:rPr>
@@ -4007,9 +4237,156 @@
           <w:sz w:val="30"/>
           <w:szCs w:val="30"/>
         </w:rPr>
+        <w:t>i</w:t>
+      </w:r>
+    </w:p>
+    <w:p>
+      <w:pPr>
+        <w:rPr>
+          <w:sz w:val="28"/>
+          <w:szCs w:val="28"/>
+        </w:rPr>
+      </w:pPr>
+      <w:r>
+        <w:rPr>
+          <w:sz w:val="28"/>
+          <w:szCs w:val="28"/>
+        </w:rPr>
+        <w:t xml:space="preserve">Nello schema ER </w:t>
+      </w:r>
+      <w:r>
+        <w:rPr>
+          <w:sz w:val="28"/>
+          <w:szCs w:val="28"/>
+        </w:rPr>
+        <w:t>sono</w:t>
+      </w:r>
+      <w:r>
+        <w:rPr>
+          <w:sz w:val="28"/>
+          <w:szCs w:val="28"/>
+        </w:rPr>
+        <w:t xml:space="preserve"> present</w:t>
+      </w:r>
+      <w:r>
+        <w:rPr>
+          <w:sz w:val="28"/>
+          <w:szCs w:val="28"/>
+        </w:rPr>
+        <w:t>i</w:t>
+      </w:r>
+      <w:r>
+        <w:rPr>
+          <w:sz w:val="28"/>
+          <w:szCs w:val="28"/>
+        </w:rPr>
+        <w:t xml:space="preserve"> anche </w:t>
+      </w:r>
+      <w:r>
+        <w:rPr>
+          <w:sz w:val="28"/>
+          <w:szCs w:val="28"/>
+        </w:rPr>
+        <w:t xml:space="preserve">degli </w:t>
+      </w:r>
+      <w:r>
+        <w:rPr>
+          <w:sz w:val="28"/>
+          <w:szCs w:val="28"/>
+        </w:rPr>
+        <w:t>attribut</w:t>
+      </w:r>
+      <w:r>
+        <w:rPr>
+          <w:sz w:val="28"/>
+          <w:szCs w:val="28"/>
+        </w:rPr>
+        <w:t>i</w:t>
+      </w:r>
+      <w:r>
+        <w:rPr>
+          <w:sz w:val="28"/>
+          <w:szCs w:val="28"/>
+        </w:rPr>
         <w:t xml:space="preserve"> compost</w:t>
       </w:r>
       <w:r>
+        <w:rPr>
+          <w:sz w:val="28"/>
+          <w:szCs w:val="28"/>
+        </w:rPr>
+        <w:t>i</w:t>
+      </w:r>
+      <w:r>
+        <w:rPr>
+          <w:sz w:val="28"/>
+          <w:szCs w:val="28"/>
+        </w:rPr>
+        <w:t xml:space="preserve">: </w:t>
+      </w:r>
+      <w:r>
+        <w:rPr>
+          <w:sz w:val="28"/>
+          <w:szCs w:val="28"/>
+        </w:rPr>
+        <w:t xml:space="preserve">“coordinate” che comprende longitudine e latitudine e </w:t>
+      </w:r>
+      <w:r>
+        <w:rPr>
+          <w:sz w:val="28"/>
+          <w:szCs w:val="28"/>
+        </w:rPr>
+        <w:t>“dimensione” che comprende lunghezza, altezza e larghezza dell'entità Nave.</w:t>
+      </w:r>
+    </w:p>
+    <w:p>
+      <w:pPr>
+        <w:rPr>
+          <w:sz w:val="28"/>
+          <w:szCs w:val="28"/>
+        </w:rPr>
+      </w:pPr>
+      <w:r>
+        <w:rPr>
+          <w:sz w:val="28"/>
+          <w:szCs w:val="28"/>
+        </w:rPr>
+        <w:t>Per ristrutturare quest</w:t>
+      </w:r>
+      <w:r>
+        <w:rPr>
+          <w:sz w:val="28"/>
+          <w:szCs w:val="28"/>
+        </w:rPr>
+        <w:t>i</w:t>
+      </w:r>
+      <w:r>
+        <w:rPr>
+          <w:sz w:val="28"/>
+          <w:szCs w:val="28"/>
+        </w:rPr>
+        <w:t xml:space="preserve"> attribut</w:t>
+      </w:r>
+      <w:r>
+        <w:rPr>
+          <w:sz w:val="28"/>
+          <w:szCs w:val="28"/>
+        </w:rPr>
+        <w:t>i</w:t>
+      </w:r>
+      <w:r>
+        <w:rPr>
+          <w:sz w:val="28"/>
+          <w:szCs w:val="28"/>
+        </w:rPr>
+        <w:t>, possiamo collegare direttamente i vari valori composti all’entità Nave.</w:t>
+      </w:r>
+    </w:p>
+    <w:p>
+      <w:pPr>
+        <w:tabs>
+          <w:tab w:val="left" w:pos="3934"/>
+        </w:tabs>
         <w:rPr>
           <w:b/>
           <w:bCs/>
@@ -4017,156 +4394,8 @@
           <w:sz w:val="30"/>
           <w:szCs w:val="30"/>
         </w:rPr>
-        <w:t>i</w:t>
-      </w:r>
-    </w:p>
-    <w:p>
-      <w:pPr>
-        <w:rPr>
-          <w:sz w:val="28"/>
-          <w:szCs w:val="28"/>
-        </w:rPr>
-      </w:pPr>
-      <w:r>
-        <w:rPr>
-          <w:sz w:val="28"/>
-          <w:szCs w:val="28"/>
-        </w:rPr>
-        <w:t xml:space="preserve">Nello schema ER </w:t>
-      </w:r>
-      <w:r>
-        <w:rPr>
-          <w:sz w:val="28"/>
-          <w:szCs w:val="28"/>
-        </w:rPr>
-        <w:t>sono</w:t>
-      </w:r>
-      <w:r>
-        <w:rPr>
-          <w:sz w:val="28"/>
-          <w:szCs w:val="28"/>
-        </w:rPr>
-        <w:t xml:space="preserve"> present</w:t>
-      </w:r>
-      <w:r>
-        <w:rPr>
-          <w:sz w:val="28"/>
-          <w:szCs w:val="28"/>
-        </w:rPr>
-        <w:t>i</w:t>
-      </w:r>
-      <w:r>
-        <w:rPr>
-          <w:sz w:val="28"/>
-          <w:szCs w:val="28"/>
-        </w:rPr>
-        <w:t xml:space="preserve"> anche </w:t>
-      </w:r>
-      <w:r>
-        <w:rPr>
-          <w:sz w:val="28"/>
-          <w:szCs w:val="28"/>
-        </w:rPr>
-        <w:t xml:space="preserve">degli </w:t>
-      </w:r>
-      <w:r>
-        <w:rPr>
-          <w:sz w:val="28"/>
-          <w:szCs w:val="28"/>
-        </w:rPr>
-        <w:t>attribut</w:t>
-      </w:r>
-      <w:r>
-        <w:rPr>
-          <w:sz w:val="28"/>
-          <w:szCs w:val="28"/>
-        </w:rPr>
-        <w:t>i</w:t>
-      </w:r>
-      <w:r>
-        <w:rPr>
-          <w:sz w:val="28"/>
-          <w:szCs w:val="28"/>
-        </w:rPr>
-        <w:t xml:space="preserve"> compost</w:t>
-      </w:r>
-      <w:r>
-        <w:rPr>
-          <w:sz w:val="28"/>
-          <w:szCs w:val="28"/>
-        </w:rPr>
-        <w:t>i</w:t>
-      </w:r>
-      <w:r>
-        <w:rPr>
-          <w:sz w:val="28"/>
-          <w:szCs w:val="28"/>
-        </w:rPr>
-        <w:t xml:space="preserve">: </w:t>
-      </w:r>
-      <w:r>
-        <w:rPr>
-          <w:sz w:val="28"/>
-          <w:szCs w:val="28"/>
-        </w:rPr>
-        <w:t xml:space="preserve">“coordinate” che comprende longitudine e latitudine e </w:t>
-      </w:r>
-      <w:r>
-        <w:rPr>
-          <w:sz w:val="28"/>
-          <w:szCs w:val="28"/>
-        </w:rPr>
-        <w:t>“dimensione” che comprende lunghezza, altezza e larghezza dell'entità Nave.</w:t>
-      </w:r>
-    </w:p>
-    <w:p>
-      <w:pPr>
-        <w:rPr>
-          <w:sz w:val="28"/>
-          <w:szCs w:val="28"/>
-        </w:rPr>
-      </w:pPr>
-      <w:r>
-        <w:rPr>
-          <w:sz w:val="28"/>
-          <w:szCs w:val="28"/>
-        </w:rPr>
-        <w:t>Per ristrutturare quest</w:t>
-      </w:r>
-      <w:r>
-        <w:rPr>
-          <w:sz w:val="28"/>
-          <w:szCs w:val="28"/>
-        </w:rPr>
-        <w:t>i</w:t>
-      </w:r>
-      <w:r>
-        <w:rPr>
-          <w:sz w:val="28"/>
-          <w:szCs w:val="28"/>
-        </w:rPr>
-        <w:t xml:space="preserve"> attribut</w:t>
-      </w:r>
-      <w:r>
-        <w:rPr>
-          <w:sz w:val="28"/>
-          <w:szCs w:val="28"/>
-        </w:rPr>
-        <w:t>i</w:t>
-      </w:r>
-      <w:r>
-        <w:rPr>
-          <w:sz w:val="28"/>
-          <w:szCs w:val="28"/>
-        </w:rPr>
-        <w:t>, possiamo collegare direttamente i vari valori composti all’entità Nave.</w:t>
-      </w:r>
-    </w:p>
-    <w:p>
-      <w:pPr>
-        <w:tabs>
-          <w:tab w:val="left" w:pos="3934"/>
-        </w:tabs>
+      </w:pPr>
+      <w:r>
         <w:rPr>
           <w:b/>
           <w:bCs/>
@@ -4174,15 +4403,7 @@
           <w:sz w:val="30"/>
           <w:szCs w:val="30"/>
         </w:rPr>
-      </w:pPr>
-      <w:r>
-        <w:rPr>
-          <w:b/>
-          <w:bCs/>
-          <w:color w:val="1155CC"/>
-          <w:sz w:val="30"/>
-          <w:szCs w:val="30"/>
-        </w:rPr>
+        <w:lastRenderedPageBreak/>
         <w:t>Modello ER ristrutturato</w:t>
       </w:r>
     </w:p>
@@ -4230,7 +4451,7 @@
                     <pic:cNvPicPr/>
                   </pic:nvPicPr>
                   <pic:blipFill>
-                    <a:blip r:embed="rId6"/>
+                    <a:blip r:embed="rId10"/>
                     <a:stretch>
                       <a:fillRect/>
                     </a:stretch>
@@ -4253,14 +4474,6 @@
     </w:p>
     <w:p>
       <w:pPr>
-        <w:rPr>
-          <w:sz w:val="28"/>
-          <w:szCs w:val="28"/>
-        </w:rPr>
-      </w:pPr>
-    </w:p>
-    <w:p>
-      <w:pPr>
         <w:tabs>
           <w:tab w:val="left" w:pos="3934"/>
         </w:tabs>
@@ -4272,12 +4485,7 @@
           <w:szCs w:val="30"/>
         </w:rPr>
       </w:pPr>
-    </w:p>
-    <w:p>
-      <w:pPr>
-        <w:tabs>
-          <w:tab w:val="left" w:pos="3934"/>
-        </w:tabs>
+      <w:r>
         <w:rPr>
           <w:b/>
           <w:bCs/>
@@ -4285,8 +4493,32 @@
           <w:sz w:val="30"/>
           <w:szCs w:val="30"/>
         </w:rPr>
-      </w:pPr>
-      <w:r>
+        <w:t>Normalizzazione</w:t>
+      </w:r>
+    </w:p>
+    <w:p>
+      <w:pPr>
+        <w:tabs>
+          <w:tab w:val="left" w:pos="3934"/>
+        </w:tabs>
+        <w:rPr>
+          <w:sz w:val="28"/>
+          <w:szCs w:val="28"/>
+        </w:rPr>
+      </w:pPr>
+      <w:r>
+        <w:rPr>
+          <w:sz w:val="28"/>
+          <w:szCs w:val="28"/>
+        </w:rPr>
+        <w:t>Il database si presenta già in prima forma normale (1FN) poiché tutti gli attributi sono atomici dopo la ristrutturazione (sono stati infatti eliminati gli attributi multivalore “tappe” nell’entità Itinerario e “lingua” nell’entità Guida; e l’attributo composto “dimensione” dell’entità Nave). Inoltre, si presenta in seconda forma normale (2FN) perché, oltre ad essere già in 1FN, quando è presente una chiave primaria composta da più attributi tutte le dipendenze funzionali che la riguardano sono piene e non parziali. Per finire, il database non è ancora in terza forma normale (3FN) perché, nonostante sia già in 2FN, nella tabella Merce è presente una dipendenza funzionale tra il genere della merce e il tipo del magazzino dovuta alla presenza dei vincoli di integrità referenziale di Magazzino in Merce; per cui si è deciso di mappare questa relazione con la tabella intermedia Stoccaggio.</w:t>
+      </w:r>
+    </w:p>
+    <w:p>
+      <w:pPr>
+        <w:tabs>
+          <w:tab w:val="left" w:pos="3934"/>
+        </w:tabs>
         <w:rPr>
           <w:b/>
           <w:bCs/>
@@ -4294,40 +4526,8 @@
           <w:sz w:val="30"/>
           <w:szCs w:val="30"/>
         </w:rPr>
-        <w:t>Normalizzazione</w:t>
-      </w:r>
-    </w:p>
-    <w:p>
-      <w:pPr>
-        <w:tabs>
-          <w:tab w:val="left" w:pos="3934"/>
-        </w:tabs>
-        <w:rPr>
-          <w:sz w:val="28"/>
-          <w:szCs w:val="28"/>
-        </w:rPr>
-      </w:pPr>
-      <w:r>
-        <w:rPr>
-          <w:sz w:val="28"/>
-          <w:szCs w:val="28"/>
-        </w:rPr>
-        <w:t xml:space="preserve">Il database si presenta già in prima forma normale (1FN) poiché tutti gli attributi sono atomici dopo la ristrutturazione (sono stati infatti eliminati gli </w:t>
-      </w:r>
-      <w:r>
-        <w:rPr>
-          <w:sz w:val="28"/>
-          <w:szCs w:val="28"/>
-        </w:rPr>
-        <w:lastRenderedPageBreak/>
-        <w:t>attributi multivalore “tappe” nell’entità Itinerario e “lingua” nell’entità Guida; e l’attributo composto “dimensione” dell’entità Nave). Inoltre, si presenta in seconda forma normale (2FN) perché, oltre ad essere già in 1FN, quando è presente una chiave primaria composta da più attributi tutte le dipendenze funzionali che la riguardano sono piene e non parziali. Per finire, il database non è ancora in terza forma normale (3FN) perché, nonostante sia già in 2FN, nella tabella Merce è presente una dipendenza funzionale tra il genere della merce e il tipo del magazzino dovuta alla presenza dei vincoli di integrità referenziale di Magazzino in Merce; per cui si è deciso di mappare questa relazione con la tabella intermedia Stoccaggio.</w:t>
-      </w:r>
-    </w:p>
-    <w:p>
-      <w:pPr>
-        <w:tabs>
-          <w:tab w:val="left" w:pos="3934"/>
-        </w:tabs>
+      </w:pPr>
+      <w:r>
         <w:rPr>
           <w:b/>
           <w:bCs/>
@@ -4335,15 +4535,6 @@
           <w:sz w:val="30"/>
           <w:szCs w:val="30"/>
         </w:rPr>
-      </w:pPr>
-      <w:r>
-        <w:rPr>
-          <w:b/>
-          <w:bCs/>
-          <w:color w:val="1155CC"/>
-          <w:sz w:val="30"/>
-          <w:szCs w:val="30"/>
-        </w:rPr>
         <w:t>Modello Logico</w:t>
       </w:r>
     </w:p>
@@ -4359,6 +4550,7 @@
           <w:sz w:val="28"/>
           <w:szCs w:val="28"/>
         </w:rPr>
+        <w:lastRenderedPageBreak/>
         <w:t>NAVE(</w:t>
       </w:r>
       <w:r>
@@ -4822,7 +5014,6 @@
           <w:sz w:val="28"/>
           <w:szCs w:val="28"/>
         </w:rPr>
-        <w:lastRenderedPageBreak/>
         <w:t>PRENOTAZIONE(</w:t>
       </w:r>
       <w:r>
@@ -5373,6 +5564,7 @@
                 <w:sz w:val="28"/>
                 <w:szCs w:val="28"/>
               </w:rPr>
+              <w:lastRenderedPageBreak/>
               <w:t>Lunghezza</w:t>
             </w:r>
           </w:p>
@@ -6717,7 +6909,6 @@
           <w:sz w:val="28"/>
           <w:szCs w:val="28"/>
         </w:rPr>
-        <w:lastRenderedPageBreak/>
         <w:t>Guida</w:t>
       </w:r>
     </w:p>
@@ -7519,6 +7710,7 @@
                 <w:sz w:val="28"/>
                 <w:szCs w:val="28"/>
               </w:rPr>
+              <w:lastRenderedPageBreak/>
               <w:t>La data di assunzione deve essere almeno 18 anni dopo la data di nascita</w:t>
             </w:r>
           </w:p>
@@ -7544,6 +7736,7 @@
                 <w:sz w:val="28"/>
                 <w:szCs w:val="28"/>
               </w:rPr>
+              <w:lastRenderedPageBreak/>
               <w:t>Valutazione</w:t>
             </w:r>
           </w:p>
@@ -8445,7 +8638,6 @@
                 <w:sz w:val="28"/>
                 <w:szCs w:val="28"/>
               </w:rPr>
-              <w:lastRenderedPageBreak/>
               <w:t>Nome attributo</w:t>
             </w:r>
           </w:p>
@@ -9019,13 +9211,23 @@
                 <w:lang w:val="en-GB"/>
               </w:rPr>
             </w:pPr>
+            <w:proofErr w:type="gramStart"/>
             <w:r>
               <w:rPr>
                 <w:sz w:val="28"/>
                 <w:szCs w:val="28"/>
                 <w:lang w:val="en-GB"/>
               </w:rPr>
-              <w:t>VARCHAR(100)</w:t>
+              <w:t>VARCHAR(</w:t>
+            </w:r>
+            <w:proofErr w:type="gramEnd"/>
+            <w:r>
+              <w:rPr>
+                <w:sz w:val="28"/>
+                <w:szCs w:val="28"/>
+                <w:lang w:val="en-GB"/>
+              </w:rPr>
+              <w:t>100)</w:t>
             </w:r>
           </w:p>
         </w:tc>
@@ -9094,6 +9296,7 @@
                 <w:szCs w:val="28"/>
                 <w:lang w:val="en-GB"/>
               </w:rPr>
+              <w:lastRenderedPageBreak/>
               <w:t>Localita</w:t>
             </w:r>
           </w:p>
@@ -9113,13 +9316,23 @@
                 <w:lang w:val="en-GB"/>
               </w:rPr>
             </w:pPr>
+            <w:proofErr w:type="gramStart"/>
             <w:r>
               <w:rPr>
                 <w:sz w:val="28"/>
                 <w:szCs w:val="28"/>
                 <w:lang w:val="en-GB"/>
               </w:rPr>
-              <w:t>VARCHAR(100)</w:t>
+              <w:t>VARCHAR(</w:t>
+            </w:r>
+            <w:proofErr w:type="gramEnd"/>
+            <w:r>
+              <w:rPr>
+                <w:sz w:val="28"/>
+                <w:szCs w:val="28"/>
+                <w:lang w:val="en-GB"/>
+              </w:rPr>
+              <w:t>100)</w:t>
             </w:r>
           </w:p>
         </w:tc>
@@ -9207,13 +9420,23 @@
                 <w:lang w:val="en-GB"/>
               </w:rPr>
             </w:pPr>
+            <w:proofErr w:type="gramStart"/>
             <w:r>
               <w:rPr>
                 <w:sz w:val="28"/>
                 <w:szCs w:val="28"/>
                 <w:lang w:val="en-GB"/>
               </w:rPr>
-              <w:t>VARCHAR(100)</w:t>
+              <w:t>VARCHAR(</w:t>
+            </w:r>
+            <w:proofErr w:type="gramEnd"/>
+            <w:r>
+              <w:rPr>
+                <w:sz w:val="28"/>
+                <w:szCs w:val="28"/>
+                <w:lang w:val="en-GB"/>
+              </w:rPr>
+              <w:t>100)</w:t>
             </w:r>
           </w:p>
         </w:tc>
@@ -9556,13 +9779,23 @@
                 <w:lang w:val="en-GB"/>
               </w:rPr>
             </w:pPr>
+            <w:proofErr w:type="gramStart"/>
             <w:r>
               <w:rPr>
                 <w:sz w:val="28"/>
                 <w:szCs w:val="28"/>
                 <w:lang w:val="en-GB"/>
               </w:rPr>
-              <w:t>CHAR(18)</w:t>
+              <w:t>CHAR(</w:t>
+            </w:r>
+            <w:proofErr w:type="gramEnd"/>
+            <w:r>
+              <w:rPr>
+                <w:sz w:val="28"/>
+                <w:szCs w:val="28"/>
+                <w:lang w:val="en-GB"/>
+              </w:rPr>
+              <w:t>18)</w:t>
             </w:r>
           </w:p>
         </w:tc>
@@ -10093,7 +10326,6 @@
           <w:sz w:val="28"/>
           <w:szCs w:val="28"/>
         </w:rPr>
-        <w:lastRenderedPageBreak/>
         <w:t>Nave</w:t>
       </w:r>
     </w:p>
@@ -10811,6 +11043,7 @@
                 <w:sz w:val="28"/>
                 <w:szCs w:val="28"/>
               </w:rPr>
+              <w:lastRenderedPageBreak/>
               <w:t>DEFAULT 0</w:t>
             </w:r>
           </w:p>
@@ -10854,6 +11087,7 @@
                 <w:sz w:val="28"/>
                 <w:szCs w:val="28"/>
               </w:rPr>
+              <w:lastRenderedPageBreak/>
               <w:t>Direzione</w:t>
             </w:r>
           </w:p>
@@ -11850,15 +12084,7 @@
                 <w:sz w:val="28"/>
                 <w:szCs w:val="28"/>
               </w:rPr>
-              <w:t xml:space="preserve">Esterna (composta) (riferimento a </w:t>
-            </w:r>
-            <w:r>
-              <w:rPr>
-                <w:sz w:val="28"/>
-                <w:szCs w:val="28"/>
-              </w:rPr>
-              <w:lastRenderedPageBreak/>
-              <w:t>Numero di Banchina)</w:t>
+              <w:t>Esterna (composta) (riferimento a Numero di Banchina)</w:t>
             </w:r>
           </w:p>
         </w:tc>
@@ -11883,7 +12109,6 @@
                 <w:szCs w:val="28"/>
                 <w:lang w:val="en-GB"/>
               </w:rPr>
-              <w:lastRenderedPageBreak/>
               <w:t>ON UPDATE CASCADE</w:t>
             </w:r>
           </w:p>
@@ -11904,7 +12129,6 @@
                 <w:szCs w:val="28"/>
                 <w:lang w:val="en-GB"/>
               </w:rPr>
-              <w:lastRenderedPageBreak/>
               <w:t xml:space="preserve">ON DELETE </w:t>
             </w:r>
             <w:r>
@@ -11938,7 +12162,6 @@
                 <w:sz w:val="28"/>
                 <w:szCs w:val="28"/>
               </w:rPr>
-              <w:lastRenderedPageBreak/>
               <w:t>Settore_banchina</w:t>
             </w:r>
           </w:p>
@@ -12230,6 +12453,7 @@
                 <w:sz w:val="28"/>
                 <w:szCs w:val="28"/>
               </w:rPr>
+              <w:lastRenderedPageBreak/>
               <w:t>Nome attributo</w:t>
             </w:r>
           </w:p>
@@ -13081,7 +13305,6 @@
                 <w:sz w:val="28"/>
                 <w:szCs w:val="28"/>
               </w:rPr>
-              <w:lastRenderedPageBreak/>
               <w:t>Servizio_guida</w:t>
             </w:r>
           </w:p>
@@ -13624,6 +13847,7 @@
                 <w:sz w:val="28"/>
                 <w:szCs w:val="28"/>
               </w:rPr>
+              <w:lastRenderedPageBreak/>
               <w:t>Tipo</w:t>
             </w:r>
           </w:p>
@@ -14441,7 +14665,6 @@
                 <w:sz w:val="28"/>
                 <w:szCs w:val="28"/>
               </w:rPr>
-              <w:lastRenderedPageBreak/>
               <w:t>ID_itinerario</w:t>
             </w:r>
           </w:p>
@@ -14751,6 +14974,7 @@
           <w:sz w:val="28"/>
           <w:szCs w:val="28"/>
         </w:rPr>
+        <w:lastRenderedPageBreak/>
         <w:t>La somma dei pesi delle merci sulla nave cargo non deve superare il suo peso massimo</w:t>
       </w:r>
     </w:p>
@@ -14987,115 +15211,122 @@
           <w:sz w:val="30"/>
           <w:szCs w:val="30"/>
         </w:rPr>
+        <w:t>Attacco a Dizionario</w:t>
+      </w:r>
+    </w:p>
+    <w:p>
+      <w:pPr>
+        <w:rPr>
+          <w:sz w:val="28"/>
+          <w:szCs w:val="28"/>
+        </w:rPr>
+      </w:pPr>
+      <w:r>
+        <w:rPr>
+          <w:sz w:val="28"/>
+          <w:szCs w:val="28"/>
+        </w:rPr>
+        <w:t>Un attacco a dizionario è una tecnica di cracking delle credenziali in cui un attaccante tenta di indovinare una password testando in modo automatizzato un elenco predefinito di parole. Questo elenco, chiamato appunto "dizionario"</w:t>
+      </w:r>
+      <w:r>
+        <w:rPr>
+          <w:sz w:val="28"/>
+          <w:szCs w:val="28"/>
+        </w:rPr>
+        <w:t xml:space="preserve">, </w:t>
+      </w:r>
+      <w:r>
+        <w:rPr>
+          <w:sz w:val="28"/>
+          <w:szCs w:val="28"/>
+        </w:rPr>
+        <w:t xml:space="preserve">non contiene combinazioni casuali di caratteri, ma si basa su parole reali, password precedentemente trapelate in </w:t>
+      </w:r>
+      <w:r>
+        <w:rPr>
+          <w:sz w:val="28"/>
+          <w:szCs w:val="28"/>
+        </w:rPr>
+        <w:t xml:space="preserve">data breach, </w:t>
+      </w:r>
+      <w:r>
+        <w:rPr>
+          <w:sz w:val="28"/>
+          <w:szCs w:val="28"/>
+        </w:rPr>
+        <w:t xml:space="preserve">termini </w:t>
+      </w:r>
+      <w:r>
+        <w:rPr>
+          <w:sz w:val="28"/>
+          <w:szCs w:val="28"/>
+        </w:rPr>
+        <w:t>comuni</w:t>
+      </w:r>
+      <w:r>
+        <w:rPr>
+          <w:sz w:val="28"/>
+          <w:szCs w:val="28"/>
+        </w:rPr>
+        <w:t>, nomi propri o combinazioni prevedibili (come numeri sequenziali o sostituzioni di lettere comuni).</w:t>
+      </w:r>
+    </w:p>
+    <w:p>
+      <w:pPr>
+        <w:rPr>
+          <w:sz w:val="28"/>
+          <w:szCs w:val="28"/>
+        </w:rPr>
+      </w:pPr>
+      <w:r>
+        <w:rPr>
+          <w:sz w:val="28"/>
+          <w:szCs w:val="28"/>
+        </w:rPr>
+        <w:t>A differenza di un attacco brute force puro</w:t>
+      </w:r>
+      <w:r>
+        <w:rPr>
+          <w:sz w:val="28"/>
+          <w:szCs w:val="28"/>
+        </w:rPr>
+        <w:t xml:space="preserve">, </w:t>
+      </w:r>
+      <w:r>
+        <w:rPr>
+          <w:sz w:val="28"/>
+          <w:szCs w:val="28"/>
+        </w:rPr>
+        <w:t>che genera matematicamente ogni singola combinazione possibile impiegando tempi potenzialmente</w:t>
+      </w:r>
+      <w:r>
+        <w:rPr>
+          <w:sz w:val="28"/>
+          <w:szCs w:val="28"/>
+        </w:rPr>
+        <w:t xml:space="preserve"> improponibili</w:t>
+      </w:r>
+      <w:r>
+        <w:rPr>
+          <w:sz w:val="28"/>
+          <w:szCs w:val="28"/>
+        </w:rPr>
+        <w:t>,</w:t>
+      </w:r>
+      <w:r>
+        <w:rPr>
+          <w:sz w:val="28"/>
+          <w:szCs w:val="28"/>
+        </w:rPr>
+        <w:t xml:space="preserve"> l'attacco a dizionario punta sulla prevedibilità umana. </w:t>
+      </w:r>
+      <w:r>
+        <w:rPr>
+          <w:sz w:val="28"/>
+          <w:szCs w:val="28"/>
+        </w:rPr>
         <w:lastRenderedPageBreak/>
-        <w:t>Attacco a Dizionario</w:t>
-      </w:r>
-    </w:p>
-    <w:p>
-      <w:pPr>
-        <w:rPr>
-          <w:sz w:val="28"/>
-          <w:szCs w:val="28"/>
-        </w:rPr>
-      </w:pPr>
-      <w:r>
-        <w:rPr>
-          <w:sz w:val="28"/>
-          <w:szCs w:val="28"/>
-        </w:rPr>
-        <w:t>Un attacco a dizionario è una tecnica di cracking delle credenziali in cui un attaccante tenta di indovinare una password testando in modo automatizzato un elenco predefinito di parole. Questo elenco, chiamato appunto "dizionario"</w:t>
-      </w:r>
-      <w:r>
-        <w:rPr>
-          <w:sz w:val="28"/>
-          <w:szCs w:val="28"/>
-        </w:rPr>
-        <w:t xml:space="preserve">, </w:t>
-      </w:r>
-      <w:r>
-        <w:rPr>
-          <w:sz w:val="28"/>
-          <w:szCs w:val="28"/>
-        </w:rPr>
-        <w:t xml:space="preserve">non contiene combinazioni casuali di caratteri, ma si basa su parole reali, password precedentemente trapelate in </w:t>
-      </w:r>
-      <w:r>
-        <w:rPr>
-          <w:sz w:val="28"/>
-          <w:szCs w:val="28"/>
-        </w:rPr>
-        <w:t xml:space="preserve">data breach, </w:t>
-      </w:r>
-      <w:r>
-        <w:rPr>
-          <w:sz w:val="28"/>
-          <w:szCs w:val="28"/>
-        </w:rPr>
-        <w:t xml:space="preserve">termini </w:t>
-      </w:r>
-      <w:r>
-        <w:rPr>
-          <w:sz w:val="28"/>
-          <w:szCs w:val="28"/>
-        </w:rPr>
-        <w:t>comuni</w:t>
-      </w:r>
-      <w:r>
-        <w:rPr>
-          <w:sz w:val="28"/>
-          <w:szCs w:val="28"/>
-        </w:rPr>
-        <w:t>, nomi propri o combinazioni prevedibili (come numeri sequenziali o sostituzioni di lettere comuni).</w:t>
-      </w:r>
-    </w:p>
-    <w:p>
-      <w:pPr>
-        <w:rPr>
-          <w:sz w:val="28"/>
-          <w:szCs w:val="28"/>
-        </w:rPr>
-      </w:pPr>
-      <w:r>
-        <w:rPr>
-          <w:sz w:val="28"/>
-          <w:szCs w:val="28"/>
-        </w:rPr>
-        <w:t>A differenza di un attacco brute force puro</w:t>
-      </w:r>
-      <w:r>
-        <w:rPr>
-          <w:sz w:val="28"/>
-          <w:szCs w:val="28"/>
-        </w:rPr>
-        <w:t xml:space="preserve">, </w:t>
-      </w:r>
-      <w:r>
-        <w:rPr>
-          <w:sz w:val="28"/>
-          <w:szCs w:val="28"/>
-        </w:rPr>
-        <w:t>che genera matematicamente ogni singola combinazione possibile impiegando tempi potenzialmente</w:t>
-      </w:r>
-      <w:r>
-        <w:rPr>
-          <w:sz w:val="28"/>
-          <w:szCs w:val="28"/>
-        </w:rPr>
-        <w:t xml:space="preserve"> improponibili</w:t>
-      </w:r>
-      <w:r>
-        <w:rPr>
-          <w:sz w:val="28"/>
-          <w:szCs w:val="28"/>
-        </w:rPr>
-        <w:t>,</w:t>
-      </w:r>
-      <w:r>
-        <w:rPr>
-          <w:sz w:val="28"/>
-          <w:szCs w:val="28"/>
-        </w:rPr>
-        <w:t xml:space="preserve"> l'attacco a dizionario punta sulla prevedibilità umana. Poiché gli utenti tendono a scegliere password facili da ricordare, un dizionario ben mirato e ottimizzato (magari focalizzato su una specifica lingua o cultura) ha un'altissima probabilità di successo in una frazione minima del tempo.</w:t>
+        <w:t>Poiché gli utenti tendono a scegliere password facili da ricordare, un dizionario ben mirato e ottimizzato (magari focalizzato su una specifica lingua o cultura) ha un'altissima probabilità di successo in una frazione minima del tempo.</w:t>
       </w:r>
     </w:p>
     <w:p>
@@ -15127,7 +15358,7 @@
                     <pic:cNvPicPr/>
                   </pic:nvPicPr>
                   <pic:blipFill>
-                    <a:blip r:embed="rId7"/>
+                    <a:blip r:embed="rId11"/>
                     <a:stretch>
                       <a:fillRect/>
                     </a:stretch>
@@ -15178,7 +15409,7 @@
                     <pic:cNvPicPr/>
                   </pic:nvPicPr>
                   <pic:blipFill>
-                    <a:blip r:embed="rId8"/>
+                    <a:blip r:embed="rId12"/>
                     <a:stretch>
                       <a:fillRect/>
                     </a:stretch>
@@ -15686,7 +15917,7 @@
                     <pic:cNvPicPr/>
                   </pic:nvPicPr>
                   <pic:blipFill>
-                    <a:blip r:embed="rId9"/>
+                    <a:blip r:embed="rId13"/>
                     <a:stretch>
                       <a:fillRect/>
                     </a:stretch>
@@ -15736,7 +15967,7 @@
                     <pic:cNvPicPr/>
                   </pic:nvPicPr>
                   <pic:blipFill>
-                    <a:blip r:embed="rId10"/>
+                    <a:blip r:embed="rId14"/>
                     <a:stretch>
                       <a:fillRect/>
                     </a:stretch>
@@ -15786,7 +16017,7 @@
                     <pic:cNvPicPr/>
                   </pic:nvPicPr>
                   <pic:blipFill>
-                    <a:blip r:embed="rId11"/>
+                    <a:blip r:embed="rId15"/>
                     <a:stretch>
                       <a:fillRect/>
                     </a:stretch>
@@ -15836,7 +16067,7 @@
                     <pic:cNvPicPr/>
                   </pic:nvPicPr>
                   <pic:blipFill>
-                    <a:blip r:embed="rId12"/>
+                    <a:blip r:embed="rId16"/>
                     <a:stretch>
                       <a:fillRect/>
                     </a:stretch>
@@ -15957,6 +16188,7 @@
       </w:pPr>
       <w:r>
         <w:rPr>
+          <w:noProof/>
           <w:color w:val="1155CC"/>
           <w:sz w:val="30"/>
           <w:szCs w:val="30"/>
@@ -15977,7 +16209,7 @@
                     <pic:cNvPicPr/>
                   </pic:nvPicPr>
                   <pic:blipFill>
-                    <a:blip r:embed="rId13"/>
+                    <a:blip r:embed="rId17"/>
                     <a:stretch>
                       <a:fillRect/>
                     </a:stretch>
@@ -16099,6 +16331,7 @@
       </w:pPr>
       <w:r>
         <w:rPr>
+          <w:noProof/>
           <w:sz w:val="28"/>
           <w:szCs w:val="28"/>
         </w:rPr>
@@ -16118,7 +16351,7 @@
                     <pic:cNvPicPr/>
                   </pic:nvPicPr>
                   <pic:blipFill>
-                    <a:blip r:embed="rId14"/>
+                    <a:blip r:embed="rId18"/>
                     <a:stretch>
                       <a:fillRect/>
                     </a:stretch>
@@ -16319,6 +16552,7 @@
       </w:pPr>
       <w:r>
         <w:rPr>
+          <w:noProof/>
           <w:sz w:val="28"/>
           <w:szCs w:val="28"/>
         </w:rPr>
@@ -16338,7 +16572,7 @@
                     <pic:cNvPicPr/>
                   </pic:nvPicPr>
                   <pic:blipFill>
-                    <a:blip r:embed="rId15"/>
+                    <a:blip r:embed="rId19"/>
                     <a:stretch>
                       <a:fillRect/>
                     </a:stretch>
@@ -16389,6 +16623,7 @@
       </w:pPr>
       <w:r>
         <w:rPr>
+          <w:noProof/>
           <w:sz w:val="28"/>
           <w:szCs w:val="28"/>
         </w:rPr>
@@ -16408,7 +16643,7 @@
                     <pic:cNvPicPr/>
                   </pic:nvPicPr>
                   <pic:blipFill>
-                    <a:blip r:embed="rId16"/>
+                    <a:blip r:embed="rId20"/>
                     <a:stretch>
                       <a:fillRect/>
                     </a:stretch>

--- a/Progettazione Database Porto.docx
+++ b/Progettazione Database Porto.docx
@@ -1087,6 +1087,7 @@
       </w:pPr>
       <w:r>
         <w:rPr>
+          <w:noProof/>
           <w:sz w:val="28"/>
           <w:szCs w:val="28"/>
         </w:rPr>
@@ -1207,7 +1208,21 @@
           <w:sz w:val="28"/>
           <w:szCs w:val="28"/>
         </w:rPr>
-        <w:t xml:space="preserve"> La relazione ATTRACCO con l'entità BANCHINA, originariamente facente capo al padre, rimane singola e centralizzata, preservando la pulizia dello schema logico.</w:t>
+        <w:t xml:space="preserve"> La relazione ATTRACCO con l'entità BANCHINA, originariamente facente capo al padre, rimane singola e centralizzata, preservando la pulizia dello schema</w:t>
+      </w:r>
+      <w:r>
+        <w:rPr>
+          <w:sz w:val="28"/>
+          <w:szCs w:val="28"/>
+        </w:rPr>
+        <w:t xml:space="preserve"> concettuale e</w:t>
+      </w:r>
+      <w:r>
+        <w:rPr>
+          <w:sz w:val="28"/>
+          <w:szCs w:val="28"/>
+        </w:rPr>
+        <w:t xml:space="preserve"> logico.</w:t>
       </w:r>
     </w:p>
     <w:p>
@@ -1319,7 +1334,21 @@
           <w:sz w:val="28"/>
           <w:szCs w:val="28"/>
         </w:rPr>
-        <w:t>Poiché le entità CARGO e CROCIERA spariscono come tabelle autonome, il database perde la capacità nativa di distinguere la tipologia di natante.</w:t>
+        <w:t xml:space="preserve">Poiché le entità CARGO e CROCIERA spariscono come </w:t>
+      </w:r>
+      <w:r>
+        <w:rPr>
+          <w:sz w:val="28"/>
+          <w:szCs w:val="28"/>
+        </w:rPr>
+        <w:t xml:space="preserve">entità </w:t>
+      </w:r>
+      <w:r>
+        <w:rPr>
+          <w:sz w:val="28"/>
+          <w:szCs w:val="28"/>
+        </w:rPr>
+        <w:t>autonome, il database perde la capacità nativa di distinguere la tipologia di natante.</w:t>
       </w:r>
       <w:r>
         <w:rPr>
@@ -1333,7 +1362,14 @@
           <w:sz w:val="28"/>
           <w:szCs w:val="28"/>
         </w:rPr>
-        <w:t xml:space="preserve">È obbligatorio introdurre una nuova colonna nella tabella NAVE, definita comunemente come attributo discriminante  </w:t>
+        <w:t xml:space="preserve">È obbligatorio introdurre </w:t>
+      </w:r>
+      <w:r>
+        <w:rPr>
+          <w:sz w:val="28"/>
+          <w:szCs w:val="28"/>
+        </w:rPr>
+        <w:t xml:space="preserve">un nuovo attributo </w:t>
       </w:r>
       <w:r>
         <w:rPr>
@@ -1347,7 +1383,63 @@
           <w:sz w:val="28"/>
           <w:szCs w:val="28"/>
         </w:rPr>
-        <w:t>Tipo), per tracciare esplicitamente il tipo di record.</w:t>
+        <w:t>Tipo)</w:t>
+      </w:r>
+      <w:r>
+        <w:rPr>
+          <w:sz w:val="28"/>
+          <w:szCs w:val="28"/>
+        </w:rPr>
+        <w:t xml:space="preserve"> </w:t>
+      </w:r>
+      <w:r>
+        <w:rPr>
+          <w:sz w:val="28"/>
+          <w:szCs w:val="28"/>
+        </w:rPr>
+        <w:t>nell</w:t>
+      </w:r>
+      <w:r>
+        <w:rPr>
+          <w:sz w:val="28"/>
+          <w:szCs w:val="28"/>
+        </w:rPr>
+        <w:t>’entità</w:t>
+      </w:r>
+      <w:r>
+        <w:rPr>
+          <w:sz w:val="28"/>
+          <w:szCs w:val="28"/>
+        </w:rPr>
+        <w:t xml:space="preserve"> NAVE, definita come attributo discriminante, per tracciare esplicitamente il tipo di record.</w:t>
+      </w:r>
+      <w:r>
+        <w:rPr>
+          <w:sz w:val="28"/>
+          <w:szCs w:val="28"/>
+        </w:rPr>
+        <w:t xml:space="preserve"> Questo attributo potrà assumere solo i valori</w:t>
+      </w:r>
+      <w:r>
+        <w:rPr>
+          <w:sz w:val="28"/>
+          <w:szCs w:val="28"/>
+        </w:rPr>
+        <w:t xml:space="preserve"> “Cargo</w:t>
+      </w:r>
+      <w:r>
+        <w:rPr>
+          <w:sz w:val="28"/>
+          <w:szCs w:val="28"/>
+        </w:rPr>
+        <w:t>” e “C</w:t>
+      </w:r>
+      <w:r>
+        <w:rPr>
+          <w:sz w:val="28"/>
+          <w:szCs w:val="28"/>
+        </w:rPr>
+        <w:t>rociera”</w:t>
       </w:r>
     </w:p>
     <w:p>
@@ -1367,7 +1459,21 @@
           <w:sz w:val="28"/>
           <w:szCs w:val="28"/>
         </w:rPr>
-        <w:t>Vincoli di Integrità Condizionali sui Campi Specifici (CHECK Constraints): La tabella unica NAVE contiene sia gli attributi esclusivi dei Cargo sia quelli delle navi da Crociera. Non è possibile impostare un semplice vincolo NOT NULL su colonne come Capienza o Volume_occupato, perché questo bloccherebbe l'inserimento dei record dell'altra categoria.</w:t>
+        <w:t xml:space="preserve">Vincoli di Integrità Condizionali sui Campi Specifici: </w:t>
+      </w:r>
+      <w:r>
+        <w:rPr>
+          <w:sz w:val="28"/>
+          <w:szCs w:val="28"/>
+        </w:rPr>
+        <w:t xml:space="preserve">L’entità </w:t>
+      </w:r>
+      <w:r>
+        <w:rPr>
+          <w:sz w:val="28"/>
+          <w:szCs w:val="28"/>
+        </w:rPr>
+        <w:t>unica NAVE contiene sia gli attributi esclusivi dei Cargo sia quelli delle navi da Crociera. Non è possibile impostare un semplice vincolo NOT NULL su colonne come Capienza o Volume_occupato, perché questo bloccherebbe l'inserimento dei record dell'altra categoria.</w:t>
       </w:r>
       <w:r>
         <w:rPr>
@@ -1381,7 +1487,7 @@
           <w:sz w:val="28"/>
           <w:szCs w:val="28"/>
         </w:rPr>
-        <w:t>Si rende quindi necessario l'utilizzo di vincoli di CHECK a livello di tabella per rendere i campi obbligatori o tassativamente nulli in modo condizionale</w:t>
+        <w:t>Si rende quindi necessario l'utilizzo di vincoli a livello di tabella per rendere i campi obbligatori o tassativamente nulli in modo condizionale</w:t>
       </w:r>
     </w:p>
     <w:p>
@@ -1415,7 +1521,56 @@
           <w:sz w:val="28"/>
           <w:szCs w:val="28"/>
         </w:rPr>
-        <w:t>Nello schema originario, la relazione SUDDIVISIONE partiva esclusivamente dall'entità CROCIERA</w:t>
+        <w:t>Nello schema originario, l</w:t>
+      </w:r>
+      <w:r>
+        <w:rPr>
+          <w:sz w:val="28"/>
+          <w:szCs w:val="28"/>
+        </w:rPr>
+        <w:t>e</w:t>
+      </w:r>
+      <w:r>
+        <w:rPr>
+          <w:sz w:val="28"/>
+          <w:szCs w:val="28"/>
+        </w:rPr>
+        <w:t xml:space="preserve"> relazion</w:t>
+      </w:r>
+      <w:r>
+        <w:rPr>
+          <w:sz w:val="28"/>
+          <w:szCs w:val="28"/>
+        </w:rPr>
+        <w:t>i</w:t>
+      </w:r>
+      <w:r>
+        <w:rPr>
+          <w:sz w:val="28"/>
+          <w:szCs w:val="28"/>
+        </w:rPr>
+        <w:t xml:space="preserve"> SUDDIVISIONE</w:t>
+      </w:r>
+      <w:r>
+        <w:rPr>
+          <w:sz w:val="28"/>
+          <w:szCs w:val="28"/>
+        </w:rPr>
+        <w:t xml:space="preserve"> e COMPIMENTO </w:t>
+      </w:r>
+      <w:r>
+        <w:rPr>
+          <w:sz w:val="28"/>
+          <w:szCs w:val="28"/>
+        </w:rPr>
+        <w:t xml:space="preserve">coinvolgevano </w:t>
+      </w:r>
+      <w:r>
+        <w:rPr>
+          <w:sz w:val="28"/>
+          <w:szCs w:val="28"/>
+        </w:rPr>
+        <w:t>esclusivamente l'entità CROCIERA</w:t>
       </w:r>
       <w:r>
         <w:rPr>
@@ -1429,14 +1584,21 @@
           <w:sz w:val="28"/>
           <w:szCs w:val="28"/>
         </w:rPr>
-        <w:t>la relazione TRASPORTO partiva esclusivamente da</w:t>
-      </w:r>
-      <w:r>
-        <w:rPr>
-          <w:sz w:val="28"/>
-          <w:szCs w:val="28"/>
-        </w:rPr>
-        <w:t>ll’entità</w:t>
+        <w:t xml:space="preserve">la relazione TRASPORTO </w:t>
+      </w:r>
+      <w:r>
+        <w:rPr>
+          <w:sz w:val="28"/>
+          <w:szCs w:val="28"/>
+        </w:rPr>
+        <w:t xml:space="preserve">coinvolgeva </w:t>
+      </w:r>
+      <w:r>
+        <w:rPr>
+          <w:sz w:val="28"/>
+          <w:szCs w:val="28"/>
+        </w:rPr>
+        <w:t>esclusivamente</w:t>
       </w:r>
       <w:r>
         <w:rPr>
@@ -1450,6 +1612,20 @@
           <w:sz w:val="28"/>
           <w:szCs w:val="28"/>
         </w:rPr>
+        <w:t>l’entità</w:t>
+      </w:r>
+      <w:r>
+        <w:rPr>
+          <w:sz w:val="28"/>
+          <w:szCs w:val="28"/>
+        </w:rPr>
+        <w:t xml:space="preserve"> </w:t>
+      </w:r>
+      <w:r>
+        <w:rPr>
+          <w:sz w:val="28"/>
+          <w:szCs w:val="28"/>
+        </w:rPr>
         <w:t>CARGO</w:t>
       </w:r>
       <w:r>
@@ -1478,49 +1654,42 @@
           <w:sz w:val="28"/>
           <w:szCs w:val="28"/>
         </w:rPr>
-        <w:t>tabell</w:t>
-      </w:r>
-      <w:r>
-        <w:rPr>
-          <w:sz w:val="28"/>
-          <w:szCs w:val="28"/>
-        </w:rPr>
-        <w:t>e</w:t>
-      </w:r>
-      <w:r>
-        <w:rPr>
-          <w:sz w:val="28"/>
-          <w:szCs w:val="28"/>
-        </w:rPr>
-        <w:t xml:space="preserve"> STANZA</w:t>
-      </w:r>
-      <w:r>
-        <w:rPr>
-          <w:sz w:val="28"/>
-          <w:szCs w:val="28"/>
-        </w:rPr>
-        <w:t xml:space="preserve"> e CONTAINER</w:t>
-      </w:r>
-      <w:r>
-        <w:rPr>
-          <w:sz w:val="28"/>
-          <w:szCs w:val="28"/>
-        </w:rPr>
-        <w:t xml:space="preserve"> presenter</w:t>
-      </w:r>
-      <w:r>
-        <w:rPr>
-          <w:sz w:val="28"/>
-          <w:szCs w:val="28"/>
-        </w:rPr>
-        <w:t>anno entrambe</w:t>
-      </w:r>
-      <w:r>
-        <w:rPr>
-          <w:sz w:val="28"/>
-          <w:szCs w:val="28"/>
-        </w:rPr>
-        <w:t xml:space="preserve"> una chiave esterna (FOREIGN KEY) che punta direttamente alla tabella unica NAVE.</w:t>
+        <w:t xml:space="preserve">entità </w:t>
+      </w:r>
+      <w:r>
+        <w:rPr>
+          <w:sz w:val="28"/>
+          <w:szCs w:val="28"/>
+        </w:rPr>
+        <w:t>STANZA</w:t>
+      </w:r>
+      <w:r>
+        <w:rPr>
+          <w:sz w:val="28"/>
+          <w:szCs w:val="28"/>
+        </w:rPr>
+        <w:t xml:space="preserve">, </w:t>
+      </w:r>
+      <w:r>
+        <w:rPr>
+          <w:sz w:val="28"/>
+          <w:szCs w:val="28"/>
+        </w:rPr>
+        <w:t>CONTAINER</w:t>
+      </w:r>
+      <w:r>
+        <w:rPr>
+          <w:sz w:val="28"/>
+          <w:szCs w:val="28"/>
+        </w:rPr>
+        <w:t xml:space="preserve"> e </w:t>
+      </w:r>
+      <w:r>
+        <w:rPr>
+          <w:sz w:val="28"/>
+          <w:szCs w:val="28"/>
+        </w:rPr>
+        <w:t>ITINERARIO</w:t>
       </w:r>
       <w:r>
         <w:rPr>
@@ -1534,6 +1703,27 @@
           <w:sz w:val="28"/>
           <w:szCs w:val="28"/>
         </w:rPr>
+        <w:t>saranno in relazione con l’</w:t>
+      </w:r>
+      <w:r>
+        <w:rPr>
+          <w:sz w:val="28"/>
+          <w:szCs w:val="28"/>
+        </w:rPr>
+        <w:t>unica NAVE.</w:t>
+      </w:r>
+      <w:r>
+        <w:rPr>
+          <w:sz w:val="28"/>
+          <w:szCs w:val="28"/>
+        </w:rPr>
+        <w:t xml:space="preserve"> </w:t>
+      </w:r>
+      <w:r>
+        <w:rPr>
+          <w:sz w:val="28"/>
+          <w:szCs w:val="28"/>
+        </w:rPr>
         <w:t>È necessario implementare</w:t>
       </w:r>
       <w:r>
@@ -1541,21 +1731,35 @@
           <w:sz w:val="28"/>
           <w:szCs w:val="28"/>
         </w:rPr>
-        <w:t xml:space="preserve"> dei trigger the impediscano ad una nave cargo di essere suddivise in stanze e che impediscano ad una nave da crociera di trasportare container.</w:t>
-      </w:r>
-      <w:r>
-        <w:rPr>
-          <w:sz w:val="28"/>
-          <w:szCs w:val="28"/>
-        </w:rPr>
-        <w:t xml:space="preserve"> Inoltre, anche la relazione COMPIMENTO </w:t>
-      </w:r>
-      <w:r>
-        <w:rPr>
-          <w:sz w:val="28"/>
-          <w:szCs w:val="28"/>
-        </w:rPr>
-        <w:t>collegava CROCIERA a ITINERARIO, quindi bisogna aggiungere un trigger che faccia in modo che se il Tipo = “Cargo” la chiave esterna (FOREIGN KEY) che fa riferimento all’entità</w:t>
+        <w:t xml:space="preserve"> dei </w:t>
+      </w:r>
+      <w:r>
+        <w:rPr>
+          <w:sz w:val="28"/>
+          <w:szCs w:val="28"/>
+        </w:rPr>
+        <w:t xml:space="preserve">controlli che </w:t>
+      </w:r>
+      <w:r>
+        <w:rPr>
+          <w:sz w:val="28"/>
+          <w:szCs w:val="28"/>
+        </w:rPr>
+        <w:t>impediscano ad una nave cargo di essere suddivise in stanze</w:t>
+      </w:r>
+      <w:r>
+        <w:rPr>
+          <w:sz w:val="28"/>
+          <w:szCs w:val="28"/>
+        </w:rPr>
+        <w:t xml:space="preserve"> o di compiere itinerari</w:t>
+      </w:r>
+      <w:r>
+        <w:rPr>
+          <w:sz w:val="28"/>
+          <w:szCs w:val="28"/>
+        </w:rPr>
+        <w:t xml:space="preserve"> e che impediscano ad una nave da crociera di trasportare container.</w:t>
       </w:r>
       <w:r>
         <w:rPr>
@@ -1563,771 +1767,6 @@
           <w:szCs w:val="28"/>
         </w:rPr>
         <w:t xml:space="preserve"> </w:t>
-      </w:r>
-      <w:r>
-        <w:rPr>
-          <w:sz w:val="28"/>
-          <w:szCs w:val="28"/>
-        </w:rPr>
-        <w:t>ITINERARIO sia nulla.</w:t>
-      </w:r>
-    </w:p>
-    <w:p>
-      <w:pPr>
-        <w:rPr>
-          <w:sz w:val="28"/>
-          <w:szCs w:val="28"/>
-        </w:rPr>
-      </w:pPr>
-      <w:r>
-        <w:rPr>
-          <w:sz w:val="28"/>
-          <w:szCs w:val="28"/>
-        </w:rPr>
-        <w:t xml:space="preserve">Di seguito si riportano i vincoli inseriti nel database </w:t>
-      </w:r>
-      <w:r>
-        <w:rPr>
-          <w:sz w:val="28"/>
-          <w:szCs w:val="28"/>
-        </w:rPr>
-        <w:t>necessari per applicare questa strategia:</w:t>
-      </w:r>
-    </w:p>
-    <w:p>
-      <w:pPr>
-        <w:rPr>
-          <w:sz w:val="28"/>
-          <w:szCs w:val="28"/>
-          <w:lang w:val="en-GB"/>
-        </w:rPr>
-      </w:pPr>
-      <w:proofErr w:type="gramStart"/>
-      <w:r>
-        <w:rPr>
-          <w:sz w:val="28"/>
-          <w:szCs w:val="28"/>
-          <w:lang w:val="en-GB"/>
-        </w:rPr>
-        <w:t>CHECK(</w:t>
-      </w:r>
-      <w:proofErr w:type="gramEnd"/>
-      <w:r>
-        <w:rPr>
-          <w:sz w:val="28"/>
-          <w:szCs w:val="28"/>
-          <w:lang w:val="en-GB"/>
-        </w:rPr>
-        <w:t>(</w:t>
-      </w:r>
-      <w:r>
-        <w:rPr>
-          <w:sz w:val="28"/>
-          <w:szCs w:val="28"/>
-          <w:lang w:val="en-GB"/>
-        </w:rPr>
-        <w:t>Tipo=’Crociera’</w:t>
-      </w:r>
-      <w:r>
-        <w:rPr>
-          <w:sz w:val="28"/>
-          <w:szCs w:val="28"/>
-          <w:lang w:val="en-GB"/>
-        </w:rPr>
-        <w:t xml:space="preserve"> and Capienza is not null) or (</w:t>
-      </w:r>
-      <w:r>
-        <w:rPr>
-          <w:sz w:val="28"/>
-          <w:szCs w:val="28"/>
-          <w:lang w:val="en-GB"/>
-        </w:rPr>
-        <w:t>Tipo=’Cargo’ and Capienza is null))</w:t>
-      </w:r>
-    </w:p>
-    <w:p>
-      <w:pPr>
-        <w:rPr>
-          <w:sz w:val="28"/>
-          <w:szCs w:val="28"/>
-          <w:lang w:val="en-GB"/>
-        </w:rPr>
-      </w:pPr>
-      <w:proofErr w:type="gramStart"/>
-      <w:r>
-        <w:rPr>
-          <w:sz w:val="28"/>
-          <w:szCs w:val="28"/>
-          <w:lang w:val="en-GB"/>
-        </w:rPr>
-        <w:lastRenderedPageBreak/>
-        <w:t>CHECK</w:t>
-      </w:r>
-      <w:r>
-        <w:rPr>
-          <w:sz w:val="28"/>
-          <w:szCs w:val="28"/>
-          <w:lang w:val="en-GB"/>
-        </w:rPr>
-        <w:t>(</w:t>
-      </w:r>
-      <w:proofErr w:type="gramEnd"/>
-      <w:r>
-        <w:rPr>
-          <w:sz w:val="28"/>
-          <w:szCs w:val="28"/>
-          <w:lang w:val="en-GB"/>
-        </w:rPr>
-        <w:t>(Tipo=’Cargo’ and Peso_massimo is not nu</w:t>
-      </w:r>
-      <w:r>
-        <w:rPr>
-          <w:sz w:val="28"/>
-          <w:szCs w:val="28"/>
-          <w:lang w:val="en-GB"/>
-        </w:rPr>
-        <w:t xml:space="preserve">ll and Capacita is not null) or (Tipo=’Crociera’ and </w:t>
-      </w:r>
-      <w:r>
-        <w:rPr>
-          <w:sz w:val="28"/>
-          <w:szCs w:val="28"/>
-          <w:lang w:val="en-GB"/>
-        </w:rPr>
-        <w:t>Peso_massimo is null and Capacita is null))</w:t>
-      </w:r>
-    </w:p>
-    <w:p>
-      <w:pPr>
-        <w:rPr>
-          <w:sz w:val="28"/>
-          <w:szCs w:val="28"/>
-        </w:rPr>
-      </w:pPr>
-      <w:r>
-        <w:rPr>
-          <w:sz w:val="28"/>
-          <w:szCs w:val="28"/>
-        </w:rPr>
-        <w:t>DELIMITER //</w:t>
-      </w:r>
-    </w:p>
-    <w:p>
-      <w:pPr>
-        <w:rPr>
-          <w:sz w:val="28"/>
-          <w:szCs w:val="28"/>
-        </w:rPr>
-      </w:pPr>
-      <w:r>
-        <w:rPr>
-          <w:sz w:val="28"/>
-          <w:szCs w:val="28"/>
-        </w:rPr>
-        <w:t>CREATE TRIGGER controllo_tipo_na</w:t>
-      </w:r>
-      <w:r>
-        <w:rPr>
-          <w:sz w:val="28"/>
-          <w:szCs w:val="28"/>
-        </w:rPr>
-        <w:t>ve</w:t>
-      </w:r>
-      <w:r>
-        <w:rPr>
-          <w:sz w:val="28"/>
-          <w:szCs w:val="28"/>
-        </w:rPr>
-        <w:t>_container</w:t>
-      </w:r>
-    </w:p>
-    <w:p>
-      <w:pPr>
-        <w:rPr>
-          <w:sz w:val="28"/>
-          <w:szCs w:val="28"/>
-          <w:lang w:val="en-GB"/>
-        </w:rPr>
-      </w:pPr>
-      <w:r>
-        <w:rPr>
-          <w:sz w:val="28"/>
-          <w:szCs w:val="28"/>
-          <w:lang w:val="en-GB"/>
-        </w:rPr>
-        <w:t>BEFORE INSERT ON Container</w:t>
-      </w:r>
-    </w:p>
-    <w:p>
-      <w:pPr>
-        <w:rPr>
-          <w:sz w:val="28"/>
-          <w:szCs w:val="28"/>
-          <w:lang w:val="en-GB"/>
-        </w:rPr>
-      </w:pPr>
-      <w:r>
-        <w:rPr>
-          <w:sz w:val="28"/>
-          <w:szCs w:val="28"/>
-          <w:lang w:val="en-GB"/>
-        </w:rPr>
-        <w:t>FOR EACH ROW BEGIN</w:t>
-      </w:r>
-    </w:p>
-    <w:p>
-      <w:pPr>
-        <w:rPr>
-          <w:sz w:val="28"/>
-          <w:szCs w:val="28"/>
-        </w:rPr>
-      </w:pPr>
-      <w:r>
-        <w:rPr>
-          <w:sz w:val="28"/>
-          <w:szCs w:val="28"/>
-        </w:rPr>
-        <w:t>DECLARE tipo_nave VARCHAR(10);</w:t>
-      </w:r>
-    </w:p>
-    <w:p>
-      <w:pPr>
-        <w:rPr>
-          <w:sz w:val="28"/>
-          <w:szCs w:val="28"/>
-        </w:rPr>
-      </w:pPr>
-      <w:r>
-        <w:rPr>
-          <w:sz w:val="28"/>
-          <w:szCs w:val="28"/>
-        </w:rPr>
-        <w:t>SELECT Tipo</w:t>
-      </w:r>
-    </w:p>
-    <w:p>
-      <w:pPr>
-        <w:rPr>
-          <w:sz w:val="28"/>
-          <w:szCs w:val="28"/>
-        </w:rPr>
-      </w:pPr>
-      <w:r>
-        <w:rPr>
-          <w:sz w:val="28"/>
-          <w:szCs w:val="28"/>
-        </w:rPr>
-        <w:t>INTO tipo_nave</w:t>
-      </w:r>
-    </w:p>
-    <w:p>
-      <w:pPr>
-        <w:rPr>
-          <w:sz w:val="28"/>
-          <w:szCs w:val="28"/>
-          <w:lang w:val="en-GB"/>
-        </w:rPr>
-      </w:pPr>
-      <w:r>
-        <w:rPr>
-          <w:sz w:val="28"/>
-          <w:szCs w:val="28"/>
-          <w:lang w:val="en-GB"/>
-        </w:rPr>
-        <w:t>FROM Nave</w:t>
-      </w:r>
-    </w:p>
-    <w:p>
-      <w:pPr>
-        <w:rPr>
-          <w:sz w:val="28"/>
-          <w:szCs w:val="28"/>
-          <w:lang w:val="en-GB"/>
-        </w:rPr>
-      </w:pPr>
-      <w:r>
-        <w:rPr>
-          <w:sz w:val="28"/>
-          <w:szCs w:val="28"/>
-          <w:lang w:val="en-GB"/>
-        </w:rPr>
-        <w:t>WHERE IMO = NEW.IMO;</w:t>
-      </w:r>
-    </w:p>
-    <w:p>
-      <w:pPr>
-        <w:rPr>
-          <w:sz w:val="28"/>
-          <w:szCs w:val="28"/>
-          <w:lang w:val="en-GB"/>
-        </w:rPr>
-      </w:pPr>
-      <w:r>
-        <w:rPr>
-          <w:sz w:val="28"/>
-          <w:szCs w:val="28"/>
-          <w:lang w:val="en-GB"/>
-        </w:rPr>
-        <w:t>IF tipo_nave &lt;&gt; 'Cargo' THEN</w:t>
-      </w:r>
-    </w:p>
-    <w:p>
-      <w:pPr>
-        <w:rPr>
-          <w:sz w:val="28"/>
-          <w:szCs w:val="28"/>
-          <w:lang w:val="en-GB"/>
-        </w:rPr>
-      </w:pPr>
-      <w:r>
-        <w:rPr>
-          <w:sz w:val="28"/>
-          <w:szCs w:val="28"/>
-          <w:lang w:val="en-GB"/>
-        </w:rPr>
-        <w:t>SIGNAL SQLSTATE '45000'</w:t>
-      </w:r>
-    </w:p>
-    <w:p>
-      <w:pPr>
-        <w:rPr>
-          <w:sz w:val="28"/>
-          <w:szCs w:val="28"/>
-        </w:rPr>
-      </w:pPr>
-      <w:r>
-        <w:rPr>
-          <w:sz w:val="28"/>
-          <w:szCs w:val="28"/>
-        </w:rPr>
-        <w:t>SET MESSAGE_TEXT='Questo tipo di nave non trasporta container';</w:t>
-      </w:r>
-    </w:p>
-    <w:p>
-      <w:pPr>
-        <w:rPr>
-          <w:sz w:val="28"/>
-          <w:szCs w:val="28"/>
-          <w:lang w:val="en-GB"/>
-        </w:rPr>
-      </w:pPr>
-      <w:r>
-        <w:rPr>
-          <w:sz w:val="28"/>
-          <w:szCs w:val="28"/>
-          <w:lang w:val="en-GB"/>
-        </w:rPr>
-        <w:t>END IF;</w:t>
-      </w:r>
-    </w:p>
-    <w:p>
-      <w:pPr>
-        <w:rPr>
-          <w:sz w:val="28"/>
-          <w:szCs w:val="28"/>
-          <w:lang w:val="en-GB"/>
-        </w:rPr>
-      </w:pPr>
-      <w:r>
-        <w:rPr>
-          <w:sz w:val="28"/>
-          <w:szCs w:val="28"/>
-          <w:lang w:val="en-GB"/>
-        </w:rPr>
-        <w:t>END //</w:t>
-      </w:r>
-    </w:p>
-    <w:p>
-      <w:pPr>
-        <w:rPr>
-          <w:sz w:val="28"/>
-          <w:szCs w:val="28"/>
-          <w:lang w:val="en-GB"/>
-        </w:rPr>
-      </w:pPr>
-      <w:r>
-        <w:rPr>
-          <w:sz w:val="28"/>
-          <w:szCs w:val="28"/>
-          <w:lang w:val="en-GB"/>
-        </w:rPr>
-        <w:t>CREATE TRIGGER controllo_tipo_nave_itinerario</w:t>
-      </w:r>
-    </w:p>
-    <w:p>
-      <w:pPr>
-        <w:rPr>
-          <w:sz w:val="28"/>
-          <w:szCs w:val="28"/>
-          <w:lang w:val="en-GB"/>
-        </w:rPr>
-      </w:pPr>
-      <w:r>
-        <w:rPr>
-          <w:sz w:val="28"/>
-          <w:szCs w:val="28"/>
-          <w:lang w:val="en-GB"/>
-        </w:rPr>
-        <w:t>BEFORE INSERT ON Nave</w:t>
-      </w:r>
-    </w:p>
-    <w:p>
-      <w:pPr>
-        <w:rPr>
-          <w:sz w:val="28"/>
-          <w:szCs w:val="28"/>
-          <w:lang w:val="en-GB"/>
-        </w:rPr>
-      </w:pPr>
-      <w:r>
-        <w:rPr>
-          <w:sz w:val="28"/>
-          <w:szCs w:val="28"/>
-          <w:lang w:val="en-GB"/>
-        </w:rPr>
-        <w:t xml:space="preserve">FOR EACH ROW </w:t>
-      </w:r>
-    </w:p>
-    <w:p>
-      <w:pPr>
-        <w:rPr>
-          <w:sz w:val="28"/>
-          <w:szCs w:val="28"/>
-          <w:lang w:val="en-GB"/>
-        </w:rPr>
-      </w:pPr>
-      <w:r>
-        <w:rPr>
-          <w:sz w:val="28"/>
-          <w:szCs w:val="28"/>
-          <w:lang w:val="en-GB"/>
-        </w:rPr>
-        <w:t>BEGIN</w:t>
-      </w:r>
-    </w:p>
-    <w:p>
-      <w:pPr>
-        <w:rPr>
-          <w:sz w:val="28"/>
-          <w:szCs w:val="28"/>
-          <w:lang w:val="en-GB"/>
-        </w:rPr>
-      </w:pPr>
-      <w:r>
-        <w:rPr>
-          <w:sz w:val="28"/>
-          <w:szCs w:val="28"/>
-          <w:lang w:val="en-GB"/>
-        </w:rPr>
-        <w:t xml:space="preserve">    IF NEW.Tipo = 'Cargo' AND NEW.ID_itinerario IS NOT NULL THEN</w:t>
-      </w:r>
-    </w:p>
-    <w:p>
-      <w:pPr>
-        <w:rPr>
-          <w:sz w:val="28"/>
-          <w:szCs w:val="28"/>
-        </w:rPr>
-      </w:pPr>
-      <w:r>
-        <w:rPr>
-          <w:sz w:val="28"/>
-          <w:szCs w:val="28"/>
-          <w:lang w:val="en-GB"/>
-        </w:rPr>
-        <w:t xml:space="preserve">        </w:t>
-      </w:r>
-      <w:r>
-        <w:rPr>
-          <w:sz w:val="28"/>
-          <w:szCs w:val="28"/>
-        </w:rPr>
-        <w:t>SIGNAL SQLSTATE '45000'</w:t>
-      </w:r>
-    </w:p>
-    <w:p>
-      <w:pPr>
-        <w:rPr>
-          <w:sz w:val="28"/>
-          <w:szCs w:val="28"/>
-        </w:rPr>
-      </w:pPr>
-      <w:r>
-        <w:rPr>
-          <w:sz w:val="28"/>
-          <w:szCs w:val="28"/>
-        </w:rPr>
-        <w:t xml:space="preserve">        SET MESSAGE_TEXT = 'Gli itinerari non possono essere assegnati alle navi cargo';</w:t>
-      </w:r>
-    </w:p>
-    <w:p>
-      <w:pPr>
-        <w:rPr>
-          <w:sz w:val="28"/>
-          <w:szCs w:val="28"/>
-          <w:lang w:val="en-GB"/>
-        </w:rPr>
-      </w:pPr>
-      <w:r>
-        <w:rPr>
-          <w:sz w:val="28"/>
-          <w:szCs w:val="28"/>
-        </w:rPr>
-        <w:t xml:space="preserve">    </w:t>
-      </w:r>
-      <w:r>
-        <w:rPr>
-          <w:sz w:val="28"/>
-          <w:szCs w:val="28"/>
-          <w:lang w:val="en-GB"/>
-        </w:rPr>
-        <w:t>END IF;</w:t>
-      </w:r>
-    </w:p>
-    <w:p>
-      <w:pPr>
-        <w:rPr>
-          <w:sz w:val="28"/>
-          <w:szCs w:val="28"/>
-          <w:lang w:val="en-GB"/>
-        </w:rPr>
-      </w:pPr>
-      <w:r>
-        <w:rPr>
-          <w:sz w:val="28"/>
-          <w:szCs w:val="28"/>
-          <w:lang w:val="en-GB"/>
-        </w:rPr>
-        <w:t>END //</w:t>
-      </w:r>
-    </w:p>
-    <w:p>
-      <w:pPr>
-        <w:rPr>
-          <w:sz w:val="28"/>
-          <w:szCs w:val="28"/>
-          <w:lang w:val="en-GB"/>
-        </w:rPr>
-      </w:pPr>
-      <w:r>
-        <w:rPr>
-          <w:sz w:val="28"/>
-          <w:szCs w:val="28"/>
-          <w:lang w:val="en-GB"/>
-        </w:rPr>
-        <w:t>CREATE TRIGGER controllo_tipo_nave_stanza</w:t>
-      </w:r>
-    </w:p>
-    <w:p>
-      <w:pPr>
-        <w:rPr>
-          <w:sz w:val="28"/>
-          <w:szCs w:val="28"/>
-          <w:lang w:val="en-GB"/>
-        </w:rPr>
-      </w:pPr>
-      <w:r>
-        <w:rPr>
-          <w:sz w:val="28"/>
-          <w:szCs w:val="28"/>
-          <w:lang w:val="en-GB"/>
-        </w:rPr>
-        <w:lastRenderedPageBreak/>
-        <w:t>BEFORE INSERT ON St</w:t>
-      </w:r>
-      <w:r>
-        <w:rPr>
-          <w:sz w:val="28"/>
-          <w:szCs w:val="28"/>
-          <w:lang w:val="en-GB"/>
-        </w:rPr>
-        <w:t>anza</w:t>
-      </w:r>
-    </w:p>
-    <w:p>
-      <w:pPr>
-        <w:rPr>
-          <w:sz w:val="28"/>
-          <w:szCs w:val="28"/>
-          <w:lang w:val="en-GB"/>
-        </w:rPr>
-      </w:pPr>
-      <w:r>
-        <w:rPr>
-          <w:sz w:val="28"/>
-          <w:szCs w:val="28"/>
-          <w:lang w:val="en-GB"/>
-        </w:rPr>
-        <w:t>FOR EACH ROW BEGIN</w:t>
-      </w:r>
-    </w:p>
-    <w:p>
-      <w:pPr>
-        <w:rPr>
-          <w:sz w:val="28"/>
-          <w:szCs w:val="28"/>
-        </w:rPr>
-      </w:pPr>
-      <w:r>
-        <w:rPr>
-          <w:sz w:val="28"/>
-          <w:szCs w:val="28"/>
-        </w:rPr>
-        <w:t>DECLARE tipo_nave VARCHAR(10);</w:t>
-      </w:r>
-    </w:p>
-    <w:p>
-      <w:pPr>
-        <w:rPr>
-          <w:sz w:val="28"/>
-          <w:szCs w:val="28"/>
-        </w:rPr>
-      </w:pPr>
-      <w:r>
-        <w:rPr>
-          <w:sz w:val="28"/>
-          <w:szCs w:val="28"/>
-        </w:rPr>
-        <w:t>SELECT Tipo</w:t>
-      </w:r>
-    </w:p>
-    <w:p>
-      <w:pPr>
-        <w:rPr>
-          <w:sz w:val="28"/>
-          <w:szCs w:val="28"/>
-        </w:rPr>
-      </w:pPr>
-      <w:r>
-        <w:rPr>
-          <w:sz w:val="28"/>
-          <w:szCs w:val="28"/>
-        </w:rPr>
-        <w:t>INTO tipo_nave</w:t>
-      </w:r>
-    </w:p>
-    <w:p>
-      <w:pPr>
-        <w:rPr>
-          <w:sz w:val="28"/>
-          <w:szCs w:val="28"/>
-          <w:lang w:val="en-GB"/>
-        </w:rPr>
-      </w:pPr>
-      <w:r>
-        <w:rPr>
-          <w:sz w:val="28"/>
-          <w:szCs w:val="28"/>
-          <w:lang w:val="en-GB"/>
-        </w:rPr>
-        <w:t>FROM Nave</w:t>
-      </w:r>
-    </w:p>
-    <w:p>
-      <w:pPr>
-        <w:rPr>
-          <w:sz w:val="28"/>
-          <w:szCs w:val="28"/>
-          <w:lang w:val="en-GB"/>
-        </w:rPr>
-      </w:pPr>
-      <w:r>
-        <w:rPr>
-          <w:sz w:val="28"/>
-          <w:szCs w:val="28"/>
-          <w:lang w:val="en-GB"/>
-        </w:rPr>
-        <w:t>WHERE Nave.IMO=NEW.IMO;</w:t>
-      </w:r>
-    </w:p>
-    <w:p>
-      <w:pPr>
-        <w:rPr>
-          <w:sz w:val="28"/>
-          <w:szCs w:val="28"/>
-        </w:rPr>
-      </w:pPr>
-      <w:r>
-        <w:rPr>
-          <w:sz w:val="28"/>
-          <w:szCs w:val="28"/>
-        </w:rPr>
-        <w:t>IF tipo_nave &lt;&gt; 'Crociera' THEN</w:t>
-      </w:r>
-    </w:p>
-    <w:p>
-      <w:pPr>
-        <w:rPr>
-          <w:sz w:val="28"/>
-          <w:szCs w:val="28"/>
-        </w:rPr>
-      </w:pPr>
-      <w:r>
-        <w:rPr>
-          <w:sz w:val="28"/>
-          <w:szCs w:val="28"/>
-        </w:rPr>
-        <w:t>SIGNAL SQLSTATE '45000'</w:t>
-      </w:r>
-    </w:p>
-    <w:p>
-      <w:pPr>
-        <w:rPr>
-          <w:sz w:val="28"/>
-          <w:szCs w:val="28"/>
-        </w:rPr>
-      </w:pPr>
-      <w:r>
-        <w:rPr>
-          <w:sz w:val="28"/>
-          <w:szCs w:val="28"/>
-        </w:rPr>
-        <w:t>SET MESSAGE_TEXT='Questo tipo di nave non viene suddiviso in stanze';</w:t>
-      </w:r>
-    </w:p>
-    <w:p>
-      <w:pPr>
-        <w:rPr>
-          <w:sz w:val="28"/>
-          <w:szCs w:val="28"/>
-        </w:rPr>
-      </w:pPr>
-      <w:r>
-        <w:rPr>
-          <w:sz w:val="28"/>
-          <w:szCs w:val="28"/>
-        </w:rPr>
-        <w:t>END IF;</w:t>
-      </w:r>
-    </w:p>
-    <w:p>
-      <w:pPr>
-        <w:rPr>
-          <w:sz w:val="28"/>
-          <w:szCs w:val="28"/>
-        </w:rPr>
-      </w:pPr>
-      <w:r>
-        <w:rPr>
-          <w:sz w:val="28"/>
-          <w:szCs w:val="28"/>
-        </w:rPr>
-        <w:t>END //</w:t>
-      </w:r>
-    </w:p>
-    <w:p>
-      <w:pPr>
-        <w:rPr>
-          <w:sz w:val="28"/>
-          <w:szCs w:val="28"/>
-        </w:rPr>
-      </w:pPr>
-      <w:r>
-        <w:rPr>
-          <w:sz w:val="28"/>
-          <w:szCs w:val="28"/>
-        </w:rPr>
-        <w:t>DELIMITER ;</w:t>
       </w:r>
     </w:p>
     <w:p>
@@ -2363,7 +1802,21 @@
           <w:sz w:val="28"/>
           <w:szCs w:val="28"/>
         </w:rPr>
-        <w:t>Qualora si fosse optato per l'eliminazione del padre, i suoi attributi generici (IMO, Nome, Nazionalità, Compagnia, Dimensione) sarebbero stati replicati interamente all'interno di due tabelle distinte: CARGO e CROCIERA.</w:t>
+        <w:t>Qualora si fosse optato per l'eliminazione del padre, i suoi attributi generici (IMO, Nome, Nazionalità, Compagnia, Dimensione</w:t>
+      </w:r>
+      <w:r>
+        <w:rPr>
+          <w:sz w:val="28"/>
+          <w:szCs w:val="28"/>
+        </w:rPr>
+        <w:t>, Coordinate</w:t>
+      </w:r>
+      <w:r>
+        <w:rPr>
+          <w:sz w:val="28"/>
+          <w:szCs w:val="28"/>
+        </w:rPr>
+        <w:t>) sarebbero stati replicati interamente all'interno di due tabelle distinte: CARGO e CROCIERA.</w:t>
       </w:r>
     </w:p>
     <w:p>
@@ -2375,9 +1828,11 @@
       </w:pPr>
       <w:r>
         <w:rPr>
-          <w:sz w:val="28"/>
-          <w:szCs w:val="28"/>
-        </w:rPr>
+          <w:noProof/>
+          <w:sz w:val="28"/>
+          <w:szCs w:val="28"/>
+        </w:rPr>
+        <w:lastRenderedPageBreak/>
         <w:drawing>
           <wp:inline distT="0" distB="0" distL="0" distR="0" wp14:anchorId="3CED94E2" wp14:editId="20B67126">
             <wp:extent cx="5731510" cy="2470150"/>
@@ -2447,7 +1902,6 @@
           <w:sz w:val="28"/>
           <w:szCs w:val="28"/>
         </w:rPr>
-        <w:lastRenderedPageBreak/>
         <w:t>Assenza di valori nulli: Ogni tabella avrebbe contenuto esclusivamente i dati pertinenti alla propria categoria, permettendo l'uso sistematico del vincolo NOT NULL.</w:t>
       </w:r>
     </w:p>
@@ -2483,7 +1937,21 @@
           <w:sz w:val="28"/>
           <w:szCs w:val="28"/>
         </w:rPr>
-        <w:t>Ridondanza e frammentazione delle relazioni: La relazione ATTRACCO avrebbe dovuto essere duplicata (una per l'entità CARGO e una per l'entità CROCIERA), complicando la gestione e il controllo della disponibilità delle banchine.</w:t>
+        <w:t>Ridondanza e frammentazione delle relazioni: La relazione ATTRACCO avrebbe dovuto essere duplicata (una per l'entità CARGO e una per l'entità CROCIERA), complicando la gestione</w:t>
+      </w:r>
+      <w:r>
+        <w:rPr>
+          <w:sz w:val="28"/>
+          <w:szCs w:val="28"/>
+        </w:rPr>
+        <w:t xml:space="preserve"> delle chiavi esterne</w:t>
+      </w:r>
+      <w:r>
+        <w:rPr>
+          <w:sz w:val="28"/>
+          <w:szCs w:val="28"/>
+        </w:rPr>
+        <w:t xml:space="preserve"> e il controllo della disponibilità delle banchine.</w:t>
       </w:r>
     </w:p>
     <w:p>
@@ -2566,7 +2034,7 @@
           <w:sz w:val="28"/>
           <w:szCs w:val="28"/>
         </w:rPr>
-        <w:t>L'attributo IMO (International Maritime Organization number) è la chiave primaria identificativa della nave.</w:t>
+        <w:t>L'attributo IMO è la chiave primaria identificativa della nave.</w:t>
       </w:r>
       <w:r>
         <w:t xml:space="preserve"> </w:t>
@@ -2576,7 +2044,35 @@
           <w:sz w:val="28"/>
           <w:szCs w:val="28"/>
         </w:rPr>
-        <w:t>Per preservare l'integrità (e il vincolo di disgiunzione originario), è necessario implementare un Trigger in fase di inserimento (BEFORE INSERT) e di modifica (BEFORE UPDATE) su entrambe le tabelle. Il trigger deve verificare che il nuovo valore di IMO non esista già nell'altra tabella, bloccando l'operazione in caso di duplicato.</w:t>
+        <w:t xml:space="preserve">Per preservare l'integrità (e il vincolo di disgiunzione originario), è necessario implementare </w:t>
+      </w:r>
+      <w:r>
+        <w:rPr>
+          <w:sz w:val="28"/>
+          <w:szCs w:val="28"/>
+        </w:rPr>
+        <w:t xml:space="preserve">controlli </w:t>
+      </w:r>
+      <w:r>
+        <w:rPr>
+          <w:sz w:val="28"/>
+          <w:szCs w:val="28"/>
+        </w:rPr>
+        <w:t xml:space="preserve">in fase di inserimento e di modifica su entrambe le tabelle. </w:t>
+      </w:r>
+      <w:r>
+        <w:rPr>
+          <w:sz w:val="28"/>
+          <w:szCs w:val="28"/>
+        </w:rPr>
+        <w:t xml:space="preserve">Si </w:t>
+      </w:r>
+      <w:r>
+        <w:rPr>
+          <w:sz w:val="28"/>
+          <w:szCs w:val="28"/>
+        </w:rPr>
+        <w:t>deve verificare che il nuovo valore di IMO non esista già nell'altra tabella, bloccando l'operazione in caso di duplicato.</w:t>
       </w:r>
     </w:p>
     <w:p>
@@ -2617,7 +2113,15 @@
           <w:sz w:val="28"/>
           <w:szCs w:val="28"/>
         </w:rPr>
-        <w:t xml:space="preserve"> Questo significherebbe creare due chiavi esterne nella tabella Banchina che risultereberro più difficili da gestire.</w:t>
+        <w:t xml:space="preserve"> </w:t>
+      </w:r>
+      <w:r>
+        <w:rPr>
+          <w:sz w:val="28"/>
+          <w:szCs w:val="28"/>
+        </w:rPr>
+        <w:lastRenderedPageBreak/>
+        <w:t>Questo significherebbe creare due chiavi esterne nella tabella Banchina che risultereberro più difficili da gestire.</w:t>
       </w:r>
     </w:p>
     <w:p>
@@ -2694,15 +2198,7 @@
           <w:sz w:val="28"/>
           <w:szCs w:val="28"/>
         </w:rPr>
-        <w:t xml:space="preserve">L'operazione più frequente e critica in un database portuale è la gestione degli attracchi e la disponibilità delle banchine. La relazione ATTRACCO </w:t>
-      </w:r>
-      <w:r>
-        <w:rPr>
-          <w:sz w:val="28"/>
-          <w:szCs w:val="28"/>
-        </w:rPr>
-        <w:lastRenderedPageBreak/>
-        <w:t>unisce NAVE a BANCHINA.</w:t>
+        <w:t>L'operazione più frequente e critica in un database portuale è la gestione degli attracchi e la disponibilità delle banchine. La relazione ATTRACCO unisce NAVE a BANCHINA.</w:t>
       </w:r>
       <w:r>
         <w:rPr>
@@ -2791,7 +2287,7 @@
           <w:sz w:val="28"/>
           <w:szCs w:val="28"/>
         </w:rPr>
-        <w:t>Le attività di controllo della capitaneria di porto o i registri di sicurezza richiedono costantemente visibilità su tutte le navi presenti nello spazio marittimo, indipendentemente dalla loro funzione commerciale. La tabella unica azzera la necessità di clausole UNION, che nel modello relazionale tendono a rallentare l'indicizzazione e l'esecuzione delle query analitiche.</w:t>
+        <w:t>Le attività di controllo richiedono costantemente visibilità su tutte le navi presenti nello spazio marittimo, indipendentemente dalla loro funzione commerciale. La tabella unica azzera la necessità di clausole UNION, che nel modello relazionale tendono a rallentare l'indicizzazione e l'esecuzione delle query analitiche.</w:t>
       </w:r>
     </w:p>
     <w:p>
@@ -2827,6 +2323,7 @@
           <w:sz w:val="28"/>
           <w:szCs w:val="28"/>
         </w:rPr>
+        <w:lastRenderedPageBreak/>
         <w:t xml:space="preserve">La gerarchia presenta il costrutto padre PERSONA e le entità figlie CLIENTE e GUIDA. La scelta implementata nel </w:t>
       </w:r>
       <w:r>
@@ -2889,10 +2386,10 @@
       </w:pPr>
       <w:r>
         <w:rPr>
-          <w:sz w:val="28"/>
-          <w:szCs w:val="28"/>
-        </w:rPr>
-        <w:lastRenderedPageBreak/>
+          <w:noProof/>
+          <w:sz w:val="28"/>
+          <w:szCs w:val="28"/>
+        </w:rPr>
         <w:drawing>
           <wp:inline distT="0" distB="0" distL="0" distR="0" wp14:anchorId="0337507C" wp14:editId="1E813E28">
             <wp:extent cx="5731510" cy="4145280"/>
@@ -2997,6 +2494,7 @@
           <w:sz w:val="28"/>
           <w:szCs w:val="28"/>
         </w:rPr>
+        <w:lastRenderedPageBreak/>
         <w:t>Svantaggi:</w:t>
       </w:r>
     </w:p>
@@ -3052,7 +2550,6 @@
           <w:sz w:val="28"/>
           <w:szCs w:val="28"/>
         </w:rPr>
-        <w:lastRenderedPageBreak/>
         <w:t>Vincoli associati:</w:t>
       </w:r>
     </w:p>
@@ -3073,350 +2570,35 @@
           <w:sz w:val="28"/>
           <w:szCs w:val="28"/>
         </w:rPr>
-        <w:t>Vincolo di Chiave Primaria Distribuita: Il Codice_fiscale funge da chiave primaria in entrambe le tabelle, ma il DBMS non garantisce nativamente l'univocità cross-tabella. È necessario implementare un tramite TRIGGER per assicurare che lo stesso Codice_fiscale non venga registrato contemporaneamente sia come cliente che come guida, preservando il vincolo di disgiunzione.</w:t>
-      </w:r>
-    </w:p>
-    <w:p>
-      <w:pPr>
-        <w:rPr>
-          <w:sz w:val="28"/>
-          <w:szCs w:val="28"/>
-        </w:rPr>
-      </w:pPr>
-      <w:r>
-        <w:rPr>
-          <w:sz w:val="28"/>
-          <w:szCs w:val="28"/>
-        </w:rPr>
-        <w:t>Di seguito si riportano i vincoli i</w:t>
-      </w:r>
-      <w:r>
-        <w:rPr>
-          <w:sz w:val="28"/>
-          <w:szCs w:val="28"/>
-        </w:rPr>
-        <w:t>nseriti</w:t>
-      </w:r>
-      <w:r>
-        <w:rPr>
-          <w:sz w:val="28"/>
-          <w:szCs w:val="28"/>
-        </w:rPr>
-        <w:t xml:space="preserve"> nel database</w:t>
-      </w:r>
-      <w:r>
-        <w:rPr>
-          <w:sz w:val="28"/>
-          <w:szCs w:val="28"/>
-        </w:rPr>
-        <w:t xml:space="preserve"> necessari</w:t>
-      </w:r>
-      <w:r>
-        <w:rPr>
-          <w:sz w:val="28"/>
-          <w:szCs w:val="28"/>
-        </w:rPr>
-        <w:t xml:space="preserve"> per </w:t>
-      </w:r>
-      <w:r>
-        <w:rPr>
-          <w:sz w:val="28"/>
-          <w:szCs w:val="28"/>
-        </w:rPr>
-        <w:t>seguire questa strategia:</w:t>
-      </w:r>
-    </w:p>
-    <w:p>
-      <w:pPr>
-        <w:rPr>
-          <w:sz w:val="28"/>
-          <w:szCs w:val="28"/>
-        </w:rPr>
-      </w:pPr>
-      <w:r>
-        <w:rPr>
-          <w:sz w:val="28"/>
-          <w:szCs w:val="28"/>
-        </w:rPr>
-        <w:t>DELIMITER //</w:t>
-      </w:r>
-    </w:p>
-    <w:p>
-      <w:pPr>
-        <w:rPr>
-          <w:sz w:val="28"/>
-          <w:szCs w:val="28"/>
-        </w:rPr>
-      </w:pPr>
-      <w:r>
-        <w:rPr>
-          <w:sz w:val="28"/>
-          <w:szCs w:val="28"/>
-        </w:rPr>
-        <w:t>CREATE TRIGGER controllo_codice_fiscale_cliente</w:t>
-      </w:r>
-    </w:p>
-    <w:p>
-      <w:pPr>
-        <w:rPr>
-          <w:sz w:val="28"/>
-          <w:szCs w:val="28"/>
-          <w:lang w:val="en-GB"/>
-        </w:rPr>
-      </w:pPr>
-      <w:r>
-        <w:rPr>
-          <w:sz w:val="28"/>
-          <w:szCs w:val="28"/>
-        </w:rPr>
-        <w:t xml:space="preserve">    </w:t>
-      </w:r>
-      <w:r>
-        <w:rPr>
-          <w:sz w:val="28"/>
-          <w:szCs w:val="28"/>
-          <w:lang w:val="en-GB"/>
-        </w:rPr>
-        <w:t>BEFORE INSERT ON Cliente</w:t>
-      </w:r>
-    </w:p>
-    <w:p>
-      <w:pPr>
-        <w:rPr>
-          <w:sz w:val="28"/>
-          <w:szCs w:val="28"/>
-          <w:lang w:val="en-GB"/>
-        </w:rPr>
-      </w:pPr>
-      <w:r>
-        <w:rPr>
-          <w:sz w:val="28"/>
-          <w:szCs w:val="28"/>
-          <w:lang w:val="en-GB"/>
-        </w:rPr>
-        <w:t>    FOR EACH ROW BEGIN</w:t>
-      </w:r>
-    </w:p>
-    <w:p>
-      <w:pPr>
-        <w:rPr>
-          <w:sz w:val="28"/>
-          <w:szCs w:val="28"/>
-        </w:rPr>
-      </w:pPr>
-      <w:r>
-        <w:rPr>
-          <w:sz w:val="28"/>
-          <w:szCs w:val="28"/>
-          <w:lang w:val="en-GB"/>
-        </w:rPr>
-        <w:t xml:space="preserve">    </w:t>
-      </w:r>
-      <w:r>
-        <w:rPr>
-          <w:sz w:val="28"/>
-          <w:szCs w:val="28"/>
-        </w:rPr>
-        <w:t>IF NEW.Codice_fiscale IN (SELECT Codice_fiscale FROM Guida) THEN</w:t>
-      </w:r>
-    </w:p>
-    <w:p>
-      <w:pPr>
-        <w:rPr>
-          <w:sz w:val="28"/>
-          <w:szCs w:val="28"/>
-        </w:rPr>
-      </w:pPr>
-      <w:r>
-        <w:rPr>
-          <w:sz w:val="28"/>
-          <w:szCs w:val="28"/>
-        </w:rPr>
-        <w:t>    SIGNAL SQLSTATE '45000'</w:t>
-      </w:r>
-    </w:p>
-    <w:p>
-      <w:pPr>
-        <w:rPr>
-          <w:sz w:val="28"/>
-          <w:szCs w:val="28"/>
-        </w:rPr>
-      </w:pPr>
-      <w:r>
-        <w:rPr>
-          <w:sz w:val="28"/>
-          <w:szCs w:val="28"/>
-        </w:rPr>
-        <w:t>    SET MESSAGE_TEXT="Questo codice fiscale appartiene ad una guida";</w:t>
-      </w:r>
-    </w:p>
-    <w:p>
-      <w:pPr>
-        <w:rPr>
-          <w:sz w:val="28"/>
-          <w:szCs w:val="28"/>
-          <w:lang w:val="en-GB"/>
-        </w:rPr>
-      </w:pPr>
-      <w:r>
-        <w:rPr>
-          <w:sz w:val="28"/>
-          <w:szCs w:val="28"/>
-        </w:rPr>
-        <w:t xml:space="preserve">    </w:t>
-      </w:r>
-      <w:r>
-        <w:rPr>
-          <w:sz w:val="28"/>
-          <w:szCs w:val="28"/>
-          <w:lang w:val="en-GB"/>
-        </w:rPr>
-        <w:t>END IF;</w:t>
-      </w:r>
-    </w:p>
-    <w:p>
-      <w:pPr>
-        <w:rPr>
-          <w:sz w:val="28"/>
-          <w:szCs w:val="28"/>
-          <w:lang w:val="en-GB"/>
-        </w:rPr>
-      </w:pPr>
-      <w:r>
-        <w:rPr>
-          <w:sz w:val="28"/>
-          <w:szCs w:val="28"/>
-          <w:lang w:val="en-GB"/>
-        </w:rPr>
-        <w:t>    END //</w:t>
-      </w:r>
-    </w:p>
-    <w:p>
-      <w:pPr>
-        <w:rPr>
-          <w:sz w:val="28"/>
-          <w:szCs w:val="28"/>
-          <w:lang w:val="en-GB"/>
-        </w:rPr>
-      </w:pPr>
-      <w:r>
-        <w:rPr>
-          <w:sz w:val="28"/>
-          <w:szCs w:val="28"/>
-          <w:lang w:val="en-GB"/>
-        </w:rPr>
-        <w:t>CREATE TRIGGER controllo_codice_fiscale_guida</w:t>
-      </w:r>
-    </w:p>
-    <w:p>
-      <w:pPr>
-        <w:rPr>
-          <w:sz w:val="28"/>
-          <w:szCs w:val="28"/>
-          <w:lang w:val="en-GB"/>
-        </w:rPr>
-      </w:pPr>
-      <w:r>
-        <w:rPr>
-          <w:sz w:val="28"/>
-          <w:szCs w:val="28"/>
-          <w:lang w:val="en-GB"/>
-        </w:rPr>
-        <w:t>BEFORE INSERT ON Guida</w:t>
-      </w:r>
-    </w:p>
-    <w:p>
-      <w:pPr>
-        <w:rPr>
-          <w:sz w:val="28"/>
-          <w:szCs w:val="28"/>
-          <w:lang w:val="en-GB"/>
-        </w:rPr>
-      </w:pPr>
-      <w:r>
-        <w:rPr>
-          <w:sz w:val="28"/>
-          <w:szCs w:val="28"/>
-          <w:lang w:val="en-GB"/>
-        </w:rPr>
-        <w:t>FOR EACH ROW BEGIN</w:t>
-      </w:r>
-    </w:p>
-    <w:p>
-      <w:pPr>
-        <w:rPr>
-          <w:sz w:val="28"/>
-          <w:szCs w:val="28"/>
-          <w:lang w:val="en-GB"/>
-        </w:rPr>
-      </w:pPr>
-      <w:r>
-        <w:rPr>
-          <w:sz w:val="28"/>
-          <w:szCs w:val="28"/>
-          <w:lang w:val="en-GB"/>
-        </w:rPr>
-        <w:t>IF NEW.Codice_fiscale IN (SELECT Codice_fiscale FROM Cliente) THEN</w:t>
-      </w:r>
-    </w:p>
-    <w:p>
-      <w:pPr>
-        <w:rPr>
-          <w:sz w:val="28"/>
-          <w:szCs w:val="28"/>
-        </w:rPr>
-      </w:pPr>
-      <w:r>
-        <w:rPr>
-          <w:sz w:val="28"/>
-          <w:szCs w:val="28"/>
-        </w:rPr>
-        <w:t>SIGNAL SQLSTATE '45000'</w:t>
-      </w:r>
-    </w:p>
-    <w:p>
-      <w:pPr>
-        <w:rPr>
-          <w:sz w:val="28"/>
-          <w:szCs w:val="28"/>
-        </w:rPr>
-      </w:pPr>
-      <w:r>
-        <w:rPr>
-          <w:sz w:val="28"/>
-          <w:szCs w:val="28"/>
-        </w:rPr>
-        <w:t>SET MESSAGE_TEXT="Questo codice fiscale appartiene ad un cliente";</w:t>
-      </w:r>
-    </w:p>
-    <w:p>
-      <w:pPr>
-        <w:rPr>
-          <w:sz w:val="28"/>
-          <w:szCs w:val="28"/>
-        </w:rPr>
-      </w:pPr>
-      <w:r>
-        <w:rPr>
-          <w:sz w:val="28"/>
-          <w:szCs w:val="28"/>
-        </w:rPr>
-        <w:t>END IF;</w:t>
-      </w:r>
-    </w:p>
-    <w:p>
-      <w:pPr>
-        <w:rPr>
-          <w:sz w:val="28"/>
-          <w:szCs w:val="28"/>
-        </w:rPr>
-      </w:pPr>
-      <w:r>
-        <w:rPr>
-          <w:sz w:val="28"/>
-          <w:szCs w:val="28"/>
-        </w:rPr>
-        <w:t>END //</w:t>
+        <w:t>Vincolo di Chiave Primaria Distribuita: Il Codice_fiscale funge da chiave primaria in entrambe le</w:t>
+      </w:r>
+      <w:r>
+        <w:rPr>
+          <w:sz w:val="28"/>
+          <w:szCs w:val="28"/>
+        </w:rPr>
+        <w:t xml:space="preserve"> entità</w:t>
+      </w:r>
+      <w:r>
+        <w:rPr>
+          <w:sz w:val="28"/>
+          <w:szCs w:val="28"/>
+        </w:rPr>
+        <w:t xml:space="preserve">, ma il DBMS non garantisce nativamente l'univocità cross-tabella. È necessario implementare un </w:t>
+      </w:r>
+      <w:r>
+        <w:rPr>
+          <w:sz w:val="28"/>
+          <w:szCs w:val="28"/>
+        </w:rPr>
+        <w:t xml:space="preserve">controllo </w:t>
+      </w:r>
+      <w:r>
+        <w:rPr>
+          <w:sz w:val="28"/>
+          <w:szCs w:val="28"/>
+        </w:rPr>
+        <w:t>per assicurare che lo stesso Codice_fiscale non venga registrato contemporaneamente sia come cliente che come guida, preservando il vincolo di disgiunzione.</w:t>
       </w:r>
     </w:p>
     <w:p>
@@ -3452,8 +2634,56 @@
           <w:sz w:val="28"/>
           <w:szCs w:val="28"/>
         </w:rPr>
-        <w:lastRenderedPageBreak/>
-        <w:t>Qualora si fosse scelto di mantenere unicamente la tabella PERSONA, tutti gli attributi di clienti e guide sarebbero confluiti in essa, unitamente alle relazioni PRENOTAZIONE e SUPERVISIONE.</w:t>
+        <w:t xml:space="preserve">Qualora si fosse scelto di mantenere unicamente </w:t>
+      </w:r>
+      <w:r>
+        <w:rPr>
+          <w:sz w:val="28"/>
+          <w:szCs w:val="28"/>
+        </w:rPr>
+        <w:t>l’</w:t>
+      </w:r>
+      <w:r>
+        <w:rPr>
+          <w:sz w:val="28"/>
+          <w:szCs w:val="28"/>
+        </w:rPr>
+        <w:t xml:space="preserve"> </w:t>
+      </w:r>
+      <w:r>
+        <w:rPr>
+          <w:sz w:val="28"/>
+          <w:szCs w:val="28"/>
+        </w:rPr>
+        <w:t>entità</w:t>
+      </w:r>
+      <w:r>
+        <w:rPr>
+          <w:sz w:val="28"/>
+          <w:szCs w:val="28"/>
+        </w:rPr>
+        <w:t xml:space="preserve"> </w:t>
+      </w:r>
+      <w:r>
+        <w:rPr>
+          <w:sz w:val="28"/>
+          <w:szCs w:val="28"/>
+        </w:rPr>
+        <w:t xml:space="preserve">PERSONA, tutti gli attributi di </w:t>
+      </w:r>
+      <w:r>
+        <w:rPr>
+          <w:sz w:val="28"/>
+          <w:szCs w:val="28"/>
+        </w:rPr>
+        <w:t xml:space="preserve">CLIENTE e GUIDA </w:t>
+      </w:r>
+      <w:r>
+        <w:rPr>
+          <w:sz w:val="28"/>
+          <w:szCs w:val="28"/>
+        </w:rPr>
+        <w:t>sarebbero confluiti in essa, unitamente alle relazioni PRENOTAZIONE e SUPERVISIONE.</w:t>
       </w:r>
     </w:p>
     <w:p>
@@ -3466,6 +2696,7 @@
       </w:pPr>
       <w:r>
         <w:rPr>
+          <w:noProof/>
           <w:sz w:val="28"/>
           <w:szCs w:val="28"/>
           <w:lang w:val="en-GB"/>
@@ -3519,6 +2750,7 @@
           <w:sz w:val="28"/>
           <w:szCs w:val="28"/>
         </w:rPr>
+        <w:lastRenderedPageBreak/>
         <w:t>Vantaggi:</w:t>
       </w:r>
     </w:p>
@@ -3630,15 +2862,35 @@
           <w:sz w:val="28"/>
           <w:szCs w:val="28"/>
         </w:rPr>
-        <w:t xml:space="preserve">Per mappare correttamente la gerarchia, è obbligatorio introdurre una colonna aggiuntiva che </w:t>
-      </w:r>
-      <w:r>
-        <w:rPr>
-          <w:sz w:val="28"/>
-          <w:szCs w:val="28"/>
-        </w:rPr>
-        <w:lastRenderedPageBreak/>
-        <w:t>funga da "indicatore di tipo"</w:t>
+        <w:t>Per mappare correttamente la gerarchia, è obbligatorio introdurre un</w:t>
+      </w:r>
+      <w:r>
+        <w:rPr>
+          <w:sz w:val="28"/>
+          <w:szCs w:val="28"/>
+        </w:rPr>
+        <w:t xml:space="preserve"> attributo</w:t>
+      </w:r>
+      <w:r>
+        <w:rPr>
+          <w:sz w:val="28"/>
+          <w:szCs w:val="28"/>
+        </w:rPr>
+        <w:t xml:space="preserve"> aggiuntiv</w:t>
+      </w:r>
+      <w:r>
+        <w:rPr>
+          <w:sz w:val="28"/>
+          <w:szCs w:val="28"/>
+        </w:rPr>
+        <w:t>o</w:t>
+      </w:r>
+      <w:r>
+        <w:rPr>
+          <w:sz w:val="28"/>
+          <w:szCs w:val="28"/>
+        </w:rPr>
+        <w:t xml:space="preserve"> che funga da indicatore di tipo</w:t>
       </w:r>
       <w:r>
         <w:rPr>
@@ -3714,7 +2966,7 @@
           <w:sz w:val="28"/>
           <w:szCs w:val="28"/>
         </w:rPr>
-        <w:t>È necessario implementare dei vincoli di CHECK a livello di tabella che rendano i campi obbligatori o nulli in</w:t>
+        <w:t>È necessario implementare dei vincoli a livello di tabella che rendano i campi obbligatori o nulli in</w:t>
       </w:r>
       <w:r>
         <w:rPr>
@@ -3783,7 +3035,21 @@
           <w:sz w:val="28"/>
           <w:szCs w:val="28"/>
         </w:rPr>
-        <w:t>Una prenotazione deve essere effettuata solo da un cliente, e un itinerario deve essere supervisionato solo da una guida. Il database relazionale puro, tramite una normale FOREIGN KEY, controlla solo che il Codice_fiscale esista nella tabella PERSONA, ma non sa se quel codice appartiene a un cliente o a una guida.</w:t>
+        <w:t>Una prenotazione deve essere effettuata solo da un cliente, e un itinerario deve essere supervisionato solo da una guida. Il database relazionale puro, tramite una normale FOREIGN KEY, controlla solo che il Codice_fiscale esista nella tabella PERSONA, ma non sa se quel codice</w:t>
+      </w:r>
+      <w:r>
+        <w:rPr>
+          <w:sz w:val="28"/>
+          <w:szCs w:val="28"/>
+        </w:rPr>
+        <w:t xml:space="preserve"> fiscale</w:t>
+      </w:r>
+      <w:r>
+        <w:rPr>
+          <w:sz w:val="28"/>
+          <w:szCs w:val="28"/>
+        </w:rPr>
+        <w:t xml:space="preserve"> appartiene a un cliente o a una guida.</w:t>
       </w:r>
       <w:r>
         <w:rPr>
@@ -3797,7 +3063,42 @@
           <w:sz w:val="28"/>
           <w:szCs w:val="28"/>
         </w:rPr>
-        <w:t>Per evitare che una guida prenoti una stanza come cliente (o che un cliente supervisioni un itinerario), è necessario implementare dei Trigger sulle tabelle PRENOTAZIONE e SUPERVISIONE. Prima di inserire il record, il trigger deve verificare che il Codice_fiscale referenziato corrisponda al Tipo_Persona corretto nella tabella padre.</w:t>
+        <w:t xml:space="preserve">Per evitare che una guida prenoti una stanza come cliente è necessario implementare dei </w:t>
+      </w:r>
+      <w:r>
+        <w:rPr>
+          <w:sz w:val="28"/>
+          <w:szCs w:val="28"/>
+        </w:rPr>
+        <w:t xml:space="preserve">controlli </w:t>
+      </w:r>
+      <w:r>
+        <w:rPr>
+          <w:sz w:val="28"/>
+          <w:szCs w:val="28"/>
+        </w:rPr>
+        <w:t xml:space="preserve">per </w:t>
+      </w:r>
+      <w:r>
+        <w:rPr>
+          <w:sz w:val="28"/>
+          <w:szCs w:val="28"/>
+        </w:rPr>
+        <w:t>verificare che il Codice_fiscale referenziato corrisponda al Tipo</w:t>
+      </w:r>
+      <w:r>
+        <w:rPr>
+          <w:sz w:val="28"/>
+          <w:szCs w:val="28"/>
+        </w:rPr>
+        <w:t xml:space="preserve"> di </w:t>
+      </w:r>
+      <w:r>
+        <w:rPr>
+          <w:sz w:val="28"/>
+          <w:szCs w:val="28"/>
+        </w:rPr>
+        <w:t>Persona corretto nella tabella padre.</w:t>
       </w:r>
     </w:p>
     <w:p>
@@ -3833,6 +3134,7 @@
           <w:sz w:val="28"/>
           <w:szCs w:val="28"/>
         </w:rPr>
+        <w:lastRenderedPageBreak/>
         <w:t xml:space="preserve">La scelta </w:t>
       </w:r>
       <w:r>
@@ -3847,7 +3149,21 @@
           <w:sz w:val="28"/>
           <w:szCs w:val="28"/>
         </w:rPr>
-        <w:t>l'eliminazione del padre PERSONA a favore delle tabelle separate CLIENTE e GUIDA, è giustificata dalla netta separazione funzionale dei due profili e dalla prevenzione dell'inefficienza strutturale</w:t>
+        <w:t>l'eliminazione del padre PERSONA a favore delle</w:t>
+      </w:r>
+      <w:r>
+        <w:rPr>
+          <w:sz w:val="28"/>
+          <w:szCs w:val="28"/>
+        </w:rPr>
+        <w:t xml:space="preserve"> entità</w:t>
+      </w:r>
+      <w:r>
+        <w:rPr>
+          <w:sz w:val="28"/>
+          <w:szCs w:val="28"/>
+        </w:rPr>
+        <w:t xml:space="preserve"> separate CLIENTE e GUIDA, è giustificata dalla netta separazione funzionale dei due profili e dalla prevenzione dell'inefficienza strutturale</w:t>
       </w:r>
       <w:r>
         <w:rPr>
@@ -3930,15 +3246,7 @@
           <w:sz w:val="28"/>
           <w:szCs w:val="28"/>
         </w:rPr>
-        <w:t xml:space="preserve">Non esiste quasi mai uno scenario operativo in cui il sistema debba trattare clienti e guide come un insieme omogeneo. Di conseguenza, separare le tabelle permette di avere indici e </w:t>
-      </w:r>
-      <w:r>
-        <w:rPr>
-          <w:sz w:val="28"/>
-          <w:szCs w:val="28"/>
-        </w:rPr>
-        <w:lastRenderedPageBreak/>
-        <w:t>strutture dati ottimizzati specificamente per le prenotazioni da un lato, e per i calendari lavorativi dall'altro.</w:t>
+        <w:t>Non esiste quasi mai uno scenario operativo in cui il sistema debba trattare clienti e guide come un insieme omogeneo. Di conseguenza, separare le tabelle permette di avere indici e strutture dati ottimizzati specificamente per le prenotazioni da un lato, e per i calendari lavorativi dall'altro.</w:t>
       </w:r>
     </w:p>
     <w:p>
@@ -4151,6 +3459,7 @@
           <w:sz w:val="28"/>
           <w:szCs w:val="28"/>
         </w:rPr>
+        <w:lastRenderedPageBreak/>
         <w:t>“Lingua” in Guida</w:t>
       </w:r>
     </w:p>
@@ -4403,7 +3712,6 @@
           <w:sz w:val="30"/>
           <w:szCs w:val="30"/>
         </w:rPr>
-        <w:lastRenderedPageBreak/>
         <w:t>Modello ER ristrutturato</w:t>
       </w:r>
     </w:p>
@@ -4511,7 +3819,15 @@
           <w:sz w:val="28"/>
           <w:szCs w:val="28"/>
         </w:rPr>
-        <w:t>Il database si presenta già in prima forma normale (1FN) poiché tutti gli attributi sono atomici dopo la ristrutturazione (sono stati infatti eliminati gli attributi multivalore “tappe” nell’entità Itinerario e “lingua” nell’entità Guida; e l’attributo composto “dimensione” dell’entità Nave). Inoltre, si presenta in seconda forma normale (2FN) perché, oltre ad essere già in 1FN, quando è presente una chiave primaria composta da più attributi tutte le dipendenze funzionali che la riguardano sono piene e non parziali. Per finire, il database non è ancora in terza forma normale (3FN) perché, nonostante sia già in 2FN, nella tabella Merce è presente una dipendenza funzionale tra il genere della merce e il tipo del magazzino dovuta alla presenza dei vincoli di integrità referenziale di Magazzino in Merce; per cui si è deciso di mappare questa relazione con la tabella intermedia Stoccaggio.</w:t>
+        <w:t xml:space="preserve">Il database si presenta già in prima forma normale (1FN) poiché tutti gli attributi sono atomici dopo la ristrutturazione (sono stati infatti eliminati gli attributi multivalore “tappe” nell’entità Itinerario e “lingua” nell’entità Guida; e l’attributo composto “dimensione” dell’entità Nave). Inoltre, si </w:t>
+      </w:r>
+      <w:r>
+        <w:rPr>
+          <w:sz w:val="28"/>
+          <w:szCs w:val="28"/>
+        </w:rPr>
+        <w:lastRenderedPageBreak/>
+        <w:t>presenta in seconda forma normale (2FN) perché, oltre ad essere già in 1FN, quando è presente una chiave primaria composta da più attributi tutte le dipendenze funzionali che la riguardano sono piene e non parziali. Per finire, il database non è ancora in terza forma normale (3FN) perché, nonostante sia già in 2FN, nella tabella Merce è presente una dipendenza funzionale tra il genere della merce e il tipo del magazzino dovuta alla presenza dei vincoli di integrità referenziale di Magazzino in Merce; per cui si è deciso di mappare questa relazione con la tabella intermedia Stoccaggio.</w:t>
       </w:r>
     </w:p>
     <w:p>
@@ -4550,7 +3866,6 @@
           <w:sz w:val="28"/>
           <w:szCs w:val="28"/>
         </w:rPr>
-        <w:lastRenderedPageBreak/>
         <w:t>NAVE(</w:t>
       </w:r>
       <w:r>
@@ -5022,7 +4337,7 @@
           <w:szCs w:val="28"/>
           <w:u w:val="single"/>
         </w:rPr>
-        <w:t>IMO: STANZA</w:t>
+        <w:t>ID</w:t>
       </w:r>
       <w:r>
         <w:rPr>
@@ -5035,24 +4350,8 @@
         <w:rPr>
           <w:sz w:val="28"/>
           <w:szCs w:val="28"/>
-          <w:u w:val="single"/>
-        </w:rPr>
-        <w:t>numero: STANZA</w:t>
-      </w:r>
-      <w:r>
-        <w:rPr>
-          <w:sz w:val="28"/>
-          <w:szCs w:val="28"/>
-        </w:rPr>
-        <w:t xml:space="preserve">, </w:t>
-      </w:r>
-      <w:r>
-        <w:rPr>
-          <w:sz w:val="28"/>
-          <w:szCs w:val="28"/>
-          <w:u w:val="single"/>
-        </w:rPr>
-        <w:t>codice_fiscale: CLIENTE</w:t>
+        </w:rPr>
+        <w:t>IMO: STANZA, numero: STANZA, codice_fiscale: CLIENTE</w:t>
       </w:r>
       <w:r>
         <w:rPr>
@@ -5101,6 +4400,7 @@
           <w:sz w:val="28"/>
           <w:szCs w:val="28"/>
         </w:rPr>
+        <w:lastRenderedPageBreak/>
         <w:t>Di se</w:t>
       </w:r>
       <w:r>
@@ -5564,7 +4864,6 @@
                 <w:sz w:val="28"/>
                 <w:szCs w:val="28"/>
               </w:rPr>
-              <w:lastRenderedPageBreak/>
               <w:t>Lunghezza</w:t>
             </w:r>
           </w:p>
@@ -7228,6 +6527,7 @@
                 <w:sz w:val="28"/>
                 <w:szCs w:val="28"/>
               </w:rPr>
+              <w:lastRenderedPageBreak/>
               <w:t>Cognome</w:t>
             </w:r>
           </w:p>
@@ -7710,7 +7010,6 @@
                 <w:sz w:val="28"/>
                 <w:szCs w:val="28"/>
               </w:rPr>
-              <w:lastRenderedPageBreak/>
               <w:t>La data di assunzione deve essere almeno 18 anni dopo la data di nascita</w:t>
             </w:r>
           </w:p>
@@ -7736,7 +7035,6 @@
                 <w:sz w:val="28"/>
                 <w:szCs w:val="28"/>
               </w:rPr>
-              <w:lastRenderedPageBreak/>
               <w:t>Valutazione</w:t>
             </w:r>
           </w:p>
@@ -8860,6 +8158,7 @@
                 <w:sz w:val="28"/>
                 <w:szCs w:val="28"/>
               </w:rPr>
+              <w:lastRenderedPageBreak/>
               <w:t>Lingua</w:t>
             </w:r>
           </w:p>
@@ -9041,6 +8340,7 @@
           <w:lang w:val="en-GB"/>
         </w:rPr>
       </w:pPr>
+      <w:proofErr w:type="spellStart"/>
       <w:r>
         <w:rPr>
           <w:b/>
@@ -9051,6 +8351,7 @@
         </w:rPr>
         <w:t>Magazzino</w:t>
       </w:r>
+      <w:proofErr w:type="spellEnd"/>
     </w:p>
     <w:tbl>
       <w:tblPr>
@@ -9211,48 +8512,56 @@
                 <w:lang w:val="en-GB"/>
               </w:rPr>
             </w:pPr>
-            <w:proofErr w:type="gramStart"/>
             <w:r>
               <w:rPr>
                 <w:sz w:val="28"/>
                 <w:szCs w:val="28"/>
                 <w:lang w:val="en-GB"/>
               </w:rPr>
-              <w:t>VARCHAR(</w:t>
-            </w:r>
-            <w:proofErr w:type="gramEnd"/>
-            <w:r>
+              <w:t>VARCHAR(100)</w:t>
+            </w:r>
+          </w:p>
+        </w:tc>
+        <w:tc>
+          <w:tcPr>
+            <w:tcW w:w="2254" w:type="dxa"/>
+          </w:tcPr>
+          <w:p>
+            <w:pPr>
+              <w:tabs>
+                <w:tab w:val="left" w:pos="3934"/>
+              </w:tabs>
               <w:rPr>
                 <w:sz w:val="28"/>
                 <w:szCs w:val="28"/>
                 <w:lang w:val="en-GB"/>
               </w:rPr>
-              <w:t>100)</w:t>
-            </w:r>
-          </w:p>
-        </w:tc>
-        <w:tc>
-          <w:tcPr>
-            <w:tcW w:w="2254" w:type="dxa"/>
-          </w:tcPr>
-          <w:p>
-            <w:pPr>
-              <w:tabs>
-                <w:tab w:val="left" w:pos="3934"/>
-              </w:tabs>
+            </w:pPr>
+            <w:r>
               <w:rPr>
                 <w:sz w:val="28"/>
                 <w:szCs w:val="28"/>
                 <w:lang w:val="en-GB"/>
               </w:rPr>
-            </w:pPr>
+              <w:t>Primaria (</w:t>
+            </w:r>
+            <w:proofErr w:type="spellStart"/>
             <w:r>
               <w:rPr>
                 <w:sz w:val="28"/>
                 <w:szCs w:val="28"/>
                 <w:lang w:val="en-GB"/>
               </w:rPr>
-              <w:t>Primaria (composta)</w:t>
+              <w:t>composta</w:t>
+            </w:r>
+            <w:proofErr w:type="spellEnd"/>
+            <w:r>
+              <w:rPr>
+                <w:sz w:val="28"/>
+                <w:szCs w:val="28"/>
+                <w:lang w:val="en-GB"/>
+              </w:rPr>
+              <w:t>)</w:t>
             </w:r>
           </w:p>
         </w:tc>
@@ -9290,15 +8599,16 @@
                 <w:lang w:val="en-GB"/>
               </w:rPr>
             </w:pPr>
+            <w:proofErr w:type="spellStart"/>
             <w:r>
               <w:rPr>
                 <w:sz w:val="28"/>
                 <w:szCs w:val="28"/>
                 <w:lang w:val="en-GB"/>
               </w:rPr>
-              <w:lastRenderedPageBreak/>
               <w:t>Localita</w:t>
             </w:r>
+            <w:proofErr w:type="spellEnd"/>
           </w:p>
         </w:tc>
         <w:tc>
@@ -9316,48 +8626,56 @@
                 <w:lang w:val="en-GB"/>
               </w:rPr>
             </w:pPr>
-            <w:proofErr w:type="gramStart"/>
             <w:r>
               <w:rPr>
                 <w:sz w:val="28"/>
                 <w:szCs w:val="28"/>
                 <w:lang w:val="en-GB"/>
               </w:rPr>
-              <w:t>VARCHAR(</w:t>
-            </w:r>
-            <w:proofErr w:type="gramEnd"/>
-            <w:r>
+              <w:t>VARCHAR(100)</w:t>
+            </w:r>
+          </w:p>
+        </w:tc>
+        <w:tc>
+          <w:tcPr>
+            <w:tcW w:w="2254" w:type="dxa"/>
+          </w:tcPr>
+          <w:p>
+            <w:pPr>
+              <w:tabs>
+                <w:tab w:val="left" w:pos="3934"/>
+              </w:tabs>
               <w:rPr>
                 <w:sz w:val="28"/>
                 <w:szCs w:val="28"/>
                 <w:lang w:val="en-GB"/>
               </w:rPr>
-              <w:t>100)</w:t>
-            </w:r>
-          </w:p>
-        </w:tc>
-        <w:tc>
-          <w:tcPr>
-            <w:tcW w:w="2254" w:type="dxa"/>
-          </w:tcPr>
-          <w:p>
-            <w:pPr>
-              <w:tabs>
-                <w:tab w:val="left" w:pos="3934"/>
-              </w:tabs>
+            </w:pPr>
+            <w:r>
               <w:rPr>
                 <w:sz w:val="28"/>
                 <w:szCs w:val="28"/>
                 <w:lang w:val="en-GB"/>
               </w:rPr>
-            </w:pPr>
+              <w:t>Primaria (</w:t>
+            </w:r>
+            <w:proofErr w:type="spellStart"/>
             <w:r>
               <w:rPr>
                 <w:sz w:val="28"/>
                 <w:szCs w:val="28"/>
                 <w:lang w:val="en-GB"/>
               </w:rPr>
-              <w:t>Primaria (composta)</w:t>
+              <w:t>composta</w:t>
+            </w:r>
+            <w:proofErr w:type="spellEnd"/>
+            <w:r>
+              <w:rPr>
+                <w:sz w:val="28"/>
+                <w:szCs w:val="28"/>
+                <w:lang w:val="en-GB"/>
+              </w:rPr>
+              <w:t>)</w:t>
             </w:r>
           </w:p>
         </w:tc>
@@ -9420,23 +8738,13 @@
                 <w:lang w:val="en-GB"/>
               </w:rPr>
             </w:pPr>
-            <w:proofErr w:type="gramStart"/>
             <w:r>
               <w:rPr>
                 <w:sz w:val="28"/>
                 <w:szCs w:val="28"/>
                 <w:lang w:val="en-GB"/>
               </w:rPr>
-              <w:t>VARCHAR(</w:t>
-            </w:r>
-            <w:proofErr w:type="gramEnd"/>
-            <w:r>
-              <w:rPr>
-                <w:sz w:val="28"/>
-                <w:szCs w:val="28"/>
-                <w:lang w:val="en-GB"/>
-              </w:rPr>
-              <w:t>100)</w:t>
+              <w:t>VARCHAR(100)</w:t>
             </w:r>
           </w:p>
         </w:tc>
@@ -9499,6 +8807,7 @@
                 <w:lang w:val="en-GB"/>
               </w:rPr>
             </w:pPr>
+            <w:proofErr w:type="spellStart"/>
             <w:r>
               <w:rPr>
                 <w:sz w:val="28"/>
@@ -9507,6 +8816,7 @@
               </w:rPr>
               <w:t>Capacita</w:t>
             </w:r>
+            <w:proofErr w:type="spellEnd"/>
           </w:p>
         </w:tc>
         <w:tc>
@@ -9779,23 +9089,13 @@
                 <w:lang w:val="en-GB"/>
               </w:rPr>
             </w:pPr>
-            <w:proofErr w:type="gramStart"/>
             <w:r>
               <w:rPr>
                 <w:sz w:val="28"/>
                 <w:szCs w:val="28"/>
                 <w:lang w:val="en-GB"/>
               </w:rPr>
-              <w:t>CHAR(</w:t>
-            </w:r>
-            <w:proofErr w:type="gramEnd"/>
-            <w:r>
-              <w:rPr>
-                <w:sz w:val="28"/>
-                <w:szCs w:val="28"/>
-                <w:lang w:val="en-GB"/>
-              </w:rPr>
-              <w:t>18)</w:t>
+              <w:t>CHAR(18)</w:t>
             </w:r>
           </w:p>
         </w:tc>
@@ -10572,6 +9872,7 @@
                 <w:sz w:val="28"/>
                 <w:szCs w:val="28"/>
               </w:rPr>
+              <w:lastRenderedPageBreak/>
               <w:t>Nome</w:t>
             </w:r>
           </w:p>
@@ -11043,7 +10344,6 @@
                 <w:sz w:val="28"/>
                 <w:szCs w:val="28"/>
               </w:rPr>
-              <w:lastRenderedPageBreak/>
               <w:t>DEFAULT 0</w:t>
             </w:r>
           </w:p>
@@ -11087,7 +10387,6 @@
                 <w:sz w:val="28"/>
                 <w:szCs w:val="28"/>
               </w:rPr>
-              <w:lastRenderedPageBreak/>
               <w:t>Direzione</w:t>
             </w:r>
           </w:p>
@@ -12286,6 +11585,7 @@
                 <w:sz w:val="28"/>
                 <w:szCs w:val="28"/>
               </w:rPr>
+              <w:lastRenderedPageBreak/>
               <w:t>ID_itinerario</w:t>
             </w:r>
           </w:p>
@@ -12453,7 +11753,6 @@
                 <w:sz w:val="28"/>
                 <w:szCs w:val="28"/>
               </w:rPr>
-              <w:lastRenderedPageBreak/>
               <w:t>Nome attributo</w:t>
             </w:r>
           </w:p>
@@ -13593,6 +12892,7 @@
                 <w:sz w:val="28"/>
                 <w:szCs w:val="28"/>
               </w:rPr>
+              <w:lastRenderedPageBreak/>
               <w:t>Esterna (riferimento a IMO di Nave)</w:t>
             </w:r>
           </w:p>
@@ -13616,6 +12916,7 @@
                 <w:sz w:val="28"/>
                 <w:szCs w:val="28"/>
               </w:rPr>
+              <w:lastRenderedPageBreak/>
               <w:t>ON UPDATE CASCADE</w:t>
             </w:r>
           </w:p>
@@ -13634,6 +12935,7 @@
                 <w:sz w:val="28"/>
                 <w:szCs w:val="28"/>
               </w:rPr>
+              <w:lastRenderedPageBreak/>
               <w:t>ON DELETE CASCADE</w:t>
             </w:r>
           </w:p>
@@ -13659,6 +12961,7 @@
                 <w:sz w:val="28"/>
                 <w:szCs w:val="28"/>
               </w:rPr>
+              <w:lastRenderedPageBreak/>
               <w:t>Numero</w:t>
             </w:r>
           </w:p>
@@ -13847,7 +13150,6 @@
                 <w:sz w:val="28"/>
                 <w:szCs w:val="28"/>
               </w:rPr>
-              <w:lastRenderedPageBreak/>
               <w:t>Tipo</w:t>
             </w:r>
           </w:p>
@@ -14895,6 +14197,7 @@
           <w:sz w:val="30"/>
           <w:szCs w:val="30"/>
         </w:rPr>
+        <w:lastRenderedPageBreak/>
         <w:t>Vincoli</w:t>
       </w:r>
       <w:r>
@@ -14974,7 +14277,6 @@
           <w:sz w:val="28"/>
           <w:szCs w:val="28"/>
         </w:rPr>
-        <w:lastRenderedPageBreak/>
         <w:t>La somma dei pesi delle merci sulla nave cargo non deve superare il suo peso massimo</w:t>
       </w:r>
     </w:p>
@@ -15254,6 +14556,7 @@
           <w:sz w:val="28"/>
           <w:szCs w:val="28"/>
         </w:rPr>
+        <w:lastRenderedPageBreak/>
         <w:t xml:space="preserve">termini </w:t>
       </w:r>
       <w:r>
@@ -15318,15 +14621,7 @@
           <w:sz w:val="28"/>
           <w:szCs w:val="28"/>
         </w:rPr>
-        <w:t xml:space="preserve"> l'attacco a dizionario punta sulla prevedibilità umana. </w:t>
-      </w:r>
-      <w:r>
-        <w:rPr>
-          <w:sz w:val="28"/>
-          <w:szCs w:val="28"/>
-        </w:rPr>
-        <w:lastRenderedPageBreak/>
-        <w:t>Poiché gli utenti tendono a scegliere password facili da ricordare, un dizionario ben mirato e ottimizzato (magari focalizzato su una specifica lingua o cultura) ha un'altissima probabilità di successo in una frazione minima del tempo.</w:t>
+        <w:t xml:space="preserve"> l'attacco a dizionario punta sulla prevedibilità umana. Poiché gli utenti tendono a scegliere password facili da ricordare, un dizionario ben mirato e ottimizzato (magari focalizzato su una specifica lingua o cultura) ha un'altissima probabilità di successo in una frazione minima del tempo.</w:t>
       </w:r>
     </w:p>
     <w:p>
@@ -15860,246 +15155,9 @@
     </w:p>
     <w:p>
       <w:pPr>
-        <w:rPr>
-          <w:sz w:val="28"/>
-          <w:szCs w:val="28"/>
-        </w:rPr>
-      </w:pPr>
-    </w:p>
-    <w:p>
-      <w:pPr>
-        <w:rPr>
-          <w:sz w:val="28"/>
-          <w:szCs w:val="28"/>
-        </w:rPr>
-      </w:pPr>
-      <w:r>
-        <w:rPr>
-          <w:sz w:val="28"/>
-          <w:szCs w:val="28"/>
-        </w:rPr>
-        <w:t>Esempi di attacco su u</w:t>
-      </w:r>
-      <w:r>
-        <w:rPr>
-          <w:sz w:val="28"/>
-          <w:szCs w:val="28"/>
-        </w:rPr>
-        <w:t>tenti registrati:</w:t>
-      </w:r>
-    </w:p>
-    <w:p>
-      <w:pPr>
-        <w:rPr>
-          <w:sz w:val="28"/>
-          <w:szCs w:val="28"/>
-        </w:rPr>
-      </w:pPr>
-      <w:r>
-        <w:rPr>
-          <w:noProof/>
-          <w:sz w:val="28"/>
-          <w:szCs w:val="28"/>
-        </w:rPr>
-        <w:drawing>
-          <wp:inline distT="0" distB="0" distL="0" distR="0" wp14:anchorId="46328819" wp14:editId="2C9340EF">
-            <wp:extent cx="5731510" cy="711200"/>
-            <wp:effectExtent l="0" t="0" r="2540" b="0"/>
-            <wp:docPr id="1443922973" name="Picture 1"/>
-            <wp:cNvGraphicFramePr>
-              <a:graphicFrameLocks xmlns:a="http://schemas.openxmlformats.org/drawingml/2006/main" noChangeAspect="1"/>
-            </wp:cNvGraphicFramePr>
-            <a:graphic xmlns:a="http://schemas.openxmlformats.org/drawingml/2006/main">
-              <a:graphicData uri="http://schemas.openxmlformats.org/drawingml/2006/picture">
-                <pic:pic xmlns:pic="http://schemas.openxmlformats.org/drawingml/2006/picture">
-                  <pic:nvPicPr>
-                    <pic:cNvPr id="1443922973" name=""/>
-                    <pic:cNvPicPr/>
-                  </pic:nvPicPr>
-                  <pic:blipFill>
-                    <a:blip r:embed="rId13"/>
-                    <a:stretch>
-                      <a:fillRect/>
-                    </a:stretch>
-                  </pic:blipFill>
-                  <pic:spPr>
-                    <a:xfrm>
-                      <a:off x="0" y="0"/>
-                      <a:ext cx="5731510" cy="711200"/>
-                    </a:xfrm>
-                    <a:prstGeom prst="rect">
-                      <a:avLst/>
-                    </a:prstGeom>
-                  </pic:spPr>
-                </pic:pic>
-              </a:graphicData>
-            </a:graphic>
-          </wp:inline>
-        </w:drawing>
-      </w:r>
-    </w:p>
-    <w:p>
-      <w:pPr>
-        <w:rPr>
-          <w:sz w:val="28"/>
-          <w:szCs w:val="28"/>
-        </w:rPr>
-      </w:pPr>
-      <w:r>
-        <w:rPr>
-          <w:noProof/>
-          <w:sz w:val="28"/>
-          <w:szCs w:val="28"/>
-        </w:rPr>
-        <w:drawing>
-          <wp:inline distT="0" distB="0" distL="0" distR="0" wp14:anchorId="63D29EEA" wp14:editId="50BCC0BE">
-            <wp:extent cx="5731510" cy="733425"/>
-            <wp:effectExtent l="0" t="0" r="2540" b="9525"/>
-            <wp:docPr id="1086014180" name="Picture 1"/>
-            <wp:cNvGraphicFramePr>
-              <a:graphicFrameLocks xmlns:a="http://schemas.openxmlformats.org/drawingml/2006/main" noChangeAspect="1"/>
-            </wp:cNvGraphicFramePr>
-            <a:graphic xmlns:a="http://schemas.openxmlformats.org/drawingml/2006/main">
-              <a:graphicData uri="http://schemas.openxmlformats.org/drawingml/2006/picture">
-                <pic:pic xmlns:pic="http://schemas.openxmlformats.org/drawingml/2006/picture">
-                  <pic:nvPicPr>
-                    <pic:cNvPr id="1086014180" name=""/>
-                    <pic:cNvPicPr/>
-                  </pic:nvPicPr>
-                  <pic:blipFill>
-                    <a:blip r:embed="rId14"/>
-                    <a:stretch>
-                      <a:fillRect/>
-                    </a:stretch>
-                  </pic:blipFill>
-                  <pic:spPr>
-                    <a:xfrm>
-                      <a:off x="0" y="0"/>
-                      <a:ext cx="5731510" cy="733425"/>
-                    </a:xfrm>
-                    <a:prstGeom prst="rect">
-                      <a:avLst/>
-                    </a:prstGeom>
-                  </pic:spPr>
-                </pic:pic>
-              </a:graphicData>
-            </a:graphic>
-          </wp:inline>
-        </w:drawing>
-      </w:r>
-    </w:p>
-    <w:p>
-      <w:pPr>
-        <w:rPr>
-          <w:sz w:val="28"/>
-          <w:szCs w:val="28"/>
-        </w:rPr>
-      </w:pPr>
-      <w:r>
-        <w:rPr>
-          <w:noProof/>
-          <w:sz w:val="28"/>
-          <w:szCs w:val="28"/>
-        </w:rPr>
-        <w:drawing>
-          <wp:inline distT="0" distB="0" distL="0" distR="0" wp14:anchorId="4B2A2584" wp14:editId="6BF80269">
-            <wp:extent cx="5731510" cy="720725"/>
-            <wp:effectExtent l="0" t="0" r="2540" b="3175"/>
-            <wp:docPr id="191919686" name="Picture 1"/>
-            <wp:cNvGraphicFramePr>
-              <a:graphicFrameLocks xmlns:a="http://schemas.openxmlformats.org/drawingml/2006/main" noChangeAspect="1"/>
-            </wp:cNvGraphicFramePr>
-            <a:graphic xmlns:a="http://schemas.openxmlformats.org/drawingml/2006/main">
-              <a:graphicData uri="http://schemas.openxmlformats.org/drawingml/2006/picture">
-                <pic:pic xmlns:pic="http://schemas.openxmlformats.org/drawingml/2006/picture">
-                  <pic:nvPicPr>
-                    <pic:cNvPr id="191919686" name=""/>
-                    <pic:cNvPicPr/>
-                  </pic:nvPicPr>
-                  <pic:blipFill>
-                    <a:blip r:embed="rId15"/>
-                    <a:stretch>
-                      <a:fillRect/>
-                    </a:stretch>
-                  </pic:blipFill>
-                  <pic:spPr>
-                    <a:xfrm>
-                      <a:off x="0" y="0"/>
-                      <a:ext cx="5731510" cy="720725"/>
-                    </a:xfrm>
-                    <a:prstGeom prst="rect">
-                      <a:avLst/>
-                    </a:prstGeom>
-                  </pic:spPr>
-                </pic:pic>
-              </a:graphicData>
-            </a:graphic>
-          </wp:inline>
-        </w:drawing>
-      </w:r>
-    </w:p>
-    <w:p>
-      <w:pPr>
-        <w:rPr>
-          <w:sz w:val="28"/>
-          <w:szCs w:val="28"/>
-        </w:rPr>
-      </w:pPr>
-      <w:r>
-        <w:rPr>
-          <w:noProof/>
-          <w:sz w:val="28"/>
-          <w:szCs w:val="28"/>
-        </w:rPr>
-        <w:drawing>
-          <wp:inline distT="0" distB="0" distL="0" distR="0" wp14:anchorId="31A6CF3B" wp14:editId="21624758">
-            <wp:extent cx="5731510" cy="709930"/>
-            <wp:effectExtent l="0" t="0" r="2540" b="0"/>
-            <wp:docPr id="1270972615" name="Picture 1"/>
-            <wp:cNvGraphicFramePr>
-              <a:graphicFrameLocks xmlns:a="http://schemas.openxmlformats.org/drawingml/2006/main" noChangeAspect="1"/>
-            </wp:cNvGraphicFramePr>
-            <a:graphic xmlns:a="http://schemas.openxmlformats.org/drawingml/2006/main">
-              <a:graphicData uri="http://schemas.openxmlformats.org/drawingml/2006/picture">
-                <pic:pic xmlns:pic="http://schemas.openxmlformats.org/drawingml/2006/picture">
-                  <pic:nvPicPr>
-                    <pic:cNvPr id="1270972615" name=""/>
-                    <pic:cNvPicPr/>
-                  </pic:nvPicPr>
-                  <pic:blipFill>
-                    <a:blip r:embed="rId16"/>
-                    <a:stretch>
-                      <a:fillRect/>
-                    </a:stretch>
-                  </pic:blipFill>
-                  <pic:spPr>
-                    <a:xfrm>
-                      <a:off x="0" y="0"/>
-                      <a:ext cx="5731510" cy="709930"/>
-                    </a:xfrm>
-                    <a:prstGeom prst="rect">
-                      <a:avLst/>
-                    </a:prstGeom>
-                  </pic:spPr>
-                </pic:pic>
-              </a:graphicData>
-            </a:graphic>
-          </wp:inline>
-        </w:drawing>
-      </w:r>
-    </w:p>
-    <w:p>
-      <w:pPr>
         <w:tabs>
           <w:tab w:val="left" w:pos="3934"/>
         </w:tabs>
-        <w:rPr>
-          <w:color w:val="1155CC"/>
-          <w:sz w:val="30"/>
-          <w:szCs w:val="30"/>
-        </w:rPr>
-      </w:pPr>
-      <w:r>
         <w:rPr>
           <w:b/>
           <w:bCs/>
@@ -16107,7 +15165,1014 @@
           <w:sz w:val="30"/>
           <w:szCs w:val="30"/>
         </w:rPr>
-        <w:lastRenderedPageBreak/>
+      </w:pPr>
+      <w:r>
+        <w:rPr>
+          <w:b/>
+          <w:bCs/>
+          <w:color w:val="1155CC"/>
+          <w:sz w:val="30"/>
+          <w:szCs w:val="30"/>
+        </w:rPr>
+        <w:t>Analisi delle tempistiche</w:t>
+      </w:r>
+    </w:p>
+    <w:p>
+      <w:pPr>
+        <w:rPr>
+          <w:sz w:val="28"/>
+          <w:szCs w:val="28"/>
+        </w:rPr>
+      </w:pPr>
+      <w:r>
+        <w:rPr>
+          <w:sz w:val="28"/>
+          <w:szCs w:val="28"/>
+        </w:rPr>
+        <w:t>Per analizzare le tempistiche di questo specifico</w:t>
+      </w:r>
+      <w:r>
+        <w:rPr>
+          <w:sz w:val="28"/>
+          <w:szCs w:val="28"/>
+        </w:rPr>
+        <w:t xml:space="preserve"> attacco</w:t>
+      </w:r>
+      <w:r>
+        <w:rPr>
+          <w:sz w:val="28"/>
+          <w:szCs w:val="28"/>
+        </w:rPr>
+        <w:t xml:space="preserve">, </w:t>
+      </w:r>
+      <w:r>
+        <w:rPr>
+          <w:sz w:val="28"/>
+          <w:szCs w:val="28"/>
+        </w:rPr>
+        <w:t xml:space="preserve">bisogna </w:t>
+      </w:r>
+      <w:r>
+        <w:rPr>
+          <w:sz w:val="28"/>
+          <w:szCs w:val="28"/>
+        </w:rPr>
+        <w:t xml:space="preserve">fare una premessa tecnica importante: il </w:t>
+      </w:r>
+      <w:r>
+        <w:rPr>
+          <w:sz w:val="28"/>
+          <w:szCs w:val="28"/>
+        </w:rPr>
+        <w:t xml:space="preserve">vero </w:t>
+      </w:r>
+      <w:r>
+        <w:rPr>
+          <w:sz w:val="28"/>
+          <w:szCs w:val="28"/>
+        </w:rPr>
+        <w:t xml:space="preserve">collo di bottiglia non è la </w:t>
+      </w:r>
+      <w:r>
+        <w:rPr>
+          <w:sz w:val="28"/>
+          <w:szCs w:val="28"/>
+        </w:rPr>
+        <w:t xml:space="preserve">velocità </w:t>
+      </w:r>
+      <w:r>
+        <w:rPr>
+          <w:sz w:val="28"/>
+          <w:szCs w:val="28"/>
+        </w:rPr>
+        <w:t>de</w:t>
+      </w:r>
+      <w:r>
+        <w:rPr>
+          <w:sz w:val="28"/>
+          <w:szCs w:val="28"/>
+        </w:rPr>
+        <w:t xml:space="preserve">lla </w:t>
+      </w:r>
+      <w:r>
+        <w:rPr>
+          <w:sz w:val="28"/>
+          <w:szCs w:val="28"/>
+        </w:rPr>
+        <w:t>CPU, ma la latenza della rete.</w:t>
+      </w:r>
+      <w:r>
+        <w:rPr>
+          <w:sz w:val="28"/>
+          <w:szCs w:val="28"/>
+        </w:rPr>
+        <w:t xml:space="preserve"> </w:t>
+      </w:r>
+      <w:r>
+        <w:rPr>
+          <w:sz w:val="28"/>
+          <w:szCs w:val="28"/>
+        </w:rPr>
+        <w:t>Ogni tentativo effettua una richiesta HTTP POST sincrona (requests.post). In un ambiente locale (localhost), una richiesta del genere impiega mediamente circa 5 millisecondi (0,005 secondi), che equivalgono a una velocità di circa 200 tentativi al secondo. Se l'attacco fosse condotto da remoto su internet, i tempi potrebbero raddoppiare o triplicare in base alla latenza del server.</w:t>
+      </w:r>
+    </w:p>
+    <w:p>
+      <w:pPr>
+        <w:rPr>
+          <w:sz w:val="28"/>
+          <w:szCs w:val="28"/>
+        </w:rPr>
+      </w:pPr>
+    </w:p>
+    <w:p>
+      <w:pPr>
+        <w:rPr>
+          <w:sz w:val="28"/>
+          <w:szCs w:val="28"/>
+        </w:rPr>
+      </w:pPr>
+    </w:p>
+    <w:p>
+      <w:pPr>
+        <w:rPr>
+          <w:sz w:val="28"/>
+          <w:szCs w:val="28"/>
+        </w:rPr>
+      </w:pPr>
+    </w:p>
+    <w:p>
+      <w:pPr>
+        <w:rPr>
+          <w:sz w:val="28"/>
+          <w:szCs w:val="28"/>
+        </w:rPr>
+      </w:pPr>
+    </w:p>
+    <w:tbl>
+      <w:tblPr>
+        <w:tblStyle w:val="TableGrid"/>
+        <w:tblW w:w="10348" w:type="dxa"/>
+        <w:tblInd w:w="-714" w:type="dxa"/>
+        <w:tblLook w:val="04A0" w:firstRow="1" w:lastRow="0" w:firstColumn="1" w:lastColumn="0" w:noHBand="0" w:noVBand="1"/>
+      </w:tblPr>
+      <w:tblGrid>
+        <w:gridCol w:w="2328"/>
+        <w:gridCol w:w="2202"/>
+        <w:gridCol w:w="1678"/>
+        <w:gridCol w:w="1779"/>
+        <w:gridCol w:w="2361"/>
+      </w:tblGrid>
+      <w:tr>
+        <w:tc>
+          <w:tcPr>
+            <w:tcW w:w="2480" w:type="dxa"/>
+          </w:tcPr>
+          <w:p>
+            <w:pPr>
+              <w:rPr>
+                <w:b/>
+                <w:bCs/>
+                <w:sz w:val="28"/>
+                <w:szCs w:val="28"/>
+              </w:rPr>
+            </w:pPr>
+            <w:r>
+              <w:rPr>
+                <w:b/>
+                <w:bCs/>
+                <w:sz w:val="28"/>
+                <w:szCs w:val="28"/>
+              </w:rPr>
+              <w:lastRenderedPageBreak/>
+              <w:t>Livello di sicurezza password</w:t>
+            </w:r>
+          </w:p>
+        </w:tc>
+        <w:tc>
+          <w:tcPr>
+            <w:tcW w:w="1891" w:type="dxa"/>
+          </w:tcPr>
+          <w:p>
+            <w:pPr>
+              <w:rPr>
+                <w:b/>
+                <w:bCs/>
+                <w:sz w:val="28"/>
+                <w:szCs w:val="28"/>
+              </w:rPr>
+            </w:pPr>
+            <w:r>
+              <w:rPr>
+                <w:b/>
+                <w:bCs/>
+                <w:sz w:val="28"/>
+                <w:szCs w:val="28"/>
+              </w:rPr>
+              <w:t>Esempio</w:t>
+            </w:r>
+          </w:p>
+        </w:tc>
+        <w:tc>
+          <w:tcPr>
+            <w:tcW w:w="1778" w:type="dxa"/>
+          </w:tcPr>
+          <w:p>
+            <w:pPr>
+              <w:rPr>
+                <w:b/>
+                <w:bCs/>
+                <w:sz w:val="28"/>
+                <w:szCs w:val="28"/>
+              </w:rPr>
+            </w:pPr>
+            <w:r>
+              <w:rPr>
+                <w:b/>
+                <w:bCs/>
+                <w:sz w:val="28"/>
+                <w:szCs w:val="28"/>
+              </w:rPr>
+              <w:t>Numero medio di tentativi</w:t>
+            </w:r>
+          </w:p>
+        </w:tc>
+        <w:tc>
+          <w:tcPr>
+            <w:tcW w:w="1798" w:type="dxa"/>
+          </w:tcPr>
+          <w:p>
+            <w:pPr>
+              <w:rPr>
+                <w:b/>
+                <w:bCs/>
+                <w:sz w:val="28"/>
+                <w:szCs w:val="28"/>
+              </w:rPr>
+            </w:pPr>
+            <w:r>
+              <w:rPr>
+                <w:b/>
+                <w:bCs/>
+                <w:sz w:val="28"/>
+                <w:szCs w:val="28"/>
+              </w:rPr>
+              <w:t>Tempo Medio di Risoluzione</w:t>
+            </w:r>
+          </w:p>
+        </w:tc>
+        <w:tc>
+          <w:tcPr>
+            <w:tcW w:w="2401" w:type="dxa"/>
+          </w:tcPr>
+          <w:p>
+            <w:pPr>
+              <w:rPr>
+                <w:b/>
+                <w:bCs/>
+                <w:sz w:val="28"/>
+                <w:szCs w:val="28"/>
+              </w:rPr>
+            </w:pPr>
+            <w:r>
+              <w:rPr>
+                <w:b/>
+                <w:bCs/>
+                <w:sz w:val="28"/>
+                <w:szCs w:val="28"/>
+              </w:rPr>
+              <w:t>Efficacia dell’attacco</w:t>
+            </w:r>
+          </w:p>
+        </w:tc>
+      </w:tr>
+      <w:tr>
+        <w:tc>
+          <w:tcPr>
+            <w:tcW w:w="2480" w:type="dxa"/>
+          </w:tcPr>
+          <w:p>
+            <w:pPr>
+              <w:rPr>
+                <w:sz w:val="28"/>
+                <w:szCs w:val="28"/>
+              </w:rPr>
+            </w:pPr>
+            <w:r>
+              <w:rPr>
+                <w:sz w:val="28"/>
+                <w:szCs w:val="28"/>
+              </w:rPr>
+              <w:t>Pessimo (top 100 comuni)</w:t>
+            </w:r>
+          </w:p>
+        </w:tc>
+        <w:tc>
+          <w:tcPr>
+            <w:tcW w:w="1891" w:type="dxa"/>
+          </w:tcPr>
+          <w:p>
+            <w:pPr>
+              <w:rPr>
+                <w:sz w:val="28"/>
+                <w:szCs w:val="28"/>
+              </w:rPr>
+            </w:pPr>
+            <w:r>
+              <w:rPr>
+                <w:sz w:val="28"/>
+                <w:szCs w:val="28"/>
+              </w:rPr>
+              <w:t>123456, password, amoremio</w:t>
+            </w:r>
+          </w:p>
+        </w:tc>
+        <w:tc>
+          <w:tcPr>
+            <w:tcW w:w="1778" w:type="dxa"/>
+          </w:tcPr>
+          <w:p>
+            <w:pPr>
+              <w:rPr>
+                <w:sz w:val="28"/>
+                <w:szCs w:val="28"/>
+              </w:rPr>
+            </w:pPr>
+            <w:r>
+              <w:rPr>
+                <w:sz w:val="28"/>
+                <w:szCs w:val="28"/>
+              </w:rPr>
+              <w:t>Tra 1 e 100</w:t>
+            </w:r>
+          </w:p>
+        </w:tc>
+        <w:tc>
+          <w:tcPr>
+            <w:tcW w:w="1798" w:type="dxa"/>
+          </w:tcPr>
+          <w:p>
+            <w:pPr>
+              <w:rPr>
+                <w:sz w:val="28"/>
+                <w:szCs w:val="28"/>
+              </w:rPr>
+            </w:pPr>
+            <w:r>
+              <w:rPr>
+                <w:sz w:val="28"/>
+                <w:szCs w:val="28"/>
+              </w:rPr>
+              <w:t>Da 0 a 0.5 secondi</w:t>
+            </w:r>
+          </w:p>
+        </w:tc>
+        <w:tc>
+          <w:tcPr>
+            <w:tcW w:w="2401" w:type="dxa"/>
+          </w:tcPr>
+          <w:p>
+            <w:pPr>
+              <w:rPr>
+                <w:sz w:val="28"/>
+                <w:szCs w:val="28"/>
+              </w:rPr>
+            </w:pPr>
+            <w:r>
+              <w:rPr>
+                <w:sz w:val="28"/>
+                <w:szCs w:val="28"/>
+              </w:rPr>
+              <w:t>Immediata. Lo script la trova nei primissimi istanti</w:t>
+            </w:r>
+          </w:p>
+        </w:tc>
+      </w:tr>
+      <w:tr>
+        <w:tc>
+          <w:tcPr>
+            <w:tcW w:w="2480" w:type="dxa"/>
+          </w:tcPr>
+          <w:p>
+            <w:pPr>
+              <w:rPr>
+                <w:sz w:val="28"/>
+                <w:szCs w:val="28"/>
+              </w:rPr>
+            </w:pPr>
+            <w:r>
+              <w:rPr>
+                <w:sz w:val="28"/>
+                <w:szCs w:val="28"/>
+              </w:rPr>
+              <w:t>Molto Basso (parole da dizionario standard)</w:t>
+            </w:r>
+          </w:p>
+        </w:tc>
+        <w:tc>
+          <w:tcPr>
+            <w:tcW w:w="1891" w:type="dxa"/>
+          </w:tcPr>
+          <w:p>
+            <w:pPr>
+              <w:rPr>
+                <w:sz w:val="28"/>
+                <w:szCs w:val="28"/>
+              </w:rPr>
+            </w:pPr>
+            <w:r>
+              <w:rPr>
+                <w:sz w:val="28"/>
+                <w:szCs w:val="28"/>
+              </w:rPr>
+              <w:t>Juventus, Francesco, Napoli</w:t>
+            </w:r>
+          </w:p>
+        </w:tc>
+        <w:tc>
+          <w:tcPr>
+            <w:tcW w:w="1778" w:type="dxa"/>
+          </w:tcPr>
+          <w:p>
+            <w:pPr>
+              <w:rPr>
+                <w:sz w:val="28"/>
+                <w:szCs w:val="28"/>
+              </w:rPr>
+            </w:pPr>
+            <w:r>
+              <w:rPr>
+                <w:sz w:val="28"/>
+                <w:szCs w:val="28"/>
+              </w:rPr>
+              <w:t>Tra 100 e 5000</w:t>
+            </w:r>
+          </w:p>
+        </w:tc>
+        <w:tc>
+          <w:tcPr>
+            <w:tcW w:w="1798" w:type="dxa"/>
+          </w:tcPr>
+          <w:p>
+            <w:pPr>
+              <w:rPr>
+                <w:sz w:val="28"/>
+                <w:szCs w:val="28"/>
+              </w:rPr>
+            </w:pPr>
+            <w:r>
+              <w:rPr>
+                <w:sz w:val="28"/>
+                <w:szCs w:val="28"/>
+              </w:rPr>
+              <w:t>Da 0.5 a 25 secondi</w:t>
+            </w:r>
+          </w:p>
+        </w:tc>
+        <w:tc>
+          <w:tcPr>
+            <w:tcW w:w="2401" w:type="dxa"/>
+          </w:tcPr>
+          <w:p>
+            <w:pPr>
+              <w:rPr>
+                <w:sz w:val="28"/>
+                <w:szCs w:val="28"/>
+              </w:rPr>
+            </w:pPr>
+            <w:r>
+              <w:rPr>
+                <w:sz w:val="28"/>
+                <w:szCs w:val="28"/>
+              </w:rPr>
+              <w:t>Estremamente rapida. Qualsiasi parola di senso compiuto singola cede subito</w:t>
+            </w:r>
+          </w:p>
+        </w:tc>
+      </w:tr>
+      <w:tr>
+        <w:tc>
+          <w:tcPr>
+            <w:tcW w:w="2480" w:type="dxa"/>
+          </w:tcPr>
+          <w:p>
+            <w:pPr>
+              <w:rPr>
+                <w:sz w:val="28"/>
+                <w:szCs w:val="28"/>
+              </w:rPr>
+            </w:pPr>
+            <w:r>
+              <w:rPr>
+                <w:sz w:val="28"/>
+                <w:szCs w:val="28"/>
+              </w:rPr>
+              <w:t>Basso (parola + anno o mutazione semplice)</w:t>
+            </w:r>
+          </w:p>
+        </w:tc>
+        <w:tc>
+          <w:tcPr>
+            <w:tcW w:w="1891" w:type="dxa"/>
+          </w:tcPr>
+          <w:p>
+            <w:pPr>
+              <w:rPr>
+                <w:sz w:val="28"/>
+                <w:szCs w:val="28"/>
+              </w:rPr>
+            </w:pPr>
+            <w:r>
+              <w:rPr>
+                <w:sz w:val="28"/>
+                <w:szCs w:val="28"/>
+              </w:rPr>
+              <w:t>Mamma1990,</w:t>
+            </w:r>
+          </w:p>
+          <w:p>
+            <w:pPr>
+              <w:rPr>
+                <w:sz w:val="28"/>
+                <w:szCs w:val="28"/>
+              </w:rPr>
+            </w:pPr>
+            <w:r>
+              <w:rPr>
+                <w:sz w:val="28"/>
+                <w:szCs w:val="28"/>
+              </w:rPr>
+              <w:t>Sole2026, am0re</w:t>
+            </w:r>
+          </w:p>
+        </w:tc>
+        <w:tc>
+          <w:tcPr>
+            <w:tcW w:w="1778" w:type="dxa"/>
+          </w:tcPr>
+          <w:p>
+            <w:pPr>
+              <w:rPr>
+                <w:sz w:val="28"/>
+                <w:szCs w:val="28"/>
+              </w:rPr>
+            </w:pPr>
+            <w:r>
+              <w:rPr>
+                <w:sz w:val="28"/>
+                <w:szCs w:val="28"/>
+              </w:rPr>
+              <w:t>Tra 5000 e 50000</w:t>
+            </w:r>
+          </w:p>
+        </w:tc>
+        <w:tc>
+          <w:tcPr>
+            <w:tcW w:w="1798" w:type="dxa"/>
+          </w:tcPr>
+          <w:p>
+            <w:pPr>
+              <w:rPr>
+                <w:sz w:val="28"/>
+                <w:szCs w:val="28"/>
+              </w:rPr>
+            </w:pPr>
+            <w:r>
+              <w:rPr>
+                <w:sz w:val="28"/>
+                <w:szCs w:val="28"/>
+              </w:rPr>
+              <w:t>Da 25 secondi a 4 minuti</w:t>
+            </w:r>
+          </w:p>
+        </w:tc>
+        <w:tc>
+          <w:tcPr>
+            <w:tcW w:w="2401" w:type="dxa"/>
+          </w:tcPr>
+          <w:p>
+            <w:pPr>
+              <w:rPr>
+                <w:sz w:val="28"/>
+                <w:szCs w:val="28"/>
+                <w:lang w:val="en-GB"/>
+              </w:rPr>
+            </w:pPr>
+            <w:r>
+              <w:rPr>
+                <w:sz w:val="28"/>
+                <w:szCs w:val="28"/>
+              </w:rPr>
+              <w:t>Molto efficace. I dizionari estesi includono già queste combinazioni comuni</w:t>
+            </w:r>
+          </w:p>
+        </w:tc>
+      </w:tr>
+      <w:tr>
+        <w:tc>
+          <w:tcPr>
+            <w:tcW w:w="2480" w:type="dxa"/>
+          </w:tcPr>
+          <w:p>
+            <w:pPr>
+              <w:rPr>
+                <w:sz w:val="28"/>
+                <w:szCs w:val="28"/>
+              </w:rPr>
+            </w:pPr>
+            <w:r>
+              <w:rPr>
+                <w:sz w:val="28"/>
+                <w:szCs w:val="28"/>
+              </w:rPr>
+              <w:t>Medio (parola complessa + regole Leet Speak)</w:t>
+            </w:r>
+          </w:p>
+        </w:tc>
+        <w:tc>
+          <w:tcPr>
+            <w:tcW w:w="1891" w:type="dxa"/>
+          </w:tcPr>
+          <w:p>
+            <w:pPr>
+              <w:rPr>
+                <w:sz w:val="28"/>
+                <w:szCs w:val="28"/>
+              </w:rPr>
+            </w:pPr>
+            <w:r>
+              <w:rPr>
+                <w:sz w:val="28"/>
+                <w:szCs w:val="28"/>
+              </w:rPr>
+              <w:t>Ju23ntus!</w:t>
+            </w:r>
+            <w:r>
+              <w:rPr>
+                <w:sz w:val="28"/>
+                <w:szCs w:val="28"/>
+              </w:rPr>
+              <w:t>,</w:t>
+            </w:r>
+          </w:p>
+          <w:p>
+            <w:pPr>
+              <w:rPr>
+                <w:sz w:val="28"/>
+                <w:szCs w:val="28"/>
+              </w:rPr>
+            </w:pPr>
+            <w:r>
+              <w:rPr>
+                <w:sz w:val="28"/>
+                <w:szCs w:val="28"/>
+              </w:rPr>
+              <w:t>B3llissim0!</w:t>
+            </w:r>
+          </w:p>
+        </w:tc>
+        <w:tc>
+          <w:tcPr>
+            <w:tcW w:w="1778" w:type="dxa"/>
+          </w:tcPr>
+          <w:p>
+            <w:pPr>
+              <w:rPr>
+                <w:sz w:val="28"/>
+                <w:szCs w:val="28"/>
+              </w:rPr>
+            </w:pPr>
+            <w:r>
+              <w:rPr>
+                <w:sz w:val="28"/>
+                <w:szCs w:val="28"/>
+              </w:rPr>
+              <w:t>Tra 50000 e 500000</w:t>
+            </w:r>
+          </w:p>
+        </w:tc>
+        <w:tc>
+          <w:tcPr>
+            <w:tcW w:w="1798" w:type="dxa"/>
+          </w:tcPr>
+          <w:p>
+            <w:pPr>
+              <w:rPr>
+                <w:sz w:val="28"/>
+                <w:szCs w:val="28"/>
+              </w:rPr>
+            </w:pPr>
+            <w:r>
+              <w:rPr>
+                <w:sz w:val="28"/>
+                <w:szCs w:val="28"/>
+              </w:rPr>
+              <w:t>Da 4 a 42 minuti</w:t>
+            </w:r>
+          </w:p>
+        </w:tc>
+        <w:tc>
+          <w:tcPr>
+            <w:tcW w:w="2401" w:type="dxa"/>
+          </w:tcPr>
+          <w:p>
+            <w:pPr>
+              <w:rPr>
+                <w:sz w:val="28"/>
+                <w:szCs w:val="28"/>
+              </w:rPr>
+            </w:pPr>
+            <w:r>
+              <w:rPr>
+                <w:sz w:val="28"/>
+                <w:szCs w:val="28"/>
+              </w:rPr>
+              <w:t>Moderato. Se il dizionario è ben ottimizzato</w:t>
+            </w:r>
+            <w:r>
+              <w:rPr>
+                <w:sz w:val="28"/>
+                <w:szCs w:val="28"/>
+              </w:rPr>
+              <w:t>, l</w:t>
+            </w:r>
+            <w:r>
+              <w:rPr>
+                <w:sz w:val="28"/>
+                <w:szCs w:val="28"/>
+              </w:rPr>
+              <w:t>’</w:t>
+            </w:r>
+            <w:r>
+              <w:rPr>
+                <w:sz w:val="28"/>
+                <w:szCs w:val="28"/>
+              </w:rPr>
+              <w:t>attacco ha successo in meno di un’ora</w:t>
+            </w:r>
+          </w:p>
+        </w:tc>
+      </w:tr>
+      <w:tr>
+        <w:tc>
+          <w:tcPr>
+            <w:tcW w:w="2480" w:type="dxa"/>
+          </w:tcPr>
+          <w:p>
+            <w:pPr>
+              <w:rPr>
+                <w:sz w:val="28"/>
+                <w:szCs w:val="28"/>
+              </w:rPr>
+            </w:pPr>
+            <w:r>
+              <w:rPr>
+                <w:sz w:val="28"/>
+                <w:szCs w:val="28"/>
+              </w:rPr>
+              <w:t>Alto (passphrase o parole casuali non correlate)</w:t>
+            </w:r>
+          </w:p>
+        </w:tc>
+        <w:tc>
+          <w:tcPr>
+            <w:tcW w:w="1891" w:type="dxa"/>
+          </w:tcPr>
+          <w:p>
+            <w:pPr>
+              <w:rPr>
+                <w:sz w:val="28"/>
+                <w:szCs w:val="28"/>
+              </w:rPr>
+            </w:pPr>
+            <w:r>
+              <w:rPr>
+                <w:sz w:val="28"/>
+                <w:szCs w:val="28"/>
+              </w:rPr>
+              <w:t>Gatto-scatola-volare-muro</w:t>
+            </w:r>
+          </w:p>
+        </w:tc>
+        <w:tc>
+          <w:tcPr>
+            <w:tcW w:w="1778" w:type="dxa"/>
+          </w:tcPr>
+          <w:p>
+            <w:pPr>
+              <w:rPr>
+                <w:sz w:val="28"/>
+                <w:szCs w:val="28"/>
+              </w:rPr>
+            </w:pPr>
+            <w:r>
+              <w:rPr>
+                <w:sz w:val="28"/>
+                <w:szCs w:val="28"/>
+              </w:rPr>
+              <w:t xml:space="preserve">Oltre 1000000 </w:t>
+            </w:r>
+          </w:p>
+        </w:tc>
+        <w:tc>
+          <w:tcPr>
+            <w:tcW w:w="1798" w:type="dxa"/>
+          </w:tcPr>
+          <w:p>
+            <w:pPr>
+              <w:rPr>
+                <w:sz w:val="28"/>
+                <w:szCs w:val="28"/>
+              </w:rPr>
+            </w:pPr>
+            <w:r>
+              <w:rPr>
+                <w:sz w:val="28"/>
+                <w:szCs w:val="28"/>
+              </w:rPr>
+              <w:t>Oltre 14 ore</w:t>
+            </w:r>
+          </w:p>
+        </w:tc>
+        <w:tc>
+          <w:tcPr>
+            <w:tcW w:w="2401" w:type="dxa"/>
+          </w:tcPr>
+          <w:p>
+            <w:pPr>
+              <w:rPr>
+                <w:sz w:val="28"/>
+                <w:szCs w:val="28"/>
+              </w:rPr>
+            </w:pPr>
+            <w:r>
+              <w:rPr>
+                <w:sz w:val="28"/>
+                <w:szCs w:val="28"/>
+              </w:rPr>
+              <w:t>Meno efficace. Se la password non è presente nel dizionario, lo scrip non la troverà mai</w:t>
+            </w:r>
+          </w:p>
+        </w:tc>
+      </w:tr>
+      <w:tr>
+        <w:tc>
+          <w:tcPr>
+            <w:tcW w:w="2480" w:type="dxa"/>
+          </w:tcPr>
+          <w:p>
+            <w:pPr>
+              <w:rPr>
+                <w:sz w:val="28"/>
+                <w:szCs w:val="28"/>
+              </w:rPr>
+            </w:pPr>
+            <w:r>
+              <w:rPr>
+                <w:sz w:val="28"/>
+                <w:szCs w:val="28"/>
+              </w:rPr>
+              <w:t xml:space="preserve">Sicura </w:t>
+            </w:r>
+            <w:r>
+              <w:rPr>
+                <w:sz w:val="28"/>
+                <w:szCs w:val="28"/>
+              </w:rPr>
+              <w:t>(generata da un S</w:t>
+            </w:r>
+            <w:r>
+              <w:rPr>
+                <w:sz w:val="28"/>
+                <w:szCs w:val="28"/>
+              </w:rPr>
+              <w:t>ecure Password Generator)</w:t>
+            </w:r>
+          </w:p>
+        </w:tc>
+        <w:tc>
+          <w:tcPr>
+            <w:tcW w:w="1891" w:type="dxa"/>
+          </w:tcPr>
+          <w:p>
+            <w:pPr>
+              <w:rPr>
+                <w:sz w:val="28"/>
+                <w:szCs w:val="28"/>
+              </w:rPr>
+            </w:pPr>
+            <w:r>
+              <w:rPr>
+                <w:sz w:val="28"/>
+                <w:szCs w:val="28"/>
+              </w:rPr>
+              <w:t>5wZmT-s}n83G,$Q&gt;7&lt;&lt;{</w:t>
+            </w:r>
+          </w:p>
+        </w:tc>
+        <w:tc>
+          <w:tcPr>
+            <w:tcW w:w="1778" w:type="dxa"/>
+          </w:tcPr>
+          <w:p>
+            <w:pPr>
+              <w:rPr>
+                <w:sz w:val="28"/>
+                <w:szCs w:val="28"/>
+              </w:rPr>
+            </w:pPr>
+            <w:r>
+              <w:rPr>
+                <w:sz w:val="28"/>
+                <w:szCs w:val="28"/>
+              </w:rPr>
+              <w:t>Infiniti</w:t>
+            </w:r>
+          </w:p>
+        </w:tc>
+        <w:tc>
+          <w:tcPr>
+            <w:tcW w:w="1798" w:type="dxa"/>
+          </w:tcPr>
+          <w:p>
+            <w:pPr>
+              <w:rPr>
+                <w:sz w:val="28"/>
+                <w:szCs w:val="28"/>
+              </w:rPr>
+            </w:pPr>
+            <w:r>
+              <w:rPr>
+                <w:sz w:val="28"/>
+                <w:szCs w:val="28"/>
+              </w:rPr>
+              <w:t>Infinito</w:t>
+            </w:r>
+          </w:p>
+        </w:tc>
+        <w:tc>
+          <w:tcPr>
+            <w:tcW w:w="2401" w:type="dxa"/>
+          </w:tcPr>
+          <w:p>
+            <w:pPr>
+              <w:rPr>
+                <w:sz w:val="28"/>
+                <w:szCs w:val="28"/>
+              </w:rPr>
+            </w:pPr>
+            <w:r>
+              <w:rPr>
+                <w:sz w:val="28"/>
+                <w:szCs w:val="28"/>
+              </w:rPr>
+              <w:t>Completamente inefficace.</w:t>
+            </w:r>
+            <w:r>
+              <w:rPr>
+                <w:sz w:val="28"/>
+                <w:szCs w:val="28"/>
+              </w:rPr>
+              <w:t xml:space="preserve"> Attacchi al generatore potrebbero essere possibili se in parte prevedibile</w:t>
+            </w:r>
+          </w:p>
+        </w:tc>
+      </w:tr>
+    </w:tbl>
+    <w:p>
+      <w:pPr>
+        <w:rPr>
+          <w:sz w:val="28"/>
+          <w:szCs w:val="28"/>
+        </w:rPr>
+      </w:pPr>
+    </w:p>
+    <w:p>
+      <w:pPr>
+        <w:rPr>
+          <w:sz w:val="28"/>
+          <w:szCs w:val="28"/>
+        </w:rPr>
+      </w:pPr>
+    </w:p>
+    <w:p>
+      <w:pPr>
+        <w:tabs>
+          <w:tab w:val="left" w:pos="3934"/>
+        </w:tabs>
+        <w:rPr>
+          <w:color w:val="1155CC"/>
+          <w:sz w:val="30"/>
+          <w:szCs w:val="30"/>
+        </w:rPr>
+      </w:pPr>
+      <w:r>
+        <w:rPr>
+          <w:b/>
+          <w:bCs/>
+          <w:color w:val="1155CC"/>
+          <w:sz w:val="30"/>
+          <w:szCs w:val="30"/>
+        </w:rPr>
         <w:t>Mitigazioni</w:t>
       </w:r>
     </w:p>
@@ -16209,7 +16274,7 @@
                     <pic:cNvPicPr/>
                   </pic:nvPicPr>
                   <pic:blipFill>
-                    <a:blip r:embed="rId17"/>
+                    <a:blip r:embed="rId13"/>
                     <a:stretch>
                       <a:fillRect/>
                     </a:stretch>
@@ -16335,6 +16400,7 @@
           <w:sz w:val="28"/>
           <w:szCs w:val="28"/>
         </w:rPr>
+        <w:lastRenderedPageBreak/>
         <w:drawing>
           <wp:inline distT="0" distB="0" distL="0" distR="0" wp14:anchorId="689C731B" wp14:editId="2CC5E3D7">
             <wp:extent cx="5731510" cy="2435860"/>
@@ -16351,7 +16417,7 @@
                     <pic:cNvPicPr/>
                   </pic:nvPicPr>
                   <pic:blipFill>
-                    <a:blip r:embed="rId18"/>
+                    <a:blip r:embed="rId14"/>
                     <a:stretch>
                       <a:fillRect/>
                     </a:stretch>
@@ -16410,7 +16476,6 @@
           <w:sz w:val="28"/>
           <w:szCs w:val="28"/>
         </w:rPr>
-        <w:lastRenderedPageBreak/>
         <w:t>Non sia troppo simile al nome utente</w:t>
       </w:r>
     </w:p>
@@ -16572,7 +16637,7 @@
                     <pic:cNvPicPr/>
                   </pic:nvPicPr>
                   <pic:blipFill>
-                    <a:blip r:embed="rId19"/>
+                    <a:blip r:embed="rId15"/>
                     <a:stretch>
                       <a:fillRect/>
                     </a:stretch>
@@ -16643,7 +16708,7 @@
                     <pic:cNvPicPr/>
                   </pic:nvPicPr>
                   <pic:blipFill>
-                    <a:blip r:embed="rId20"/>
+                    <a:blip r:embed="rId16"/>
                     <a:stretch>
                       <a:fillRect/>
                     </a:stretch>
@@ -19420,7 +19485,6 @@
   <w:style w:type="character" w:default="1" w:styleId="DefaultParagraphFont">
     <w:name w:val="Default Paragraph Font"/>
     <w:uiPriority w:val="1"/>
-    <w:semiHidden/>
     <w:unhideWhenUsed/>
   </w:style>
   <w:style w:type="table" w:default="1" w:styleId="TableNormal">

--- a/Progettazione Database Porto.docx
+++ b/Progettazione Database Porto.docx
@@ -1682,14 +1682,7 @@
           <w:sz w:val="28"/>
           <w:szCs w:val="28"/>
         </w:rPr>
-        <w:t xml:space="preserve"> e </w:t>
-      </w:r>
-      <w:r>
-        <w:rPr>
-          <w:sz w:val="28"/>
-          <w:szCs w:val="28"/>
-        </w:rPr>
-        <w:t>ITINERARIO</w:t>
+        <w:t xml:space="preserve"> e ITINERARIO</w:t>
       </w:r>
       <w:r>
         <w:rPr>
@@ -8512,13 +8505,23 @@
                 <w:lang w:val="en-GB"/>
               </w:rPr>
             </w:pPr>
+            <w:proofErr w:type="gramStart"/>
             <w:r>
               <w:rPr>
                 <w:sz w:val="28"/>
                 <w:szCs w:val="28"/>
                 <w:lang w:val="en-GB"/>
               </w:rPr>
-              <w:t>VARCHAR(100)</w:t>
+              <w:t>VARCHAR(</w:t>
+            </w:r>
+            <w:proofErr w:type="gramEnd"/>
+            <w:r>
+              <w:rPr>
+                <w:sz w:val="28"/>
+                <w:szCs w:val="28"/>
+                <w:lang w:val="en-GB"/>
+              </w:rPr>
+              <w:t>100)</w:t>
             </w:r>
           </w:p>
         </w:tc>
@@ -8626,13 +8629,23 @@
                 <w:lang w:val="en-GB"/>
               </w:rPr>
             </w:pPr>
+            <w:proofErr w:type="gramStart"/>
             <w:r>
               <w:rPr>
                 <w:sz w:val="28"/>
                 <w:szCs w:val="28"/>
                 <w:lang w:val="en-GB"/>
               </w:rPr>
-              <w:t>VARCHAR(100)</w:t>
+              <w:t>VARCHAR(</w:t>
+            </w:r>
+            <w:proofErr w:type="gramEnd"/>
+            <w:r>
+              <w:rPr>
+                <w:sz w:val="28"/>
+                <w:szCs w:val="28"/>
+                <w:lang w:val="en-GB"/>
+              </w:rPr>
+              <w:t>100)</w:t>
             </w:r>
           </w:p>
         </w:tc>
@@ -8738,13 +8751,23 @@
                 <w:lang w:val="en-GB"/>
               </w:rPr>
             </w:pPr>
+            <w:proofErr w:type="gramStart"/>
             <w:r>
               <w:rPr>
                 <w:sz w:val="28"/>
                 <w:szCs w:val="28"/>
                 <w:lang w:val="en-GB"/>
               </w:rPr>
-              <w:t>VARCHAR(100)</w:t>
+              <w:t>VARCHAR(</w:t>
+            </w:r>
+            <w:proofErr w:type="gramEnd"/>
+            <w:r>
+              <w:rPr>
+                <w:sz w:val="28"/>
+                <w:szCs w:val="28"/>
+                <w:lang w:val="en-GB"/>
+              </w:rPr>
+              <w:t>100)</w:t>
             </w:r>
           </w:p>
         </w:tc>
@@ -9089,13 +9112,23 @@
                 <w:lang w:val="en-GB"/>
               </w:rPr>
             </w:pPr>
+            <w:proofErr w:type="gramStart"/>
             <w:r>
               <w:rPr>
                 <w:sz w:val="28"/>
                 <w:szCs w:val="28"/>
                 <w:lang w:val="en-GB"/>
               </w:rPr>
-              <w:t>CHAR(18)</w:t>
+              <w:t>CHAR(</w:t>
+            </w:r>
+            <w:proofErr w:type="gramEnd"/>
+            <w:r>
+              <w:rPr>
+                <w:sz w:val="28"/>
+                <w:szCs w:val="28"/>
+                <w:lang w:val="en-GB"/>
+              </w:rPr>
+              <w:t>18)</w:t>
             </w:r>
           </w:p>
         </w:tc>
@@ -15273,7 +15306,42 @@
           <w:sz w:val="28"/>
           <w:szCs w:val="28"/>
         </w:rPr>
-        <w:t>Ogni tentativo effettua una richiesta HTTP POST sincrona (requests.post). In un ambiente locale (localhost), una richiesta del genere impiega mediamente circa 5 millisecondi (0,005 secondi), che equivalgono a una velocità di circa 200 tentativi al secondo. Se l'attacco fosse condotto da remoto su internet, i tempi potrebbero raddoppiare o triplicare in base alla latenza del server.</w:t>
+        <w:t>Ogni tentativo effettua una richiesta HTTP POST sincrona (requests.post)</w:t>
+      </w:r>
+      <w:r>
+        <w:rPr>
+          <w:sz w:val="28"/>
+          <w:szCs w:val="28"/>
+        </w:rPr>
+        <w:t>, riceve una risposta HTTP dal server e analizza la risposta per verificare se il path “/login” è presente nell</w:t>
+      </w:r>
+      <w:r>
+        <w:rPr>
+          <w:sz w:val="28"/>
+          <w:szCs w:val="28"/>
+        </w:rPr>
+        <w:t>’</w:t>
+      </w:r>
+      <w:r>
+        <w:rPr>
+          <w:sz w:val="28"/>
+          <w:szCs w:val="28"/>
+        </w:rPr>
+        <w:t>URL. Dunque</w:t>
+      </w:r>
+      <w:r>
+        <w:rPr>
+          <w:sz w:val="28"/>
+          <w:szCs w:val="28"/>
+        </w:rPr>
+        <w:t>, il tempo stimato per ogni tentativo può essere descritto tramite la seguente equazione</w:t>
+      </w:r>
+      <w:r>
+        <w:rPr>
+          <w:sz w:val="28"/>
+          <w:szCs w:val="28"/>
+        </w:rPr>
+        <w:t>:</w:t>
       </w:r>
     </w:p>
     <w:p>
@@ -15283,6 +15351,202 @@
           <w:szCs w:val="28"/>
         </w:rPr>
       </w:pPr>
+      <m:oMathPara>
+        <m:oMath>
+          <m:sSub>
+            <m:sSubPr>
+              <m:ctrlPr>
+                <w:rPr>
+                  <w:rFonts w:ascii="Cambria Math" w:hAnsi="Cambria Math"/>
+                  <w:i/>
+                  <w:sz w:val="28"/>
+                  <w:szCs w:val="28"/>
+                </w:rPr>
+              </m:ctrlPr>
+            </m:sSubPr>
+            <m:e>
+              <m:r>
+                <w:rPr>
+                  <w:rFonts w:ascii="Cambria Math" w:hAnsi="Cambria Math"/>
+                  <w:sz w:val="28"/>
+                  <w:szCs w:val="28"/>
+                </w:rPr>
+                <m:t>T</m:t>
+              </m:r>
+            </m:e>
+            <m:sub>
+              <m:r>
+                <w:rPr>
+                  <w:rFonts w:ascii="Cambria Math" w:hAnsi="Cambria Math"/>
+                  <w:sz w:val="28"/>
+                  <w:szCs w:val="28"/>
+                </w:rPr>
+                <m:t>tentativo</m:t>
+              </m:r>
+            </m:sub>
+          </m:sSub>
+          <m:r>
+            <w:rPr>
+              <w:rFonts w:ascii="Cambria Math" w:hAnsi="Cambria Math"/>
+              <w:sz w:val="28"/>
+              <w:szCs w:val="28"/>
+            </w:rPr>
+            <m:t>=</m:t>
+          </m:r>
+          <m:sSub>
+            <m:sSubPr>
+              <m:ctrlPr>
+                <w:rPr>
+                  <w:rFonts w:ascii="Cambria Math" w:hAnsi="Cambria Math"/>
+                  <w:i/>
+                  <w:sz w:val="28"/>
+                  <w:szCs w:val="28"/>
+                </w:rPr>
+              </m:ctrlPr>
+            </m:sSubPr>
+            <m:e>
+              <m:r>
+                <w:rPr>
+                  <w:rFonts w:ascii="Cambria Math" w:hAnsi="Cambria Math"/>
+                  <w:sz w:val="28"/>
+                  <w:szCs w:val="28"/>
+                </w:rPr>
+                <m:t>T</m:t>
+              </m:r>
+            </m:e>
+            <m:sub>
+              <m:r>
+                <w:rPr>
+                  <w:rFonts w:ascii="Cambria Math" w:hAnsi="Cambria Math"/>
+                  <w:sz w:val="28"/>
+                  <w:szCs w:val="28"/>
+                </w:rPr>
+                <m:t>invio</m:t>
+              </m:r>
+            </m:sub>
+          </m:sSub>
+          <m:r>
+            <w:rPr>
+              <w:rFonts w:ascii="Cambria Math" w:hAnsi="Cambria Math"/>
+              <w:sz w:val="28"/>
+              <w:szCs w:val="28"/>
+            </w:rPr>
+            <m:t>+</m:t>
+          </m:r>
+          <m:sSub>
+            <m:sSubPr>
+              <m:ctrlPr>
+                <w:rPr>
+                  <w:rFonts w:ascii="Cambria Math" w:hAnsi="Cambria Math"/>
+                  <w:i/>
+                  <w:sz w:val="28"/>
+                  <w:szCs w:val="28"/>
+                </w:rPr>
+              </m:ctrlPr>
+            </m:sSubPr>
+            <m:e>
+              <m:r>
+                <w:rPr>
+                  <w:rFonts w:ascii="Cambria Math" w:hAnsi="Cambria Math"/>
+                  <w:sz w:val="28"/>
+                  <w:szCs w:val="28"/>
+                </w:rPr>
+                <m:t>T</m:t>
+              </m:r>
+            </m:e>
+            <m:sub>
+              <m:r>
+                <w:rPr>
+                  <w:rFonts w:ascii="Cambria Math" w:hAnsi="Cambria Math"/>
+                  <w:sz w:val="28"/>
+                  <w:szCs w:val="28"/>
+                </w:rPr>
+                <m:t>server</m:t>
+              </m:r>
+            </m:sub>
+          </m:sSub>
+          <m:r>
+            <w:rPr>
+              <w:rFonts w:ascii="Cambria Math" w:hAnsi="Cambria Math"/>
+              <w:sz w:val="28"/>
+              <w:szCs w:val="28"/>
+            </w:rPr>
+            <m:t>+</m:t>
+          </m:r>
+          <m:sSub>
+            <m:sSubPr>
+              <m:ctrlPr>
+                <w:rPr>
+                  <w:rFonts w:ascii="Cambria Math" w:hAnsi="Cambria Math"/>
+                  <w:i/>
+                  <w:sz w:val="28"/>
+                  <w:szCs w:val="28"/>
+                </w:rPr>
+              </m:ctrlPr>
+            </m:sSubPr>
+            <m:e>
+              <m:r>
+                <w:rPr>
+                  <w:rFonts w:ascii="Cambria Math" w:hAnsi="Cambria Math"/>
+                  <w:sz w:val="28"/>
+                  <w:szCs w:val="28"/>
+                </w:rPr>
+                <m:t>T</m:t>
+              </m:r>
+            </m:e>
+            <m:sub>
+              <m:r>
+                <w:rPr>
+                  <w:rFonts w:ascii="Cambria Math" w:hAnsi="Cambria Math"/>
+                  <w:sz w:val="28"/>
+                  <w:szCs w:val="28"/>
+                </w:rPr>
+                <m:t>ricezione</m:t>
+              </m:r>
+            </m:sub>
+          </m:sSub>
+          <m:r>
+            <w:rPr>
+              <w:rFonts w:ascii="Cambria Math" w:hAnsi="Cambria Math"/>
+              <w:sz w:val="28"/>
+              <w:szCs w:val="28"/>
+            </w:rPr>
+            <m:t>+</m:t>
+          </m:r>
+          <m:sSub>
+            <m:sSubPr>
+              <m:ctrlPr>
+                <w:rPr>
+                  <w:rFonts w:ascii="Cambria Math" w:hAnsi="Cambria Math"/>
+                  <w:i/>
+                  <w:sz w:val="28"/>
+                  <w:szCs w:val="28"/>
+                </w:rPr>
+              </m:ctrlPr>
+            </m:sSubPr>
+            <m:e>
+              <m:r>
+                <w:rPr>
+                  <w:rFonts w:ascii="Cambria Math" w:hAnsi="Cambria Math"/>
+                  <w:sz w:val="28"/>
+                  <w:szCs w:val="28"/>
+                </w:rPr>
+                <m:t>T</m:t>
+              </m:r>
+            </m:e>
+            <m:sub>
+              <m:r>
+                <w:rPr>
+                  <w:rFonts w:ascii="Cambria Math" w:hAnsi="Cambria Math"/>
+                  <w:sz w:val="28"/>
+                  <w:szCs w:val="28"/>
+                </w:rPr>
+                <m:t>analisi</m:t>
+              </m:r>
+            </m:sub>
+          </m:sSub>
+        </m:oMath>
+      </m:oMathPara>
     </w:p>
     <w:p>
       <w:pPr>
@@ -15291,22 +15555,524 @@
           <w:szCs w:val="28"/>
         </w:rPr>
       </w:pPr>
+      <w:r>
+        <w:rPr>
+          <w:sz w:val="28"/>
+          <w:szCs w:val="28"/>
+        </w:rPr>
+        <w:t>dove:</w:t>
+      </w:r>
     </w:p>
     <w:p>
       <w:pPr>
-        <w:rPr>
-          <w:sz w:val="28"/>
-          <w:szCs w:val="28"/>
-        </w:rPr>
-      </w:pPr>
+        <w:pStyle w:val="ListParagraph"/>
+        <w:numPr>
+          <w:ilvl w:val="0"/>
+          <w:numId w:val="9"/>
+        </w:numPr>
+        <w:rPr>
+          <w:sz w:val="28"/>
+          <w:szCs w:val="28"/>
+        </w:rPr>
+      </w:pPr>
+      <m:oMath>
+        <m:sSub>
+          <m:sSubPr>
+            <m:ctrlPr>
+              <w:rPr>
+                <w:rFonts w:ascii="Cambria Math" w:hAnsi="Cambria Math"/>
+                <w:i/>
+                <w:sz w:val="28"/>
+                <w:szCs w:val="28"/>
+              </w:rPr>
+            </m:ctrlPr>
+          </m:sSubPr>
+          <m:e>
+            <m:r>
+              <w:rPr>
+                <w:rFonts w:ascii="Cambria Math" w:hAnsi="Cambria Math"/>
+                <w:sz w:val="28"/>
+                <w:szCs w:val="28"/>
+              </w:rPr>
+              <m:t>T</m:t>
+            </m:r>
+          </m:e>
+          <m:sub>
+            <m:r>
+              <w:rPr>
+                <w:rFonts w:ascii="Cambria Math" w:hAnsi="Cambria Math"/>
+                <w:sz w:val="28"/>
+                <w:szCs w:val="28"/>
+              </w:rPr>
+              <m:t>invio</m:t>
+            </m:r>
+          </m:sub>
+        </m:sSub>
+      </m:oMath>
+      <w:r>
+        <w:rPr>
+          <w:sz w:val="28"/>
+          <w:szCs w:val="28"/>
+        </w:rPr>
+        <w:t xml:space="preserve"> = tempo impiegato per inviare la richiesta HTTP</w:t>
+      </w:r>
     </w:p>
     <w:p>
       <w:pPr>
-        <w:rPr>
-          <w:sz w:val="28"/>
-          <w:szCs w:val="28"/>
-        </w:rPr>
-      </w:pPr>
+        <w:pStyle w:val="ListParagraph"/>
+        <w:numPr>
+          <w:ilvl w:val="0"/>
+          <w:numId w:val="9"/>
+        </w:numPr>
+        <w:rPr>
+          <w:sz w:val="28"/>
+          <w:szCs w:val="28"/>
+        </w:rPr>
+      </w:pPr>
+      <m:oMath>
+        <m:sSub>
+          <m:sSubPr>
+            <m:ctrlPr>
+              <w:rPr>
+                <w:rFonts w:ascii="Cambria Math" w:hAnsi="Cambria Math"/>
+                <w:i/>
+                <w:sz w:val="28"/>
+                <w:szCs w:val="28"/>
+              </w:rPr>
+            </m:ctrlPr>
+          </m:sSubPr>
+          <m:e>
+            <m:r>
+              <w:rPr>
+                <w:rFonts w:ascii="Cambria Math" w:hAnsi="Cambria Math"/>
+                <w:sz w:val="28"/>
+                <w:szCs w:val="28"/>
+              </w:rPr>
+              <m:t>T</m:t>
+            </m:r>
+          </m:e>
+          <m:sub>
+            <m:r>
+              <w:rPr>
+                <w:rFonts w:ascii="Cambria Math" w:hAnsi="Cambria Math"/>
+                <w:sz w:val="28"/>
+                <w:szCs w:val="28"/>
+              </w:rPr>
+              <m:t>server</m:t>
+            </m:r>
+          </m:sub>
+        </m:sSub>
+      </m:oMath>
+      <w:r>
+        <w:rPr>
+          <w:sz w:val="28"/>
+          <w:szCs w:val="28"/>
+        </w:rPr>
+        <w:t xml:space="preserve"> =</w:t>
+      </w:r>
+      <w:r>
+        <w:rPr>
+          <w:sz w:val="28"/>
+          <w:szCs w:val="28"/>
+        </w:rPr>
+        <w:t xml:space="preserve"> tempo impiegato dal server per elaborare il login</w:t>
+      </w:r>
+    </w:p>
+    <w:p>
+      <w:pPr>
+        <w:pStyle w:val="ListParagraph"/>
+        <w:numPr>
+          <w:ilvl w:val="0"/>
+          <w:numId w:val="9"/>
+        </w:numPr>
+        <w:rPr>
+          <w:sz w:val="28"/>
+          <w:szCs w:val="28"/>
+        </w:rPr>
+      </w:pPr>
+      <m:oMath>
+        <m:sSub>
+          <m:sSubPr>
+            <m:ctrlPr>
+              <w:rPr>
+                <w:rFonts w:ascii="Cambria Math" w:hAnsi="Cambria Math"/>
+                <w:i/>
+                <w:sz w:val="28"/>
+                <w:szCs w:val="28"/>
+              </w:rPr>
+            </m:ctrlPr>
+          </m:sSubPr>
+          <m:e>
+            <m:r>
+              <w:rPr>
+                <w:rFonts w:ascii="Cambria Math" w:hAnsi="Cambria Math"/>
+                <w:sz w:val="28"/>
+                <w:szCs w:val="28"/>
+              </w:rPr>
+              <m:t>T</m:t>
+            </m:r>
+          </m:e>
+          <m:sub>
+            <m:r>
+              <w:rPr>
+                <w:rFonts w:ascii="Cambria Math" w:hAnsi="Cambria Math"/>
+                <w:sz w:val="28"/>
+                <w:szCs w:val="28"/>
+              </w:rPr>
+              <m:t>ricezione</m:t>
+            </m:r>
+          </m:sub>
+        </m:sSub>
+      </m:oMath>
+      <w:r>
+        <w:rPr>
+          <w:sz w:val="28"/>
+          <w:szCs w:val="28"/>
+        </w:rPr>
+        <w:t xml:space="preserve"> = tempo impiegato per</w:t>
+      </w:r>
+      <w:r>
+        <w:rPr>
+          <w:sz w:val="28"/>
+          <w:szCs w:val="28"/>
+        </w:rPr>
+        <w:t xml:space="preserve"> ricevere la risposta HTTP</w:t>
+      </w:r>
+    </w:p>
+    <w:p>
+      <w:pPr>
+        <w:pStyle w:val="ListParagraph"/>
+        <w:numPr>
+          <w:ilvl w:val="0"/>
+          <w:numId w:val="9"/>
+        </w:numPr>
+        <w:rPr>
+          <w:sz w:val="28"/>
+          <w:szCs w:val="28"/>
+        </w:rPr>
+      </w:pPr>
+      <m:oMath>
+        <m:sSub>
+          <m:sSubPr>
+            <m:ctrlPr>
+              <w:rPr>
+                <w:rFonts w:ascii="Cambria Math" w:hAnsi="Cambria Math"/>
+                <w:i/>
+                <w:sz w:val="28"/>
+                <w:szCs w:val="28"/>
+              </w:rPr>
+            </m:ctrlPr>
+          </m:sSubPr>
+          <m:e>
+            <m:r>
+              <w:rPr>
+                <w:rFonts w:ascii="Cambria Math" w:hAnsi="Cambria Math"/>
+                <w:sz w:val="28"/>
+                <w:szCs w:val="28"/>
+              </w:rPr>
+              <m:t>T</m:t>
+            </m:r>
+          </m:e>
+          <m:sub>
+            <m:r>
+              <w:rPr>
+                <w:rFonts w:ascii="Cambria Math" w:hAnsi="Cambria Math"/>
+                <w:sz w:val="28"/>
+                <w:szCs w:val="28"/>
+              </w:rPr>
+              <m:t>analisi</m:t>
+            </m:r>
+          </m:sub>
+        </m:sSub>
+      </m:oMath>
+      <w:r>
+        <w:rPr>
+          <w:sz w:val="28"/>
+          <w:szCs w:val="28"/>
+        </w:rPr>
+        <w:t xml:space="preserve"> = tempo impiegato per verificare se l’URL contiene /login</w:t>
+      </w:r>
+    </w:p>
+    <w:p>
+      <w:pPr>
+        <w:rPr>
+          <w:sz w:val="28"/>
+          <w:szCs w:val="28"/>
+        </w:rPr>
+      </w:pPr>
+      <w:r>
+        <w:rPr>
+          <w:sz w:val="28"/>
+          <w:szCs w:val="28"/>
+        </w:rPr>
+        <w:t>Si può assumere</w:t>
+      </w:r>
+      <w:r>
+        <w:rPr>
+          <w:sz w:val="28"/>
+          <w:szCs w:val="28"/>
+        </w:rPr>
+        <w:t>:</w:t>
+      </w:r>
+    </w:p>
+    <w:p>
+      <w:pPr>
+        <w:numPr>
+          <w:ilvl w:val="0"/>
+          <w:numId w:val="19"/>
+        </w:numPr>
+        <w:rPr>
+          <w:sz w:val="28"/>
+          <w:szCs w:val="28"/>
+          <w:lang w:val="en-GB"/>
+        </w:rPr>
+      </w:pPr>
+      <w:r>
+        <w:rPr>
+          <w:sz w:val="28"/>
+          <w:szCs w:val="28"/>
+          <w:lang w:val="en-GB"/>
+        </w:rPr>
+        <w:lastRenderedPageBreak/>
+        <w:t xml:space="preserve">100 </w:t>
+      </w:r>
+      <w:proofErr w:type="spellStart"/>
+      <w:r>
+        <w:rPr>
+          <w:sz w:val="28"/>
+          <w:szCs w:val="28"/>
+          <w:lang w:val="en-GB"/>
+        </w:rPr>
+        <w:t>ms</w:t>
+      </w:r>
+      <w:proofErr w:type="spellEnd"/>
+      <w:r>
+        <w:rPr>
+          <w:sz w:val="28"/>
+          <w:szCs w:val="28"/>
+          <w:lang w:val="en-GB"/>
+        </w:rPr>
+        <w:t xml:space="preserve"> come </w:t>
+      </w:r>
+      <w:proofErr w:type="spellStart"/>
+      <w:r>
+        <w:rPr>
+          <w:sz w:val="28"/>
+          <w:szCs w:val="28"/>
+          <w:lang w:val="en-GB"/>
+        </w:rPr>
+        <w:t>caso</w:t>
+      </w:r>
+      <w:proofErr w:type="spellEnd"/>
+      <w:r>
+        <w:rPr>
+          <w:sz w:val="28"/>
+          <w:szCs w:val="28"/>
+          <w:lang w:val="en-GB"/>
+        </w:rPr>
+        <w:t xml:space="preserve"> </w:t>
+      </w:r>
+      <w:proofErr w:type="spellStart"/>
+      <w:r>
+        <w:rPr>
+          <w:sz w:val="28"/>
+          <w:szCs w:val="28"/>
+          <w:lang w:val="en-GB"/>
+        </w:rPr>
+        <w:t>ottimistico</w:t>
+      </w:r>
+      <w:proofErr w:type="spellEnd"/>
+      <w:r>
+        <w:rPr>
+          <w:sz w:val="28"/>
+          <w:szCs w:val="28"/>
+          <w:lang w:val="en-GB"/>
+        </w:rPr>
+        <w:t xml:space="preserve"> </w:t>
+      </w:r>
+    </w:p>
+    <w:p>
+      <w:pPr>
+        <w:numPr>
+          <w:ilvl w:val="0"/>
+          <w:numId w:val="19"/>
+        </w:numPr>
+        <w:rPr>
+          <w:sz w:val="28"/>
+          <w:szCs w:val="28"/>
+          <w:lang w:val="en-GB"/>
+        </w:rPr>
+      </w:pPr>
+      <w:r>
+        <w:rPr>
+          <w:sz w:val="28"/>
+          <w:szCs w:val="28"/>
+          <w:lang w:val="en-GB"/>
+        </w:rPr>
+        <w:t xml:space="preserve">250 </w:t>
+      </w:r>
+      <w:proofErr w:type="spellStart"/>
+      <w:r>
+        <w:rPr>
+          <w:sz w:val="28"/>
+          <w:szCs w:val="28"/>
+          <w:lang w:val="en-GB"/>
+        </w:rPr>
+        <w:t>ms</w:t>
+      </w:r>
+      <w:proofErr w:type="spellEnd"/>
+      <w:r>
+        <w:rPr>
+          <w:sz w:val="28"/>
+          <w:szCs w:val="28"/>
+          <w:lang w:val="en-GB"/>
+        </w:rPr>
+        <w:t xml:space="preserve"> come </w:t>
+      </w:r>
+      <w:proofErr w:type="spellStart"/>
+      <w:r>
+        <w:rPr>
+          <w:sz w:val="28"/>
+          <w:szCs w:val="28"/>
+          <w:lang w:val="en-GB"/>
+        </w:rPr>
+        <w:t>caso</w:t>
+      </w:r>
+      <w:proofErr w:type="spellEnd"/>
+      <w:r>
+        <w:rPr>
+          <w:sz w:val="28"/>
+          <w:szCs w:val="28"/>
+          <w:lang w:val="en-GB"/>
+        </w:rPr>
+        <w:t xml:space="preserve"> </w:t>
+      </w:r>
+      <w:proofErr w:type="spellStart"/>
+      <w:r>
+        <w:rPr>
+          <w:sz w:val="28"/>
+          <w:szCs w:val="28"/>
+          <w:lang w:val="en-GB"/>
+        </w:rPr>
+        <w:t>realistico</w:t>
+      </w:r>
+      <w:proofErr w:type="spellEnd"/>
+      <w:r>
+        <w:rPr>
+          <w:sz w:val="28"/>
+          <w:szCs w:val="28"/>
+          <w:lang w:val="en-GB"/>
+        </w:rPr>
+        <w:t xml:space="preserve"> </w:t>
+      </w:r>
+    </w:p>
+    <w:p>
+      <w:pPr>
+        <w:numPr>
+          <w:ilvl w:val="0"/>
+          <w:numId w:val="19"/>
+        </w:numPr>
+        <w:rPr>
+          <w:sz w:val="28"/>
+          <w:szCs w:val="28"/>
+          <w:lang w:val="en-GB"/>
+        </w:rPr>
+      </w:pPr>
+      <w:r>
+        <w:rPr>
+          <w:sz w:val="28"/>
+          <w:szCs w:val="28"/>
+          <w:lang w:val="en-GB"/>
+        </w:rPr>
+        <w:t xml:space="preserve">1 s come </w:t>
+      </w:r>
+      <w:proofErr w:type="spellStart"/>
+      <w:r>
+        <w:rPr>
+          <w:sz w:val="28"/>
+          <w:szCs w:val="28"/>
+          <w:lang w:val="en-GB"/>
+        </w:rPr>
+        <w:t>caso</w:t>
+      </w:r>
+      <w:proofErr w:type="spellEnd"/>
+      <w:r>
+        <w:rPr>
+          <w:sz w:val="28"/>
+          <w:szCs w:val="28"/>
+          <w:lang w:val="en-GB"/>
+        </w:rPr>
+        <w:t xml:space="preserve"> </w:t>
+      </w:r>
+      <w:proofErr w:type="spellStart"/>
+      <w:r>
+        <w:rPr>
+          <w:sz w:val="28"/>
+          <w:szCs w:val="28"/>
+          <w:lang w:val="en-GB"/>
+        </w:rPr>
+        <w:t>pessimistico</w:t>
+      </w:r>
+      <w:proofErr w:type="spellEnd"/>
+      <w:r>
+        <w:rPr>
+          <w:sz w:val="28"/>
+          <w:szCs w:val="28"/>
+          <w:lang w:val="en-GB"/>
+        </w:rPr>
+        <w:t xml:space="preserve"> </w:t>
+      </w:r>
+    </w:p>
+    <w:p>
+      <w:pPr>
+        <w:rPr>
+          <w:sz w:val="28"/>
+          <w:szCs w:val="28"/>
+        </w:rPr>
+      </w:pPr>
+      <w:r>
+        <w:rPr>
+          <w:sz w:val="28"/>
+          <w:szCs w:val="28"/>
+        </w:rPr>
+        <w:t>Quindi il numero di password provabili al secondo</w:t>
+      </w:r>
+      <w:r>
+        <w:rPr>
+          <w:sz w:val="28"/>
+          <w:szCs w:val="28"/>
+        </w:rPr>
+        <w:t xml:space="preserve"> nel caso realistico</w:t>
+      </w:r>
+      <w:r>
+        <w:rPr>
+          <w:sz w:val="28"/>
+          <w:szCs w:val="28"/>
+        </w:rPr>
+        <w:t xml:space="preserve"> è</w:t>
+      </w:r>
+      <w:r>
+        <w:rPr>
+          <w:sz w:val="28"/>
+          <w:szCs w:val="28"/>
+        </w:rPr>
+        <w:t xml:space="preserve"> 4.</w:t>
+      </w:r>
+    </w:p>
+    <w:p>
+      <w:pPr>
+        <w:rPr>
+          <w:sz w:val="28"/>
+          <w:szCs w:val="28"/>
+        </w:rPr>
+      </w:pPr>
+      <w:r>
+        <w:rPr>
+          <w:sz w:val="28"/>
+          <w:szCs w:val="28"/>
+        </w:rPr>
+        <w:t>Di seguito, si riporta la tabella calcolata tenendo in considerazione queste tempistiche</w:t>
+      </w:r>
     </w:p>
     <w:tbl>
       <w:tblPr>
@@ -15316,16 +16082,16 @@
         <w:tblLook w:val="04A0" w:firstRow="1" w:lastRow="0" w:firstColumn="1" w:lastColumn="0" w:noHBand="0" w:noVBand="1"/>
       </w:tblPr>
       <w:tblGrid>
-        <w:gridCol w:w="2328"/>
+        <w:gridCol w:w="2308"/>
         <w:gridCol w:w="2202"/>
-        <w:gridCol w:w="1678"/>
-        <w:gridCol w:w="1779"/>
-        <w:gridCol w:w="2361"/>
+        <w:gridCol w:w="1728"/>
+        <w:gridCol w:w="1714"/>
+        <w:gridCol w:w="2396"/>
       </w:tblGrid>
       <w:tr>
         <w:tc>
           <w:tcPr>
-            <w:tcW w:w="2480" w:type="dxa"/>
+            <w:tcW w:w="2308" w:type="dxa"/>
           </w:tcPr>
           <w:p>
             <w:pPr>
@@ -15343,14 +16109,13 @@
                 <w:sz w:val="28"/>
                 <w:szCs w:val="28"/>
               </w:rPr>
-              <w:lastRenderedPageBreak/>
               <w:t>Livello di sicurezza password</w:t>
             </w:r>
           </w:p>
         </w:tc>
         <w:tc>
           <w:tcPr>
-            <w:tcW w:w="1891" w:type="dxa"/>
+            <w:tcW w:w="2202" w:type="dxa"/>
           </w:tcPr>
           <w:p>
             <w:pPr>
@@ -15374,7 +16139,7 @@
         </w:tc>
         <w:tc>
           <w:tcPr>
-            <w:tcW w:w="1778" w:type="dxa"/>
+            <w:tcW w:w="1728" w:type="dxa"/>
           </w:tcPr>
           <w:p>
             <w:pPr>
@@ -15398,7 +16163,7 @@
         </w:tc>
         <w:tc>
           <w:tcPr>
-            <w:tcW w:w="1798" w:type="dxa"/>
+            <w:tcW w:w="1714" w:type="dxa"/>
           </w:tcPr>
           <w:p>
             <w:pPr>
@@ -15422,7 +16187,7 @@
         </w:tc>
         <w:tc>
           <w:tcPr>
-            <w:tcW w:w="2401" w:type="dxa"/>
+            <w:tcW w:w="2396" w:type="dxa"/>
           </w:tcPr>
           <w:p>
             <w:pPr>
@@ -15448,7 +16213,7 @@
       <w:tr>
         <w:tc>
           <w:tcPr>
-            <w:tcW w:w="2480" w:type="dxa"/>
+            <w:tcW w:w="2308" w:type="dxa"/>
           </w:tcPr>
           <w:p>
             <w:pPr>
@@ -15468,7 +16233,7 @@
         </w:tc>
         <w:tc>
           <w:tcPr>
-            <w:tcW w:w="1891" w:type="dxa"/>
+            <w:tcW w:w="2202" w:type="dxa"/>
           </w:tcPr>
           <w:p>
             <w:pPr>
@@ -15488,61 +16253,61 @@
         </w:tc>
         <w:tc>
           <w:tcPr>
-            <w:tcW w:w="1778" w:type="dxa"/>
-          </w:tcPr>
-          <w:p>
-            <w:pPr>
-              <w:rPr>
-                <w:sz w:val="28"/>
-                <w:szCs w:val="28"/>
-              </w:rPr>
-            </w:pPr>
-            <w:r>
-              <w:rPr>
-                <w:sz w:val="28"/>
-                <w:szCs w:val="28"/>
-              </w:rPr>
-              <w:t>Tra 1 e 100</w:t>
-            </w:r>
-          </w:p>
-        </w:tc>
-        <w:tc>
-          <w:tcPr>
-            <w:tcW w:w="1798" w:type="dxa"/>
-          </w:tcPr>
-          <w:p>
-            <w:pPr>
-              <w:rPr>
-                <w:sz w:val="28"/>
-                <w:szCs w:val="28"/>
-              </w:rPr>
-            </w:pPr>
-            <w:r>
-              <w:rPr>
-                <w:sz w:val="28"/>
-                <w:szCs w:val="28"/>
-              </w:rPr>
-              <w:t>Da 0 a 0.5 secondi</w:t>
-            </w:r>
-          </w:p>
-        </w:tc>
-        <w:tc>
-          <w:tcPr>
-            <w:tcW w:w="2401" w:type="dxa"/>
-          </w:tcPr>
-          <w:p>
-            <w:pPr>
-              <w:rPr>
-                <w:sz w:val="28"/>
-                <w:szCs w:val="28"/>
-              </w:rPr>
-            </w:pPr>
-            <w:r>
-              <w:rPr>
-                <w:sz w:val="28"/>
-                <w:szCs w:val="28"/>
-              </w:rPr>
-              <w:t>Immediata. Lo script la trova nei primissimi istanti</w:t>
+            <w:tcW w:w="1728" w:type="dxa"/>
+          </w:tcPr>
+          <w:p>
+            <w:pPr>
+              <w:rPr>
+                <w:sz w:val="28"/>
+                <w:szCs w:val="28"/>
+              </w:rPr>
+            </w:pPr>
+            <w:r>
+              <w:rPr>
+                <w:sz w:val="28"/>
+                <w:szCs w:val="28"/>
+              </w:rPr>
+              <w:t>50</w:t>
+            </w:r>
+          </w:p>
+        </w:tc>
+        <w:tc>
+          <w:tcPr>
+            <w:tcW w:w="1714" w:type="dxa"/>
+          </w:tcPr>
+          <w:p>
+            <w:pPr>
+              <w:rPr>
+                <w:sz w:val="28"/>
+                <w:szCs w:val="28"/>
+              </w:rPr>
+            </w:pPr>
+            <w:r>
+              <w:rPr>
+                <w:sz w:val="28"/>
+                <w:szCs w:val="28"/>
+              </w:rPr>
+              <w:t>12.5 secondi</w:t>
+            </w:r>
+          </w:p>
+        </w:tc>
+        <w:tc>
+          <w:tcPr>
+            <w:tcW w:w="2396" w:type="dxa"/>
+          </w:tcPr>
+          <w:p>
+            <w:pPr>
+              <w:rPr>
+                <w:sz w:val="28"/>
+                <w:szCs w:val="28"/>
+              </w:rPr>
+            </w:pPr>
+            <w:r>
+              <w:rPr>
+                <w:sz w:val="28"/>
+                <w:szCs w:val="28"/>
+              </w:rPr>
+              <w:t>Praticamente garantito. Le password più comuni vengono provate immediatamente.</w:t>
             </w:r>
           </w:p>
         </w:tc>
@@ -15550,7 +16315,7 @@
       <w:tr>
         <w:tc>
           <w:tcPr>
-            <w:tcW w:w="2480" w:type="dxa"/>
+            <w:tcW w:w="2308" w:type="dxa"/>
           </w:tcPr>
           <w:p>
             <w:pPr>
@@ -15570,7 +16335,7 @@
         </w:tc>
         <w:tc>
           <w:tcPr>
-            <w:tcW w:w="1891" w:type="dxa"/>
+            <w:tcW w:w="2202" w:type="dxa"/>
           </w:tcPr>
           <w:p>
             <w:pPr>
@@ -15590,61 +16355,61 @@
         </w:tc>
         <w:tc>
           <w:tcPr>
-            <w:tcW w:w="1778" w:type="dxa"/>
-          </w:tcPr>
-          <w:p>
-            <w:pPr>
-              <w:rPr>
-                <w:sz w:val="28"/>
-                <w:szCs w:val="28"/>
-              </w:rPr>
-            </w:pPr>
-            <w:r>
-              <w:rPr>
-                <w:sz w:val="28"/>
-                <w:szCs w:val="28"/>
-              </w:rPr>
-              <w:t>Tra 100 e 5000</w:t>
-            </w:r>
-          </w:p>
-        </w:tc>
-        <w:tc>
-          <w:tcPr>
-            <w:tcW w:w="1798" w:type="dxa"/>
-          </w:tcPr>
-          <w:p>
-            <w:pPr>
-              <w:rPr>
-                <w:sz w:val="28"/>
-                <w:szCs w:val="28"/>
-              </w:rPr>
-            </w:pPr>
-            <w:r>
-              <w:rPr>
-                <w:sz w:val="28"/>
-                <w:szCs w:val="28"/>
-              </w:rPr>
-              <w:t>Da 0.5 a 25 secondi</w:t>
-            </w:r>
-          </w:p>
-        </w:tc>
-        <w:tc>
-          <w:tcPr>
-            <w:tcW w:w="2401" w:type="dxa"/>
-          </w:tcPr>
-          <w:p>
-            <w:pPr>
-              <w:rPr>
-                <w:sz w:val="28"/>
-                <w:szCs w:val="28"/>
-              </w:rPr>
-            </w:pPr>
-            <w:r>
-              <w:rPr>
-                <w:sz w:val="28"/>
-                <w:szCs w:val="28"/>
-              </w:rPr>
-              <w:t>Estremamente rapida. Qualsiasi parola di senso compiuto singola cede subito</w:t>
+            <w:tcW w:w="1728" w:type="dxa"/>
+          </w:tcPr>
+          <w:p>
+            <w:pPr>
+              <w:rPr>
+                <w:sz w:val="28"/>
+                <w:szCs w:val="28"/>
+              </w:rPr>
+            </w:pPr>
+            <w:r>
+              <w:rPr>
+                <w:sz w:val="28"/>
+                <w:szCs w:val="28"/>
+              </w:rPr>
+              <w:t>5000</w:t>
+            </w:r>
+          </w:p>
+        </w:tc>
+        <w:tc>
+          <w:tcPr>
+            <w:tcW w:w="1714" w:type="dxa"/>
+          </w:tcPr>
+          <w:p>
+            <w:pPr>
+              <w:rPr>
+                <w:sz w:val="28"/>
+                <w:szCs w:val="28"/>
+              </w:rPr>
+            </w:pPr>
+            <w:r>
+              <w:rPr>
+                <w:sz w:val="28"/>
+                <w:szCs w:val="28"/>
+              </w:rPr>
+              <w:t>21 minuti</w:t>
+            </w:r>
+          </w:p>
+        </w:tc>
+        <w:tc>
+          <w:tcPr>
+            <w:tcW w:w="2396" w:type="dxa"/>
+          </w:tcPr>
+          <w:p>
+            <w:pPr>
+              <w:rPr>
+                <w:sz w:val="28"/>
+                <w:szCs w:val="28"/>
+              </w:rPr>
+            </w:pPr>
+            <w:r>
+              <w:rPr>
+                <w:sz w:val="28"/>
+                <w:szCs w:val="28"/>
+              </w:rPr>
+              <w:t>Molto efficace. Un dizionario di parole comuni copre gran parte di queste password.</w:t>
             </w:r>
           </w:p>
         </w:tc>
@@ -15652,7 +16417,7 @@
       <w:tr>
         <w:tc>
           <w:tcPr>
-            <w:tcW w:w="2480" w:type="dxa"/>
+            <w:tcW w:w="2308" w:type="dxa"/>
           </w:tcPr>
           <w:p>
             <w:pPr>
@@ -15672,7 +16437,7 @@
         </w:tc>
         <w:tc>
           <w:tcPr>
-            <w:tcW w:w="1891" w:type="dxa"/>
+            <w:tcW w:w="2202" w:type="dxa"/>
           </w:tcPr>
           <w:p>
             <w:pPr>
@@ -15707,62 +16472,61 @@
         </w:tc>
         <w:tc>
           <w:tcPr>
-            <w:tcW w:w="1778" w:type="dxa"/>
-          </w:tcPr>
-          <w:p>
-            <w:pPr>
-              <w:rPr>
-                <w:sz w:val="28"/>
-                <w:szCs w:val="28"/>
-              </w:rPr>
-            </w:pPr>
-            <w:r>
-              <w:rPr>
-                <w:sz w:val="28"/>
-                <w:szCs w:val="28"/>
-              </w:rPr>
-              <w:t>Tra 5000 e 50000</w:t>
-            </w:r>
-          </w:p>
-        </w:tc>
-        <w:tc>
-          <w:tcPr>
-            <w:tcW w:w="1798" w:type="dxa"/>
-          </w:tcPr>
-          <w:p>
-            <w:pPr>
-              <w:rPr>
-                <w:sz w:val="28"/>
-                <w:szCs w:val="28"/>
-              </w:rPr>
-            </w:pPr>
-            <w:r>
-              <w:rPr>
-                <w:sz w:val="28"/>
-                <w:szCs w:val="28"/>
-              </w:rPr>
-              <w:t>Da 25 secondi a 4 minuti</w:t>
-            </w:r>
-          </w:p>
-        </w:tc>
-        <w:tc>
-          <w:tcPr>
-            <w:tcW w:w="2401" w:type="dxa"/>
-          </w:tcPr>
-          <w:p>
-            <w:pPr>
-              <w:rPr>
-                <w:sz w:val="28"/>
-                <w:szCs w:val="28"/>
-                <w:lang w:val="en-GB"/>
-              </w:rPr>
-            </w:pPr>
-            <w:r>
-              <w:rPr>
-                <w:sz w:val="28"/>
-                <w:szCs w:val="28"/>
-              </w:rPr>
-              <w:t>Molto efficace. I dizionari estesi includono già queste combinazioni comuni</w:t>
+            <w:tcW w:w="1728" w:type="dxa"/>
+          </w:tcPr>
+          <w:p>
+            <w:pPr>
+              <w:rPr>
+                <w:sz w:val="28"/>
+                <w:szCs w:val="28"/>
+              </w:rPr>
+            </w:pPr>
+            <w:r>
+              <w:rPr>
+                <w:sz w:val="28"/>
+                <w:szCs w:val="28"/>
+              </w:rPr>
+              <w:t>100 000</w:t>
+            </w:r>
+          </w:p>
+        </w:tc>
+        <w:tc>
+          <w:tcPr>
+            <w:tcW w:w="1714" w:type="dxa"/>
+          </w:tcPr>
+          <w:p>
+            <w:pPr>
+              <w:rPr>
+                <w:sz w:val="28"/>
+                <w:szCs w:val="28"/>
+              </w:rPr>
+            </w:pPr>
+            <w:r>
+              <w:rPr>
+                <w:sz w:val="28"/>
+                <w:szCs w:val="28"/>
+              </w:rPr>
+              <w:t>7 ore</w:t>
+            </w:r>
+          </w:p>
+        </w:tc>
+        <w:tc>
+          <w:tcPr>
+            <w:tcW w:w="2396" w:type="dxa"/>
+          </w:tcPr>
+          <w:p>
+            <w:pPr>
+              <w:rPr>
+                <w:sz w:val="28"/>
+                <w:szCs w:val="28"/>
+              </w:rPr>
+            </w:pPr>
+            <w:r>
+              <w:rPr>
+                <w:sz w:val="28"/>
+                <w:szCs w:val="28"/>
+              </w:rPr>
+              <w:t>Ancora efficace. Le regole automatiche di mutazione individuano rapidamente questi schemi.</w:t>
             </w:r>
           </w:p>
         </w:tc>
@@ -15770,7 +16534,7 @@
       <w:tr>
         <w:tc>
           <w:tcPr>
-            <w:tcW w:w="2480" w:type="dxa"/>
+            <w:tcW w:w="2308" w:type="dxa"/>
           </w:tcPr>
           <w:p>
             <w:pPr>
@@ -15790,7 +16554,7 @@
         </w:tc>
         <w:tc>
           <w:tcPr>
-            <w:tcW w:w="1891" w:type="dxa"/>
+            <w:tcW w:w="2202" w:type="dxa"/>
           </w:tcPr>
           <w:p>
             <w:pPr>
@@ -15832,82 +16596,61 @@
         </w:tc>
         <w:tc>
           <w:tcPr>
-            <w:tcW w:w="1778" w:type="dxa"/>
-          </w:tcPr>
-          <w:p>
-            <w:pPr>
-              <w:rPr>
-                <w:sz w:val="28"/>
-                <w:szCs w:val="28"/>
-              </w:rPr>
-            </w:pPr>
-            <w:r>
-              <w:rPr>
-                <w:sz w:val="28"/>
-                <w:szCs w:val="28"/>
-              </w:rPr>
-              <w:t>Tra 50000 e 500000</w:t>
-            </w:r>
-          </w:p>
-        </w:tc>
-        <w:tc>
-          <w:tcPr>
-            <w:tcW w:w="1798" w:type="dxa"/>
-          </w:tcPr>
-          <w:p>
-            <w:pPr>
-              <w:rPr>
-                <w:sz w:val="28"/>
-                <w:szCs w:val="28"/>
-              </w:rPr>
-            </w:pPr>
-            <w:r>
-              <w:rPr>
-                <w:sz w:val="28"/>
-                <w:szCs w:val="28"/>
-              </w:rPr>
-              <w:t>Da 4 a 42 minuti</w:t>
-            </w:r>
-          </w:p>
-        </w:tc>
-        <w:tc>
-          <w:tcPr>
-            <w:tcW w:w="2401" w:type="dxa"/>
-          </w:tcPr>
-          <w:p>
-            <w:pPr>
-              <w:rPr>
-                <w:sz w:val="28"/>
-                <w:szCs w:val="28"/>
-              </w:rPr>
-            </w:pPr>
-            <w:r>
-              <w:rPr>
-                <w:sz w:val="28"/>
-                <w:szCs w:val="28"/>
-              </w:rPr>
-              <w:t>Moderato. Se il dizionario è ben ottimizzato</w:t>
-            </w:r>
-            <w:r>
-              <w:rPr>
-                <w:sz w:val="28"/>
-                <w:szCs w:val="28"/>
-              </w:rPr>
-              <w:t>, l</w:t>
-            </w:r>
-            <w:r>
-              <w:rPr>
-                <w:sz w:val="28"/>
-                <w:szCs w:val="28"/>
-              </w:rPr>
-              <w:t>’</w:t>
-            </w:r>
-            <w:r>
-              <w:rPr>
-                <w:sz w:val="28"/>
-                <w:szCs w:val="28"/>
-              </w:rPr>
-              <w:t>attacco ha successo in meno di un’ora</w:t>
+            <w:tcW w:w="1728" w:type="dxa"/>
+          </w:tcPr>
+          <w:p>
+            <w:pPr>
+              <w:rPr>
+                <w:sz w:val="28"/>
+                <w:szCs w:val="28"/>
+              </w:rPr>
+            </w:pPr>
+            <w:r>
+              <w:rPr>
+                <w:sz w:val="28"/>
+                <w:szCs w:val="28"/>
+              </w:rPr>
+              <w:t>5 000 000</w:t>
+            </w:r>
+          </w:p>
+        </w:tc>
+        <w:tc>
+          <w:tcPr>
+            <w:tcW w:w="1714" w:type="dxa"/>
+          </w:tcPr>
+          <w:p>
+            <w:pPr>
+              <w:rPr>
+                <w:sz w:val="28"/>
+                <w:szCs w:val="28"/>
+              </w:rPr>
+            </w:pPr>
+            <w:r>
+              <w:rPr>
+                <w:sz w:val="28"/>
+                <w:szCs w:val="28"/>
+              </w:rPr>
+              <w:t>14.5 giorni</w:t>
+            </w:r>
+          </w:p>
+        </w:tc>
+        <w:tc>
+          <w:tcPr>
+            <w:tcW w:w="2396" w:type="dxa"/>
+          </w:tcPr>
+          <w:p>
+            <w:pPr>
+              <w:rPr>
+                <w:sz w:val="28"/>
+                <w:szCs w:val="28"/>
+              </w:rPr>
+            </w:pPr>
+            <w:r>
+              <w:rPr>
+                <w:sz w:val="28"/>
+                <w:szCs w:val="28"/>
+              </w:rPr>
+              <w:t>Possibile ma meno pratico. Richiede dizionari avanzati e molte regole di trasformazione.</w:t>
             </w:r>
           </w:p>
         </w:tc>
@@ -15915,27 +16658,28 @@
       <w:tr>
         <w:tc>
           <w:tcPr>
-            <w:tcW w:w="2480" w:type="dxa"/>
-          </w:tcPr>
-          <w:p>
-            <w:pPr>
-              <w:rPr>
-                <w:sz w:val="28"/>
-                <w:szCs w:val="28"/>
-              </w:rPr>
-            </w:pPr>
-            <w:r>
-              <w:rPr>
-                <w:sz w:val="28"/>
-                <w:szCs w:val="28"/>
-              </w:rPr>
+            <w:tcW w:w="2308" w:type="dxa"/>
+          </w:tcPr>
+          <w:p>
+            <w:pPr>
+              <w:rPr>
+                <w:sz w:val="28"/>
+                <w:szCs w:val="28"/>
+              </w:rPr>
+            </w:pPr>
+            <w:r>
+              <w:rPr>
+                <w:sz w:val="28"/>
+                <w:szCs w:val="28"/>
+              </w:rPr>
+              <w:lastRenderedPageBreak/>
               <w:t>Alto (passphrase o parole casuali non correlate)</w:t>
             </w:r>
           </w:p>
         </w:tc>
         <w:tc>
           <w:tcPr>
-            <w:tcW w:w="1891" w:type="dxa"/>
+            <w:tcW w:w="2202" w:type="dxa"/>
           </w:tcPr>
           <w:p>
             <w:pPr>
@@ -15955,61 +16699,61 @@
         </w:tc>
         <w:tc>
           <w:tcPr>
-            <w:tcW w:w="1778" w:type="dxa"/>
-          </w:tcPr>
-          <w:p>
-            <w:pPr>
-              <w:rPr>
-                <w:sz w:val="28"/>
-                <w:szCs w:val="28"/>
-              </w:rPr>
-            </w:pPr>
-            <w:r>
-              <w:rPr>
-                <w:sz w:val="28"/>
-                <w:szCs w:val="28"/>
-              </w:rPr>
-              <w:t xml:space="preserve">Oltre 1000000 </w:t>
-            </w:r>
-          </w:p>
-        </w:tc>
-        <w:tc>
-          <w:tcPr>
-            <w:tcW w:w="1798" w:type="dxa"/>
-          </w:tcPr>
-          <w:p>
-            <w:pPr>
-              <w:rPr>
-                <w:sz w:val="28"/>
-                <w:szCs w:val="28"/>
-              </w:rPr>
-            </w:pPr>
-            <w:r>
-              <w:rPr>
-                <w:sz w:val="28"/>
-                <w:szCs w:val="28"/>
-              </w:rPr>
-              <w:t>Oltre 14 ore</w:t>
-            </w:r>
-          </w:p>
-        </w:tc>
-        <w:tc>
-          <w:tcPr>
-            <w:tcW w:w="2401" w:type="dxa"/>
-          </w:tcPr>
-          <w:p>
-            <w:pPr>
-              <w:rPr>
-                <w:sz w:val="28"/>
-                <w:szCs w:val="28"/>
-              </w:rPr>
-            </w:pPr>
-            <w:r>
-              <w:rPr>
-                <w:sz w:val="28"/>
-                <w:szCs w:val="28"/>
-              </w:rPr>
-              <w:t>Meno efficace. Se la password non è presente nel dizionario, lo scrip non la troverà mai</w:t>
+            <w:tcW w:w="1728" w:type="dxa"/>
+          </w:tcPr>
+          <w:p>
+            <w:pPr>
+              <w:rPr>
+                <w:sz w:val="28"/>
+                <w:szCs w:val="28"/>
+              </w:rPr>
+            </w:pPr>
+            <w:r>
+              <w:rPr>
+                <w:sz w:val="28"/>
+                <w:szCs w:val="28"/>
+              </w:rPr>
+              <w:t>500 000 000</w:t>
+            </w:r>
+          </w:p>
+        </w:tc>
+        <w:tc>
+          <w:tcPr>
+            <w:tcW w:w="1714" w:type="dxa"/>
+          </w:tcPr>
+          <w:p>
+            <w:pPr>
+              <w:rPr>
+                <w:sz w:val="28"/>
+                <w:szCs w:val="28"/>
+              </w:rPr>
+            </w:pPr>
+            <w:r>
+              <w:rPr>
+                <w:sz w:val="28"/>
+                <w:szCs w:val="28"/>
+              </w:rPr>
+              <w:t>4 anni</w:t>
+            </w:r>
+          </w:p>
+        </w:tc>
+        <w:tc>
+          <w:tcPr>
+            <w:tcW w:w="2396" w:type="dxa"/>
+          </w:tcPr>
+          <w:p>
+            <w:pPr>
+              <w:rPr>
+                <w:sz w:val="28"/>
+                <w:szCs w:val="28"/>
+              </w:rPr>
+            </w:pPr>
+            <w:r>
+              <w:rPr>
+                <w:sz w:val="28"/>
+                <w:szCs w:val="28"/>
+              </w:rPr>
+              <w:t>Generalmente impraticabile online. Il numero di combinazioni supera di molto i tempi realistici di attacco.</w:t>
             </w:r>
           </w:p>
         </w:tc>
@@ -16017,7 +16761,7 @@
       <w:tr>
         <w:tc>
           <w:tcPr>
-            <w:tcW w:w="2480" w:type="dxa"/>
+            <w:tcW w:w="2308" w:type="dxa"/>
           </w:tcPr>
           <w:p>
             <w:pPr>
@@ -16051,7 +16795,7 @@
         </w:tc>
         <w:tc>
           <w:tcPr>
-            <w:tcW w:w="1891" w:type="dxa"/>
+            <w:tcW w:w="2202" w:type="dxa"/>
           </w:tcPr>
           <w:p>
             <w:pPr>
@@ -16071,69 +16815,71 @@
         </w:tc>
         <w:tc>
           <w:tcPr>
-            <w:tcW w:w="1778" w:type="dxa"/>
-          </w:tcPr>
-          <w:p>
-            <w:pPr>
-              <w:rPr>
-                <w:sz w:val="28"/>
-                <w:szCs w:val="28"/>
-              </w:rPr>
-            </w:pPr>
-            <w:r>
-              <w:rPr>
-                <w:sz w:val="28"/>
-                <w:szCs w:val="28"/>
-              </w:rPr>
-              <w:t>Infiniti</w:t>
-            </w:r>
-          </w:p>
-        </w:tc>
-        <w:tc>
-          <w:tcPr>
-            <w:tcW w:w="1798" w:type="dxa"/>
-          </w:tcPr>
-          <w:p>
-            <w:pPr>
-              <w:rPr>
-                <w:sz w:val="28"/>
-                <w:szCs w:val="28"/>
-              </w:rPr>
-            </w:pPr>
-            <w:r>
-              <w:rPr>
-                <w:sz w:val="28"/>
-                <w:szCs w:val="28"/>
-              </w:rPr>
-              <w:t>Infinito</w:t>
-            </w:r>
-          </w:p>
-        </w:tc>
-        <w:tc>
-          <w:tcPr>
-            <w:tcW w:w="2401" w:type="dxa"/>
-          </w:tcPr>
-          <w:p>
-            <w:pPr>
-              <w:rPr>
-                <w:sz w:val="28"/>
-                <w:szCs w:val="28"/>
-              </w:rPr>
-            </w:pPr>
-            <w:r>
-              <w:rPr>
-                <w:sz w:val="28"/>
-                <w:szCs w:val="28"/>
-              </w:rPr>
-              <w:t>Completamente inefficace.</w:t>
-            </w:r>
-            <w:r>
-              <w:rPr>
-                <w:sz w:val="28"/>
-                <w:szCs w:val="28"/>
-              </w:rPr>
-              <w:t xml:space="preserve"> Attacchi al generatore potrebbero essere possibili se in parte prevedibile</w:t>
-            </w:r>
+            <w:tcW w:w="1728" w:type="dxa"/>
+          </w:tcPr>
+          <w:p>
+            <w:pPr>
+              <w:rPr>
+                <w:sz w:val="28"/>
+                <w:szCs w:val="28"/>
+              </w:rPr>
+            </w:pPr>
+            <w:r>
+              <w:rPr>
+                <w:sz w:val="28"/>
+                <w:szCs w:val="28"/>
+              </w:rPr>
+              <w:t>1 000 000 000 000</w:t>
+            </w:r>
+          </w:p>
+        </w:tc>
+        <w:tc>
+          <w:tcPr>
+            <w:tcW w:w="1714" w:type="dxa"/>
+          </w:tcPr>
+          <w:p>
+            <w:pPr>
+              <w:rPr>
+                <w:sz w:val="28"/>
+                <w:szCs w:val="28"/>
+              </w:rPr>
+            </w:pPr>
+            <w:r>
+              <w:rPr>
+                <w:sz w:val="28"/>
+                <w:szCs w:val="28"/>
+              </w:rPr>
+              <w:t>7900 anni</w:t>
+            </w:r>
+          </w:p>
+        </w:tc>
+        <w:tc>
+          <w:tcPr>
+            <w:tcW w:w="2396" w:type="dxa"/>
+          </w:tcPr>
+          <w:p>
+            <w:pPr>
+              <w:spacing w:line="240" w:lineRule="auto"/>
+              <w:rPr>
+                <w:sz w:val="28"/>
+                <w:szCs w:val="28"/>
+              </w:rPr>
+            </w:pPr>
+            <w:r>
+              <w:rPr>
+                <w:sz w:val="28"/>
+                <w:szCs w:val="28"/>
+              </w:rPr>
+              <w:t>Totalmente inefficace. L'attacco a dizionario online non rappresenta una minaccia realistica.</w:t>
+            </w:r>
+          </w:p>
+          <w:p>
+            <w:pPr>
+              <w:rPr>
+                <w:sz w:val="28"/>
+                <w:szCs w:val="28"/>
+              </w:rPr>
+            </w:pPr>
           </w:p>
         </w:tc>
       </w:tr>
@@ -16356,6 +17102,7 @@
           <w:sz w:val="28"/>
           <w:szCs w:val="28"/>
         </w:rPr>
+        <w:lastRenderedPageBreak/>
         <w:t xml:space="preserve">Il numero di tentativi che vengono considerati per il rate limiting vengono incrementati solo quando l’autenticazione fallisce, per fare in modo che un’autenticazione riuscita non vada a triggerare accidentalmente il rate limiting (ad esempio se l’utente </w:t>
       </w:r>
       <w:r>
@@ -16400,7 +17147,6 @@
           <w:sz w:val="28"/>
           <w:szCs w:val="28"/>
         </w:rPr>
-        <w:lastRenderedPageBreak/>
         <w:drawing>
           <wp:inline distT="0" distB="0" distL="0" distR="0" wp14:anchorId="689C731B" wp14:editId="2CC5E3D7">
             <wp:extent cx="5731510" cy="2435860"/>
@@ -16753,122 +17499,9 @@
 <file path=word/numbering.xml><?xml version="1.0" encoding="utf-8"?>
 <w:numbering xmlns:wpc="http://schemas.microsoft.com/office/word/2010/wordprocessingCanvas" xmlns:cx="http://schemas.microsoft.com/office/drawing/2014/chartex" xmlns:cx1="http://schemas.microsoft.com/office/drawing/2015/9/8/chartex" xmlns:cx2="http://schemas.microsoft.com/office/drawing/2015/10/21/chartex" xmlns:cx3="http://schemas.microsoft.com/office/drawing/2016/5/9/chartex" xmlns:cx4="http://schemas.microsoft.com/office/drawing/2016/5/10/chartex" xmlns:cx5="http://schemas.microsoft.com/office/drawing/2016/5/11/chartex" xmlns:cx6="http://schemas.microsoft.com/office/drawing/2016/5/12/chartex" xmlns:cx7="http://schemas.microsoft.com/office/drawing/2016/5/13/chartex" xmlns:cx8="http://schemas.microsoft.com/office/drawing/2016/5/14/chartex" xmlns:mc="http://schemas.openxmlformats.org/markup-compatibility/2006" xmlns:aink="http://schemas.microsoft.com/office/drawing/2016/ink" xmlns:am3d="http://schemas.microsoft.com/office/drawing/2017/model3d" xmlns:o="urn:schemas-microsoft-com:office:office" xmlns:oel="http://schemas.microsoft.com/office/2019/extlst" xmlns:r="http://schemas.openxmlformats.org/officeDocument/2006/relationships" xmlns:m="http://schemas.openxmlformats.org/officeDocument/2006/math" xmlns:v="urn:schemas-microsoft-com:vml" xmlns:wp14="http://schemas.microsoft.com/office/word/2010/wordprocessingDrawing" xmlns:wp="http://schemas.openxmlformats.org/drawingml/2006/wordprocessingDrawing" xmlns:w10="urn:schemas-microsoft-com:office:word" xmlns:w="http://schemas.openxmlformats.org/wordprocessingml/2006/main" xmlns:w14="http://schemas.microsoft.com/office/word/2010/wordml" xmlns:w15="http://schemas.microsoft.com/office/word/2012/wordml" xmlns:w16cex="http://schemas.microsoft.com/office/word/2018/wordml/cex" xmlns:w16cid="http://schemas.microsoft.com/office/word/2016/wordml/cid" xmlns:w16="http://schemas.microsoft.com/office/word/2018/wordml" xmlns:w16du="http://schemas.microsoft.com/office/word/2023/wordml/word16du" xmlns:w16sdtdh="http://schemas.microsoft.com/office/word/2020/wordml/sdtdatahash" xmlns:w16sdtfl="http://schemas.microsoft.com/office/word/2024/wordml/sdtformatlock" xmlns:w16se="http://schemas.microsoft.com/office/word/2015/wordml/symex" xmlns:wpg="http://schemas.microsoft.com/office/word/2010/wordprocessingGroup" xmlns:wpi="http://schemas.microsoft.com/office/word/2010/wordprocessingInk" xmlns:wne="http://schemas.microsoft.com/office/word/2006/wordml" xmlns:wps="http://schemas.microsoft.com/office/word/2010/wordprocessingShape" mc:Ignorable="w14 w15 w16se w16cid w16 w16cex w16sdtdh w16sdtfl w16du wp14">
   <w:abstractNum w:abstractNumId="0" w15:restartNumberingAfterBreak="0">
-    <w:nsid w:val="09D55031"/>
+    <w:nsid w:val="0660448B"/>
     <w:multiLevelType w:val="multilevel"/>
-    <w:tmpl w:val="AA0E7B7A"/>
-    <w:lvl w:ilvl="0">
-      <w:start w:val="1"/>
-      <w:numFmt w:val="decimal"/>
-      <w:lvlText w:val="%1."/>
-      <w:lvlJc w:val="left"/>
-      <w:pPr>
-        <w:ind w:left="720" w:hanging="360"/>
-      </w:pPr>
-      <w:rPr>
-        <w:u w:val="none"/>
-      </w:rPr>
-    </w:lvl>
-    <w:lvl w:ilvl="1">
-      <w:start w:val="1"/>
-      <w:numFmt w:val="lowerLetter"/>
-      <w:lvlText w:val="%2."/>
-      <w:lvlJc w:val="left"/>
-      <w:pPr>
-        <w:ind w:left="1440" w:hanging="360"/>
-      </w:pPr>
-      <w:rPr>
-        <w:u w:val="none"/>
-      </w:rPr>
-    </w:lvl>
-    <w:lvl w:ilvl="2">
-      <w:start w:val="1"/>
-      <w:numFmt w:val="lowerRoman"/>
-      <w:lvlText w:val="%3."/>
-      <w:lvlJc w:val="right"/>
-      <w:pPr>
-        <w:ind w:left="2160" w:hanging="360"/>
-      </w:pPr>
-      <w:rPr>
-        <w:u w:val="none"/>
-      </w:rPr>
-    </w:lvl>
-    <w:lvl w:ilvl="3">
-      <w:start w:val="1"/>
-      <w:numFmt w:val="decimal"/>
-      <w:lvlText w:val="%4."/>
-      <w:lvlJc w:val="left"/>
-      <w:pPr>
-        <w:ind w:left="2880" w:hanging="360"/>
-      </w:pPr>
-      <w:rPr>
-        <w:u w:val="none"/>
-      </w:rPr>
-    </w:lvl>
-    <w:lvl w:ilvl="4">
-      <w:start w:val="1"/>
-      <w:numFmt w:val="lowerLetter"/>
-      <w:lvlText w:val="%5."/>
-      <w:lvlJc w:val="left"/>
-      <w:pPr>
-        <w:ind w:left="3600" w:hanging="360"/>
-      </w:pPr>
-      <w:rPr>
-        <w:u w:val="none"/>
-      </w:rPr>
-    </w:lvl>
-    <w:lvl w:ilvl="5">
-      <w:start w:val="1"/>
-      <w:numFmt w:val="lowerRoman"/>
-      <w:lvlText w:val="%6."/>
-      <w:lvlJc w:val="right"/>
-      <w:pPr>
-        <w:ind w:left="4320" w:hanging="360"/>
-      </w:pPr>
-      <w:rPr>
-        <w:u w:val="none"/>
-      </w:rPr>
-    </w:lvl>
-    <w:lvl w:ilvl="6">
-      <w:start w:val="1"/>
-      <w:numFmt w:val="decimal"/>
-      <w:lvlText w:val="%7."/>
-      <w:lvlJc w:val="left"/>
-      <w:pPr>
-        <w:ind w:left="5040" w:hanging="360"/>
-      </w:pPr>
-      <w:rPr>
-        <w:u w:val="none"/>
-      </w:rPr>
-    </w:lvl>
-    <w:lvl w:ilvl="7">
-      <w:start w:val="1"/>
-      <w:numFmt w:val="lowerLetter"/>
-      <w:lvlText w:val="%8."/>
-      <w:lvlJc w:val="left"/>
-      <w:pPr>
-        <w:ind w:left="5760" w:hanging="360"/>
-      </w:pPr>
-      <w:rPr>
-        <w:u w:val="none"/>
-      </w:rPr>
-    </w:lvl>
-    <w:lvl w:ilvl="8">
-      <w:start w:val="1"/>
-      <w:numFmt w:val="lowerRoman"/>
-      <w:lvlText w:val="%9."/>
-      <w:lvlJc w:val="right"/>
-      <w:pPr>
-        <w:ind w:left="6480" w:hanging="360"/>
-      </w:pPr>
-      <w:rPr>
-        <w:u w:val="none"/>
-      </w:rPr>
-    </w:lvl>
-  </w:abstractNum>
-  <w:abstractNum w:abstractNumId="1" w15:restartNumberingAfterBreak="0">
-    <w:nsid w:val="199D5F77"/>
-    <w:multiLevelType w:val="multilevel"/>
-    <w:tmpl w:val="40B263B6"/>
+    <w:tmpl w:val="ADECBF78"/>
     <w:lvl w:ilvl="0">
       <w:start w:val="1"/>
       <w:numFmt w:val="bullet"/>
@@ -17014,7 +17647,269 @@
       </w:rPr>
     </w:lvl>
   </w:abstractNum>
+  <w:abstractNum w:abstractNumId="1" w15:restartNumberingAfterBreak="0">
+    <w:nsid w:val="09D55031"/>
+    <w:multiLevelType w:val="multilevel"/>
+    <w:tmpl w:val="AA0E7B7A"/>
+    <w:lvl w:ilvl="0">
+      <w:start w:val="1"/>
+      <w:numFmt w:val="decimal"/>
+      <w:lvlText w:val="%1."/>
+      <w:lvlJc w:val="left"/>
+      <w:pPr>
+        <w:ind w:left="720" w:hanging="360"/>
+      </w:pPr>
+      <w:rPr>
+        <w:u w:val="none"/>
+      </w:rPr>
+    </w:lvl>
+    <w:lvl w:ilvl="1">
+      <w:start w:val="1"/>
+      <w:numFmt w:val="lowerLetter"/>
+      <w:lvlText w:val="%2."/>
+      <w:lvlJc w:val="left"/>
+      <w:pPr>
+        <w:ind w:left="1440" w:hanging="360"/>
+      </w:pPr>
+      <w:rPr>
+        <w:u w:val="none"/>
+      </w:rPr>
+    </w:lvl>
+    <w:lvl w:ilvl="2">
+      <w:start w:val="1"/>
+      <w:numFmt w:val="lowerRoman"/>
+      <w:lvlText w:val="%3."/>
+      <w:lvlJc w:val="right"/>
+      <w:pPr>
+        <w:ind w:left="2160" w:hanging="360"/>
+      </w:pPr>
+      <w:rPr>
+        <w:u w:val="none"/>
+      </w:rPr>
+    </w:lvl>
+    <w:lvl w:ilvl="3">
+      <w:start w:val="1"/>
+      <w:numFmt w:val="decimal"/>
+      <w:lvlText w:val="%4."/>
+      <w:lvlJc w:val="left"/>
+      <w:pPr>
+        <w:ind w:left="2880" w:hanging="360"/>
+      </w:pPr>
+      <w:rPr>
+        <w:u w:val="none"/>
+      </w:rPr>
+    </w:lvl>
+    <w:lvl w:ilvl="4">
+      <w:start w:val="1"/>
+      <w:numFmt w:val="lowerLetter"/>
+      <w:lvlText w:val="%5."/>
+      <w:lvlJc w:val="left"/>
+      <w:pPr>
+        <w:ind w:left="3600" w:hanging="360"/>
+      </w:pPr>
+      <w:rPr>
+        <w:u w:val="none"/>
+      </w:rPr>
+    </w:lvl>
+    <w:lvl w:ilvl="5">
+      <w:start w:val="1"/>
+      <w:numFmt w:val="lowerRoman"/>
+      <w:lvlText w:val="%6."/>
+      <w:lvlJc w:val="right"/>
+      <w:pPr>
+        <w:ind w:left="4320" w:hanging="360"/>
+      </w:pPr>
+      <w:rPr>
+        <w:u w:val="none"/>
+      </w:rPr>
+    </w:lvl>
+    <w:lvl w:ilvl="6">
+      <w:start w:val="1"/>
+      <w:numFmt w:val="decimal"/>
+      <w:lvlText w:val="%7."/>
+      <w:lvlJc w:val="left"/>
+      <w:pPr>
+        <w:ind w:left="5040" w:hanging="360"/>
+      </w:pPr>
+      <w:rPr>
+        <w:u w:val="none"/>
+      </w:rPr>
+    </w:lvl>
+    <w:lvl w:ilvl="7">
+      <w:start w:val="1"/>
+      <w:numFmt w:val="lowerLetter"/>
+      <w:lvlText w:val="%8."/>
+      <w:lvlJc w:val="left"/>
+      <w:pPr>
+        <w:ind w:left="5760" w:hanging="360"/>
+      </w:pPr>
+      <w:rPr>
+        <w:u w:val="none"/>
+      </w:rPr>
+    </w:lvl>
+    <w:lvl w:ilvl="8">
+      <w:start w:val="1"/>
+      <w:numFmt w:val="lowerRoman"/>
+      <w:lvlText w:val="%9."/>
+      <w:lvlJc w:val="right"/>
+      <w:pPr>
+        <w:ind w:left="6480" w:hanging="360"/>
+      </w:pPr>
+      <w:rPr>
+        <w:u w:val="none"/>
+      </w:rPr>
+    </w:lvl>
+  </w:abstractNum>
   <w:abstractNum w:abstractNumId="2" w15:restartNumberingAfterBreak="0">
+    <w:nsid w:val="199D5F77"/>
+    <w:multiLevelType w:val="multilevel"/>
+    <w:tmpl w:val="40B263B6"/>
+    <w:lvl w:ilvl="0">
+      <w:start w:val="1"/>
+      <w:numFmt w:val="bullet"/>
+      <w:lvlText w:val=""/>
+      <w:lvlJc w:val="left"/>
+      <w:pPr>
+        <w:tabs>
+          <w:tab w:val="num" w:pos="720"/>
+        </w:tabs>
+        <w:ind w:left="720" w:hanging="360"/>
+      </w:pPr>
+      <w:rPr>
+        <w:rFonts w:ascii="Symbol" w:hAnsi="Symbol" w:hint="default"/>
+        <w:sz w:val="20"/>
+      </w:rPr>
+    </w:lvl>
+    <w:lvl w:ilvl="1" w:tentative="1">
+      <w:start w:val="1"/>
+      <w:numFmt w:val="bullet"/>
+      <w:lvlText w:val="o"/>
+      <w:lvlJc w:val="left"/>
+      <w:pPr>
+        <w:tabs>
+          <w:tab w:val="num" w:pos="1440"/>
+        </w:tabs>
+        <w:ind w:left="1440" w:hanging="360"/>
+      </w:pPr>
+      <w:rPr>
+        <w:rFonts w:ascii="Courier New" w:hAnsi="Courier New" w:hint="default"/>
+        <w:sz w:val="20"/>
+      </w:rPr>
+    </w:lvl>
+    <w:lvl w:ilvl="2" w:tentative="1">
+      <w:start w:val="1"/>
+      <w:numFmt w:val="bullet"/>
+      <w:lvlText w:val=""/>
+      <w:lvlJc w:val="left"/>
+      <w:pPr>
+        <w:tabs>
+          <w:tab w:val="num" w:pos="2160"/>
+        </w:tabs>
+        <w:ind w:left="2160" w:hanging="360"/>
+      </w:pPr>
+      <w:rPr>
+        <w:rFonts w:ascii="Wingdings" w:hAnsi="Wingdings" w:hint="default"/>
+        <w:sz w:val="20"/>
+      </w:rPr>
+    </w:lvl>
+    <w:lvl w:ilvl="3" w:tentative="1">
+      <w:start w:val="1"/>
+      <w:numFmt w:val="bullet"/>
+      <w:lvlText w:val=""/>
+      <w:lvlJc w:val="left"/>
+      <w:pPr>
+        <w:tabs>
+          <w:tab w:val="num" w:pos="2880"/>
+        </w:tabs>
+        <w:ind w:left="2880" w:hanging="360"/>
+      </w:pPr>
+      <w:rPr>
+        <w:rFonts w:ascii="Wingdings" w:hAnsi="Wingdings" w:hint="default"/>
+        <w:sz w:val="20"/>
+      </w:rPr>
+    </w:lvl>
+    <w:lvl w:ilvl="4" w:tentative="1">
+      <w:start w:val="1"/>
+      <w:numFmt w:val="bullet"/>
+      <w:lvlText w:val=""/>
+      <w:lvlJc w:val="left"/>
+      <w:pPr>
+        <w:tabs>
+          <w:tab w:val="num" w:pos="3600"/>
+        </w:tabs>
+        <w:ind w:left="3600" w:hanging="360"/>
+      </w:pPr>
+      <w:rPr>
+        <w:rFonts w:ascii="Wingdings" w:hAnsi="Wingdings" w:hint="default"/>
+        <w:sz w:val="20"/>
+      </w:rPr>
+    </w:lvl>
+    <w:lvl w:ilvl="5" w:tentative="1">
+      <w:start w:val="1"/>
+      <w:numFmt w:val="bullet"/>
+      <w:lvlText w:val=""/>
+      <w:lvlJc w:val="left"/>
+      <w:pPr>
+        <w:tabs>
+          <w:tab w:val="num" w:pos="4320"/>
+        </w:tabs>
+        <w:ind w:left="4320" w:hanging="360"/>
+      </w:pPr>
+      <w:rPr>
+        <w:rFonts w:ascii="Wingdings" w:hAnsi="Wingdings" w:hint="default"/>
+        <w:sz w:val="20"/>
+      </w:rPr>
+    </w:lvl>
+    <w:lvl w:ilvl="6" w:tentative="1">
+      <w:start w:val="1"/>
+      <w:numFmt w:val="bullet"/>
+      <w:lvlText w:val=""/>
+      <w:lvlJc w:val="left"/>
+      <w:pPr>
+        <w:tabs>
+          <w:tab w:val="num" w:pos="5040"/>
+        </w:tabs>
+        <w:ind w:left="5040" w:hanging="360"/>
+      </w:pPr>
+      <w:rPr>
+        <w:rFonts w:ascii="Wingdings" w:hAnsi="Wingdings" w:hint="default"/>
+        <w:sz w:val="20"/>
+      </w:rPr>
+    </w:lvl>
+    <w:lvl w:ilvl="7" w:tentative="1">
+      <w:start w:val="1"/>
+      <w:numFmt w:val="bullet"/>
+      <w:lvlText w:val=""/>
+      <w:lvlJc w:val="left"/>
+      <w:pPr>
+        <w:tabs>
+          <w:tab w:val="num" w:pos="5760"/>
+        </w:tabs>
+        <w:ind w:left="5760" w:hanging="360"/>
+      </w:pPr>
+      <w:rPr>
+        <w:rFonts w:ascii="Wingdings" w:hAnsi="Wingdings" w:hint="default"/>
+        <w:sz w:val="20"/>
+      </w:rPr>
+    </w:lvl>
+    <w:lvl w:ilvl="8" w:tentative="1">
+      <w:start w:val="1"/>
+      <w:numFmt w:val="bullet"/>
+      <w:lvlText w:val=""/>
+      <w:lvlJc w:val="left"/>
+      <w:pPr>
+        <w:tabs>
+          <w:tab w:val="num" w:pos="6480"/>
+        </w:tabs>
+        <w:ind w:left="6480" w:hanging="360"/>
+      </w:pPr>
+      <w:rPr>
+        <w:rFonts w:ascii="Wingdings" w:hAnsi="Wingdings" w:hint="default"/>
+        <w:sz w:val="20"/>
+      </w:rPr>
+    </w:lvl>
+  </w:abstractNum>
+  <w:abstractNum w:abstractNumId="3" w15:restartNumberingAfterBreak="0">
     <w:nsid w:val="1A3D442A"/>
     <w:multiLevelType w:val="hybridMultilevel"/>
     <w:tmpl w:val="71DA1C78"/>
@@ -17103,7 +17998,7 @@
       </w:pPr>
     </w:lvl>
   </w:abstractNum>
-  <w:abstractNum w:abstractNumId="3" w15:restartNumberingAfterBreak="0">
+  <w:abstractNum w:abstractNumId="4" w15:restartNumberingAfterBreak="0">
     <w:nsid w:val="216E371E"/>
     <w:multiLevelType w:val="hybridMultilevel"/>
     <w:tmpl w:val="CF1052F8"/>
@@ -17216,7 +18111,7 @@
       </w:rPr>
     </w:lvl>
   </w:abstractNum>
-  <w:abstractNum w:abstractNumId="4" w15:restartNumberingAfterBreak="0">
+  <w:abstractNum w:abstractNumId="5" w15:restartNumberingAfterBreak="0">
     <w:nsid w:val="271E605B"/>
     <w:multiLevelType w:val="hybridMultilevel"/>
     <w:tmpl w:val="F4CE2410"/>
@@ -17305,7 +18200,7 @@
       </w:pPr>
     </w:lvl>
   </w:abstractNum>
-  <w:abstractNum w:abstractNumId="5" w15:restartNumberingAfterBreak="0">
+  <w:abstractNum w:abstractNumId="6" w15:restartNumberingAfterBreak="0">
     <w:nsid w:val="2AEA0F2F"/>
     <w:multiLevelType w:val="hybridMultilevel"/>
     <w:tmpl w:val="CCF2E2DE"/>
@@ -17397,7 +18292,7 @@
       </w:pPr>
     </w:lvl>
   </w:abstractNum>
-  <w:abstractNum w:abstractNumId="6" w15:restartNumberingAfterBreak="0">
+  <w:abstractNum w:abstractNumId="7" w15:restartNumberingAfterBreak="0">
     <w:nsid w:val="2EB33D4E"/>
     <w:multiLevelType w:val="multilevel"/>
     <w:tmpl w:val="57FCF52C"/>
@@ -17546,7 +18441,7 @@
       </w:rPr>
     </w:lvl>
   </w:abstractNum>
-  <w:abstractNum w:abstractNumId="7" w15:restartNumberingAfterBreak="0">
+  <w:abstractNum w:abstractNumId="8" w15:restartNumberingAfterBreak="0">
     <w:nsid w:val="34567B12"/>
     <w:multiLevelType w:val="hybridMultilevel"/>
     <w:tmpl w:val="137A7522"/>
@@ -17659,7 +18554,7 @@
       </w:rPr>
     </w:lvl>
   </w:abstractNum>
-  <w:abstractNum w:abstractNumId="8" w15:restartNumberingAfterBreak="0">
+  <w:abstractNum w:abstractNumId="9" w15:restartNumberingAfterBreak="0">
     <w:nsid w:val="36AB77D9"/>
     <w:multiLevelType w:val="multilevel"/>
     <w:tmpl w:val="AA0E7B7A"/>
@@ -17772,7 +18667,7 @@
       </w:rPr>
     </w:lvl>
   </w:abstractNum>
-  <w:abstractNum w:abstractNumId="9" w15:restartNumberingAfterBreak="0">
+  <w:abstractNum w:abstractNumId="10" w15:restartNumberingAfterBreak="0">
     <w:nsid w:val="3A2F4F54"/>
     <w:multiLevelType w:val="multilevel"/>
     <w:tmpl w:val="AA0E7B7A"/>
@@ -17885,7 +18780,7 @@
       </w:rPr>
     </w:lvl>
   </w:abstractNum>
-  <w:abstractNum w:abstractNumId="10" w15:restartNumberingAfterBreak="0">
+  <w:abstractNum w:abstractNumId="11" w15:restartNumberingAfterBreak="0">
     <w:nsid w:val="3D843FB4"/>
     <w:multiLevelType w:val="hybridMultilevel"/>
     <w:tmpl w:val="B10238A8"/>
@@ -17974,7 +18869,7 @@
       </w:pPr>
     </w:lvl>
   </w:abstractNum>
-  <w:abstractNum w:abstractNumId="11" w15:restartNumberingAfterBreak="0">
+  <w:abstractNum w:abstractNumId="12" w15:restartNumberingAfterBreak="0">
     <w:nsid w:val="523638DD"/>
     <w:multiLevelType w:val="multilevel"/>
     <w:tmpl w:val="9168C832"/>
@@ -18087,7 +18982,7 @@
       </w:rPr>
     </w:lvl>
   </w:abstractNum>
-  <w:abstractNum w:abstractNumId="12" w15:restartNumberingAfterBreak="0">
+  <w:abstractNum w:abstractNumId="13" w15:restartNumberingAfterBreak="0">
     <w:nsid w:val="5740031E"/>
     <w:multiLevelType w:val="multilevel"/>
     <w:tmpl w:val="7A9C2D64"/>
@@ -18236,7 +19131,7 @@
       </w:rPr>
     </w:lvl>
   </w:abstractNum>
-  <w:abstractNum w:abstractNumId="13" w15:restartNumberingAfterBreak="0">
+  <w:abstractNum w:abstractNumId="14" w15:restartNumberingAfterBreak="0">
     <w:nsid w:val="57FC2E9A"/>
     <w:multiLevelType w:val="multilevel"/>
     <w:tmpl w:val="FD7C3E28"/>
@@ -18385,7 +19280,7 @@
       </w:rPr>
     </w:lvl>
   </w:abstractNum>
-  <w:abstractNum w:abstractNumId="14" w15:restartNumberingAfterBreak="0">
+  <w:abstractNum w:abstractNumId="15" w15:restartNumberingAfterBreak="0">
     <w:nsid w:val="5F626C4E"/>
     <w:multiLevelType w:val="hybridMultilevel"/>
     <w:tmpl w:val="55400F90"/>
@@ -18498,7 +19393,7 @@
       </w:rPr>
     </w:lvl>
   </w:abstractNum>
-  <w:abstractNum w:abstractNumId="15" w15:restartNumberingAfterBreak="0">
+  <w:abstractNum w:abstractNumId="16" w15:restartNumberingAfterBreak="0">
     <w:nsid w:val="646F44FB"/>
     <w:multiLevelType w:val="hybridMultilevel"/>
     <w:tmpl w:val="492CAB8E"/>
@@ -18587,7 +19482,7 @@
       </w:pPr>
     </w:lvl>
   </w:abstractNum>
-  <w:abstractNum w:abstractNumId="16" w15:restartNumberingAfterBreak="0">
+  <w:abstractNum w:abstractNumId="17" w15:restartNumberingAfterBreak="0">
     <w:nsid w:val="75F1754E"/>
     <w:multiLevelType w:val="multilevel"/>
     <w:tmpl w:val="FD3C85B2"/>
@@ -18700,7 +19595,7 @@
       </w:rPr>
     </w:lvl>
   </w:abstractNum>
-  <w:abstractNum w:abstractNumId="17" w15:restartNumberingAfterBreak="0">
+  <w:abstractNum w:abstractNumId="18" w15:restartNumberingAfterBreak="0">
     <w:nsid w:val="7A7C306F"/>
     <w:multiLevelType w:val="hybridMultilevel"/>
     <w:tmpl w:val="5E4CDEB6"/>
@@ -18814,58 +19709,61 @@
     </w:lvl>
   </w:abstractNum>
   <w:num w:numId="1" w16cid:durableId="131414248">
+    <w:abstractNumId w:val="9"/>
+  </w:num>
+  <w:num w:numId="2" w16cid:durableId="814906640">
+    <w:abstractNumId w:val="1"/>
+  </w:num>
+  <w:num w:numId="3" w16cid:durableId="2111536736">
+    <w:abstractNumId w:val="10"/>
+  </w:num>
+  <w:num w:numId="4" w16cid:durableId="1728381323">
+    <w:abstractNumId w:val="12"/>
+  </w:num>
+  <w:num w:numId="5" w16cid:durableId="1786461090">
+    <w:abstractNumId w:val="17"/>
+  </w:num>
+  <w:num w:numId="6" w16cid:durableId="1660844561">
+    <w:abstractNumId w:val="4"/>
+  </w:num>
+  <w:num w:numId="7" w16cid:durableId="313606760">
+    <w:abstractNumId w:val="15"/>
+  </w:num>
+  <w:num w:numId="8" w16cid:durableId="925771832">
+    <w:abstractNumId w:val="3"/>
+  </w:num>
+  <w:num w:numId="9" w16cid:durableId="375739023">
     <w:abstractNumId w:val="8"/>
   </w:num>
-  <w:num w:numId="2" w16cid:durableId="814906640">
-    <w:abstractNumId w:val="0"/>
+  <w:num w:numId="10" w16cid:durableId="1649674711">
+    <w:abstractNumId w:val="13"/>
   </w:num>
-  <w:num w:numId="3" w16cid:durableId="2111536736">
-    <w:abstractNumId w:val="9"/>
+  <w:num w:numId="11" w16cid:durableId="1815560767">
+    <w:abstractNumId w:val="6"/>
   </w:num>
-  <w:num w:numId="4" w16cid:durableId="1728381323">
+  <w:num w:numId="12" w16cid:durableId="650327033">
+    <w:abstractNumId w:val="7"/>
+  </w:num>
+  <w:num w:numId="13" w16cid:durableId="44375164">
+    <w:abstractNumId w:val="14"/>
+  </w:num>
+  <w:num w:numId="14" w16cid:durableId="503516439">
     <w:abstractNumId w:val="11"/>
   </w:num>
-  <w:num w:numId="5" w16cid:durableId="1786461090">
+  <w:num w:numId="15" w16cid:durableId="547227017">
+    <w:abstractNumId w:val="5"/>
+  </w:num>
+  <w:num w:numId="16" w16cid:durableId="1831292463">
+    <w:abstractNumId w:val="2"/>
+  </w:num>
+  <w:num w:numId="17" w16cid:durableId="1571891193">
     <w:abstractNumId w:val="16"/>
   </w:num>
-  <w:num w:numId="6" w16cid:durableId="1660844561">
-    <w:abstractNumId w:val="3"/>
+  <w:num w:numId="18" w16cid:durableId="886187209">
+    <w:abstractNumId w:val="18"/>
   </w:num>
-  <w:num w:numId="7" w16cid:durableId="313606760">
-    <w:abstractNumId w:val="14"/>
-  </w:num>
-  <w:num w:numId="8" w16cid:durableId="925771832">
-    <w:abstractNumId w:val="2"/>
-  </w:num>
-  <w:num w:numId="9" w16cid:durableId="375739023">
-    <w:abstractNumId w:val="7"/>
-  </w:num>
-  <w:num w:numId="10" w16cid:durableId="1649674711">
-    <w:abstractNumId w:val="12"/>
-  </w:num>
-  <w:num w:numId="11" w16cid:durableId="1815560767">
-    <w:abstractNumId w:val="5"/>
-  </w:num>
-  <w:num w:numId="12" w16cid:durableId="650327033">
-    <w:abstractNumId w:val="6"/>
-  </w:num>
-  <w:num w:numId="13" w16cid:durableId="44375164">
-    <w:abstractNumId w:val="13"/>
-  </w:num>
-  <w:num w:numId="14" w16cid:durableId="503516439">
-    <w:abstractNumId w:val="10"/>
-  </w:num>
-  <w:num w:numId="15" w16cid:durableId="547227017">
-    <w:abstractNumId w:val="4"/>
-  </w:num>
-  <w:num w:numId="16" w16cid:durableId="1831292463">
-    <w:abstractNumId w:val="1"/>
-  </w:num>
-  <w:num w:numId="17" w16cid:durableId="1571891193">
-    <w:abstractNumId w:val="15"/>
-  </w:num>
-  <w:num w:numId="18" w16cid:durableId="886187209">
-    <w:abstractNumId w:val="17"/>
+  <w:num w:numId="19" w16cid:durableId="1780562043">
+    <w:abstractNumId w:val="0"/>
   </w:num>
 </w:numbering>
 </file>
@@ -19830,6 +20728,16 @@
       <w:szCs w:val="24"/>
     </w:rPr>
   </w:style>
+  <w:style w:type="character" w:styleId="PlaceholderText">
+    <w:name w:val="Placeholder Text"/>
+    <w:basedOn w:val="DefaultParagraphFont"/>
+    <w:uiPriority w:val="99"/>
+    <w:semiHidden/>
+    <w:rsid w:val="0036401E"/>
+    <w:rPr>
+      <w:color w:val="666666"/>
+    </w:rPr>
+  </w:style>
 </w:styles>
 </file>
 
